--- a/TS Jatai Ghanam Project/TS 4.6/TS 4.6 Ghanam Malayalam Corrections.docx
+++ b/TS Jatai Ghanam Project/TS 4.6/TS 4.6 Ghanam Malayalam Corrections.docx
@@ -1,6 +1,6 @@
 
 <file path=word/document.xml><?xml version="1.0" encoding="utf-8"?>
-<w:document xmlns:wpc="http://schemas.microsoft.com/office/word/2010/wordprocessingCanvas" xmlns:cx="http://schemas.microsoft.com/office/drawing/2014/chartex" xmlns:cx1="http://schemas.microsoft.com/office/drawing/2015/9/8/chartex" xmlns:cx2="http://schemas.microsoft.com/office/drawing/2015/10/21/chartex" xmlns:cx3="http://schemas.microsoft.com/office/drawing/2016/5/9/chartex" xmlns:cx4="http://schemas.microsoft.com/office/drawing/2016/5/10/chartex" xmlns:cx5="http://schemas.microsoft.com/office/drawing/2016/5/11/chartex" xmlns:cx6="http://schemas.microsoft.com/office/drawing/2016/5/12/chartex" xmlns:cx7="http://schemas.microsoft.com/office/drawing/2016/5/13/chartex" xmlns:cx8="http://schemas.microsoft.com/office/drawing/2016/5/14/chartex" xmlns:mc="http://schemas.openxmlformats.org/markup-compatibility/2006" xmlns:aink="http://schemas.microsoft.com/office/drawing/2016/ink" xmlns:am3d="http://schemas.microsoft.com/office/drawing/2017/model3d" xmlns:o="urn:schemas-microsoft-com:office:office" xmlns:oel="http://schemas.microsoft.com/office/2019/extlst" xmlns:r="http://schemas.openxmlformats.org/officeDocument/2006/relationships" xmlns:m="http://schemas.openxmlformats.org/officeDocument/2006/math" xmlns:v="urn:schemas-microsoft-com:vml" xmlns:wp14="http://schemas.microsoft.com/office/word/2010/wordprocessingDrawing" xmlns:wp="http://schemas.openxmlformats.org/drawingml/2006/wordprocessingDrawing" xmlns:w10="urn:schemas-microsoft-com:office:word" xmlns:w="http://schemas.openxmlformats.org/wordprocessingml/2006/main" xmlns:w14="http://schemas.microsoft.com/office/word/2010/wordml" xmlns:w15="http://schemas.microsoft.com/office/word/2012/wordml" xmlns:w16cex="http://schemas.microsoft.com/office/word/2018/wordml/cex" xmlns:w16cid="http://schemas.microsoft.com/office/word/2016/wordml/cid" xmlns:w16="http://schemas.microsoft.com/office/word/2018/wordml" xmlns:w16du="http://schemas.microsoft.com/office/word/2023/wordml/word16du" xmlns:w16sdtdh="http://schemas.microsoft.com/office/word/2020/wordml/sdtdatahash" xmlns:w16se="http://schemas.microsoft.com/office/word/2015/wordml/symex" xmlns:wpg="http://schemas.microsoft.com/office/word/2010/wordprocessingGroup" xmlns:wpi="http://schemas.microsoft.com/office/word/2010/wordprocessingInk" xmlns:wne="http://schemas.microsoft.com/office/word/2006/wordml" xmlns:wps="http://schemas.microsoft.com/office/word/2010/wordprocessingShape" mc:Ignorable="w14 w15 w16se w16cid w16 w16cex w16sdtdh w16du wp14">
+<w:document xmlns:wpc="http://schemas.microsoft.com/office/word/2010/wordprocessingCanvas" xmlns:cx="http://schemas.microsoft.com/office/drawing/2014/chartex" xmlns:cx1="http://schemas.microsoft.com/office/drawing/2015/9/8/chartex" xmlns:cx2="http://schemas.microsoft.com/office/drawing/2015/10/21/chartex" xmlns:cx3="http://schemas.microsoft.com/office/drawing/2016/5/9/chartex" xmlns:cx4="http://schemas.microsoft.com/office/drawing/2016/5/10/chartex" xmlns:cx5="http://schemas.microsoft.com/office/drawing/2016/5/11/chartex" xmlns:cx6="http://schemas.microsoft.com/office/drawing/2016/5/12/chartex" xmlns:cx7="http://schemas.microsoft.com/office/drawing/2016/5/13/chartex" xmlns:cx8="http://schemas.microsoft.com/office/drawing/2016/5/14/chartex" xmlns:mc="http://schemas.openxmlformats.org/markup-compatibility/2006" xmlns:aink="http://schemas.microsoft.com/office/drawing/2016/ink" xmlns:am3d="http://schemas.microsoft.com/office/drawing/2017/model3d" xmlns:o="urn:schemas-microsoft-com:office:office" xmlns:oel="http://schemas.microsoft.com/office/2019/extlst" xmlns:r="http://schemas.openxmlformats.org/officeDocument/2006/relationships" xmlns:m="http://schemas.openxmlformats.org/officeDocument/2006/math" xmlns:v="urn:schemas-microsoft-com:vml" xmlns:wp14="http://schemas.microsoft.com/office/word/2010/wordprocessingDrawing" xmlns:wp="http://schemas.openxmlformats.org/drawingml/2006/wordprocessingDrawing" xmlns:w10="urn:schemas-microsoft-com:office:word" xmlns:w="http://schemas.openxmlformats.org/wordprocessingml/2006/main" xmlns:w14="http://schemas.microsoft.com/office/word/2010/wordml" xmlns:w15="http://schemas.microsoft.com/office/word/2012/wordml" xmlns:w16cex="http://schemas.microsoft.com/office/word/2018/wordml/cex" xmlns:w16cid="http://schemas.microsoft.com/office/word/2016/wordml/cid" xmlns:w16="http://schemas.microsoft.com/office/word/2018/wordml" xmlns:w16du="http://schemas.microsoft.com/office/word/2023/wordml/word16du" xmlns:w16sdtdh="http://schemas.microsoft.com/office/word/2020/wordml/sdtdatahash" xmlns:w16sdtfl="http://schemas.microsoft.com/office/word/2024/wordml/sdtformatlock" xmlns:w16se="http://schemas.microsoft.com/office/word/2015/wordml/symex" xmlns:wpg="http://schemas.microsoft.com/office/word/2010/wordprocessingGroup" xmlns:wpi="http://schemas.microsoft.com/office/word/2010/wordprocessingInk" xmlns:wne="http://schemas.microsoft.com/office/word/2006/wordml" xmlns:wps="http://schemas.microsoft.com/office/word/2010/wordprocessingShape" mc:Ignorable="w14 w15 w16se w16cid w16 w16cex w16sdtdh w16sdtfl w16du wp14">
   <w:body>
     <w:p>
       <w:pPr>
@@ -24,6 +24,7223 @@
         </w:rPr>
         <w:t xml:space="preserve">TS </w:t>
       </w:r>
+      <w:r>
+        <w:rPr>
+          <w:b/>
+          <w:bCs/>
+          <w:sz w:val="32"/>
+          <w:szCs w:val="32"/>
+          <w:u w:val="single"/>
+        </w:rPr>
+        <w:t xml:space="preserve">Ghanam </w:t>
+      </w:r>
+      <w:r>
+        <w:rPr>
+          <w:b/>
+          <w:bCs/>
+          <w:sz w:val="32"/>
+          <w:szCs w:val="32"/>
+          <w:u w:val="single"/>
+        </w:rPr>
+        <w:t xml:space="preserve"> </w:t>
+      </w:r>
+      <w:r>
+        <w:rPr>
+          <w:b/>
+          <w:bCs/>
+          <w:sz w:val="32"/>
+          <w:szCs w:val="32"/>
+          <w:u w:val="single"/>
+        </w:rPr>
+        <w:t xml:space="preserve">– TS </w:t>
+      </w:r>
+      <w:r>
+        <w:rPr>
+          <w:b/>
+          <w:bCs/>
+          <w:sz w:val="32"/>
+          <w:szCs w:val="32"/>
+          <w:u w:val="single"/>
+        </w:rPr>
+        <w:t>4.6</w:t>
+      </w:r>
+      <w:r>
+        <w:rPr>
+          <w:b/>
+          <w:bCs/>
+          <w:sz w:val="32"/>
+          <w:szCs w:val="32"/>
+          <w:u w:val="single"/>
+        </w:rPr>
+        <w:t xml:space="preserve"> </w:t>
+      </w:r>
+      <w:r>
+        <w:rPr>
+          <w:b/>
+          <w:bCs/>
+          <w:sz w:val="32"/>
+          <w:szCs w:val="32"/>
+          <w:u w:val="single"/>
+        </w:rPr>
+        <w:t>Malayalam</w:t>
+      </w:r>
+      <w:r>
+        <w:rPr>
+          <w:b/>
+          <w:bCs/>
+          <w:sz w:val="32"/>
+          <w:szCs w:val="32"/>
+          <w:u w:val="single"/>
+        </w:rPr>
+        <w:t xml:space="preserve"> Corrections –</w:t>
+      </w:r>
+      <w:r>
+        <w:rPr>
+          <w:b/>
+          <w:bCs/>
+          <w:sz w:val="32"/>
+          <w:szCs w:val="32"/>
+          <w:u w:val="single"/>
+        </w:rPr>
+        <w:t xml:space="preserve"> </w:t>
+      </w:r>
+      <w:r>
+        <w:rPr>
+          <w:b/>
+          <w:bCs/>
+          <w:sz w:val="32"/>
+          <w:szCs w:val="32"/>
+          <w:u w:val="single"/>
+        </w:rPr>
+        <w:t xml:space="preserve">Observed till </w:t>
+      </w:r>
+      <w:r>
+        <w:rPr>
+          <w:b/>
+          <w:bCs/>
+          <w:sz w:val="32"/>
+          <w:szCs w:val="32"/>
+          <w:u w:val="single"/>
+        </w:rPr>
+        <w:t>31st Oct 2026</w:t>
+      </w:r>
+    </w:p>
+    <w:p>
+      <w:pPr>
+        <w:spacing w:before="0" w:line="240" w:lineRule="auto"/>
+        <w:jc w:val="center"/>
+        <w:rPr>
+          <w:b/>
+          <w:bCs/>
+          <w:sz w:val="28"/>
+          <w:szCs w:val="32"/>
+        </w:rPr>
+      </w:pPr>
+      <w:r>
+        <w:rPr>
+          <w:b/>
+          <w:bCs/>
+          <w:sz w:val="28"/>
+          <w:szCs w:val="32"/>
+        </w:rPr>
+        <w:t>(ignore those which are already incorporated in your book’s version and date)</w:t>
+      </w:r>
+    </w:p>
+    <w:tbl>
+      <w:tblPr>
+        <w:tblW w:w="14537" w:type="dxa"/>
+        <w:tblInd w:w="-792" w:type="dxa"/>
+        <w:tblBorders>
+          <w:top w:val="single" w:sz="4" w:space="0" w:color="000000"/>
+          <w:left w:val="single" w:sz="4" w:space="0" w:color="000000"/>
+          <w:bottom w:val="single" w:sz="4" w:space="0" w:color="000000"/>
+          <w:right w:val="single" w:sz="4" w:space="0" w:color="000000"/>
+          <w:insideH w:val="single" w:sz="4" w:space="0" w:color="000000"/>
+          <w:insideV w:val="single" w:sz="4" w:space="0" w:color="000000"/>
+        </w:tblBorders>
+        <w:tblLook w:val="04A0" w:firstRow="1" w:lastRow="0" w:firstColumn="1" w:lastColumn="0" w:noHBand="0" w:noVBand="1"/>
+      </w:tblPr>
+      <w:tblGrid>
+        <w:gridCol w:w="7166"/>
+        <w:gridCol w:w="7371"/>
+      </w:tblGrid>
+      <w:tr>
+        <w:tc>
+          <w:tcPr>
+            <w:tcW w:w="7166" w:type="dxa"/>
+          </w:tcPr>
+          <w:p>
+            <w:pPr>
+              <w:spacing w:before="0" w:line="240" w:lineRule="auto"/>
+              <w:jc w:val="center"/>
+              <w:rPr>
+                <w:b/>
+                <w:sz w:val="32"/>
+                <w:szCs w:val="32"/>
+              </w:rPr>
+            </w:pPr>
+            <w:r>
+              <w:rPr>
+                <w:b/>
+                <w:sz w:val="32"/>
+                <w:szCs w:val="32"/>
+              </w:rPr>
+              <w:t>As Printed</w:t>
+            </w:r>
+          </w:p>
+        </w:tc>
+        <w:tc>
+          <w:tcPr>
+            <w:tcW w:w="7371" w:type="dxa"/>
+          </w:tcPr>
+          <w:p>
+            <w:pPr>
+              <w:spacing w:before="0" w:line="240" w:lineRule="auto"/>
+              <w:ind w:right="-18"/>
+              <w:jc w:val="center"/>
+              <w:rPr>
+                <w:b/>
+                <w:sz w:val="32"/>
+                <w:szCs w:val="32"/>
+              </w:rPr>
+            </w:pPr>
+            <w:r>
+              <w:rPr>
+                <w:b/>
+                <w:sz w:val="32"/>
+                <w:szCs w:val="32"/>
+              </w:rPr>
+              <w:t>To be read as or corrected as</w:t>
+            </w:r>
+            <w:r>
+              <w:rPr>
+                <w:b/>
+                <w:sz w:val="32"/>
+                <w:szCs w:val="32"/>
+              </w:rPr>
+              <w:t xml:space="preserve"> </w:t>
+            </w:r>
+          </w:p>
+        </w:tc>
+      </w:tr>
+      <w:tr>
+        <w:trPr>
+          <w:trHeight w:val="3039"/>
+        </w:trPr>
+        <w:tc>
+          <w:tcPr>
+            <w:tcW w:w="7166" w:type="dxa"/>
+            <w:tcBorders>
+              <w:top w:val="single" w:sz="4" w:space="0" w:color="000000"/>
+              <w:left w:val="single" w:sz="4" w:space="0" w:color="000000"/>
+              <w:bottom w:val="single" w:sz="4" w:space="0" w:color="000000"/>
+              <w:right w:val="single" w:sz="4" w:space="0" w:color="000000"/>
+            </w:tcBorders>
+          </w:tcPr>
+          <w:p>
+            <w:pPr>
+              <w:widowControl w:val="0"/>
+              <w:autoSpaceDE w:val="0"/>
+              <w:autoSpaceDN w:val="0"/>
+              <w:adjustRightInd w:val="0"/>
+              <w:spacing w:line="240" w:lineRule="auto"/>
+              <w:rPr>
+                <w:rFonts w:ascii="BRH Malayalam Extra" w:hAnsi="BRH Malayalam Extra" w:cs="BRH Malayalam Extra"/>
+                <w:color w:val="000000"/>
+                <w:sz w:val="32"/>
+                <w:szCs w:val="32"/>
+              </w:rPr>
+            </w:pPr>
+            <w:r>
+              <w:rPr>
+                <w:rFonts w:ascii="BRH Malayalam Extra" w:hAnsi="BRH Malayalam Extra" w:cs="BRH Malayalam Extra"/>
+                <w:color w:val="000000"/>
+                <w:sz w:val="32"/>
+                <w:szCs w:val="32"/>
+              </w:rPr>
+              <w:t>(</w:t>
+            </w:r>
+            <w:proofErr w:type="gramStart"/>
+            <w:r>
+              <w:rPr>
+                <w:rFonts w:cs="BRH Malayalam Extra"/>
+                <w:color w:val="000000"/>
+                <w:szCs w:val="32"/>
+              </w:rPr>
+              <w:t>4</w:t>
+            </w:r>
+            <w:r>
+              <w:rPr>
+                <w:rFonts w:ascii="BRH Malayalam Extra" w:hAnsi="BRH Malayalam Extra" w:cs="BRH Malayalam Extra"/>
+                <w:color w:val="000000"/>
+                <w:sz w:val="32"/>
+                <w:szCs w:val="32"/>
+              </w:rPr>
+              <w:t>)</w:t>
+            </w:r>
+            <w:r>
+              <w:rPr>
+                <w:rFonts w:cs="BRH Malayalam Extra"/>
+                <w:color w:val="000000"/>
+                <w:szCs w:val="32"/>
+              </w:rPr>
+              <w:t>[</w:t>
+            </w:r>
+            <w:proofErr w:type="gramEnd"/>
+            <w:r>
+              <w:rPr>
+                <w:rFonts w:cs="BRH Malayalam Extra"/>
+                <w:color w:val="000000"/>
+                <w:szCs w:val="32"/>
+              </w:rPr>
+              <w:t>P4</w:t>
+            </w:r>
+            <w:r>
+              <w:rPr>
+                <w:rFonts w:ascii="BRH Malayalam Extra" w:hAnsi="BRH Malayalam Extra" w:cs="BRH Malayalam Extra"/>
+                <w:color w:val="000000"/>
+                <w:sz w:val="32"/>
+                <w:szCs w:val="32"/>
+              </w:rPr>
+              <w:t xml:space="preserve">] </w:t>
+            </w:r>
+            <w:r>
+              <w:rPr>
+                <w:rFonts w:cs="BRH Malayalam Extra"/>
+                <w:color w:val="000000"/>
+                <w:szCs w:val="32"/>
+              </w:rPr>
+              <w:t>4</w:t>
+            </w:r>
+            <w:r>
+              <w:rPr>
+                <w:rFonts w:ascii="BRH Malayalam Extra" w:hAnsi="BRH Malayalam Extra" w:cs="BRH Malayalam Extra"/>
+                <w:color w:val="000000"/>
+                <w:sz w:val="32"/>
+                <w:szCs w:val="32"/>
+              </w:rPr>
+              <w:t>.</w:t>
+            </w:r>
+            <w:r>
+              <w:rPr>
+                <w:rFonts w:cs="BRH Malayalam Extra"/>
+                <w:color w:val="000000"/>
+                <w:szCs w:val="32"/>
+              </w:rPr>
+              <w:t>6</w:t>
+            </w:r>
+            <w:r>
+              <w:rPr>
+                <w:rFonts w:ascii="BRH Malayalam Extra" w:hAnsi="BRH Malayalam Extra" w:cs="BRH Malayalam Extra"/>
+                <w:color w:val="000000"/>
+                <w:sz w:val="32"/>
+                <w:szCs w:val="32"/>
+              </w:rPr>
+              <w:t>.</w:t>
+            </w:r>
+            <w:r>
+              <w:rPr>
+                <w:rFonts w:cs="BRH Malayalam Extra"/>
+                <w:color w:val="000000"/>
+                <w:szCs w:val="32"/>
+              </w:rPr>
+              <w:t>1</w:t>
+            </w:r>
+            <w:r>
+              <w:rPr>
+                <w:rFonts w:ascii="BRH Malayalam Extra" w:hAnsi="BRH Malayalam Extra" w:cs="BRH Malayalam Extra"/>
+                <w:color w:val="000000"/>
+                <w:sz w:val="32"/>
+                <w:szCs w:val="32"/>
+              </w:rPr>
+              <w:t>.</w:t>
+            </w:r>
+            <w:r>
+              <w:rPr>
+                <w:rFonts w:cs="BRH Malayalam Extra"/>
+                <w:color w:val="000000"/>
+                <w:szCs w:val="32"/>
+              </w:rPr>
+              <w:t>4</w:t>
+            </w:r>
+            <w:r>
+              <w:rPr>
+                <w:rFonts w:ascii="BRH Malayalam Extra" w:hAnsi="BRH Malayalam Extra" w:cs="BRH Malayalam Extra"/>
+                <w:color w:val="000000"/>
+                <w:sz w:val="32"/>
+                <w:szCs w:val="32"/>
+              </w:rPr>
+              <w:t>(</w:t>
+            </w:r>
+            <w:r>
+              <w:rPr>
+                <w:rFonts w:cs="BRH Malayalam Extra"/>
+                <w:color w:val="000000"/>
+                <w:szCs w:val="32"/>
+              </w:rPr>
+              <w:t>3</w:t>
+            </w:r>
+            <w:r>
+              <w:rPr>
+                <w:rFonts w:ascii="BRH Malayalam Extra" w:hAnsi="BRH Malayalam Extra" w:cs="BRH Malayalam Extra"/>
+                <w:color w:val="000000"/>
+                <w:sz w:val="32"/>
+                <w:szCs w:val="32"/>
+              </w:rPr>
+              <w:t>)- p</w:t>
+            </w:r>
+            <w:r>
+              <w:rPr>
+                <w:rFonts w:ascii="BRH Malayalam Extra" w:hAnsi="BRH Malayalam Extra" w:cs="BRH Malayalam Extra"/>
+                <w:color w:val="000000"/>
+                <w:sz w:val="26"/>
+                <w:szCs w:val="32"/>
+              </w:rPr>
+              <w:t>–</w:t>
+            </w:r>
+            <w:r>
+              <w:rPr>
+                <w:rFonts w:ascii="BRH Malayalam Extra" w:hAnsi="BRH Malayalam Extra" w:cs="BRH Malayalam Extra"/>
+                <w:color w:val="000000"/>
+                <w:sz w:val="32"/>
+                <w:szCs w:val="32"/>
+              </w:rPr>
+              <w:t>d</w:t>
+            </w:r>
+            <w:r>
+              <w:rPr>
+                <w:rFonts w:ascii="BRH Malayalam Extra" w:hAnsi="BRH Malayalam Extra" w:cs="BRH Malayalam Extra"/>
+                <w:color w:val="000000"/>
+                <w:sz w:val="26"/>
+                <w:szCs w:val="32"/>
+              </w:rPr>
+              <w:t>–</w:t>
+            </w:r>
+            <w:r>
+              <w:rPr>
+                <w:rFonts w:ascii="BRH Malayalam Extra" w:hAnsi="BRH Malayalam Extra" w:cs="BRH Malayalam Extra"/>
+                <w:color w:val="000000"/>
+                <w:sz w:val="32"/>
+                <w:szCs w:val="32"/>
+              </w:rPr>
+              <w:t>s¥b˜ | pU§ | g</w:t>
+            </w:r>
+            <w:r>
+              <w:rPr>
+                <w:rFonts w:ascii="BRH Malayalam Extra" w:hAnsi="BRH Malayalam Extra" w:cs="BRH Malayalam Extra"/>
+                <w:color w:val="000000"/>
+                <w:sz w:val="26"/>
+                <w:szCs w:val="32"/>
+              </w:rPr>
+              <w:t>–</w:t>
+            </w:r>
+            <w:r>
+              <w:rPr>
+                <w:rFonts w:ascii="BRH Malayalam Extra" w:hAnsi="BRH Malayalam Extra" w:cs="BRH Malayalam Extra"/>
+                <w:color w:val="000000"/>
+                <w:sz w:val="32"/>
+                <w:szCs w:val="32"/>
+              </w:rPr>
+              <w:t>ª</w:t>
+            </w:r>
+            <w:proofErr w:type="gramStart"/>
+            <w:r>
+              <w:rPr>
+                <w:rFonts w:ascii="BRH Malayalam Extra" w:hAnsi="BRH Malayalam Extra" w:cs="BRH Malayalam Extra"/>
+                <w:color w:val="000000"/>
+                <w:sz w:val="26"/>
+                <w:szCs w:val="32"/>
+              </w:rPr>
+              <w:t>–</w:t>
+            </w:r>
+            <w:r>
+              <w:rPr>
+                <w:rFonts w:ascii="BRH Malayalam Extra" w:hAnsi="BRH Malayalam Extra" w:cs="BRH Malayalam Extra"/>
+                <w:color w:val="000000"/>
+                <w:sz w:val="32"/>
+                <w:szCs w:val="32"/>
+              </w:rPr>
+              <w:t>.ty</w:t>
+            </w:r>
+            <w:proofErr w:type="gramEnd"/>
+            <w:r>
+              <w:rPr>
+                <w:rFonts w:ascii="BRH Malayalam Extra" w:hAnsi="BRH Malayalam Extra" w:cs="BRH Malayalam Extra"/>
+                <w:color w:val="000000"/>
+                <w:sz w:val="26"/>
+                <w:szCs w:val="32"/>
+              </w:rPr>
+              <w:t>–</w:t>
+            </w:r>
+            <w:r>
+              <w:rPr>
+                <w:rFonts w:ascii="BRH Malayalam Extra" w:hAnsi="BRH Malayalam Extra" w:cs="BRH Malayalam Extra"/>
+                <w:color w:val="000000"/>
+                <w:sz w:val="32"/>
+                <w:szCs w:val="32"/>
+              </w:rPr>
+              <w:t xml:space="preserve">r¥b˜ | </w:t>
+            </w:r>
+          </w:p>
+          <w:p>
+            <w:pPr>
+              <w:widowControl w:val="0"/>
+              <w:autoSpaceDE w:val="0"/>
+              <w:autoSpaceDN w:val="0"/>
+              <w:adjustRightInd w:val="0"/>
+              <w:spacing w:line="240" w:lineRule="auto"/>
+              <w:rPr>
+                <w:rFonts w:ascii="BRH Malayalam Extra" w:hAnsi="BRH Malayalam Extra" w:cs="BRH Malayalam Extra"/>
+                <w:color w:val="000000"/>
+                <w:sz w:val="32"/>
+                <w:szCs w:val="32"/>
+              </w:rPr>
+            </w:pPr>
+            <w:r>
+              <w:rPr>
+                <w:rFonts w:ascii="BRH Malayalam Extra" w:hAnsi="BRH Malayalam Extra" w:cs="BRH Malayalam Extra"/>
+                <w:color w:val="000000"/>
+                <w:sz w:val="32"/>
+                <w:szCs w:val="32"/>
+              </w:rPr>
+              <w:t>p</w:t>
+            </w:r>
+            <w:r>
+              <w:rPr>
+                <w:rFonts w:ascii="BRH Malayalam Extra" w:hAnsi="BRH Malayalam Extra" w:cs="BRH Malayalam Extra"/>
+                <w:color w:val="000000"/>
+                <w:sz w:val="26"/>
+                <w:szCs w:val="32"/>
+              </w:rPr>
+              <w:t>–</w:t>
+            </w:r>
+            <w:r>
+              <w:rPr>
+                <w:rFonts w:ascii="BRH Malayalam Extra" w:hAnsi="BRH Malayalam Extra" w:cs="BRH Malayalam Extra"/>
+                <w:color w:val="000000"/>
+                <w:sz w:val="32"/>
+                <w:szCs w:val="32"/>
+              </w:rPr>
+              <w:t>d</w:t>
+            </w:r>
+            <w:r>
+              <w:rPr>
+                <w:rFonts w:ascii="BRH Malayalam Extra" w:hAnsi="BRH Malayalam Extra" w:cs="BRH Malayalam Extra"/>
+                <w:color w:val="000000"/>
+                <w:sz w:val="26"/>
+                <w:szCs w:val="32"/>
+              </w:rPr>
+              <w:t>–</w:t>
+            </w:r>
+            <w:r>
+              <w:rPr>
+                <w:rFonts w:ascii="BRH Malayalam Extra" w:hAnsi="BRH Malayalam Extra" w:cs="BRH Malayalam Extra"/>
+                <w:color w:val="000000"/>
+                <w:sz w:val="32"/>
+                <w:szCs w:val="32"/>
+              </w:rPr>
+              <w:t>s¥b</w:t>
+            </w:r>
+            <w:r>
+              <w:rPr>
+                <w:rFonts w:ascii="BRH Malayalam Extra" w:hAnsi="BRH Malayalam Extra" w:cs="BRH Malayalam Extra"/>
+                <w:color w:val="000000"/>
+                <w:sz w:val="26"/>
+                <w:szCs w:val="32"/>
+              </w:rPr>
+              <w:t>–</w:t>
+            </w:r>
+            <w:r>
+              <w:rPr>
+                <w:rFonts w:ascii="BRH Malayalam Extra" w:hAnsi="BRH Malayalam Extra" w:cs="BRH Malayalam Extra"/>
+                <w:color w:val="000000"/>
+                <w:sz w:val="32"/>
+                <w:szCs w:val="32"/>
+              </w:rPr>
+              <w:t xml:space="preserve"> pW§ pW§ p—d</w:t>
+            </w:r>
+            <w:r>
+              <w:rPr>
+                <w:rFonts w:ascii="BRH Malayalam Extra" w:hAnsi="BRH Malayalam Extra" w:cs="BRH Malayalam Extra"/>
+                <w:color w:val="000000"/>
+                <w:sz w:val="26"/>
+                <w:szCs w:val="32"/>
+              </w:rPr>
+              <w:t>–</w:t>
+            </w:r>
+            <w:r>
+              <w:rPr>
+                <w:rFonts w:ascii="BRH Malayalam Extra" w:hAnsi="BRH Malayalam Extra" w:cs="BRH Malayalam Extra"/>
+                <w:color w:val="000000"/>
+                <w:sz w:val="32"/>
+                <w:szCs w:val="32"/>
+              </w:rPr>
+              <w:t>s¥b— pd</w:t>
+            </w:r>
+            <w:r>
+              <w:rPr>
+                <w:rFonts w:ascii="BRH Malayalam Extra" w:hAnsi="BRH Malayalam Extra" w:cs="BRH Malayalam Extra"/>
+                <w:color w:val="000000"/>
+                <w:sz w:val="26"/>
+                <w:szCs w:val="32"/>
+              </w:rPr>
+              <w:t>–</w:t>
+            </w:r>
+            <w:r>
+              <w:rPr>
+                <w:rFonts w:ascii="BRH Malayalam Extra" w:hAnsi="BRH Malayalam Extra" w:cs="BRH Malayalam Extra"/>
+                <w:color w:val="000000"/>
+                <w:sz w:val="32"/>
+                <w:szCs w:val="32"/>
+              </w:rPr>
+              <w:t>s¥b</w:t>
+            </w:r>
+            <w:r>
+              <w:rPr>
+                <w:rFonts w:ascii="BRH Malayalam Extra" w:hAnsi="BRH Malayalam Extra" w:cs="BRH Malayalam Extra"/>
+                <w:color w:val="000000"/>
+                <w:sz w:val="26"/>
+                <w:szCs w:val="32"/>
+              </w:rPr>
+              <w:t>–</w:t>
+            </w:r>
+            <w:r>
+              <w:rPr>
+                <w:rFonts w:ascii="BRH Malayalam Extra" w:hAnsi="BRH Malayalam Extra" w:cs="BRH Malayalam Extra"/>
+                <w:color w:val="000000"/>
+                <w:sz w:val="32"/>
+                <w:szCs w:val="32"/>
+              </w:rPr>
+              <w:t xml:space="preserve"> pW§ </w:t>
+            </w:r>
+          </w:p>
+          <w:p>
+            <w:pPr>
+              <w:widowControl w:val="0"/>
+              <w:autoSpaceDE w:val="0"/>
+              <w:autoSpaceDN w:val="0"/>
+              <w:adjustRightInd w:val="0"/>
+              <w:spacing w:line="240" w:lineRule="auto"/>
+              <w:rPr>
+                <w:rFonts w:ascii="BRH Malayalam Extra" w:hAnsi="BRH Malayalam Extra" w:cs="BRH Malayalam Extra"/>
+                <w:color w:val="000000"/>
+                <w:sz w:val="32"/>
+                <w:szCs w:val="32"/>
+              </w:rPr>
+            </w:pPr>
+            <w:r>
+              <w:rPr>
+                <w:rFonts w:ascii="BRH Malayalam Extra" w:hAnsi="BRH Malayalam Extra" w:cs="BRH Malayalam Extra"/>
+                <w:color w:val="000000"/>
+                <w:sz w:val="32"/>
+                <w:szCs w:val="32"/>
+              </w:rPr>
+              <w:t>g—</w:t>
+            </w:r>
+            <w:proofErr w:type="gramStart"/>
+            <w:r>
+              <w:rPr>
+                <w:rFonts w:ascii="BRH Malayalam Extra" w:hAnsi="BRH Malayalam Extra" w:cs="BRH Malayalam Extra"/>
+                <w:color w:val="000000"/>
+                <w:sz w:val="32"/>
+                <w:szCs w:val="32"/>
+                <w:highlight w:val="yellow"/>
+              </w:rPr>
+              <w:t>ª</w:t>
+            </w:r>
+            <w:r>
+              <w:rPr>
+                <w:rFonts w:ascii="BRH Malayalam Extra" w:hAnsi="BRH Malayalam Extra" w:cs="BRH Malayalam Extra"/>
+                <w:color w:val="000000"/>
+                <w:sz w:val="32"/>
+                <w:szCs w:val="32"/>
+                <w:highlight w:val="yellow"/>
+              </w:rPr>
+              <w:t>.</w:t>
+            </w:r>
+            <w:r>
+              <w:rPr>
+                <w:rFonts w:ascii="BRH Malayalam Extra" w:hAnsi="BRH Malayalam Extra" w:cs="BRH Malayalam Extra"/>
+                <w:color w:val="000000"/>
+                <w:sz w:val="32"/>
+                <w:szCs w:val="32"/>
+              </w:rPr>
+              <w:t>ty</w:t>
+            </w:r>
+            <w:proofErr w:type="gramEnd"/>
+            <w:r>
+              <w:rPr>
+                <w:rFonts w:ascii="BRH Malayalam Extra" w:hAnsi="BRH Malayalam Extra" w:cs="BRH Malayalam Extra"/>
+                <w:color w:val="000000"/>
+                <w:sz w:val="26"/>
+                <w:szCs w:val="32"/>
+              </w:rPr>
+              <w:t>–</w:t>
+            </w:r>
+            <w:r>
+              <w:rPr>
+                <w:rFonts w:ascii="BRH Malayalam Extra" w:hAnsi="BRH Malayalam Extra" w:cs="BRH Malayalam Extra"/>
+                <w:color w:val="000000"/>
+                <w:sz w:val="32"/>
+                <w:szCs w:val="32"/>
+              </w:rPr>
+              <w:t xml:space="preserve">r¥b— </w:t>
+            </w:r>
+            <w:proofErr w:type="gramStart"/>
+            <w:r>
+              <w:rPr>
+                <w:rFonts w:ascii="BRH Malayalam Extra" w:hAnsi="BRH Malayalam Extra" w:cs="BRH Malayalam Extra"/>
+                <w:color w:val="000000"/>
+                <w:sz w:val="32"/>
+                <w:szCs w:val="32"/>
+              </w:rPr>
+              <w:t>gª.ty</w:t>
+            </w:r>
+            <w:proofErr w:type="gramEnd"/>
+            <w:r>
+              <w:rPr>
+                <w:rFonts w:ascii="BRH Malayalam Extra" w:hAnsi="BRH Malayalam Extra" w:cs="BRH Malayalam Extra"/>
+                <w:color w:val="000000"/>
+                <w:sz w:val="26"/>
+                <w:szCs w:val="32"/>
+              </w:rPr>
+              <w:t>–</w:t>
+            </w:r>
+            <w:r>
+              <w:rPr>
+                <w:rFonts w:ascii="BRH Malayalam Extra" w:hAnsi="BRH Malayalam Extra" w:cs="BRH Malayalam Extra"/>
+                <w:color w:val="000000"/>
+                <w:sz w:val="32"/>
+                <w:szCs w:val="32"/>
+              </w:rPr>
+              <w:t>r¥b</w:t>
+            </w:r>
+            <w:r>
+              <w:rPr>
+                <w:rFonts w:ascii="BRH Malayalam Extra" w:hAnsi="BRH Malayalam Extra" w:cs="BRH Malayalam Extra"/>
+                <w:color w:val="000000"/>
+                <w:sz w:val="26"/>
+                <w:szCs w:val="32"/>
+              </w:rPr>
+              <w:t>–</w:t>
+            </w:r>
+            <w:r>
+              <w:rPr>
+                <w:rFonts w:ascii="BRH Malayalam Extra" w:hAnsi="BRH Malayalam Extra" w:cs="BRH Malayalam Extra"/>
+                <w:color w:val="000000"/>
+                <w:sz w:val="32"/>
+                <w:szCs w:val="32"/>
+              </w:rPr>
+              <w:t xml:space="preserve"> pW§ p—d</w:t>
+            </w:r>
+            <w:r>
+              <w:rPr>
+                <w:rFonts w:ascii="BRH Malayalam Extra" w:hAnsi="BRH Malayalam Extra" w:cs="BRH Malayalam Extra"/>
+                <w:color w:val="000000"/>
+                <w:sz w:val="26"/>
+                <w:szCs w:val="32"/>
+              </w:rPr>
+              <w:t>–</w:t>
+            </w:r>
+            <w:r>
+              <w:rPr>
+                <w:rFonts w:ascii="BRH Malayalam Extra" w:hAnsi="BRH Malayalam Extra" w:cs="BRH Malayalam Extra"/>
+                <w:color w:val="000000"/>
+                <w:sz w:val="32"/>
+                <w:szCs w:val="32"/>
+              </w:rPr>
+              <w:t>s¥b— pd</w:t>
+            </w:r>
+            <w:r>
+              <w:rPr>
+                <w:rFonts w:ascii="BRH Malayalam Extra" w:hAnsi="BRH Malayalam Extra" w:cs="BRH Malayalam Extra"/>
+                <w:color w:val="000000"/>
+                <w:sz w:val="26"/>
+                <w:szCs w:val="32"/>
+              </w:rPr>
+              <w:t>–</w:t>
+            </w:r>
+            <w:r>
+              <w:rPr>
+                <w:rFonts w:ascii="BRH Malayalam Extra" w:hAnsi="BRH Malayalam Extra" w:cs="BRH Malayalam Extra"/>
+                <w:color w:val="000000"/>
+                <w:sz w:val="32"/>
+                <w:szCs w:val="32"/>
+              </w:rPr>
+              <w:t>s¥b</w:t>
+            </w:r>
+            <w:r>
+              <w:rPr>
+                <w:rFonts w:ascii="BRH Malayalam Extra" w:hAnsi="BRH Malayalam Extra" w:cs="BRH Malayalam Extra"/>
+                <w:color w:val="000000"/>
+                <w:sz w:val="26"/>
+                <w:szCs w:val="32"/>
+              </w:rPr>
+              <w:t>–</w:t>
+            </w:r>
+            <w:r>
+              <w:rPr>
+                <w:rFonts w:ascii="BRH Malayalam Extra" w:hAnsi="BRH Malayalam Extra" w:cs="BRH Malayalam Extra"/>
+                <w:color w:val="000000"/>
+                <w:sz w:val="32"/>
+                <w:szCs w:val="32"/>
+              </w:rPr>
+              <w:t xml:space="preserve"> pW§ g</w:t>
+            </w:r>
+            <w:r>
+              <w:rPr>
+                <w:rFonts w:ascii="BRH Malayalam Extra" w:hAnsi="BRH Malayalam Extra" w:cs="BRH Malayalam Extra"/>
+                <w:color w:val="000000"/>
+                <w:sz w:val="32"/>
+                <w:szCs w:val="32"/>
+                <w:highlight w:val="yellow"/>
+              </w:rPr>
+              <w:t>—</w:t>
+            </w:r>
+            <w:proofErr w:type="gramStart"/>
+            <w:r>
+              <w:rPr>
+                <w:rFonts w:ascii="BRH Malayalam Extra" w:hAnsi="BRH Malayalam Extra" w:cs="BRH Malayalam Extra"/>
+                <w:color w:val="000000"/>
+                <w:sz w:val="32"/>
+                <w:szCs w:val="32"/>
+                <w:highlight w:val="yellow"/>
+              </w:rPr>
+              <w:t>ª</w:t>
+            </w:r>
+            <w:r>
+              <w:rPr>
+                <w:rFonts w:ascii="BRH Malayalam Extra" w:hAnsi="BRH Malayalam Extra" w:cs="BRH Malayalam Extra"/>
+                <w:color w:val="000000"/>
+                <w:sz w:val="32"/>
+                <w:szCs w:val="32"/>
+                <w:highlight w:val="yellow"/>
+              </w:rPr>
+              <w:t>.</w:t>
+            </w:r>
+            <w:r>
+              <w:rPr>
+                <w:rFonts w:ascii="BRH Malayalam Extra" w:hAnsi="BRH Malayalam Extra" w:cs="BRH Malayalam Extra"/>
+                <w:color w:val="000000"/>
+                <w:sz w:val="32"/>
+                <w:szCs w:val="32"/>
+              </w:rPr>
+              <w:t>ty</w:t>
+            </w:r>
+            <w:proofErr w:type="gramEnd"/>
+            <w:r>
+              <w:rPr>
+                <w:rFonts w:ascii="BRH Malayalam Extra" w:hAnsi="BRH Malayalam Extra" w:cs="BRH Malayalam Extra"/>
+                <w:color w:val="000000"/>
+                <w:sz w:val="26"/>
+                <w:szCs w:val="32"/>
+              </w:rPr>
+              <w:t>–</w:t>
+            </w:r>
+            <w:r>
+              <w:rPr>
+                <w:rFonts w:ascii="BRH Malayalam Extra" w:hAnsi="BRH Malayalam Extra" w:cs="BRH Malayalam Extra"/>
+                <w:color w:val="000000"/>
+                <w:sz w:val="32"/>
+                <w:szCs w:val="32"/>
+              </w:rPr>
+              <w:t xml:space="preserve">r¥b˜ | </w:t>
+            </w:r>
+          </w:p>
+          <w:p>
+            <w:pPr>
+              <w:widowControl w:val="0"/>
+              <w:autoSpaceDE w:val="0"/>
+              <w:autoSpaceDN w:val="0"/>
+              <w:adjustRightInd w:val="0"/>
+              <w:spacing w:line="240" w:lineRule="auto"/>
+              <w:rPr>
+                <w:rFonts w:ascii="BRH Malayalam Extra" w:hAnsi="BRH Malayalam Extra" w:cs="BRH Malayalam Extra"/>
+                <w:color w:val="000000"/>
+                <w:sz w:val="32"/>
+                <w:szCs w:val="32"/>
+              </w:rPr>
+            </w:pPr>
+            <w:r>
+              <w:rPr>
+                <w:rFonts w:ascii="BRH Malayalam Extra" w:hAnsi="BRH Malayalam Extra" w:cs="BRH Malayalam Extra"/>
+                <w:color w:val="000000"/>
+                <w:sz w:val="32"/>
+                <w:szCs w:val="32"/>
+              </w:rPr>
+              <w:t>(</w:t>
+            </w:r>
+            <w:proofErr w:type="gramStart"/>
+            <w:r>
+              <w:rPr>
+                <w:rFonts w:cs="BRH Malayalam Extra"/>
+                <w:color w:val="000000"/>
+                <w:szCs w:val="32"/>
+              </w:rPr>
+              <w:t>6</w:t>
+            </w:r>
+            <w:r>
+              <w:rPr>
+                <w:rFonts w:ascii="BRH Malayalam Extra" w:hAnsi="BRH Malayalam Extra" w:cs="BRH Malayalam Extra"/>
+                <w:color w:val="000000"/>
+                <w:sz w:val="32"/>
+                <w:szCs w:val="32"/>
+              </w:rPr>
+              <w:t>)</w:t>
+            </w:r>
+            <w:r>
+              <w:rPr>
+                <w:rFonts w:cs="BRH Malayalam Extra"/>
+                <w:color w:val="000000"/>
+                <w:szCs w:val="32"/>
+              </w:rPr>
+              <w:t>[</w:t>
+            </w:r>
+            <w:proofErr w:type="gramEnd"/>
+            <w:r>
+              <w:rPr>
+                <w:rFonts w:cs="BRH Malayalam Extra"/>
+                <w:color w:val="000000"/>
+                <w:szCs w:val="32"/>
+              </w:rPr>
+              <w:t>P4</w:t>
+            </w:r>
+            <w:r>
+              <w:rPr>
+                <w:rFonts w:ascii="BRH Malayalam Extra" w:hAnsi="BRH Malayalam Extra" w:cs="BRH Malayalam Extra"/>
+                <w:color w:val="000000"/>
+                <w:sz w:val="32"/>
+                <w:szCs w:val="32"/>
+              </w:rPr>
+              <w:t xml:space="preserve">] </w:t>
+            </w:r>
+            <w:r>
+              <w:rPr>
+                <w:rFonts w:cs="BRH Malayalam Extra"/>
+                <w:color w:val="000000"/>
+                <w:szCs w:val="32"/>
+              </w:rPr>
+              <w:t>4</w:t>
+            </w:r>
+            <w:r>
+              <w:rPr>
+                <w:rFonts w:ascii="BRH Malayalam Extra" w:hAnsi="BRH Malayalam Extra" w:cs="BRH Malayalam Extra"/>
+                <w:color w:val="000000"/>
+                <w:sz w:val="32"/>
+                <w:szCs w:val="32"/>
+              </w:rPr>
+              <w:t>.</w:t>
+            </w:r>
+            <w:r>
+              <w:rPr>
+                <w:rFonts w:cs="BRH Malayalam Extra"/>
+                <w:color w:val="000000"/>
+                <w:szCs w:val="32"/>
+              </w:rPr>
+              <w:t>6</w:t>
+            </w:r>
+            <w:r>
+              <w:rPr>
+                <w:rFonts w:ascii="BRH Malayalam Extra" w:hAnsi="BRH Malayalam Extra" w:cs="BRH Malayalam Extra"/>
+                <w:color w:val="000000"/>
+                <w:sz w:val="32"/>
+                <w:szCs w:val="32"/>
+              </w:rPr>
+              <w:t>.</w:t>
+            </w:r>
+            <w:r>
+              <w:rPr>
+                <w:rFonts w:cs="BRH Malayalam Extra"/>
+                <w:color w:val="000000"/>
+                <w:szCs w:val="32"/>
+              </w:rPr>
+              <w:t>1</w:t>
+            </w:r>
+            <w:r>
+              <w:rPr>
+                <w:rFonts w:ascii="BRH Malayalam Extra" w:hAnsi="BRH Malayalam Extra" w:cs="BRH Malayalam Extra"/>
+                <w:color w:val="000000"/>
+                <w:sz w:val="32"/>
+                <w:szCs w:val="32"/>
+              </w:rPr>
+              <w:t>.</w:t>
+            </w:r>
+            <w:r>
+              <w:rPr>
+                <w:rFonts w:cs="BRH Malayalam Extra"/>
+                <w:color w:val="000000"/>
+                <w:szCs w:val="32"/>
+              </w:rPr>
+              <w:t>4</w:t>
+            </w:r>
+            <w:r>
+              <w:rPr>
+                <w:rFonts w:ascii="BRH Malayalam Extra" w:hAnsi="BRH Malayalam Extra" w:cs="BRH Malayalam Extra"/>
+                <w:color w:val="000000"/>
+                <w:sz w:val="32"/>
+                <w:szCs w:val="32"/>
+              </w:rPr>
+              <w:t>(</w:t>
+            </w:r>
+            <w:r>
+              <w:rPr>
+                <w:rFonts w:cs="BRH Malayalam Extra"/>
+                <w:color w:val="000000"/>
+                <w:szCs w:val="32"/>
+              </w:rPr>
+              <w:t>4</w:t>
+            </w:r>
+            <w:r>
+              <w:rPr>
+                <w:rFonts w:ascii="BRH Malayalam Extra" w:hAnsi="BRH Malayalam Extra" w:cs="BRH Malayalam Extra"/>
+                <w:color w:val="000000"/>
+                <w:sz w:val="32"/>
+                <w:szCs w:val="32"/>
+              </w:rPr>
+              <w:t>)- pU§ | g</w:t>
+            </w:r>
+            <w:r>
+              <w:rPr>
+                <w:rFonts w:ascii="BRH Malayalam Extra" w:hAnsi="BRH Malayalam Extra" w:cs="BRH Malayalam Extra"/>
+                <w:color w:val="000000"/>
+                <w:sz w:val="26"/>
+                <w:szCs w:val="32"/>
+              </w:rPr>
+              <w:t>–</w:t>
+            </w:r>
+            <w:r>
+              <w:rPr>
+                <w:rFonts w:ascii="BRH Malayalam Extra" w:hAnsi="BRH Malayalam Extra" w:cs="BRH Malayalam Extra"/>
+                <w:color w:val="000000"/>
+                <w:sz w:val="32"/>
+                <w:szCs w:val="32"/>
+              </w:rPr>
+              <w:t>ª</w:t>
+            </w:r>
+            <w:proofErr w:type="gramStart"/>
+            <w:r>
+              <w:rPr>
+                <w:rFonts w:ascii="BRH Malayalam Extra" w:hAnsi="BRH Malayalam Extra" w:cs="BRH Malayalam Extra"/>
+                <w:color w:val="000000"/>
+                <w:sz w:val="26"/>
+                <w:szCs w:val="32"/>
+              </w:rPr>
+              <w:t>–</w:t>
+            </w:r>
+            <w:r>
+              <w:rPr>
+                <w:rFonts w:ascii="BRH Malayalam Extra" w:hAnsi="BRH Malayalam Extra" w:cs="BRH Malayalam Extra"/>
+                <w:color w:val="000000"/>
+                <w:sz w:val="32"/>
+                <w:szCs w:val="32"/>
+              </w:rPr>
+              <w:t>.ty</w:t>
+            </w:r>
+            <w:proofErr w:type="gramEnd"/>
+            <w:r>
+              <w:rPr>
+                <w:rFonts w:ascii="BRH Malayalam Extra" w:hAnsi="BRH Malayalam Extra" w:cs="BRH Malayalam Extra"/>
+                <w:color w:val="000000"/>
+                <w:sz w:val="26"/>
+                <w:szCs w:val="32"/>
+              </w:rPr>
+              <w:t>–</w:t>
+            </w:r>
+            <w:r>
+              <w:rPr>
+                <w:rFonts w:ascii="BRH Malayalam Extra" w:hAnsi="BRH Malayalam Extra" w:cs="BRH Malayalam Extra"/>
+                <w:color w:val="000000"/>
+                <w:sz w:val="32"/>
+                <w:szCs w:val="32"/>
+              </w:rPr>
+              <w:t xml:space="preserve">r¥b˜ | pU§ | </w:t>
+            </w:r>
+          </w:p>
+          <w:p>
+            <w:pPr>
+              <w:widowControl w:val="0"/>
+              <w:autoSpaceDE w:val="0"/>
+              <w:autoSpaceDN w:val="0"/>
+              <w:adjustRightInd w:val="0"/>
+              <w:spacing w:line="240" w:lineRule="auto"/>
+              <w:rPr>
+                <w:rFonts w:ascii="BRH Malayalam Extra" w:hAnsi="BRH Malayalam Extra" w:cs="BRH Malayalam Extra"/>
+                <w:color w:val="000000"/>
+                <w:sz w:val="32"/>
+                <w:szCs w:val="32"/>
+              </w:rPr>
+            </w:pPr>
+            <w:r>
+              <w:rPr>
+                <w:rFonts w:ascii="BRH Malayalam Extra" w:hAnsi="BRH Malayalam Extra" w:cs="BRH Malayalam Extra"/>
+                <w:color w:val="000000"/>
+                <w:sz w:val="32"/>
+                <w:szCs w:val="32"/>
+              </w:rPr>
+              <w:t>pW§ g</w:t>
+            </w:r>
+            <w:r>
+              <w:rPr>
+                <w:rFonts w:ascii="BRH Malayalam Extra" w:hAnsi="BRH Malayalam Extra" w:cs="BRH Malayalam Extra"/>
+                <w:color w:val="000000"/>
+                <w:sz w:val="32"/>
+                <w:szCs w:val="32"/>
+                <w:highlight w:val="yellow"/>
+              </w:rPr>
+              <w:t>—</w:t>
+            </w:r>
+            <w:proofErr w:type="gramStart"/>
+            <w:r>
+              <w:rPr>
+                <w:rFonts w:ascii="BRH Malayalam Extra" w:hAnsi="BRH Malayalam Extra" w:cs="BRH Malayalam Extra"/>
+                <w:color w:val="000000"/>
+                <w:sz w:val="32"/>
+                <w:szCs w:val="32"/>
+                <w:highlight w:val="yellow"/>
+              </w:rPr>
+              <w:t>ª</w:t>
+            </w:r>
+            <w:r>
+              <w:rPr>
+                <w:rFonts w:ascii="BRH Malayalam Extra" w:hAnsi="BRH Malayalam Extra" w:cs="BRH Malayalam Extra"/>
+                <w:color w:val="000000"/>
+                <w:sz w:val="32"/>
+                <w:szCs w:val="32"/>
+                <w:highlight w:val="yellow"/>
+              </w:rPr>
+              <w:t>.</w:t>
+            </w:r>
+            <w:r>
+              <w:rPr>
+                <w:rFonts w:ascii="BRH Malayalam Extra" w:hAnsi="BRH Malayalam Extra" w:cs="BRH Malayalam Extra"/>
+                <w:color w:val="000000"/>
+                <w:sz w:val="32"/>
+                <w:szCs w:val="32"/>
+              </w:rPr>
+              <w:t>ty</w:t>
+            </w:r>
+            <w:proofErr w:type="gramEnd"/>
+            <w:r>
+              <w:rPr>
+                <w:rFonts w:ascii="BRH Malayalam Extra" w:hAnsi="BRH Malayalam Extra" w:cs="BRH Malayalam Extra"/>
+                <w:color w:val="000000"/>
+                <w:sz w:val="26"/>
+                <w:szCs w:val="32"/>
+              </w:rPr>
+              <w:t>–</w:t>
+            </w:r>
+            <w:r>
+              <w:rPr>
+                <w:rFonts w:ascii="BRH Malayalam Extra" w:hAnsi="BRH Malayalam Extra" w:cs="BRH Malayalam Extra"/>
+                <w:color w:val="000000"/>
+                <w:sz w:val="32"/>
+                <w:szCs w:val="32"/>
+              </w:rPr>
+              <w:t xml:space="preserve">r¥b— </w:t>
+            </w:r>
+            <w:proofErr w:type="gramStart"/>
+            <w:r>
+              <w:rPr>
+                <w:rFonts w:ascii="BRH Malayalam Extra" w:hAnsi="BRH Malayalam Extra" w:cs="BRH Malayalam Extra"/>
+                <w:color w:val="000000"/>
+                <w:sz w:val="32"/>
+                <w:szCs w:val="32"/>
+              </w:rPr>
+              <w:t>gª.ty</w:t>
+            </w:r>
+            <w:proofErr w:type="gramEnd"/>
+            <w:r>
+              <w:rPr>
+                <w:rFonts w:ascii="BRH Malayalam Extra" w:hAnsi="BRH Malayalam Extra" w:cs="BRH Malayalam Extra"/>
+                <w:color w:val="000000"/>
+                <w:sz w:val="26"/>
+                <w:szCs w:val="32"/>
+              </w:rPr>
+              <w:t>–</w:t>
+            </w:r>
+            <w:r>
+              <w:rPr>
+                <w:rFonts w:ascii="BRH Malayalam Extra" w:hAnsi="BRH Malayalam Extra" w:cs="BRH Malayalam Extra"/>
+                <w:color w:val="000000"/>
+                <w:sz w:val="32"/>
+                <w:szCs w:val="32"/>
+              </w:rPr>
+              <w:t>r¥b</w:t>
+            </w:r>
+            <w:r>
+              <w:rPr>
+                <w:rFonts w:ascii="BRH Malayalam Extra" w:hAnsi="BRH Malayalam Extra" w:cs="BRH Malayalam Extra"/>
+                <w:color w:val="000000"/>
+                <w:sz w:val="26"/>
+                <w:szCs w:val="32"/>
+              </w:rPr>
+              <w:t>–</w:t>
+            </w:r>
+            <w:r>
+              <w:rPr>
+                <w:rFonts w:ascii="BRH Malayalam Extra" w:hAnsi="BRH Malayalam Extra" w:cs="BRH Malayalam Extra"/>
+                <w:color w:val="000000"/>
+                <w:sz w:val="32"/>
+                <w:szCs w:val="32"/>
+              </w:rPr>
+              <w:t xml:space="preserve"> pW§ pW§ </w:t>
+            </w:r>
+          </w:p>
+          <w:p>
+            <w:pPr>
+              <w:widowControl w:val="0"/>
+              <w:autoSpaceDE w:val="0"/>
+              <w:autoSpaceDN w:val="0"/>
+              <w:adjustRightInd w:val="0"/>
+              <w:spacing w:line="240" w:lineRule="auto"/>
+              <w:rPr>
+                <w:rFonts w:ascii="BRH Malayalam Extra" w:hAnsi="BRH Malayalam Extra" w:cs="BRH Malayalam Extra"/>
+                <w:color w:val="000000"/>
+                <w:sz w:val="32"/>
+                <w:szCs w:val="32"/>
+              </w:rPr>
+            </w:pPr>
+            <w:r>
+              <w:rPr>
+                <w:rFonts w:ascii="BRH Malayalam Extra" w:hAnsi="BRH Malayalam Extra" w:cs="BRH Malayalam Extra"/>
+                <w:color w:val="000000"/>
+                <w:sz w:val="32"/>
+                <w:szCs w:val="32"/>
+              </w:rPr>
+              <w:t>g—</w:t>
+            </w:r>
+            <w:proofErr w:type="gramStart"/>
+            <w:r>
+              <w:rPr>
+                <w:rFonts w:ascii="BRH Malayalam Extra" w:hAnsi="BRH Malayalam Extra" w:cs="BRH Malayalam Extra"/>
+                <w:color w:val="000000"/>
+                <w:sz w:val="32"/>
+                <w:szCs w:val="32"/>
+                <w:highlight w:val="yellow"/>
+              </w:rPr>
+              <w:t>ª</w:t>
+            </w:r>
+            <w:r>
+              <w:rPr>
+                <w:rFonts w:ascii="BRH Malayalam Extra" w:hAnsi="BRH Malayalam Extra" w:cs="BRH Malayalam Extra"/>
+                <w:color w:val="000000"/>
+                <w:sz w:val="32"/>
+                <w:szCs w:val="32"/>
+                <w:highlight w:val="yellow"/>
+              </w:rPr>
+              <w:t>.</w:t>
+            </w:r>
+            <w:r>
+              <w:rPr>
+                <w:rFonts w:ascii="BRH Malayalam Extra" w:hAnsi="BRH Malayalam Extra" w:cs="BRH Malayalam Extra"/>
+                <w:color w:val="000000"/>
+                <w:sz w:val="32"/>
+                <w:szCs w:val="32"/>
+              </w:rPr>
+              <w:t>ty</w:t>
+            </w:r>
+            <w:proofErr w:type="gramEnd"/>
+            <w:r>
+              <w:rPr>
+                <w:rFonts w:ascii="BRH Malayalam Extra" w:hAnsi="BRH Malayalam Extra" w:cs="BRH Malayalam Extra"/>
+                <w:color w:val="000000"/>
+                <w:sz w:val="26"/>
+                <w:szCs w:val="32"/>
+              </w:rPr>
+              <w:t>–</w:t>
+            </w:r>
+            <w:r>
+              <w:rPr>
+                <w:rFonts w:ascii="BRH Malayalam Extra" w:hAnsi="BRH Malayalam Extra" w:cs="BRH Malayalam Extra"/>
+                <w:color w:val="000000"/>
+                <w:sz w:val="32"/>
+                <w:szCs w:val="32"/>
+              </w:rPr>
+              <w:t>r¥b</w:t>
+            </w:r>
+            <w:r>
+              <w:rPr>
+                <w:rFonts w:ascii="BRH Malayalam Extra" w:hAnsi="BRH Malayalam Extra" w:cs="BRH Malayalam Extra"/>
+                <w:color w:val="000000"/>
+                <w:sz w:val="26"/>
+                <w:szCs w:val="32"/>
+              </w:rPr>
+              <w:t>–</w:t>
+            </w:r>
+            <w:r>
+              <w:rPr>
+                <w:rFonts w:ascii="BRH Malayalam Extra" w:hAnsi="BRH Malayalam Extra" w:cs="BRH Malayalam Extra"/>
+                <w:color w:val="000000"/>
+                <w:sz w:val="32"/>
+                <w:szCs w:val="32"/>
+              </w:rPr>
+              <w:t xml:space="preserve"> pW§ pW§ g</w:t>
+            </w:r>
+            <w:r>
+              <w:rPr>
+                <w:rFonts w:ascii="BRH Malayalam Extra" w:hAnsi="BRH Malayalam Extra" w:cs="BRH Malayalam Extra"/>
+                <w:color w:val="000000"/>
+                <w:sz w:val="32"/>
+                <w:szCs w:val="32"/>
+                <w:highlight w:val="yellow"/>
+              </w:rPr>
+              <w:t>—</w:t>
+            </w:r>
+            <w:proofErr w:type="gramStart"/>
+            <w:r>
+              <w:rPr>
+                <w:rFonts w:ascii="BRH Malayalam Extra" w:hAnsi="BRH Malayalam Extra" w:cs="BRH Malayalam Extra"/>
+                <w:color w:val="000000"/>
+                <w:sz w:val="32"/>
+                <w:szCs w:val="32"/>
+                <w:highlight w:val="yellow"/>
+              </w:rPr>
+              <w:t>ª</w:t>
+            </w:r>
+            <w:r>
+              <w:rPr>
+                <w:rFonts w:ascii="BRH Malayalam Extra" w:hAnsi="BRH Malayalam Extra" w:cs="BRH Malayalam Extra"/>
+                <w:color w:val="000000"/>
+                <w:sz w:val="32"/>
+                <w:szCs w:val="32"/>
+                <w:highlight w:val="yellow"/>
+              </w:rPr>
+              <w:t>.</w:t>
+            </w:r>
+            <w:r>
+              <w:rPr>
+                <w:rFonts w:ascii="BRH Malayalam Extra" w:hAnsi="BRH Malayalam Extra" w:cs="BRH Malayalam Extra"/>
+                <w:color w:val="000000"/>
+                <w:sz w:val="32"/>
+                <w:szCs w:val="32"/>
+              </w:rPr>
+              <w:t>ty</w:t>
+            </w:r>
+            <w:proofErr w:type="gramEnd"/>
+            <w:r>
+              <w:rPr>
+                <w:rFonts w:ascii="BRH Malayalam Extra" w:hAnsi="BRH Malayalam Extra" w:cs="BRH Malayalam Extra"/>
+                <w:color w:val="000000"/>
+                <w:sz w:val="26"/>
+                <w:szCs w:val="32"/>
+              </w:rPr>
+              <w:t>–</w:t>
+            </w:r>
+            <w:r>
+              <w:rPr>
+                <w:rFonts w:ascii="BRH Malayalam Extra" w:hAnsi="BRH Malayalam Extra" w:cs="BRH Malayalam Extra"/>
+                <w:color w:val="000000"/>
+                <w:sz w:val="32"/>
+                <w:szCs w:val="32"/>
+              </w:rPr>
+              <w:t>r¥b</w:t>
+            </w:r>
+            <w:r>
+              <w:rPr>
+                <w:rFonts w:ascii="BRH Malayalam Extra" w:hAnsi="BRH Malayalam Extra" w:cs="BRH Malayalam Extra"/>
+                <w:color w:val="000000"/>
+                <w:sz w:val="26"/>
+                <w:szCs w:val="32"/>
+              </w:rPr>
+              <w:t>–</w:t>
+            </w:r>
+            <w:r>
+              <w:rPr>
+                <w:rFonts w:ascii="BRH Malayalam Extra" w:hAnsi="BRH Malayalam Extra" w:cs="BRH Malayalam Extra"/>
+                <w:color w:val="000000"/>
+                <w:sz w:val="32"/>
+                <w:szCs w:val="32"/>
+              </w:rPr>
+              <w:t xml:space="preserve"> pW§ pW§ </w:t>
+            </w:r>
+          </w:p>
+          <w:p>
+            <w:pPr>
+              <w:widowControl w:val="0"/>
+              <w:autoSpaceDE w:val="0"/>
+              <w:autoSpaceDN w:val="0"/>
+              <w:adjustRightInd w:val="0"/>
+              <w:spacing w:line="240" w:lineRule="auto"/>
+              <w:rPr>
+                <w:rFonts w:ascii="BRH Malayalam Extra" w:hAnsi="BRH Malayalam Extra" w:cs="BRH Malayalam Extra"/>
+                <w:color w:val="000000"/>
+                <w:sz w:val="32"/>
+                <w:szCs w:val="32"/>
+              </w:rPr>
+            </w:pPr>
+            <w:r>
+              <w:rPr>
+                <w:rFonts w:ascii="BRH Malayalam Extra" w:hAnsi="BRH Malayalam Extra" w:cs="BRH Malayalam Extra"/>
+                <w:color w:val="000000"/>
+                <w:sz w:val="32"/>
+                <w:szCs w:val="32"/>
+              </w:rPr>
+              <w:t>g—</w:t>
+            </w:r>
+            <w:proofErr w:type="gramStart"/>
+            <w:r>
+              <w:rPr>
+                <w:rFonts w:ascii="BRH Malayalam Extra" w:hAnsi="BRH Malayalam Extra" w:cs="BRH Malayalam Extra"/>
+                <w:color w:val="000000"/>
+                <w:sz w:val="32"/>
+                <w:szCs w:val="32"/>
+                <w:highlight w:val="yellow"/>
+              </w:rPr>
+              <w:t>ª</w:t>
+            </w:r>
+            <w:r>
+              <w:rPr>
+                <w:rFonts w:ascii="BRH Malayalam Extra" w:hAnsi="BRH Malayalam Extra" w:cs="BRH Malayalam Extra"/>
+                <w:color w:val="000000"/>
+                <w:sz w:val="32"/>
+                <w:szCs w:val="32"/>
+                <w:highlight w:val="yellow"/>
+              </w:rPr>
+              <w:t>.</w:t>
+            </w:r>
+            <w:r>
+              <w:rPr>
+                <w:rFonts w:ascii="BRH Malayalam Extra" w:hAnsi="BRH Malayalam Extra" w:cs="BRH Malayalam Extra"/>
+                <w:color w:val="000000"/>
+                <w:sz w:val="32"/>
+                <w:szCs w:val="32"/>
+              </w:rPr>
+              <w:t>ty</w:t>
+            </w:r>
+            <w:proofErr w:type="gramEnd"/>
+            <w:r>
+              <w:rPr>
+                <w:rFonts w:ascii="BRH Malayalam Extra" w:hAnsi="BRH Malayalam Extra" w:cs="BRH Malayalam Extra"/>
+                <w:color w:val="000000"/>
+                <w:sz w:val="26"/>
+                <w:szCs w:val="32"/>
+              </w:rPr>
+              <w:t>–</w:t>
+            </w:r>
+            <w:r>
+              <w:rPr>
+                <w:rFonts w:ascii="BRH Malayalam Extra" w:hAnsi="BRH Malayalam Extra" w:cs="BRH Malayalam Extra"/>
+                <w:color w:val="000000"/>
+                <w:sz w:val="32"/>
+                <w:szCs w:val="32"/>
+              </w:rPr>
+              <w:t>r¥b</w:t>
+            </w:r>
+            <w:r>
+              <w:rPr>
+                <w:rFonts w:ascii="BRH Malayalam Extra" w:hAnsi="BRH Malayalam Extra" w:cs="BRH Malayalam Extra"/>
+                <w:color w:val="000000"/>
+                <w:sz w:val="26"/>
+                <w:szCs w:val="32"/>
+              </w:rPr>
+              <w:t>–</w:t>
+            </w:r>
+            <w:r>
+              <w:rPr>
+                <w:rFonts w:ascii="BRH Malayalam Extra" w:hAnsi="BRH Malayalam Extra" w:cs="BRH Malayalam Extra"/>
+                <w:color w:val="000000"/>
+                <w:sz w:val="32"/>
+                <w:szCs w:val="32"/>
+              </w:rPr>
+              <w:t xml:space="preserve"> pU§ | </w:t>
+            </w:r>
+          </w:p>
+          <w:p>
+            <w:pPr>
+              <w:widowControl w:val="0"/>
+              <w:autoSpaceDE w:val="0"/>
+              <w:autoSpaceDN w:val="0"/>
+              <w:adjustRightInd w:val="0"/>
+              <w:spacing w:line="240" w:lineRule="auto"/>
+              <w:rPr>
+                <w:rFonts w:ascii="BRH Malayalam Extra" w:hAnsi="BRH Malayalam Extra" w:cs="BRH Malayalam Extra"/>
+                <w:color w:val="000000"/>
+                <w:sz w:val="32"/>
+                <w:szCs w:val="32"/>
+              </w:rPr>
+            </w:pPr>
+            <w:r>
+              <w:rPr>
+                <w:rFonts w:ascii="BRH Malayalam Extra" w:hAnsi="BRH Malayalam Extra" w:cs="BRH Malayalam Extra"/>
+                <w:color w:val="000000"/>
+                <w:sz w:val="32"/>
+                <w:szCs w:val="32"/>
+              </w:rPr>
+              <w:t>(</w:t>
+            </w:r>
+            <w:proofErr w:type="gramStart"/>
+            <w:r>
+              <w:rPr>
+                <w:rFonts w:cs="BRH Malayalam Extra"/>
+                <w:color w:val="000000"/>
+                <w:szCs w:val="32"/>
+              </w:rPr>
+              <w:t>7</w:t>
+            </w:r>
+            <w:r>
+              <w:rPr>
+                <w:rFonts w:ascii="BRH Malayalam Extra" w:hAnsi="BRH Malayalam Extra" w:cs="BRH Malayalam Extra"/>
+                <w:color w:val="000000"/>
+                <w:sz w:val="32"/>
+                <w:szCs w:val="32"/>
+              </w:rPr>
+              <w:t>)</w:t>
+            </w:r>
+            <w:r>
+              <w:rPr>
+                <w:rFonts w:cs="BRH Malayalam Extra"/>
+                <w:color w:val="000000"/>
+                <w:szCs w:val="32"/>
+              </w:rPr>
+              <w:t>[</w:t>
+            </w:r>
+            <w:proofErr w:type="gramEnd"/>
+            <w:r>
+              <w:rPr>
+                <w:rFonts w:cs="BRH Malayalam Extra"/>
+                <w:color w:val="000000"/>
+                <w:szCs w:val="32"/>
+              </w:rPr>
+              <w:t>P4</w:t>
+            </w:r>
+            <w:r>
+              <w:rPr>
+                <w:rFonts w:ascii="BRH Malayalam Extra" w:hAnsi="BRH Malayalam Extra" w:cs="BRH Malayalam Extra"/>
+                <w:color w:val="000000"/>
+                <w:sz w:val="32"/>
+                <w:szCs w:val="32"/>
+              </w:rPr>
+              <w:t xml:space="preserve">] </w:t>
+            </w:r>
+            <w:r>
+              <w:rPr>
+                <w:rFonts w:cs="BRH Malayalam Extra"/>
+                <w:color w:val="000000"/>
+                <w:szCs w:val="32"/>
+              </w:rPr>
+              <w:t>4</w:t>
+            </w:r>
+            <w:r>
+              <w:rPr>
+                <w:rFonts w:ascii="BRH Malayalam Extra" w:hAnsi="BRH Malayalam Extra" w:cs="BRH Malayalam Extra"/>
+                <w:color w:val="000000"/>
+                <w:sz w:val="32"/>
+                <w:szCs w:val="32"/>
+              </w:rPr>
+              <w:t>.</w:t>
+            </w:r>
+            <w:r>
+              <w:rPr>
+                <w:rFonts w:cs="BRH Malayalam Extra"/>
+                <w:color w:val="000000"/>
+                <w:szCs w:val="32"/>
+              </w:rPr>
+              <w:t>6</w:t>
+            </w:r>
+            <w:r>
+              <w:rPr>
+                <w:rFonts w:ascii="BRH Malayalam Extra" w:hAnsi="BRH Malayalam Extra" w:cs="BRH Malayalam Extra"/>
+                <w:color w:val="000000"/>
+                <w:sz w:val="32"/>
+                <w:szCs w:val="32"/>
+              </w:rPr>
+              <w:t>.</w:t>
+            </w:r>
+            <w:r>
+              <w:rPr>
+                <w:rFonts w:cs="BRH Malayalam Extra"/>
+                <w:color w:val="000000"/>
+                <w:szCs w:val="32"/>
+              </w:rPr>
+              <w:t>1</w:t>
+            </w:r>
+            <w:r>
+              <w:rPr>
+                <w:rFonts w:ascii="BRH Malayalam Extra" w:hAnsi="BRH Malayalam Extra" w:cs="BRH Malayalam Extra"/>
+                <w:color w:val="000000"/>
+                <w:sz w:val="32"/>
+                <w:szCs w:val="32"/>
+              </w:rPr>
+              <w:t>.</w:t>
+            </w:r>
+            <w:r>
+              <w:rPr>
+                <w:rFonts w:cs="BRH Malayalam Extra"/>
+                <w:color w:val="000000"/>
+                <w:szCs w:val="32"/>
+              </w:rPr>
+              <w:t>4</w:t>
+            </w:r>
+            <w:r>
+              <w:rPr>
+                <w:rFonts w:ascii="BRH Malayalam Extra" w:hAnsi="BRH Malayalam Extra" w:cs="BRH Malayalam Extra"/>
+                <w:color w:val="000000"/>
+                <w:sz w:val="32"/>
+                <w:szCs w:val="32"/>
+              </w:rPr>
+              <w:t>(</w:t>
+            </w:r>
+            <w:r>
+              <w:rPr>
+                <w:rFonts w:cs="BRH Malayalam Extra"/>
+                <w:color w:val="000000"/>
+                <w:szCs w:val="32"/>
+              </w:rPr>
+              <w:t>5</w:t>
+            </w:r>
+            <w:r>
+              <w:rPr>
+                <w:rFonts w:ascii="BRH Malayalam Extra" w:hAnsi="BRH Malayalam Extra" w:cs="BRH Malayalam Extra"/>
+                <w:color w:val="000000"/>
+                <w:sz w:val="32"/>
+                <w:szCs w:val="32"/>
+              </w:rPr>
+              <w:t>)- g</w:t>
+            </w:r>
+            <w:r>
+              <w:rPr>
+                <w:rFonts w:ascii="BRH Malayalam Extra" w:hAnsi="BRH Malayalam Extra" w:cs="BRH Malayalam Extra"/>
+                <w:color w:val="000000"/>
+                <w:sz w:val="26"/>
+                <w:szCs w:val="32"/>
+              </w:rPr>
+              <w:t>–</w:t>
+            </w:r>
+            <w:r>
+              <w:rPr>
+                <w:rFonts w:ascii="BRH Malayalam Extra" w:hAnsi="BRH Malayalam Extra" w:cs="BRH Malayalam Extra"/>
+                <w:color w:val="000000"/>
+                <w:sz w:val="32"/>
+                <w:szCs w:val="32"/>
+              </w:rPr>
+              <w:t>ª</w:t>
+            </w:r>
+            <w:proofErr w:type="gramStart"/>
+            <w:r>
+              <w:rPr>
+                <w:rFonts w:ascii="BRH Malayalam Extra" w:hAnsi="BRH Malayalam Extra" w:cs="BRH Malayalam Extra"/>
+                <w:color w:val="000000"/>
+                <w:sz w:val="26"/>
+                <w:szCs w:val="32"/>
+              </w:rPr>
+              <w:t>–</w:t>
+            </w:r>
+            <w:r>
+              <w:rPr>
+                <w:rFonts w:ascii="BRH Malayalam Extra" w:hAnsi="BRH Malayalam Extra" w:cs="BRH Malayalam Extra"/>
+                <w:color w:val="000000"/>
+                <w:sz w:val="32"/>
+                <w:szCs w:val="32"/>
+              </w:rPr>
+              <w:t>.ty</w:t>
+            </w:r>
+            <w:proofErr w:type="gramEnd"/>
+            <w:r>
+              <w:rPr>
+                <w:rFonts w:ascii="BRH Malayalam Extra" w:hAnsi="BRH Malayalam Extra" w:cs="BRH Malayalam Extra"/>
+                <w:color w:val="000000"/>
+                <w:sz w:val="26"/>
+                <w:szCs w:val="32"/>
+              </w:rPr>
+              <w:t>–</w:t>
+            </w:r>
+            <w:r>
+              <w:rPr>
+                <w:rFonts w:ascii="BRH Malayalam Extra" w:hAnsi="BRH Malayalam Extra" w:cs="BRH Malayalam Extra"/>
+                <w:color w:val="000000"/>
+                <w:sz w:val="32"/>
+                <w:szCs w:val="32"/>
+              </w:rPr>
+              <w:t>r¥b˜ | pU§ | s¡</w:t>
+            </w:r>
+            <w:r>
+              <w:rPr>
+                <w:rFonts w:ascii="BRH Malayalam Extra" w:hAnsi="BRH Malayalam Extra" w:cs="BRH Malayalam Extra"/>
+                <w:color w:val="000000"/>
+                <w:sz w:val="26"/>
+                <w:szCs w:val="32"/>
+              </w:rPr>
+              <w:t>–</w:t>
+            </w:r>
+            <w:r>
+              <w:rPr>
+                <w:rFonts w:ascii="BRH Malayalam Extra" w:hAnsi="BRH Malayalam Extra" w:cs="BRH Malayalam Extra"/>
+                <w:color w:val="000000"/>
+                <w:sz w:val="32"/>
+                <w:szCs w:val="32"/>
+              </w:rPr>
+              <w:t>p</w:t>
+            </w:r>
+            <w:r>
+              <w:rPr>
+                <w:rFonts w:ascii="BRH Malayalam Extra" w:hAnsi="BRH Malayalam Extra" w:cs="BRH Malayalam Extra"/>
+                <w:color w:val="000000"/>
+                <w:sz w:val="26"/>
+                <w:szCs w:val="32"/>
+              </w:rPr>
+              <w:t>–</w:t>
+            </w:r>
+            <w:r>
+              <w:rPr>
+                <w:rFonts w:ascii="BRH Malayalam Extra" w:hAnsi="BRH Malayalam Extra" w:cs="BRH Malayalam Extra"/>
+                <w:color w:val="000000"/>
+                <w:sz w:val="32"/>
+                <w:szCs w:val="32"/>
+              </w:rPr>
+              <w:t>ªpy¥b˜ |</w:t>
+            </w:r>
+          </w:p>
+          <w:p>
+            <w:pPr>
+              <w:widowControl w:val="0"/>
+              <w:autoSpaceDE w:val="0"/>
+              <w:autoSpaceDN w:val="0"/>
+              <w:adjustRightInd w:val="0"/>
+              <w:spacing w:line="240" w:lineRule="auto"/>
+              <w:rPr>
+                <w:rFonts w:ascii="BRH Devanagari Extra" w:hAnsi="BRH Devanagari Extra" w:cs="BRH Devanagari Extra"/>
+                <w:color w:val="000000"/>
+                <w:sz w:val="32"/>
+                <w:szCs w:val="32"/>
+              </w:rPr>
+            </w:pPr>
+            <w:r>
+              <w:rPr>
+                <w:rFonts w:ascii="BRH Malayalam Extra" w:hAnsi="BRH Malayalam Extra" w:cs="BRH Malayalam Extra"/>
+                <w:color w:val="000000"/>
+                <w:sz w:val="32"/>
+                <w:szCs w:val="32"/>
+              </w:rPr>
+              <w:t>g</w:t>
+            </w:r>
+            <w:r>
+              <w:rPr>
+                <w:rFonts w:ascii="BRH Malayalam Extra" w:hAnsi="BRH Malayalam Extra" w:cs="BRH Malayalam Extra"/>
+                <w:color w:val="000000"/>
+                <w:sz w:val="26"/>
+                <w:szCs w:val="32"/>
+              </w:rPr>
+              <w:t>–</w:t>
+            </w:r>
+            <w:r>
+              <w:rPr>
+                <w:rFonts w:ascii="BRH Malayalam Extra" w:hAnsi="BRH Malayalam Extra" w:cs="BRH Malayalam Extra"/>
+                <w:color w:val="000000"/>
+                <w:sz w:val="32"/>
+                <w:szCs w:val="32"/>
+              </w:rPr>
+              <w:t>ª</w:t>
+            </w:r>
+            <w:proofErr w:type="gramStart"/>
+            <w:r>
+              <w:rPr>
+                <w:rFonts w:ascii="BRH Malayalam Extra" w:hAnsi="BRH Malayalam Extra" w:cs="BRH Malayalam Extra"/>
+                <w:color w:val="000000"/>
+                <w:sz w:val="26"/>
+                <w:szCs w:val="32"/>
+              </w:rPr>
+              <w:t>–</w:t>
+            </w:r>
+            <w:r>
+              <w:rPr>
+                <w:rFonts w:ascii="BRH Malayalam Extra" w:hAnsi="BRH Malayalam Extra" w:cs="BRH Malayalam Extra"/>
+                <w:color w:val="000000"/>
+                <w:sz w:val="32"/>
+                <w:szCs w:val="32"/>
+              </w:rPr>
+              <w:t>.ty</w:t>
+            </w:r>
+            <w:proofErr w:type="gramEnd"/>
+            <w:r>
+              <w:rPr>
+                <w:rFonts w:ascii="BRH Malayalam Extra" w:hAnsi="BRH Malayalam Extra" w:cs="BRH Malayalam Extra"/>
+                <w:color w:val="000000"/>
+                <w:sz w:val="26"/>
+                <w:szCs w:val="32"/>
+              </w:rPr>
+              <w:t>–</w:t>
+            </w:r>
+            <w:r>
+              <w:rPr>
+                <w:rFonts w:ascii="BRH Malayalam Extra" w:hAnsi="BRH Malayalam Extra" w:cs="BRH Malayalam Extra"/>
+                <w:color w:val="000000"/>
+                <w:sz w:val="32"/>
+                <w:szCs w:val="32"/>
+              </w:rPr>
+              <w:t>r¥b</w:t>
+            </w:r>
+            <w:r>
+              <w:rPr>
+                <w:rFonts w:ascii="BRH Malayalam Extra" w:hAnsi="BRH Malayalam Extra" w:cs="BRH Malayalam Extra"/>
+                <w:color w:val="000000"/>
+                <w:sz w:val="26"/>
+                <w:szCs w:val="32"/>
+              </w:rPr>
+              <w:t>–</w:t>
+            </w:r>
+            <w:r>
+              <w:rPr>
+                <w:rFonts w:ascii="BRH Malayalam Extra" w:hAnsi="BRH Malayalam Extra" w:cs="BRH Malayalam Extra"/>
+                <w:color w:val="000000"/>
+                <w:sz w:val="32"/>
+                <w:szCs w:val="32"/>
+              </w:rPr>
+              <w:t xml:space="preserve"> pW§ pW§ g—</w:t>
+            </w:r>
+            <w:proofErr w:type="gramStart"/>
+            <w:r>
+              <w:rPr>
+                <w:rFonts w:ascii="BRH Malayalam Extra" w:hAnsi="BRH Malayalam Extra" w:cs="BRH Malayalam Extra"/>
+                <w:color w:val="000000"/>
+                <w:sz w:val="32"/>
+                <w:szCs w:val="32"/>
+                <w:highlight w:val="yellow"/>
+              </w:rPr>
+              <w:t>ª</w:t>
+            </w:r>
+            <w:r>
+              <w:rPr>
+                <w:rFonts w:ascii="BRH Malayalam Extra" w:hAnsi="BRH Malayalam Extra" w:cs="BRH Malayalam Extra"/>
+                <w:color w:val="000000"/>
+                <w:sz w:val="32"/>
+                <w:szCs w:val="32"/>
+                <w:highlight w:val="yellow"/>
+              </w:rPr>
+              <w:t>.</w:t>
+            </w:r>
+            <w:r>
+              <w:rPr>
+                <w:rFonts w:ascii="BRH Malayalam Extra" w:hAnsi="BRH Malayalam Extra" w:cs="BRH Malayalam Extra"/>
+                <w:color w:val="000000"/>
+                <w:sz w:val="32"/>
+                <w:szCs w:val="32"/>
+              </w:rPr>
+              <w:t>ty</w:t>
+            </w:r>
+            <w:proofErr w:type="gramEnd"/>
+            <w:r>
+              <w:rPr>
+                <w:rFonts w:ascii="BRH Malayalam Extra" w:hAnsi="BRH Malayalam Extra" w:cs="BRH Malayalam Extra"/>
+                <w:color w:val="000000"/>
+                <w:sz w:val="26"/>
+                <w:szCs w:val="32"/>
+              </w:rPr>
+              <w:t>–</w:t>
+            </w:r>
+            <w:r>
+              <w:rPr>
+                <w:rFonts w:ascii="BRH Malayalam Extra" w:hAnsi="BRH Malayalam Extra" w:cs="BRH Malayalam Extra"/>
+                <w:color w:val="000000"/>
+                <w:sz w:val="32"/>
+                <w:szCs w:val="32"/>
+              </w:rPr>
+              <w:t xml:space="preserve">r¥b— </w:t>
+            </w:r>
+            <w:proofErr w:type="gramStart"/>
+            <w:r>
+              <w:rPr>
+                <w:rFonts w:ascii="BRH Malayalam Extra" w:hAnsi="BRH Malayalam Extra" w:cs="BRH Malayalam Extra"/>
+                <w:color w:val="000000"/>
+                <w:sz w:val="32"/>
+                <w:szCs w:val="32"/>
+              </w:rPr>
+              <w:t>gª.ty</w:t>
+            </w:r>
+            <w:proofErr w:type="gramEnd"/>
+            <w:r>
+              <w:rPr>
+                <w:rFonts w:ascii="BRH Malayalam Extra" w:hAnsi="BRH Malayalam Extra" w:cs="BRH Malayalam Extra"/>
+                <w:color w:val="000000"/>
+                <w:sz w:val="26"/>
+                <w:szCs w:val="32"/>
+              </w:rPr>
+              <w:t>–</w:t>
+            </w:r>
+            <w:r>
+              <w:rPr>
+                <w:rFonts w:ascii="BRH Malayalam Extra" w:hAnsi="BRH Malayalam Extra" w:cs="BRH Malayalam Extra"/>
+                <w:color w:val="000000"/>
+                <w:sz w:val="32"/>
+                <w:szCs w:val="32"/>
+              </w:rPr>
+              <w:t>r¥b</w:t>
+            </w:r>
+            <w:r>
+              <w:rPr>
+                <w:rFonts w:ascii="BRH Malayalam Extra" w:hAnsi="BRH Malayalam Extra" w:cs="BRH Malayalam Extra"/>
+                <w:color w:val="000000"/>
+                <w:sz w:val="26"/>
+                <w:szCs w:val="32"/>
+              </w:rPr>
+              <w:t>–</w:t>
+            </w:r>
+            <w:r>
+              <w:rPr>
+                <w:rFonts w:ascii="BRH Malayalam Extra" w:hAnsi="BRH Malayalam Extra" w:cs="BRH Malayalam Extra"/>
+                <w:color w:val="000000"/>
+                <w:sz w:val="32"/>
+                <w:szCs w:val="32"/>
+              </w:rPr>
+              <w:t xml:space="preserve"> pU§ a§s¡—p</w:t>
+            </w:r>
+            <w:r>
+              <w:rPr>
+                <w:rFonts w:ascii="BRH Malayalam Extra" w:hAnsi="BRH Malayalam Extra" w:cs="BRH Malayalam Extra"/>
+                <w:color w:val="000000"/>
+                <w:sz w:val="26"/>
+                <w:szCs w:val="32"/>
+              </w:rPr>
+              <w:t>–</w:t>
+            </w:r>
+            <w:r>
+              <w:rPr>
+                <w:rFonts w:ascii="BRH Malayalam Extra" w:hAnsi="BRH Malayalam Extra" w:cs="BRH Malayalam Extra"/>
+                <w:color w:val="000000"/>
+                <w:sz w:val="32"/>
+                <w:szCs w:val="32"/>
+              </w:rPr>
+              <w:t>ªpy¥b— s¡p</w:t>
+            </w:r>
+            <w:r>
+              <w:rPr>
+                <w:rFonts w:ascii="BRH Malayalam Extra" w:hAnsi="BRH Malayalam Extra" w:cs="BRH Malayalam Extra"/>
+                <w:color w:val="000000"/>
+                <w:sz w:val="26"/>
+                <w:szCs w:val="32"/>
+              </w:rPr>
+              <w:t>–</w:t>
+            </w:r>
+            <w:r>
+              <w:rPr>
+                <w:rFonts w:ascii="BRH Malayalam Extra" w:hAnsi="BRH Malayalam Extra" w:cs="BRH Malayalam Extra"/>
+                <w:color w:val="000000"/>
+                <w:sz w:val="32"/>
+                <w:szCs w:val="32"/>
+              </w:rPr>
+              <w:t>ªpy¥b</w:t>
+            </w:r>
+            <w:r>
+              <w:rPr>
+                <w:rFonts w:ascii="BRH Malayalam Extra" w:hAnsi="BRH Malayalam Extra" w:cs="BRH Malayalam Extra"/>
+                <w:color w:val="000000"/>
+                <w:sz w:val="26"/>
+                <w:szCs w:val="32"/>
+              </w:rPr>
+              <w:t>–</w:t>
+            </w:r>
+            <w:r>
+              <w:rPr>
+                <w:rFonts w:ascii="BRH Malayalam Extra" w:hAnsi="BRH Malayalam Extra" w:cs="BRH Malayalam Extra"/>
+                <w:color w:val="000000"/>
+                <w:sz w:val="32"/>
+                <w:szCs w:val="32"/>
+              </w:rPr>
+              <w:t xml:space="preserve"> pW§ g—</w:t>
+            </w:r>
+            <w:proofErr w:type="gramStart"/>
+            <w:r>
+              <w:rPr>
+                <w:rFonts w:ascii="BRH Malayalam Extra" w:hAnsi="BRH Malayalam Extra" w:cs="BRH Malayalam Extra"/>
+                <w:color w:val="000000"/>
+                <w:sz w:val="32"/>
+                <w:szCs w:val="32"/>
+                <w:highlight w:val="yellow"/>
+              </w:rPr>
+              <w:t>ª</w:t>
+            </w:r>
+            <w:r>
+              <w:rPr>
+                <w:rFonts w:ascii="BRH Malayalam Extra" w:hAnsi="BRH Malayalam Extra" w:cs="BRH Malayalam Extra"/>
+                <w:color w:val="000000"/>
+                <w:sz w:val="32"/>
+                <w:szCs w:val="32"/>
+                <w:highlight w:val="yellow"/>
+              </w:rPr>
+              <w:t>.</w:t>
+            </w:r>
+            <w:r>
+              <w:rPr>
+                <w:rFonts w:ascii="BRH Malayalam Extra" w:hAnsi="BRH Malayalam Extra" w:cs="BRH Malayalam Extra"/>
+                <w:color w:val="000000"/>
+                <w:sz w:val="32"/>
+                <w:szCs w:val="32"/>
+              </w:rPr>
+              <w:t>ty</w:t>
+            </w:r>
+            <w:proofErr w:type="gramEnd"/>
+            <w:r>
+              <w:rPr>
+                <w:rFonts w:ascii="BRH Malayalam Extra" w:hAnsi="BRH Malayalam Extra" w:cs="BRH Malayalam Extra"/>
+                <w:color w:val="000000"/>
+                <w:sz w:val="26"/>
+                <w:szCs w:val="32"/>
+              </w:rPr>
+              <w:t>–</w:t>
+            </w:r>
+            <w:r>
+              <w:rPr>
+                <w:rFonts w:ascii="BRH Malayalam Extra" w:hAnsi="BRH Malayalam Extra" w:cs="BRH Malayalam Extra"/>
+                <w:color w:val="000000"/>
+                <w:sz w:val="32"/>
+                <w:szCs w:val="32"/>
+              </w:rPr>
+              <w:t xml:space="preserve">r¥b— </w:t>
+            </w:r>
+            <w:proofErr w:type="gramStart"/>
+            <w:r>
+              <w:rPr>
+                <w:rFonts w:ascii="BRH Malayalam Extra" w:hAnsi="BRH Malayalam Extra" w:cs="BRH Malayalam Extra"/>
+                <w:color w:val="000000"/>
+                <w:sz w:val="32"/>
+                <w:szCs w:val="32"/>
+              </w:rPr>
+              <w:t>gª.ty</w:t>
+            </w:r>
+            <w:proofErr w:type="gramEnd"/>
+            <w:r>
+              <w:rPr>
+                <w:rFonts w:ascii="BRH Malayalam Extra" w:hAnsi="BRH Malayalam Extra" w:cs="BRH Malayalam Extra"/>
+                <w:color w:val="000000"/>
+                <w:sz w:val="26"/>
+                <w:szCs w:val="32"/>
+              </w:rPr>
+              <w:t>–</w:t>
+            </w:r>
+            <w:r>
+              <w:rPr>
+                <w:rFonts w:ascii="BRH Malayalam Extra" w:hAnsi="BRH Malayalam Extra" w:cs="BRH Malayalam Extra"/>
+                <w:color w:val="000000"/>
+                <w:sz w:val="32"/>
+                <w:szCs w:val="32"/>
+              </w:rPr>
+              <w:t>r¥b</w:t>
+            </w:r>
+            <w:r>
+              <w:rPr>
+                <w:rFonts w:ascii="BRH Malayalam Extra" w:hAnsi="BRH Malayalam Extra" w:cs="BRH Malayalam Extra"/>
+                <w:color w:val="000000"/>
+                <w:sz w:val="26"/>
+                <w:szCs w:val="32"/>
+              </w:rPr>
+              <w:t>–</w:t>
+            </w:r>
+            <w:r>
+              <w:rPr>
+                <w:rFonts w:ascii="BRH Malayalam Extra" w:hAnsi="BRH Malayalam Extra" w:cs="BRH Malayalam Extra"/>
+                <w:color w:val="000000"/>
+                <w:sz w:val="32"/>
+                <w:szCs w:val="32"/>
+              </w:rPr>
+              <w:t xml:space="preserve"> pU§ a§s¡—p</w:t>
+            </w:r>
+            <w:r>
+              <w:rPr>
+                <w:rFonts w:ascii="BRH Malayalam Extra" w:hAnsi="BRH Malayalam Extra" w:cs="BRH Malayalam Extra"/>
+                <w:color w:val="000000"/>
+                <w:sz w:val="26"/>
+                <w:szCs w:val="32"/>
+              </w:rPr>
+              <w:t>–</w:t>
+            </w:r>
+            <w:r>
+              <w:rPr>
+                <w:rFonts w:ascii="BRH Malayalam Extra" w:hAnsi="BRH Malayalam Extra" w:cs="BRH Malayalam Extra"/>
+                <w:color w:val="000000"/>
+                <w:sz w:val="32"/>
+                <w:szCs w:val="32"/>
+              </w:rPr>
+              <w:t>ªpy¥b˜ |</w:t>
+            </w:r>
+            <w:r>
+              <w:rPr>
+                <w:rFonts w:ascii="BRH Malayalam Extra" w:hAnsi="BRH Malayalam Extra" w:cs="BRH Malayalam Extra"/>
+                <w:color w:val="000000"/>
+                <w:sz w:val="32"/>
+                <w:szCs w:val="32"/>
+              </w:rPr>
+              <w:t xml:space="preserve"> </w:t>
+            </w:r>
+          </w:p>
+        </w:tc>
+        <w:tc>
+          <w:tcPr>
+            <w:tcW w:w="7371" w:type="dxa"/>
+            <w:tcBorders>
+              <w:top w:val="single" w:sz="4" w:space="0" w:color="000000"/>
+              <w:left w:val="single" w:sz="4" w:space="0" w:color="000000"/>
+              <w:bottom w:val="single" w:sz="4" w:space="0" w:color="000000"/>
+              <w:right w:val="single" w:sz="4" w:space="0" w:color="000000"/>
+            </w:tcBorders>
+          </w:tcPr>
+          <w:p>
+            <w:pPr>
+              <w:widowControl w:val="0"/>
+              <w:autoSpaceDE w:val="0"/>
+              <w:autoSpaceDN w:val="0"/>
+              <w:adjustRightInd w:val="0"/>
+              <w:spacing w:line="240" w:lineRule="auto"/>
+              <w:rPr>
+                <w:rFonts w:ascii="BRH Malayalam Extra" w:hAnsi="BRH Malayalam Extra" w:cs="BRH Malayalam Extra"/>
+                <w:color w:val="000000"/>
+                <w:sz w:val="32"/>
+                <w:szCs w:val="32"/>
+              </w:rPr>
+            </w:pPr>
+            <w:r>
+              <w:rPr>
+                <w:rFonts w:ascii="BRH Malayalam Extra" w:hAnsi="BRH Malayalam Extra" w:cs="BRH Malayalam Extra"/>
+                <w:color w:val="000000"/>
+                <w:sz w:val="32"/>
+                <w:szCs w:val="32"/>
+              </w:rPr>
+              <w:t>(</w:t>
+            </w:r>
+            <w:proofErr w:type="gramStart"/>
+            <w:r>
+              <w:rPr>
+                <w:rFonts w:cs="BRH Malayalam Extra"/>
+                <w:color w:val="000000"/>
+                <w:szCs w:val="32"/>
+              </w:rPr>
+              <w:t>4</w:t>
+            </w:r>
+            <w:r>
+              <w:rPr>
+                <w:rFonts w:ascii="BRH Malayalam Extra" w:hAnsi="BRH Malayalam Extra" w:cs="BRH Malayalam Extra"/>
+                <w:color w:val="000000"/>
+                <w:sz w:val="32"/>
+                <w:szCs w:val="32"/>
+              </w:rPr>
+              <w:t>)</w:t>
+            </w:r>
+            <w:r>
+              <w:rPr>
+                <w:rFonts w:cs="BRH Malayalam Extra"/>
+                <w:color w:val="000000"/>
+                <w:szCs w:val="32"/>
+              </w:rPr>
+              <w:t>[</w:t>
+            </w:r>
+            <w:proofErr w:type="gramEnd"/>
+            <w:r>
+              <w:rPr>
+                <w:rFonts w:cs="BRH Malayalam Extra"/>
+                <w:color w:val="000000"/>
+                <w:szCs w:val="32"/>
+              </w:rPr>
+              <w:t>P4</w:t>
+            </w:r>
+            <w:r>
+              <w:rPr>
+                <w:rFonts w:ascii="BRH Malayalam Extra" w:hAnsi="BRH Malayalam Extra" w:cs="BRH Malayalam Extra"/>
+                <w:color w:val="000000"/>
+                <w:sz w:val="32"/>
+                <w:szCs w:val="32"/>
+              </w:rPr>
+              <w:t xml:space="preserve">] </w:t>
+            </w:r>
+            <w:r>
+              <w:rPr>
+                <w:rFonts w:cs="BRH Malayalam Extra"/>
+                <w:color w:val="000000"/>
+                <w:szCs w:val="32"/>
+              </w:rPr>
+              <w:t>4</w:t>
+            </w:r>
+            <w:r>
+              <w:rPr>
+                <w:rFonts w:ascii="BRH Malayalam Extra" w:hAnsi="BRH Malayalam Extra" w:cs="BRH Malayalam Extra"/>
+                <w:color w:val="000000"/>
+                <w:sz w:val="32"/>
+                <w:szCs w:val="32"/>
+              </w:rPr>
+              <w:t>.</w:t>
+            </w:r>
+            <w:r>
+              <w:rPr>
+                <w:rFonts w:cs="BRH Malayalam Extra"/>
+                <w:color w:val="000000"/>
+                <w:szCs w:val="32"/>
+              </w:rPr>
+              <w:t>6</w:t>
+            </w:r>
+            <w:r>
+              <w:rPr>
+                <w:rFonts w:ascii="BRH Malayalam Extra" w:hAnsi="BRH Malayalam Extra" w:cs="BRH Malayalam Extra"/>
+                <w:color w:val="000000"/>
+                <w:sz w:val="32"/>
+                <w:szCs w:val="32"/>
+              </w:rPr>
+              <w:t>.</w:t>
+            </w:r>
+            <w:r>
+              <w:rPr>
+                <w:rFonts w:cs="BRH Malayalam Extra"/>
+                <w:color w:val="000000"/>
+                <w:szCs w:val="32"/>
+              </w:rPr>
+              <w:t>1</w:t>
+            </w:r>
+            <w:r>
+              <w:rPr>
+                <w:rFonts w:ascii="BRH Malayalam Extra" w:hAnsi="BRH Malayalam Extra" w:cs="BRH Malayalam Extra"/>
+                <w:color w:val="000000"/>
+                <w:sz w:val="32"/>
+                <w:szCs w:val="32"/>
+              </w:rPr>
+              <w:t>.</w:t>
+            </w:r>
+            <w:r>
+              <w:rPr>
+                <w:rFonts w:cs="BRH Malayalam Extra"/>
+                <w:color w:val="000000"/>
+                <w:szCs w:val="32"/>
+              </w:rPr>
+              <w:t>4</w:t>
+            </w:r>
+            <w:r>
+              <w:rPr>
+                <w:rFonts w:ascii="BRH Malayalam Extra" w:hAnsi="BRH Malayalam Extra" w:cs="BRH Malayalam Extra"/>
+                <w:color w:val="000000"/>
+                <w:sz w:val="32"/>
+                <w:szCs w:val="32"/>
+              </w:rPr>
+              <w:t>(</w:t>
+            </w:r>
+            <w:r>
+              <w:rPr>
+                <w:rFonts w:cs="BRH Malayalam Extra"/>
+                <w:color w:val="000000"/>
+                <w:szCs w:val="32"/>
+              </w:rPr>
+              <w:t>3</w:t>
+            </w:r>
+            <w:r>
+              <w:rPr>
+                <w:rFonts w:ascii="BRH Malayalam Extra" w:hAnsi="BRH Malayalam Extra" w:cs="BRH Malayalam Extra"/>
+                <w:color w:val="000000"/>
+                <w:sz w:val="32"/>
+                <w:szCs w:val="32"/>
+              </w:rPr>
+              <w:t>)- p</w:t>
+            </w:r>
+            <w:r>
+              <w:rPr>
+                <w:rFonts w:ascii="BRH Malayalam Extra" w:hAnsi="BRH Malayalam Extra" w:cs="BRH Malayalam Extra"/>
+                <w:color w:val="000000"/>
+                <w:sz w:val="26"/>
+                <w:szCs w:val="32"/>
+              </w:rPr>
+              <w:t>–</w:t>
+            </w:r>
+            <w:r>
+              <w:rPr>
+                <w:rFonts w:ascii="BRH Malayalam Extra" w:hAnsi="BRH Malayalam Extra" w:cs="BRH Malayalam Extra"/>
+                <w:color w:val="000000"/>
+                <w:sz w:val="32"/>
+                <w:szCs w:val="32"/>
+              </w:rPr>
+              <w:t>d</w:t>
+            </w:r>
+            <w:r>
+              <w:rPr>
+                <w:rFonts w:ascii="BRH Malayalam Extra" w:hAnsi="BRH Malayalam Extra" w:cs="BRH Malayalam Extra"/>
+                <w:color w:val="000000"/>
+                <w:sz w:val="26"/>
+                <w:szCs w:val="32"/>
+              </w:rPr>
+              <w:t>–</w:t>
+            </w:r>
+            <w:r>
+              <w:rPr>
+                <w:rFonts w:ascii="BRH Malayalam Extra" w:hAnsi="BRH Malayalam Extra" w:cs="BRH Malayalam Extra"/>
+                <w:color w:val="000000"/>
+                <w:sz w:val="32"/>
+                <w:szCs w:val="32"/>
+              </w:rPr>
+              <w:t>s¥b˜ | pU§ | g</w:t>
+            </w:r>
+            <w:r>
+              <w:rPr>
+                <w:rFonts w:ascii="BRH Malayalam Extra" w:hAnsi="BRH Malayalam Extra" w:cs="BRH Malayalam Extra"/>
+                <w:color w:val="000000"/>
+                <w:sz w:val="26"/>
+                <w:szCs w:val="32"/>
+              </w:rPr>
+              <w:t>–</w:t>
+            </w:r>
+            <w:r>
+              <w:rPr>
+                <w:rFonts w:ascii="BRH Malayalam Extra" w:hAnsi="BRH Malayalam Extra" w:cs="BRH Malayalam Extra"/>
+                <w:color w:val="000000"/>
+                <w:sz w:val="32"/>
+                <w:szCs w:val="32"/>
+              </w:rPr>
+              <w:t>ª</w:t>
+            </w:r>
+            <w:proofErr w:type="gramStart"/>
+            <w:r>
+              <w:rPr>
+                <w:rFonts w:ascii="BRH Malayalam Extra" w:hAnsi="BRH Malayalam Extra" w:cs="BRH Malayalam Extra"/>
+                <w:color w:val="000000"/>
+                <w:sz w:val="26"/>
+                <w:szCs w:val="32"/>
+              </w:rPr>
+              <w:t>–</w:t>
+            </w:r>
+            <w:r>
+              <w:rPr>
+                <w:rFonts w:ascii="BRH Malayalam Extra" w:hAnsi="BRH Malayalam Extra" w:cs="BRH Malayalam Extra"/>
+                <w:color w:val="000000"/>
+                <w:sz w:val="32"/>
+                <w:szCs w:val="32"/>
+              </w:rPr>
+              <w:t>.ty</w:t>
+            </w:r>
+            <w:proofErr w:type="gramEnd"/>
+            <w:r>
+              <w:rPr>
+                <w:rFonts w:ascii="BRH Malayalam Extra" w:hAnsi="BRH Malayalam Extra" w:cs="BRH Malayalam Extra"/>
+                <w:color w:val="000000"/>
+                <w:sz w:val="26"/>
+                <w:szCs w:val="32"/>
+              </w:rPr>
+              <w:t>–</w:t>
+            </w:r>
+            <w:r>
+              <w:rPr>
+                <w:rFonts w:ascii="BRH Malayalam Extra" w:hAnsi="BRH Malayalam Extra" w:cs="BRH Malayalam Extra"/>
+                <w:color w:val="000000"/>
+                <w:sz w:val="32"/>
+                <w:szCs w:val="32"/>
+              </w:rPr>
+              <w:t xml:space="preserve">r¥b˜ | </w:t>
+            </w:r>
+          </w:p>
+          <w:p>
+            <w:pPr>
+              <w:widowControl w:val="0"/>
+              <w:autoSpaceDE w:val="0"/>
+              <w:autoSpaceDN w:val="0"/>
+              <w:adjustRightInd w:val="0"/>
+              <w:spacing w:line="240" w:lineRule="auto"/>
+              <w:rPr>
+                <w:rFonts w:ascii="BRH Malayalam Extra" w:hAnsi="BRH Malayalam Extra" w:cs="BRH Malayalam Extra"/>
+                <w:color w:val="000000"/>
+                <w:sz w:val="32"/>
+                <w:szCs w:val="32"/>
+              </w:rPr>
+            </w:pPr>
+            <w:r>
+              <w:rPr>
+                <w:rFonts w:ascii="BRH Malayalam Extra" w:hAnsi="BRH Malayalam Extra" w:cs="BRH Malayalam Extra"/>
+                <w:color w:val="000000"/>
+                <w:sz w:val="32"/>
+                <w:szCs w:val="32"/>
+              </w:rPr>
+              <w:t>p</w:t>
+            </w:r>
+            <w:r>
+              <w:rPr>
+                <w:rFonts w:ascii="BRH Malayalam Extra" w:hAnsi="BRH Malayalam Extra" w:cs="BRH Malayalam Extra"/>
+                <w:color w:val="000000"/>
+                <w:sz w:val="26"/>
+                <w:szCs w:val="32"/>
+              </w:rPr>
+              <w:t>–</w:t>
+            </w:r>
+            <w:r>
+              <w:rPr>
+                <w:rFonts w:ascii="BRH Malayalam Extra" w:hAnsi="BRH Malayalam Extra" w:cs="BRH Malayalam Extra"/>
+                <w:color w:val="000000"/>
+                <w:sz w:val="32"/>
+                <w:szCs w:val="32"/>
+              </w:rPr>
+              <w:t>d</w:t>
+            </w:r>
+            <w:r>
+              <w:rPr>
+                <w:rFonts w:ascii="BRH Malayalam Extra" w:hAnsi="BRH Malayalam Extra" w:cs="BRH Malayalam Extra"/>
+                <w:color w:val="000000"/>
+                <w:sz w:val="26"/>
+                <w:szCs w:val="32"/>
+              </w:rPr>
+              <w:t>–</w:t>
+            </w:r>
+            <w:r>
+              <w:rPr>
+                <w:rFonts w:ascii="BRH Malayalam Extra" w:hAnsi="BRH Malayalam Extra" w:cs="BRH Malayalam Extra"/>
+                <w:color w:val="000000"/>
+                <w:sz w:val="32"/>
+                <w:szCs w:val="32"/>
+              </w:rPr>
+              <w:t>s¥b</w:t>
+            </w:r>
+            <w:r>
+              <w:rPr>
+                <w:rFonts w:ascii="BRH Malayalam Extra" w:hAnsi="BRH Malayalam Extra" w:cs="BRH Malayalam Extra"/>
+                <w:color w:val="000000"/>
+                <w:sz w:val="26"/>
+                <w:szCs w:val="32"/>
+              </w:rPr>
+              <w:t>–</w:t>
+            </w:r>
+            <w:r>
+              <w:rPr>
+                <w:rFonts w:ascii="BRH Malayalam Extra" w:hAnsi="BRH Malayalam Extra" w:cs="BRH Malayalam Extra"/>
+                <w:color w:val="000000"/>
+                <w:sz w:val="32"/>
+                <w:szCs w:val="32"/>
+              </w:rPr>
+              <w:t xml:space="preserve"> pW§ pW§ p—d</w:t>
+            </w:r>
+            <w:r>
+              <w:rPr>
+                <w:rFonts w:ascii="BRH Malayalam Extra" w:hAnsi="BRH Malayalam Extra" w:cs="BRH Malayalam Extra"/>
+                <w:color w:val="000000"/>
+                <w:sz w:val="26"/>
+                <w:szCs w:val="32"/>
+              </w:rPr>
+              <w:t>–</w:t>
+            </w:r>
+            <w:r>
+              <w:rPr>
+                <w:rFonts w:ascii="BRH Malayalam Extra" w:hAnsi="BRH Malayalam Extra" w:cs="BRH Malayalam Extra"/>
+                <w:color w:val="000000"/>
+                <w:sz w:val="32"/>
+                <w:szCs w:val="32"/>
+              </w:rPr>
+              <w:t>s¥b— pd</w:t>
+            </w:r>
+            <w:r>
+              <w:rPr>
+                <w:rFonts w:ascii="BRH Malayalam Extra" w:hAnsi="BRH Malayalam Extra" w:cs="BRH Malayalam Extra"/>
+                <w:color w:val="000000"/>
+                <w:sz w:val="26"/>
+                <w:szCs w:val="32"/>
+              </w:rPr>
+              <w:t>–</w:t>
+            </w:r>
+            <w:r>
+              <w:rPr>
+                <w:rFonts w:ascii="BRH Malayalam Extra" w:hAnsi="BRH Malayalam Extra" w:cs="BRH Malayalam Extra"/>
+                <w:color w:val="000000"/>
+                <w:sz w:val="32"/>
+                <w:szCs w:val="32"/>
+              </w:rPr>
+              <w:t>s¥b</w:t>
+            </w:r>
+            <w:r>
+              <w:rPr>
+                <w:rFonts w:ascii="BRH Malayalam Extra" w:hAnsi="BRH Malayalam Extra" w:cs="BRH Malayalam Extra"/>
+                <w:color w:val="000000"/>
+                <w:sz w:val="26"/>
+                <w:szCs w:val="32"/>
+              </w:rPr>
+              <w:t>–</w:t>
+            </w:r>
+            <w:r>
+              <w:rPr>
+                <w:rFonts w:ascii="BRH Malayalam Extra" w:hAnsi="BRH Malayalam Extra" w:cs="BRH Malayalam Extra"/>
+                <w:color w:val="000000"/>
+                <w:sz w:val="32"/>
+                <w:szCs w:val="32"/>
+              </w:rPr>
+              <w:t xml:space="preserve"> pW§ </w:t>
+            </w:r>
+          </w:p>
+          <w:p>
+            <w:pPr>
+              <w:widowControl w:val="0"/>
+              <w:autoSpaceDE w:val="0"/>
+              <w:autoSpaceDN w:val="0"/>
+              <w:adjustRightInd w:val="0"/>
+              <w:spacing w:line="240" w:lineRule="auto"/>
+              <w:rPr>
+                <w:rFonts w:ascii="BRH Malayalam Extra" w:hAnsi="BRH Malayalam Extra" w:cs="BRH Malayalam Extra"/>
+                <w:color w:val="000000"/>
+                <w:sz w:val="32"/>
+                <w:szCs w:val="32"/>
+              </w:rPr>
+            </w:pPr>
+            <w:r>
+              <w:rPr>
+                <w:rFonts w:ascii="BRH Malayalam Extra" w:hAnsi="BRH Malayalam Extra" w:cs="BRH Malayalam Extra"/>
+                <w:color w:val="000000"/>
+                <w:sz w:val="32"/>
+                <w:szCs w:val="32"/>
+              </w:rPr>
+              <w:t>g—</w:t>
+            </w:r>
+            <w:r>
+              <w:rPr>
+                <w:rFonts w:ascii="BRH Malayalam Extra" w:hAnsi="BRH Malayalam Extra" w:cs="BRH Malayalam Extra"/>
+                <w:color w:val="000000"/>
+                <w:sz w:val="32"/>
+                <w:szCs w:val="32"/>
+                <w:highlight w:val="green"/>
+              </w:rPr>
+              <w:t>ª</w:t>
+            </w:r>
+            <w:r>
+              <w:rPr>
+                <w:rFonts w:ascii="BRH Malayalam Extra" w:hAnsi="BRH Malayalam Extra" w:cs="BRH Malayalam Extra"/>
+                <w:color w:val="000000"/>
+                <w:sz w:val="32"/>
+                <w:szCs w:val="32"/>
+              </w:rPr>
+              <w:t>ty</w:t>
+            </w:r>
+            <w:r>
+              <w:rPr>
+                <w:rFonts w:ascii="BRH Malayalam Extra" w:hAnsi="BRH Malayalam Extra" w:cs="BRH Malayalam Extra"/>
+                <w:color w:val="000000"/>
+                <w:sz w:val="26"/>
+                <w:szCs w:val="32"/>
+              </w:rPr>
+              <w:t>–</w:t>
+            </w:r>
+            <w:r>
+              <w:rPr>
+                <w:rFonts w:ascii="BRH Malayalam Extra" w:hAnsi="BRH Malayalam Extra" w:cs="BRH Malayalam Extra"/>
+                <w:color w:val="000000"/>
+                <w:sz w:val="32"/>
+                <w:szCs w:val="32"/>
+              </w:rPr>
+              <w:t xml:space="preserve">r¥b— </w:t>
+            </w:r>
+            <w:proofErr w:type="gramStart"/>
+            <w:r>
+              <w:rPr>
+                <w:rFonts w:ascii="BRH Malayalam Extra" w:hAnsi="BRH Malayalam Extra" w:cs="BRH Malayalam Extra"/>
+                <w:color w:val="000000"/>
+                <w:sz w:val="32"/>
+                <w:szCs w:val="32"/>
+              </w:rPr>
+              <w:t>gª.ty</w:t>
+            </w:r>
+            <w:proofErr w:type="gramEnd"/>
+            <w:r>
+              <w:rPr>
+                <w:rFonts w:ascii="BRH Malayalam Extra" w:hAnsi="BRH Malayalam Extra" w:cs="BRH Malayalam Extra"/>
+                <w:color w:val="000000"/>
+                <w:sz w:val="26"/>
+                <w:szCs w:val="32"/>
+              </w:rPr>
+              <w:t>–</w:t>
+            </w:r>
+            <w:r>
+              <w:rPr>
+                <w:rFonts w:ascii="BRH Malayalam Extra" w:hAnsi="BRH Malayalam Extra" w:cs="BRH Malayalam Extra"/>
+                <w:color w:val="000000"/>
+                <w:sz w:val="32"/>
+                <w:szCs w:val="32"/>
+              </w:rPr>
+              <w:t>r¥b</w:t>
+            </w:r>
+            <w:r>
+              <w:rPr>
+                <w:rFonts w:ascii="BRH Malayalam Extra" w:hAnsi="BRH Malayalam Extra" w:cs="BRH Malayalam Extra"/>
+                <w:color w:val="000000"/>
+                <w:sz w:val="26"/>
+                <w:szCs w:val="32"/>
+              </w:rPr>
+              <w:t>–</w:t>
+            </w:r>
+            <w:r>
+              <w:rPr>
+                <w:rFonts w:ascii="BRH Malayalam Extra" w:hAnsi="BRH Malayalam Extra" w:cs="BRH Malayalam Extra"/>
+                <w:color w:val="000000"/>
+                <w:sz w:val="32"/>
+                <w:szCs w:val="32"/>
+              </w:rPr>
+              <w:t xml:space="preserve"> pW§ p—d</w:t>
+            </w:r>
+            <w:r>
+              <w:rPr>
+                <w:rFonts w:ascii="BRH Malayalam Extra" w:hAnsi="BRH Malayalam Extra" w:cs="BRH Malayalam Extra"/>
+                <w:color w:val="000000"/>
+                <w:sz w:val="26"/>
+                <w:szCs w:val="32"/>
+              </w:rPr>
+              <w:t>–</w:t>
+            </w:r>
+            <w:r>
+              <w:rPr>
+                <w:rFonts w:ascii="BRH Malayalam Extra" w:hAnsi="BRH Malayalam Extra" w:cs="BRH Malayalam Extra"/>
+                <w:color w:val="000000"/>
+                <w:sz w:val="32"/>
+                <w:szCs w:val="32"/>
+              </w:rPr>
+              <w:t>s¥b— pd</w:t>
+            </w:r>
+            <w:r>
+              <w:rPr>
+                <w:rFonts w:ascii="BRH Malayalam Extra" w:hAnsi="BRH Malayalam Extra" w:cs="BRH Malayalam Extra"/>
+                <w:color w:val="000000"/>
+                <w:sz w:val="26"/>
+                <w:szCs w:val="32"/>
+              </w:rPr>
+              <w:t>–</w:t>
+            </w:r>
+            <w:r>
+              <w:rPr>
+                <w:rFonts w:ascii="BRH Malayalam Extra" w:hAnsi="BRH Malayalam Extra" w:cs="BRH Malayalam Extra"/>
+                <w:color w:val="000000"/>
+                <w:sz w:val="32"/>
+                <w:szCs w:val="32"/>
+              </w:rPr>
+              <w:t>s¥b</w:t>
+            </w:r>
+            <w:r>
+              <w:rPr>
+                <w:rFonts w:ascii="BRH Malayalam Extra" w:hAnsi="BRH Malayalam Extra" w:cs="BRH Malayalam Extra"/>
+                <w:color w:val="000000"/>
+                <w:sz w:val="26"/>
+                <w:szCs w:val="32"/>
+              </w:rPr>
+              <w:t>–</w:t>
+            </w:r>
+            <w:r>
+              <w:rPr>
+                <w:rFonts w:ascii="BRH Malayalam Extra" w:hAnsi="BRH Malayalam Extra" w:cs="BRH Malayalam Extra"/>
+                <w:color w:val="000000"/>
+                <w:sz w:val="32"/>
+                <w:szCs w:val="32"/>
+              </w:rPr>
+              <w:t xml:space="preserve"> pW§ g</w:t>
+            </w:r>
+            <w:r>
+              <w:rPr>
+                <w:rFonts w:ascii="BRH Malayalam Extra" w:hAnsi="BRH Malayalam Extra" w:cs="BRH Malayalam Extra"/>
+                <w:color w:val="000000"/>
+                <w:sz w:val="32"/>
+                <w:szCs w:val="32"/>
+                <w:highlight w:val="green"/>
+              </w:rPr>
+              <w:t>—ª</w:t>
+            </w:r>
+            <w:r>
+              <w:rPr>
+                <w:rFonts w:ascii="BRH Malayalam Extra" w:hAnsi="BRH Malayalam Extra" w:cs="BRH Malayalam Extra"/>
+                <w:color w:val="000000"/>
+                <w:sz w:val="32"/>
+                <w:szCs w:val="32"/>
+              </w:rPr>
+              <w:t>ty</w:t>
+            </w:r>
+            <w:r>
+              <w:rPr>
+                <w:rFonts w:ascii="BRH Malayalam Extra" w:hAnsi="BRH Malayalam Extra" w:cs="BRH Malayalam Extra"/>
+                <w:color w:val="000000"/>
+                <w:sz w:val="26"/>
+                <w:szCs w:val="32"/>
+              </w:rPr>
+              <w:t>–</w:t>
+            </w:r>
+            <w:r>
+              <w:rPr>
+                <w:rFonts w:ascii="BRH Malayalam Extra" w:hAnsi="BRH Malayalam Extra" w:cs="BRH Malayalam Extra"/>
+                <w:color w:val="000000"/>
+                <w:sz w:val="32"/>
+                <w:szCs w:val="32"/>
+              </w:rPr>
+              <w:t xml:space="preserve">r¥b˜ | </w:t>
+            </w:r>
+          </w:p>
+          <w:p>
+            <w:pPr>
+              <w:widowControl w:val="0"/>
+              <w:autoSpaceDE w:val="0"/>
+              <w:autoSpaceDN w:val="0"/>
+              <w:adjustRightInd w:val="0"/>
+              <w:spacing w:line="240" w:lineRule="auto"/>
+              <w:rPr>
+                <w:rFonts w:ascii="BRH Malayalam Extra" w:hAnsi="BRH Malayalam Extra" w:cs="BRH Malayalam Extra"/>
+                <w:color w:val="000000"/>
+                <w:sz w:val="32"/>
+                <w:szCs w:val="32"/>
+              </w:rPr>
+            </w:pPr>
+            <w:r>
+              <w:rPr>
+                <w:rFonts w:ascii="BRH Malayalam Extra" w:hAnsi="BRH Malayalam Extra" w:cs="BRH Malayalam Extra"/>
+                <w:color w:val="000000"/>
+                <w:sz w:val="32"/>
+                <w:szCs w:val="32"/>
+              </w:rPr>
+              <w:t xml:space="preserve"> (</w:t>
+            </w:r>
+            <w:proofErr w:type="gramStart"/>
+            <w:r>
+              <w:rPr>
+                <w:rFonts w:cs="BRH Malayalam Extra"/>
+                <w:color w:val="000000"/>
+                <w:szCs w:val="32"/>
+              </w:rPr>
+              <w:t>6</w:t>
+            </w:r>
+            <w:r>
+              <w:rPr>
+                <w:rFonts w:ascii="BRH Malayalam Extra" w:hAnsi="BRH Malayalam Extra" w:cs="BRH Malayalam Extra"/>
+                <w:color w:val="000000"/>
+                <w:sz w:val="32"/>
+                <w:szCs w:val="32"/>
+              </w:rPr>
+              <w:t>)</w:t>
+            </w:r>
+            <w:r>
+              <w:rPr>
+                <w:rFonts w:cs="BRH Malayalam Extra"/>
+                <w:color w:val="000000"/>
+                <w:szCs w:val="32"/>
+              </w:rPr>
+              <w:t>[</w:t>
+            </w:r>
+            <w:proofErr w:type="gramEnd"/>
+            <w:r>
+              <w:rPr>
+                <w:rFonts w:cs="BRH Malayalam Extra"/>
+                <w:color w:val="000000"/>
+                <w:szCs w:val="32"/>
+              </w:rPr>
+              <w:t>P4</w:t>
+            </w:r>
+            <w:r>
+              <w:rPr>
+                <w:rFonts w:ascii="BRH Malayalam Extra" w:hAnsi="BRH Malayalam Extra" w:cs="BRH Malayalam Extra"/>
+                <w:color w:val="000000"/>
+                <w:sz w:val="32"/>
+                <w:szCs w:val="32"/>
+              </w:rPr>
+              <w:t xml:space="preserve">] </w:t>
+            </w:r>
+            <w:r>
+              <w:rPr>
+                <w:rFonts w:cs="BRH Malayalam Extra"/>
+                <w:color w:val="000000"/>
+                <w:szCs w:val="32"/>
+              </w:rPr>
+              <w:t>4</w:t>
+            </w:r>
+            <w:r>
+              <w:rPr>
+                <w:rFonts w:ascii="BRH Malayalam Extra" w:hAnsi="BRH Malayalam Extra" w:cs="BRH Malayalam Extra"/>
+                <w:color w:val="000000"/>
+                <w:sz w:val="32"/>
+                <w:szCs w:val="32"/>
+              </w:rPr>
+              <w:t>.</w:t>
+            </w:r>
+            <w:r>
+              <w:rPr>
+                <w:rFonts w:cs="BRH Malayalam Extra"/>
+                <w:color w:val="000000"/>
+                <w:szCs w:val="32"/>
+              </w:rPr>
+              <w:t>6</w:t>
+            </w:r>
+            <w:r>
+              <w:rPr>
+                <w:rFonts w:ascii="BRH Malayalam Extra" w:hAnsi="BRH Malayalam Extra" w:cs="BRH Malayalam Extra"/>
+                <w:color w:val="000000"/>
+                <w:sz w:val="32"/>
+                <w:szCs w:val="32"/>
+              </w:rPr>
+              <w:t>.</w:t>
+            </w:r>
+            <w:r>
+              <w:rPr>
+                <w:rFonts w:cs="BRH Malayalam Extra"/>
+                <w:color w:val="000000"/>
+                <w:szCs w:val="32"/>
+              </w:rPr>
+              <w:t>1</w:t>
+            </w:r>
+            <w:r>
+              <w:rPr>
+                <w:rFonts w:ascii="BRH Malayalam Extra" w:hAnsi="BRH Malayalam Extra" w:cs="BRH Malayalam Extra"/>
+                <w:color w:val="000000"/>
+                <w:sz w:val="32"/>
+                <w:szCs w:val="32"/>
+              </w:rPr>
+              <w:t>.</w:t>
+            </w:r>
+            <w:r>
+              <w:rPr>
+                <w:rFonts w:cs="BRH Malayalam Extra"/>
+                <w:color w:val="000000"/>
+                <w:szCs w:val="32"/>
+              </w:rPr>
+              <w:t>4</w:t>
+            </w:r>
+            <w:r>
+              <w:rPr>
+                <w:rFonts w:ascii="BRH Malayalam Extra" w:hAnsi="BRH Malayalam Extra" w:cs="BRH Malayalam Extra"/>
+                <w:color w:val="000000"/>
+                <w:sz w:val="32"/>
+                <w:szCs w:val="32"/>
+              </w:rPr>
+              <w:t>(</w:t>
+            </w:r>
+            <w:r>
+              <w:rPr>
+                <w:rFonts w:cs="BRH Malayalam Extra"/>
+                <w:color w:val="000000"/>
+                <w:szCs w:val="32"/>
+              </w:rPr>
+              <w:t>4</w:t>
+            </w:r>
+            <w:r>
+              <w:rPr>
+                <w:rFonts w:ascii="BRH Malayalam Extra" w:hAnsi="BRH Malayalam Extra" w:cs="BRH Malayalam Extra"/>
+                <w:color w:val="000000"/>
+                <w:sz w:val="32"/>
+                <w:szCs w:val="32"/>
+              </w:rPr>
+              <w:t>)- pU§ | g</w:t>
+            </w:r>
+            <w:r>
+              <w:rPr>
+                <w:rFonts w:ascii="BRH Malayalam Extra" w:hAnsi="BRH Malayalam Extra" w:cs="BRH Malayalam Extra"/>
+                <w:color w:val="000000"/>
+                <w:sz w:val="26"/>
+                <w:szCs w:val="32"/>
+              </w:rPr>
+              <w:t>–</w:t>
+            </w:r>
+            <w:r>
+              <w:rPr>
+                <w:rFonts w:ascii="BRH Malayalam Extra" w:hAnsi="BRH Malayalam Extra" w:cs="BRH Malayalam Extra"/>
+                <w:color w:val="000000"/>
+                <w:sz w:val="32"/>
+                <w:szCs w:val="32"/>
+              </w:rPr>
+              <w:t>ª</w:t>
+            </w:r>
+            <w:proofErr w:type="gramStart"/>
+            <w:r>
+              <w:rPr>
+                <w:rFonts w:ascii="BRH Malayalam Extra" w:hAnsi="BRH Malayalam Extra" w:cs="BRH Malayalam Extra"/>
+                <w:color w:val="000000"/>
+                <w:sz w:val="26"/>
+                <w:szCs w:val="32"/>
+              </w:rPr>
+              <w:t>–</w:t>
+            </w:r>
+            <w:r>
+              <w:rPr>
+                <w:rFonts w:ascii="BRH Malayalam Extra" w:hAnsi="BRH Malayalam Extra" w:cs="BRH Malayalam Extra"/>
+                <w:color w:val="000000"/>
+                <w:sz w:val="32"/>
+                <w:szCs w:val="32"/>
+              </w:rPr>
+              <w:t>.ty</w:t>
+            </w:r>
+            <w:proofErr w:type="gramEnd"/>
+            <w:r>
+              <w:rPr>
+                <w:rFonts w:ascii="BRH Malayalam Extra" w:hAnsi="BRH Malayalam Extra" w:cs="BRH Malayalam Extra"/>
+                <w:color w:val="000000"/>
+                <w:sz w:val="26"/>
+                <w:szCs w:val="32"/>
+              </w:rPr>
+              <w:t>–</w:t>
+            </w:r>
+            <w:r>
+              <w:rPr>
+                <w:rFonts w:ascii="BRH Malayalam Extra" w:hAnsi="BRH Malayalam Extra" w:cs="BRH Malayalam Extra"/>
+                <w:color w:val="000000"/>
+                <w:sz w:val="32"/>
+                <w:szCs w:val="32"/>
+              </w:rPr>
+              <w:t xml:space="preserve">r¥b˜ | pU§ | </w:t>
+            </w:r>
+          </w:p>
+          <w:p>
+            <w:pPr>
+              <w:widowControl w:val="0"/>
+              <w:autoSpaceDE w:val="0"/>
+              <w:autoSpaceDN w:val="0"/>
+              <w:adjustRightInd w:val="0"/>
+              <w:spacing w:line="240" w:lineRule="auto"/>
+              <w:rPr>
+                <w:rFonts w:ascii="BRH Malayalam Extra" w:hAnsi="BRH Malayalam Extra" w:cs="BRH Malayalam Extra"/>
+                <w:color w:val="000000"/>
+                <w:sz w:val="32"/>
+                <w:szCs w:val="32"/>
+              </w:rPr>
+            </w:pPr>
+            <w:r>
+              <w:rPr>
+                <w:rFonts w:ascii="BRH Malayalam Extra" w:hAnsi="BRH Malayalam Extra" w:cs="BRH Malayalam Extra"/>
+                <w:color w:val="000000"/>
+                <w:sz w:val="32"/>
+                <w:szCs w:val="32"/>
+              </w:rPr>
+              <w:t>pW§ g—</w:t>
+            </w:r>
+            <w:r>
+              <w:rPr>
+                <w:rFonts w:ascii="BRH Malayalam Extra" w:hAnsi="BRH Malayalam Extra" w:cs="BRH Malayalam Extra"/>
+                <w:color w:val="000000"/>
+                <w:sz w:val="32"/>
+                <w:szCs w:val="32"/>
+                <w:highlight w:val="green"/>
+              </w:rPr>
+              <w:t>ª</w:t>
+            </w:r>
+            <w:r>
+              <w:rPr>
+                <w:rFonts w:ascii="BRH Malayalam Extra" w:hAnsi="BRH Malayalam Extra" w:cs="BRH Malayalam Extra"/>
+                <w:color w:val="000000"/>
+                <w:sz w:val="32"/>
+                <w:szCs w:val="32"/>
+              </w:rPr>
+              <w:t>ty</w:t>
+            </w:r>
+            <w:r>
+              <w:rPr>
+                <w:rFonts w:ascii="BRH Malayalam Extra" w:hAnsi="BRH Malayalam Extra" w:cs="BRH Malayalam Extra"/>
+                <w:color w:val="000000"/>
+                <w:sz w:val="26"/>
+                <w:szCs w:val="32"/>
+              </w:rPr>
+              <w:t>–</w:t>
+            </w:r>
+            <w:r>
+              <w:rPr>
+                <w:rFonts w:ascii="BRH Malayalam Extra" w:hAnsi="BRH Malayalam Extra" w:cs="BRH Malayalam Extra"/>
+                <w:color w:val="000000"/>
+                <w:sz w:val="32"/>
+                <w:szCs w:val="32"/>
+              </w:rPr>
+              <w:t xml:space="preserve">r¥b— </w:t>
+            </w:r>
+            <w:proofErr w:type="gramStart"/>
+            <w:r>
+              <w:rPr>
+                <w:rFonts w:ascii="BRH Malayalam Extra" w:hAnsi="BRH Malayalam Extra" w:cs="BRH Malayalam Extra"/>
+                <w:color w:val="000000"/>
+                <w:sz w:val="32"/>
+                <w:szCs w:val="32"/>
+              </w:rPr>
+              <w:t>gª.ty</w:t>
+            </w:r>
+            <w:proofErr w:type="gramEnd"/>
+            <w:r>
+              <w:rPr>
+                <w:rFonts w:ascii="BRH Malayalam Extra" w:hAnsi="BRH Malayalam Extra" w:cs="BRH Malayalam Extra"/>
+                <w:color w:val="000000"/>
+                <w:sz w:val="26"/>
+                <w:szCs w:val="32"/>
+              </w:rPr>
+              <w:t>–</w:t>
+            </w:r>
+            <w:r>
+              <w:rPr>
+                <w:rFonts w:ascii="BRH Malayalam Extra" w:hAnsi="BRH Malayalam Extra" w:cs="BRH Malayalam Extra"/>
+                <w:color w:val="000000"/>
+                <w:sz w:val="32"/>
+                <w:szCs w:val="32"/>
+              </w:rPr>
+              <w:t>r¥b</w:t>
+            </w:r>
+            <w:r>
+              <w:rPr>
+                <w:rFonts w:ascii="BRH Malayalam Extra" w:hAnsi="BRH Malayalam Extra" w:cs="BRH Malayalam Extra"/>
+                <w:color w:val="000000"/>
+                <w:sz w:val="26"/>
+                <w:szCs w:val="32"/>
+              </w:rPr>
+              <w:t>–</w:t>
+            </w:r>
+            <w:r>
+              <w:rPr>
+                <w:rFonts w:ascii="BRH Malayalam Extra" w:hAnsi="BRH Malayalam Extra" w:cs="BRH Malayalam Extra"/>
+                <w:color w:val="000000"/>
+                <w:sz w:val="32"/>
+                <w:szCs w:val="32"/>
+              </w:rPr>
+              <w:t xml:space="preserve"> pW§ pW§ </w:t>
+            </w:r>
+          </w:p>
+          <w:p>
+            <w:pPr>
+              <w:widowControl w:val="0"/>
+              <w:autoSpaceDE w:val="0"/>
+              <w:autoSpaceDN w:val="0"/>
+              <w:adjustRightInd w:val="0"/>
+              <w:spacing w:line="240" w:lineRule="auto"/>
+              <w:rPr>
+                <w:rFonts w:ascii="BRH Malayalam Extra" w:hAnsi="BRH Malayalam Extra" w:cs="BRH Malayalam Extra"/>
+                <w:color w:val="000000"/>
+                <w:sz w:val="32"/>
+                <w:szCs w:val="32"/>
+              </w:rPr>
+            </w:pPr>
+            <w:r>
+              <w:rPr>
+                <w:rFonts w:ascii="BRH Malayalam Extra" w:hAnsi="BRH Malayalam Extra" w:cs="BRH Malayalam Extra"/>
+                <w:color w:val="000000"/>
+                <w:sz w:val="32"/>
+                <w:szCs w:val="32"/>
+              </w:rPr>
+              <w:t>g—</w:t>
+            </w:r>
+            <w:r>
+              <w:rPr>
+                <w:rFonts w:ascii="BRH Malayalam Extra" w:hAnsi="BRH Malayalam Extra" w:cs="BRH Malayalam Extra"/>
+                <w:color w:val="000000"/>
+                <w:sz w:val="32"/>
+                <w:szCs w:val="32"/>
+                <w:highlight w:val="green"/>
+              </w:rPr>
+              <w:t>ª</w:t>
+            </w:r>
+            <w:r>
+              <w:rPr>
+                <w:rFonts w:ascii="BRH Malayalam Extra" w:hAnsi="BRH Malayalam Extra" w:cs="BRH Malayalam Extra"/>
+                <w:color w:val="000000"/>
+                <w:sz w:val="32"/>
+                <w:szCs w:val="32"/>
+              </w:rPr>
+              <w:t>ty</w:t>
+            </w:r>
+            <w:r>
+              <w:rPr>
+                <w:rFonts w:ascii="BRH Malayalam Extra" w:hAnsi="BRH Malayalam Extra" w:cs="BRH Malayalam Extra"/>
+                <w:color w:val="000000"/>
+                <w:sz w:val="26"/>
+                <w:szCs w:val="32"/>
+              </w:rPr>
+              <w:t>–</w:t>
+            </w:r>
+            <w:r>
+              <w:rPr>
+                <w:rFonts w:ascii="BRH Malayalam Extra" w:hAnsi="BRH Malayalam Extra" w:cs="BRH Malayalam Extra"/>
+                <w:color w:val="000000"/>
+                <w:sz w:val="32"/>
+                <w:szCs w:val="32"/>
+              </w:rPr>
+              <w:t>r¥b</w:t>
+            </w:r>
+            <w:r>
+              <w:rPr>
+                <w:rFonts w:ascii="BRH Malayalam Extra" w:hAnsi="BRH Malayalam Extra" w:cs="BRH Malayalam Extra"/>
+                <w:color w:val="000000"/>
+                <w:sz w:val="26"/>
+                <w:szCs w:val="32"/>
+              </w:rPr>
+              <w:t>–</w:t>
+            </w:r>
+            <w:r>
+              <w:rPr>
+                <w:rFonts w:ascii="BRH Malayalam Extra" w:hAnsi="BRH Malayalam Extra" w:cs="BRH Malayalam Extra"/>
+                <w:color w:val="000000"/>
+                <w:sz w:val="32"/>
+                <w:szCs w:val="32"/>
+              </w:rPr>
+              <w:t xml:space="preserve"> pW§ pW§ g—</w:t>
+            </w:r>
+            <w:r>
+              <w:rPr>
+                <w:rFonts w:ascii="BRH Malayalam Extra" w:hAnsi="BRH Malayalam Extra" w:cs="BRH Malayalam Extra"/>
+                <w:color w:val="000000"/>
+                <w:sz w:val="32"/>
+                <w:szCs w:val="32"/>
+                <w:highlight w:val="green"/>
+              </w:rPr>
+              <w:t>ª</w:t>
+            </w:r>
+            <w:r>
+              <w:rPr>
+                <w:rFonts w:ascii="BRH Malayalam Extra" w:hAnsi="BRH Malayalam Extra" w:cs="BRH Malayalam Extra"/>
+                <w:color w:val="000000"/>
+                <w:sz w:val="32"/>
+                <w:szCs w:val="32"/>
+              </w:rPr>
+              <w:t>ty</w:t>
+            </w:r>
+            <w:r>
+              <w:rPr>
+                <w:rFonts w:ascii="BRH Malayalam Extra" w:hAnsi="BRH Malayalam Extra" w:cs="BRH Malayalam Extra"/>
+                <w:color w:val="000000"/>
+                <w:sz w:val="26"/>
+                <w:szCs w:val="32"/>
+              </w:rPr>
+              <w:t>–</w:t>
+            </w:r>
+            <w:r>
+              <w:rPr>
+                <w:rFonts w:ascii="BRH Malayalam Extra" w:hAnsi="BRH Malayalam Extra" w:cs="BRH Malayalam Extra"/>
+                <w:color w:val="000000"/>
+                <w:sz w:val="32"/>
+                <w:szCs w:val="32"/>
+              </w:rPr>
+              <w:t>r¥b</w:t>
+            </w:r>
+            <w:r>
+              <w:rPr>
+                <w:rFonts w:ascii="BRH Malayalam Extra" w:hAnsi="BRH Malayalam Extra" w:cs="BRH Malayalam Extra"/>
+                <w:color w:val="000000"/>
+                <w:sz w:val="26"/>
+                <w:szCs w:val="32"/>
+              </w:rPr>
+              <w:t>–</w:t>
+            </w:r>
+            <w:r>
+              <w:rPr>
+                <w:rFonts w:ascii="BRH Malayalam Extra" w:hAnsi="BRH Malayalam Extra" w:cs="BRH Malayalam Extra"/>
+                <w:color w:val="000000"/>
+                <w:sz w:val="32"/>
+                <w:szCs w:val="32"/>
+              </w:rPr>
+              <w:t xml:space="preserve"> pW§ pW§ </w:t>
+            </w:r>
+          </w:p>
+          <w:p>
+            <w:pPr>
+              <w:widowControl w:val="0"/>
+              <w:autoSpaceDE w:val="0"/>
+              <w:autoSpaceDN w:val="0"/>
+              <w:adjustRightInd w:val="0"/>
+              <w:spacing w:line="240" w:lineRule="auto"/>
+              <w:rPr>
+                <w:rFonts w:ascii="BRH Malayalam Extra" w:hAnsi="BRH Malayalam Extra" w:cs="BRH Malayalam Extra"/>
+                <w:color w:val="000000"/>
+                <w:sz w:val="32"/>
+                <w:szCs w:val="32"/>
+              </w:rPr>
+            </w:pPr>
+            <w:r>
+              <w:rPr>
+                <w:rFonts w:ascii="BRH Malayalam Extra" w:hAnsi="BRH Malayalam Extra" w:cs="BRH Malayalam Extra"/>
+                <w:color w:val="000000"/>
+                <w:sz w:val="32"/>
+                <w:szCs w:val="32"/>
+              </w:rPr>
+              <w:t>g—</w:t>
+            </w:r>
+            <w:r>
+              <w:rPr>
+                <w:rFonts w:ascii="BRH Malayalam Extra" w:hAnsi="BRH Malayalam Extra" w:cs="BRH Malayalam Extra"/>
+                <w:color w:val="000000"/>
+                <w:sz w:val="32"/>
+                <w:szCs w:val="32"/>
+                <w:highlight w:val="green"/>
+              </w:rPr>
+              <w:t>ª</w:t>
+            </w:r>
+            <w:r>
+              <w:rPr>
+                <w:rFonts w:ascii="BRH Malayalam Extra" w:hAnsi="BRH Malayalam Extra" w:cs="BRH Malayalam Extra"/>
+                <w:color w:val="000000"/>
+                <w:sz w:val="32"/>
+                <w:szCs w:val="32"/>
+              </w:rPr>
+              <w:t>ty</w:t>
+            </w:r>
+            <w:r>
+              <w:rPr>
+                <w:rFonts w:ascii="BRH Malayalam Extra" w:hAnsi="BRH Malayalam Extra" w:cs="BRH Malayalam Extra"/>
+                <w:color w:val="000000"/>
+                <w:sz w:val="26"/>
+                <w:szCs w:val="32"/>
+              </w:rPr>
+              <w:t>–</w:t>
+            </w:r>
+            <w:r>
+              <w:rPr>
+                <w:rFonts w:ascii="BRH Malayalam Extra" w:hAnsi="BRH Malayalam Extra" w:cs="BRH Malayalam Extra"/>
+                <w:color w:val="000000"/>
+                <w:sz w:val="32"/>
+                <w:szCs w:val="32"/>
+              </w:rPr>
+              <w:t>r¥b</w:t>
+            </w:r>
+            <w:r>
+              <w:rPr>
+                <w:rFonts w:ascii="BRH Malayalam Extra" w:hAnsi="BRH Malayalam Extra" w:cs="BRH Malayalam Extra"/>
+                <w:color w:val="000000"/>
+                <w:sz w:val="26"/>
+                <w:szCs w:val="32"/>
+              </w:rPr>
+              <w:t>–</w:t>
+            </w:r>
+            <w:r>
+              <w:rPr>
+                <w:rFonts w:ascii="BRH Malayalam Extra" w:hAnsi="BRH Malayalam Extra" w:cs="BRH Malayalam Extra"/>
+                <w:color w:val="000000"/>
+                <w:sz w:val="32"/>
+                <w:szCs w:val="32"/>
+              </w:rPr>
+              <w:t xml:space="preserve"> pU§ | </w:t>
+            </w:r>
+          </w:p>
+          <w:p>
+            <w:pPr>
+              <w:widowControl w:val="0"/>
+              <w:autoSpaceDE w:val="0"/>
+              <w:autoSpaceDN w:val="0"/>
+              <w:adjustRightInd w:val="0"/>
+              <w:spacing w:line="240" w:lineRule="auto"/>
+              <w:rPr>
+                <w:rFonts w:ascii="BRH Malayalam Extra" w:hAnsi="BRH Malayalam Extra" w:cs="BRH Malayalam Extra"/>
+                <w:color w:val="000000"/>
+                <w:sz w:val="32"/>
+                <w:szCs w:val="32"/>
+              </w:rPr>
+            </w:pPr>
+            <w:r>
+              <w:rPr>
+                <w:rFonts w:ascii="BRH Malayalam Extra" w:hAnsi="BRH Malayalam Extra" w:cs="BRH Malayalam Extra"/>
+                <w:color w:val="000000"/>
+                <w:sz w:val="32"/>
+                <w:szCs w:val="32"/>
+              </w:rPr>
+              <w:t>(</w:t>
+            </w:r>
+            <w:proofErr w:type="gramStart"/>
+            <w:r>
+              <w:rPr>
+                <w:rFonts w:cs="BRH Malayalam Extra"/>
+                <w:color w:val="000000"/>
+                <w:szCs w:val="32"/>
+              </w:rPr>
+              <w:t>7</w:t>
+            </w:r>
+            <w:r>
+              <w:rPr>
+                <w:rFonts w:ascii="BRH Malayalam Extra" w:hAnsi="BRH Malayalam Extra" w:cs="BRH Malayalam Extra"/>
+                <w:color w:val="000000"/>
+                <w:sz w:val="32"/>
+                <w:szCs w:val="32"/>
+              </w:rPr>
+              <w:t>)</w:t>
+            </w:r>
+            <w:r>
+              <w:rPr>
+                <w:rFonts w:cs="BRH Malayalam Extra"/>
+                <w:color w:val="000000"/>
+                <w:szCs w:val="32"/>
+              </w:rPr>
+              <w:t>[</w:t>
+            </w:r>
+            <w:proofErr w:type="gramEnd"/>
+            <w:r>
+              <w:rPr>
+                <w:rFonts w:cs="BRH Malayalam Extra"/>
+                <w:color w:val="000000"/>
+                <w:szCs w:val="32"/>
+              </w:rPr>
+              <w:t>P4</w:t>
+            </w:r>
+            <w:r>
+              <w:rPr>
+                <w:rFonts w:ascii="BRH Malayalam Extra" w:hAnsi="BRH Malayalam Extra" w:cs="BRH Malayalam Extra"/>
+                <w:color w:val="000000"/>
+                <w:sz w:val="32"/>
+                <w:szCs w:val="32"/>
+              </w:rPr>
+              <w:t xml:space="preserve">] </w:t>
+            </w:r>
+            <w:r>
+              <w:rPr>
+                <w:rFonts w:cs="BRH Malayalam Extra"/>
+                <w:color w:val="000000"/>
+                <w:szCs w:val="32"/>
+              </w:rPr>
+              <w:t>4</w:t>
+            </w:r>
+            <w:r>
+              <w:rPr>
+                <w:rFonts w:ascii="BRH Malayalam Extra" w:hAnsi="BRH Malayalam Extra" w:cs="BRH Malayalam Extra"/>
+                <w:color w:val="000000"/>
+                <w:sz w:val="32"/>
+                <w:szCs w:val="32"/>
+              </w:rPr>
+              <w:t>.</w:t>
+            </w:r>
+            <w:r>
+              <w:rPr>
+                <w:rFonts w:cs="BRH Malayalam Extra"/>
+                <w:color w:val="000000"/>
+                <w:szCs w:val="32"/>
+              </w:rPr>
+              <w:t>6</w:t>
+            </w:r>
+            <w:r>
+              <w:rPr>
+                <w:rFonts w:ascii="BRH Malayalam Extra" w:hAnsi="BRH Malayalam Extra" w:cs="BRH Malayalam Extra"/>
+                <w:color w:val="000000"/>
+                <w:sz w:val="32"/>
+                <w:szCs w:val="32"/>
+              </w:rPr>
+              <w:t>.</w:t>
+            </w:r>
+            <w:r>
+              <w:rPr>
+                <w:rFonts w:cs="BRH Malayalam Extra"/>
+                <w:color w:val="000000"/>
+                <w:szCs w:val="32"/>
+              </w:rPr>
+              <w:t>1</w:t>
+            </w:r>
+            <w:r>
+              <w:rPr>
+                <w:rFonts w:ascii="BRH Malayalam Extra" w:hAnsi="BRH Malayalam Extra" w:cs="BRH Malayalam Extra"/>
+                <w:color w:val="000000"/>
+                <w:sz w:val="32"/>
+                <w:szCs w:val="32"/>
+              </w:rPr>
+              <w:t>.</w:t>
+            </w:r>
+            <w:r>
+              <w:rPr>
+                <w:rFonts w:cs="BRH Malayalam Extra"/>
+                <w:color w:val="000000"/>
+                <w:szCs w:val="32"/>
+              </w:rPr>
+              <w:t>4</w:t>
+            </w:r>
+            <w:r>
+              <w:rPr>
+                <w:rFonts w:ascii="BRH Malayalam Extra" w:hAnsi="BRH Malayalam Extra" w:cs="BRH Malayalam Extra"/>
+                <w:color w:val="000000"/>
+                <w:sz w:val="32"/>
+                <w:szCs w:val="32"/>
+              </w:rPr>
+              <w:t>(</w:t>
+            </w:r>
+            <w:r>
+              <w:rPr>
+                <w:rFonts w:cs="BRH Malayalam Extra"/>
+                <w:color w:val="000000"/>
+                <w:szCs w:val="32"/>
+              </w:rPr>
+              <w:t>5</w:t>
+            </w:r>
+            <w:r>
+              <w:rPr>
+                <w:rFonts w:ascii="BRH Malayalam Extra" w:hAnsi="BRH Malayalam Extra" w:cs="BRH Malayalam Extra"/>
+                <w:color w:val="000000"/>
+                <w:sz w:val="32"/>
+                <w:szCs w:val="32"/>
+              </w:rPr>
+              <w:t>)- g</w:t>
+            </w:r>
+            <w:r>
+              <w:rPr>
+                <w:rFonts w:ascii="BRH Malayalam Extra" w:hAnsi="BRH Malayalam Extra" w:cs="BRH Malayalam Extra"/>
+                <w:color w:val="000000"/>
+                <w:sz w:val="26"/>
+                <w:szCs w:val="32"/>
+              </w:rPr>
+              <w:t>–</w:t>
+            </w:r>
+            <w:r>
+              <w:rPr>
+                <w:rFonts w:ascii="BRH Malayalam Extra" w:hAnsi="BRH Malayalam Extra" w:cs="BRH Malayalam Extra"/>
+                <w:color w:val="000000"/>
+                <w:sz w:val="32"/>
+                <w:szCs w:val="32"/>
+              </w:rPr>
+              <w:t>ª</w:t>
+            </w:r>
+            <w:proofErr w:type="gramStart"/>
+            <w:r>
+              <w:rPr>
+                <w:rFonts w:ascii="BRH Malayalam Extra" w:hAnsi="BRH Malayalam Extra" w:cs="BRH Malayalam Extra"/>
+                <w:color w:val="000000"/>
+                <w:sz w:val="26"/>
+                <w:szCs w:val="32"/>
+              </w:rPr>
+              <w:t>–</w:t>
+            </w:r>
+            <w:r>
+              <w:rPr>
+                <w:rFonts w:ascii="BRH Malayalam Extra" w:hAnsi="BRH Malayalam Extra" w:cs="BRH Malayalam Extra"/>
+                <w:color w:val="000000"/>
+                <w:sz w:val="32"/>
+                <w:szCs w:val="32"/>
+              </w:rPr>
+              <w:t>.ty</w:t>
+            </w:r>
+            <w:proofErr w:type="gramEnd"/>
+            <w:r>
+              <w:rPr>
+                <w:rFonts w:ascii="BRH Malayalam Extra" w:hAnsi="BRH Malayalam Extra" w:cs="BRH Malayalam Extra"/>
+                <w:color w:val="000000"/>
+                <w:sz w:val="26"/>
+                <w:szCs w:val="32"/>
+              </w:rPr>
+              <w:t>–</w:t>
+            </w:r>
+            <w:r>
+              <w:rPr>
+                <w:rFonts w:ascii="BRH Malayalam Extra" w:hAnsi="BRH Malayalam Extra" w:cs="BRH Malayalam Extra"/>
+                <w:color w:val="000000"/>
+                <w:sz w:val="32"/>
+                <w:szCs w:val="32"/>
+              </w:rPr>
+              <w:t>r¥b˜ | pU§ | s¡</w:t>
+            </w:r>
+            <w:r>
+              <w:rPr>
+                <w:rFonts w:ascii="BRH Malayalam Extra" w:hAnsi="BRH Malayalam Extra" w:cs="BRH Malayalam Extra"/>
+                <w:color w:val="000000"/>
+                <w:sz w:val="26"/>
+                <w:szCs w:val="32"/>
+              </w:rPr>
+              <w:t>–</w:t>
+            </w:r>
+            <w:r>
+              <w:rPr>
+                <w:rFonts w:ascii="BRH Malayalam Extra" w:hAnsi="BRH Malayalam Extra" w:cs="BRH Malayalam Extra"/>
+                <w:color w:val="000000"/>
+                <w:sz w:val="32"/>
+                <w:szCs w:val="32"/>
+              </w:rPr>
+              <w:t>p</w:t>
+            </w:r>
+            <w:r>
+              <w:rPr>
+                <w:rFonts w:ascii="BRH Malayalam Extra" w:hAnsi="BRH Malayalam Extra" w:cs="BRH Malayalam Extra"/>
+                <w:color w:val="000000"/>
+                <w:sz w:val="26"/>
+                <w:szCs w:val="32"/>
+              </w:rPr>
+              <w:t>–</w:t>
+            </w:r>
+            <w:r>
+              <w:rPr>
+                <w:rFonts w:ascii="BRH Malayalam Extra" w:hAnsi="BRH Malayalam Extra" w:cs="BRH Malayalam Extra"/>
+                <w:color w:val="000000"/>
+                <w:sz w:val="32"/>
+                <w:szCs w:val="32"/>
+              </w:rPr>
+              <w:t xml:space="preserve">ªpy¥b˜ | </w:t>
+            </w:r>
+          </w:p>
+          <w:p>
+            <w:pPr>
+              <w:widowControl w:val="0"/>
+              <w:autoSpaceDE w:val="0"/>
+              <w:autoSpaceDN w:val="0"/>
+              <w:adjustRightInd w:val="0"/>
+              <w:spacing w:line="240" w:lineRule="auto"/>
+              <w:rPr>
+                <w:rFonts w:ascii="BRH Malayalam Extra" w:hAnsi="BRH Malayalam Extra" w:cs="BRH Malayalam Extra"/>
+                <w:color w:val="000000"/>
+                <w:sz w:val="32"/>
+                <w:szCs w:val="32"/>
+              </w:rPr>
+            </w:pPr>
+            <w:r>
+              <w:rPr>
+                <w:rFonts w:ascii="BRH Malayalam Extra" w:hAnsi="BRH Malayalam Extra" w:cs="BRH Malayalam Extra"/>
+                <w:color w:val="000000"/>
+                <w:sz w:val="32"/>
+                <w:szCs w:val="32"/>
+              </w:rPr>
+              <w:t>g</w:t>
+            </w:r>
+            <w:r>
+              <w:rPr>
+                <w:rFonts w:ascii="BRH Malayalam Extra" w:hAnsi="BRH Malayalam Extra" w:cs="BRH Malayalam Extra"/>
+                <w:color w:val="000000"/>
+                <w:sz w:val="26"/>
+                <w:szCs w:val="32"/>
+              </w:rPr>
+              <w:t>–</w:t>
+            </w:r>
+            <w:r>
+              <w:rPr>
+                <w:rFonts w:ascii="BRH Malayalam Extra" w:hAnsi="BRH Malayalam Extra" w:cs="BRH Malayalam Extra"/>
+                <w:color w:val="000000"/>
+                <w:sz w:val="32"/>
+                <w:szCs w:val="32"/>
+              </w:rPr>
+              <w:t>ª</w:t>
+            </w:r>
+            <w:proofErr w:type="gramStart"/>
+            <w:r>
+              <w:rPr>
+                <w:rFonts w:ascii="BRH Malayalam Extra" w:hAnsi="BRH Malayalam Extra" w:cs="BRH Malayalam Extra"/>
+                <w:color w:val="000000"/>
+                <w:sz w:val="26"/>
+                <w:szCs w:val="32"/>
+              </w:rPr>
+              <w:t>–</w:t>
+            </w:r>
+            <w:r>
+              <w:rPr>
+                <w:rFonts w:ascii="BRH Malayalam Extra" w:hAnsi="BRH Malayalam Extra" w:cs="BRH Malayalam Extra"/>
+                <w:color w:val="000000"/>
+                <w:sz w:val="32"/>
+                <w:szCs w:val="32"/>
+              </w:rPr>
+              <w:t>.ty</w:t>
+            </w:r>
+            <w:proofErr w:type="gramEnd"/>
+            <w:r>
+              <w:rPr>
+                <w:rFonts w:ascii="BRH Malayalam Extra" w:hAnsi="BRH Malayalam Extra" w:cs="BRH Malayalam Extra"/>
+                <w:color w:val="000000"/>
+                <w:sz w:val="26"/>
+                <w:szCs w:val="32"/>
+              </w:rPr>
+              <w:t>–</w:t>
+            </w:r>
+            <w:r>
+              <w:rPr>
+                <w:rFonts w:ascii="BRH Malayalam Extra" w:hAnsi="BRH Malayalam Extra" w:cs="BRH Malayalam Extra"/>
+                <w:color w:val="000000"/>
+                <w:sz w:val="32"/>
+                <w:szCs w:val="32"/>
+              </w:rPr>
+              <w:t>r¥b</w:t>
+            </w:r>
+            <w:r>
+              <w:rPr>
+                <w:rFonts w:ascii="BRH Malayalam Extra" w:hAnsi="BRH Malayalam Extra" w:cs="BRH Malayalam Extra"/>
+                <w:color w:val="000000"/>
+                <w:sz w:val="26"/>
+                <w:szCs w:val="32"/>
+              </w:rPr>
+              <w:t>–</w:t>
+            </w:r>
+            <w:r>
+              <w:rPr>
+                <w:rFonts w:ascii="BRH Malayalam Extra" w:hAnsi="BRH Malayalam Extra" w:cs="BRH Malayalam Extra"/>
+                <w:color w:val="000000"/>
+                <w:sz w:val="32"/>
+                <w:szCs w:val="32"/>
+              </w:rPr>
+              <w:t xml:space="preserve"> pW§ pW§ g—</w:t>
+            </w:r>
+            <w:r>
+              <w:rPr>
+                <w:rFonts w:ascii="BRH Malayalam Extra" w:hAnsi="BRH Malayalam Extra" w:cs="BRH Malayalam Extra"/>
+                <w:color w:val="000000"/>
+                <w:sz w:val="32"/>
+                <w:szCs w:val="32"/>
+                <w:highlight w:val="green"/>
+              </w:rPr>
+              <w:t>ª</w:t>
+            </w:r>
+            <w:r>
+              <w:rPr>
+                <w:rFonts w:ascii="BRH Malayalam Extra" w:hAnsi="BRH Malayalam Extra" w:cs="BRH Malayalam Extra"/>
+                <w:color w:val="000000"/>
+                <w:sz w:val="32"/>
+                <w:szCs w:val="32"/>
+              </w:rPr>
+              <w:t>ty</w:t>
+            </w:r>
+            <w:r>
+              <w:rPr>
+                <w:rFonts w:ascii="BRH Malayalam Extra" w:hAnsi="BRH Malayalam Extra" w:cs="BRH Malayalam Extra"/>
+                <w:color w:val="000000"/>
+                <w:sz w:val="26"/>
+                <w:szCs w:val="32"/>
+              </w:rPr>
+              <w:t>–</w:t>
+            </w:r>
+            <w:r>
+              <w:rPr>
+                <w:rFonts w:ascii="BRH Malayalam Extra" w:hAnsi="BRH Malayalam Extra" w:cs="BRH Malayalam Extra"/>
+                <w:color w:val="000000"/>
+                <w:sz w:val="32"/>
+                <w:szCs w:val="32"/>
+              </w:rPr>
+              <w:t xml:space="preserve">r¥b— </w:t>
+            </w:r>
+            <w:proofErr w:type="gramStart"/>
+            <w:r>
+              <w:rPr>
+                <w:rFonts w:ascii="BRH Malayalam Extra" w:hAnsi="BRH Malayalam Extra" w:cs="BRH Malayalam Extra"/>
+                <w:color w:val="000000"/>
+                <w:sz w:val="32"/>
+                <w:szCs w:val="32"/>
+              </w:rPr>
+              <w:t>gª.ty</w:t>
+            </w:r>
+            <w:proofErr w:type="gramEnd"/>
+            <w:r>
+              <w:rPr>
+                <w:rFonts w:ascii="BRH Malayalam Extra" w:hAnsi="BRH Malayalam Extra" w:cs="BRH Malayalam Extra"/>
+                <w:color w:val="000000"/>
+                <w:sz w:val="26"/>
+                <w:szCs w:val="32"/>
+              </w:rPr>
+              <w:t>–</w:t>
+            </w:r>
+            <w:r>
+              <w:rPr>
+                <w:rFonts w:ascii="BRH Malayalam Extra" w:hAnsi="BRH Malayalam Extra" w:cs="BRH Malayalam Extra"/>
+                <w:color w:val="000000"/>
+                <w:sz w:val="32"/>
+                <w:szCs w:val="32"/>
+              </w:rPr>
+              <w:t>r¥b</w:t>
+            </w:r>
+            <w:r>
+              <w:rPr>
+                <w:rFonts w:ascii="BRH Malayalam Extra" w:hAnsi="BRH Malayalam Extra" w:cs="BRH Malayalam Extra"/>
+                <w:color w:val="000000"/>
+                <w:sz w:val="26"/>
+                <w:szCs w:val="32"/>
+              </w:rPr>
+              <w:t>–</w:t>
+            </w:r>
+            <w:r>
+              <w:rPr>
+                <w:rFonts w:ascii="BRH Malayalam Extra" w:hAnsi="BRH Malayalam Extra" w:cs="BRH Malayalam Extra"/>
+                <w:color w:val="000000"/>
+                <w:sz w:val="32"/>
+                <w:szCs w:val="32"/>
+              </w:rPr>
+              <w:t xml:space="preserve"> </w:t>
+            </w:r>
+          </w:p>
+          <w:p>
+            <w:pPr>
+              <w:widowControl w:val="0"/>
+              <w:autoSpaceDE w:val="0"/>
+              <w:autoSpaceDN w:val="0"/>
+              <w:adjustRightInd w:val="0"/>
+              <w:spacing w:line="240" w:lineRule="auto"/>
+              <w:rPr>
+                <w:rFonts w:ascii="BRH Malayalam Extra" w:hAnsi="BRH Malayalam Extra" w:cs="BRH Malayalam Extra"/>
+                <w:color w:val="000000"/>
+                <w:sz w:val="32"/>
+                <w:szCs w:val="32"/>
+              </w:rPr>
+            </w:pPr>
+            <w:r>
+              <w:rPr>
+                <w:rFonts w:ascii="BRH Malayalam Extra" w:hAnsi="BRH Malayalam Extra" w:cs="BRH Malayalam Extra"/>
+                <w:color w:val="000000"/>
+                <w:sz w:val="32"/>
+                <w:szCs w:val="32"/>
+              </w:rPr>
+              <w:t>pU§ a§s¡—p</w:t>
+            </w:r>
+            <w:r>
+              <w:rPr>
+                <w:rFonts w:ascii="BRH Malayalam Extra" w:hAnsi="BRH Malayalam Extra" w:cs="BRH Malayalam Extra"/>
+                <w:color w:val="000000"/>
+                <w:sz w:val="26"/>
+                <w:szCs w:val="32"/>
+              </w:rPr>
+              <w:t>–</w:t>
+            </w:r>
+            <w:r>
+              <w:rPr>
+                <w:rFonts w:ascii="BRH Malayalam Extra" w:hAnsi="BRH Malayalam Extra" w:cs="BRH Malayalam Extra"/>
+                <w:color w:val="000000"/>
+                <w:sz w:val="32"/>
+                <w:szCs w:val="32"/>
+              </w:rPr>
+              <w:t>ªpy¥b— s¡p</w:t>
+            </w:r>
+            <w:r>
+              <w:rPr>
+                <w:rFonts w:ascii="BRH Malayalam Extra" w:hAnsi="BRH Malayalam Extra" w:cs="BRH Malayalam Extra"/>
+                <w:color w:val="000000"/>
+                <w:sz w:val="26"/>
+                <w:szCs w:val="32"/>
+              </w:rPr>
+              <w:t>–</w:t>
+            </w:r>
+            <w:r>
+              <w:rPr>
+                <w:rFonts w:ascii="BRH Malayalam Extra" w:hAnsi="BRH Malayalam Extra" w:cs="BRH Malayalam Extra"/>
+                <w:color w:val="000000"/>
+                <w:sz w:val="32"/>
+                <w:szCs w:val="32"/>
+              </w:rPr>
+              <w:t>ªpy¥b</w:t>
+            </w:r>
+            <w:r>
+              <w:rPr>
+                <w:rFonts w:ascii="BRH Malayalam Extra" w:hAnsi="BRH Malayalam Extra" w:cs="BRH Malayalam Extra"/>
+                <w:color w:val="000000"/>
+                <w:sz w:val="26"/>
+                <w:szCs w:val="32"/>
+              </w:rPr>
+              <w:t>–</w:t>
+            </w:r>
+            <w:r>
+              <w:rPr>
+                <w:rFonts w:ascii="BRH Malayalam Extra" w:hAnsi="BRH Malayalam Extra" w:cs="BRH Malayalam Extra"/>
+                <w:color w:val="000000"/>
+                <w:sz w:val="32"/>
+                <w:szCs w:val="32"/>
+              </w:rPr>
+              <w:t xml:space="preserve"> pW§ g—</w:t>
+            </w:r>
+            <w:r>
+              <w:rPr>
+                <w:rFonts w:ascii="BRH Malayalam Extra" w:hAnsi="BRH Malayalam Extra" w:cs="BRH Malayalam Extra"/>
+                <w:color w:val="000000"/>
+                <w:sz w:val="32"/>
+                <w:szCs w:val="32"/>
+                <w:highlight w:val="green"/>
+              </w:rPr>
+              <w:t>ª</w:t>
+            </w:r>
+            <w:r>
+              <w:rPr>
+                <w:rFonts w:ascii="BRH Malayalam Extra" w:hAnsi="BRH Malayalam Extra" w:cs="BRH Malayalam Extra"/>
+                <w:color w:val="000000"/>
+                <w:sz w:val="32"/>
+                <w:szCs w:val="32"/>
+              </w:rPr>
+              <w:t>ty</w:t>
+            </w:r>
+            <w:r>
+              <w:rPr>
+                <w:rFonts w:ascii="BRH Malayalam Extra" w:hAnsi="BRH Malayalam Extra" w:cs="BRH Malayalam Extra"/>
+                <w:color w:val="000000"/>
+                <w:sz w:val="26"/>
+                <w:szCs w:val="32"/>
+              </w:rPr>
+              <w:t>–</w:t>
+            </w:r>
+            <w:r>
+              <w:rPr>
+                <w:rFonts w:ascii="BRH Malayalam Extra" w:hAnsi="BRH Malayalam Extra" w:cs="BRH Malayalam Extra"/>
+                <w:color w:val="000000"/>
+                <w:sz w:val="32"/>
+                <w:szCs w:val="32"/>
+              </w:rPr>
+              <w:t xml:space="preserve">r¥b— </w:t>
+            </w:r>
+            <w:proofErr w:type="gramStart"/>
+            <w:r>
+              <w:rPr>
+                <w:rFonts w:ascii="BRH Malayalam Extra" w:hAnsi="BRH Malayalam Extra" w:cs="BRH Malayalam Extra"/>
+                <w:color w:val="000000"/>
+                <w:sz w:val="32"/>
+                <w:szCs w:val="32"/>
+              </w:rPr>
+              <w:t>gª.ty</w:t>
+            </w:r>
+            <w:proofErr w:type="gramEnd"/>
+            <w:r>
+              <w:rPr>
+                <w:rFonts w:ascii="BRH Malayalam Extra" w:hAnsi="BRH Malayalam Extra" w:cs="BRH Malayalam Extra"/>
+                <w:color w:val="000000"/>
+                <w:sz w:val="26"/>
+                <w:szCs w:val="32"/>
+              </w:rPr>
+              <w:t>–</w:t>
+            </w:r>
+            <w:r>
+              <w:rPr>
+                <w:rFonts w:ascii="BRH Malayalam Extra" w:hAnsi="BRH Malayalam Extra" w:cs="BRH Malayalam Extra"/>
+                <w:color w:val="000000"/>
+                <w:sz w:val="32"/>
+                <w:szCs w:val="32"/>
+              </w:rPr>
+              <w:t>r¥b</w:t>
+            </w:r>
+            <w:r>
+              <w:rPr>
+                <w:rFonts w:ascii="BRH Malayalam Extra" w:hAnsi="BRH Malayalam Extra" w:cs="BRH Malayalam Extra"/>
+                <w:color w:val="000000"/>
+                <w:sz w:val="26"/>
+                <w:szCs w:val="32"/>
+              </w:rPr>
+              <w:t>–</w:t>
+            </w:r>
+            <w:r>
+              <w:rPr>
+                <w:rFonts w:ascii="BRH Malayalam Extra" w:hAnsi="BRH Malayalam Extra" w:cs="BRH Malayalam Extra"/>
+                <w:color w:val="000000"/>
+                <w:sz w:val="32"/>
+                <w:szCs w:val="32"/>
+              </w:rPr>
+              <w:t xml:space="preserve"> pU§ a§s¡—p</w:t>
+            </w:r>
+            <w:r>
+              <w:rPr>
+                <w:rFonts w:ascii="BRH Malayalam Extra" w:hAnsi="BRH Malayalam Extra" w:cs="BRH Malayalam Extra"/>
+                <w:color w:val="000000"/>
+                <w:sz w:val="26"/>
+                <w:szCs w:val="32"/>
+              </w:rPr>
+              <w:t>–</w:t>
+            </w:r>
+            <w:r>
+              <w:rPr>
+                <w:rFonts w:ascii="BRH Malayalam Extra" w:hAnsi="BRH Malayalam Extra" w:cs="BRH Malayalam Extra"/>
+                <w:color w:val="000000"/>
+                <w:sz w:val="32"/>
+                <w:szCs w:val="32"/>
+              </w:rPr>
+              <w:t xml:space="preserve">ªpy¥b˜ | </w:t>
+            </w:r>
+          </w:p>
+          <w:p>
+            <w:pPr>
+              <w:widowControl w:val="0"/>
+              <w:autoSpaceDE w:val="0"/>
+              <w:autoSpaceDN w:val="0"/>
+              <w:adjustRightInd w:val="0"/>
+              <w:spacing w:before="0" w:line="240" w:lineRule="auto"/>
+              <w:rPr>
+                <w:rFonts w:ascii="BRH Devanagari Extra" w:hAnsi="BRH Devanagari Extra" w:cs="BRH Devanagari Extra"/>
+                <w:color w:val="000000"/>
+                <w:sz w:val="32"/>
+                <w:szCs w:val="32"/>
+              </w:rPr>
+            </w:pPr>
+            <w:r>
+              <w:rPr>
+                <w:rFonts w:ascii="BRH Devanagari Extra" w:hAnsi="BRH Devanagari Extra" w:cs="BRH Devanagari Extra"/>
+                <w:color w:val="000000"/>
+                <w:sz w:val="32"/>
+                <w:szCs w:val="32"/>
+              </w:rPr>
+              <w:t xml:space="preserve"> </w:t>
+            </w:r>
+            <w:r>
+              <w:rPr>
+                <w:rFonts w:cs="Arial"/>
+                <w:b/>
+                <w:bCs/>
+                <w:color w:val="000000"/>
+                <w:sz w:val="32"/>
+                <w:szCs w:val="32"/>
+              </w:rPr>
+              <w:t>(swarabakshi removed at appropriate places)</w:t>
+            </w:r>
+          </w:p>
+        </w:tc>
+      </w:tr>
+      <w:tr>
+        <w:trPr>
+          <w:trHeight w:val="2614"/>
+        </w:trPr>
+        <w:tc>
+          <w:tcPr>
+            <w:tcW w:w="7166" w:type="dxa"/>
+            <w:tcBorders>
+              <w:top w:val="single" w:sz="4" w:space="0" w:color="000000"/>
+              <w:left w:val="single" w:sz="4" w:space="0" w:color="000000"/>
+              <w:bottom w:val="single" w:sz="4" w:space="0" w:color="000000"/>
+              <w:right w:val="single" w:sz="4" w:space="0" w:color="000000"/>
+            </w:tcBorders>
+          </w:tcPr>
+          <w:p>
+            <w:pPr>
+              <w:widowControl w:val="0"/>
+              <w:autoSpaceDE w:val="0"/>
+              <w:autoSpaceDN w:val="0"/>
+              <w:adjustRightInd w:val="0"/>
+              <w:spacing w:before="0" w:line="240" w:lineRule="auto"/>
+              <w:rPr>
+                <w:rFonts w:ascii="BRH Devanagari Extra" w:hAnsi="BRH Devanagari Extra" w:cs="BRH Devanagari Extra"/>
+                <w:color w:val="000000"/>
+                <w:sz w:val="32"/>
+                <w:szCs w:val="32"/>
+              </w:rPr>
+            </w:pPr>
+            <w:r>
+              <w:rPr>
+                <w:rFonts w:ascii="BRH Devanagari Extra" w:hAnsi="BRH Devanagari Extra" w:cs="BRH Devanagari Extra"/>
+                <w:color w:val="000000"/>
+                <w:sz w:val="32"/>
+                <w:szCs w:val="32"/>
+              </w:rPr>
+              <w:lastRenderedPageBreak/>
+              <w:t>(</w:t>
+            </w:r>
+            <w:proofErr w:type="gramStart"/>
+            <w:r>
+              <w:rPr>
+                <w:rFonts w:cs="BRH Devanagari Extra"/>
+                <w:color w:val="000000"/>
+                <w:szCs w:val="32"/>
+              </w:rPr>
+              <w:t>20</w:t>
+            </w:r>
+            <w:r>
+              <w:rPr>
+                <w:rFonts w:ascii="BRH Devanagari Extra" w:hAnsi="BRH Devanagari Extra" w:cs="BRH Devanagari Extra"/>
+                <w:color w:val="000000"/>
+                <w:sz w:val="32"/>
+                <w:szCs w:val="32"/>
+              </w:rPr>
+              <w:t>)</w:t>
+            </w:r>
+            <w:r>
+              <w:rPr>
+                <w:rFonts w:cs="BRH Devanagari Extra"/>
+                <w:color w:val="000000"/>
+                <w:szCs w:val="32"/>
+              </w:rPr>
+              <w:t>[</w:t>
+            </w:r>
+            <w:proofErr w:type="gramEnd"/>
+            <w:r>
+              <w:rPr>
+                <w:rFonts w:cs="BRH Devanagari Extra"/>
+                <w:color w:val="000000"/>
+                <w:szCs w:val="32"/>
+              </w:rPr>
+              <w:t>P7</w:t>
+            </w:r>
+            <w:r>
+              <w:rPr>
+                <w:rFonts w:ascii="BRH Devanagari Extra" w:hAnsi="BRH Devanagari Extra" w:cs="BRH Devanagari Extra"/>
+                <w:color w:val="000000"/>
+                <w:sz w:val="32"/>
+                <w:szCs w:val="32"/>
+              </w:rPr>
+              <w:t xml:space="preserve">] </w:t>
+            </w:r>
+            <w:r>
+              <w:rPr>
+                <w:rFonts w:cs="BRH Devanagari Extra"/>
+                <w:color w:val="000000"/>
+                <w:szCs w:val="32"/>
+              </w:rPr>
+              <w:t>4</w:t>
+            </w:r>
+            <w:r>
+              <w:rPr>
+                <w:rFonts w:ascii="BRH Devanagari Extra" w:hAnsi="BRH Devanagari Extra" w:cs="BRH Devanagari Extra"/>
+                <w:color w:val="000000"/>
+                <w:sz w:val="32"/>
+                <w:szCs w:val="32"/>
+              </w:rPr>
+              <w:t>.</w:t>
+            </w:r>
+            <w:r>
+              <w:rPr>
+                <w:rFonts w:cs="BRH Devanagari Extra"/>
+                <w:color w:val="000000"/>
+                <w:szCs w:val="32"/>
+              </w:rPr>
+              <w:t>6</w:t>
+            </w:r>
+            <w:r>
+              <w:rPr>
+                <w:rFonts w:ascii="BRH Devanagari Extra" w:hAnsi="BRH Devanagari Extra" w:cs="BRH Devanagari Extra"/>
+                <w:color w:val="000000"/>
+                <w:sz w:val="32"/>
+                <w:szCs w:val="32"/>
+              </w:rPr>
+              <w:t>.</w:t>
+            </w:r>
+            <w:r>
+              <w:rPr>
+                <w:rFonts w:cs="BRH Devanagari Extra"/>
+                <w:color w:val="000000"/>
+                <w:szCs w:val="32"/>
+              </w:rPr>
+              <w:t>2</w:t>
+            </w:r>
+            <w:r>
+              <w:rPr>
+                <w:rFonts w:ascii="BRH Devanagari Extra" w:hAnsi="BRH Devanagari Extra" w:cs="BRH Devanagari Extra"/>
+                <w:color w:val="000000"/>
+                <w:sz w:val="32"/>
+                <w:szCs w:val="32"/>
+              </w:rPr>
+              <w:t>.</w:t>
+            </w:r>
+            <w:r>
+              <w:rPr>
+                <w:rFonts w:cs="BRH Devanagari Extra"/>
+                <w:color w:val="000000"/>
+                <w:szCs w:val="32"/>
+              </w:rPr>
+              <w:t>2</w:t>
+            </w:r>
+            <w:r>
+              <w:rPr>
+                <w:rFonts w:ascii="BRH Devanagari Extra" w:hAnsi="BRH Devanagari Extra" w:cs="BRH Devanagari Extra"/>
+                <w:color w:val="000000"/>
+                <w:sz w:val="32"/>
+                <w:szCs w:val="32"/>
+              </w:rPr>
+              <w:t>(</w:t>
+            </w:r>
+            <w:r>
+              <w:rPr>
+                <w:rFonts w:cs="BRH Devanagari Extra"/>
+                <w:color w:val="000000"/>
+                <w:szCs w:val="32"/>
+              </w:rPr>
+              <w:t>18</w:t>
+            </w:r>
+            <w:r>
+              <w:rPr>
+                <w:rFonts w:ascii="BRH Devanagari Extra" w:hAnsi="BRH Devanagari Extra" w:cs="BRH Devanagari Extra"/>
+                <w:color w:val="000000"/>
+                <w:sz w:val="32"/>
+                <w:szCs w:val="32"/>
+              </w:rPr>
+              <w:t>)</w:t>
+            </w:r>
+            <w:proofErr w:type="gramStart"/>
+            <w:r>
+              <w:rPr>
+                <w:rFonts w:ascii="BRH Devanagari Extra" w:hAnsi="BRH Devanagari Extra" w:cs="BRH Devanagari Extra"/>
+                <w:color w:val="000000"/>
+                <w:sz w:val="32"/>
+                <w:szCs w:val="32"/>
+              </w:rPr>
+              <w:t>-  mÉÔuÉåïÿ</w:t>
+            </w:r>
+            <w:proofErr w:type="gramEnd"/>
+            <w:r>
+              <w:rPr>
+                <w:rFonts w:ascii="BRH Devanagari Extra" w:hAnsi="BRH Devanagari Extra" w:cs="BRH Devanagari Extra"/>
+                <w:color w:val="000000"/>
+                <w:sz w:val="32"/>
+                <w:szCs w:val="32"/>
+              </w:rPr>
+              <w:t xml:space="preserve"> | eÉ</w:t>
+            </w:r>
+            <w:r>
+              <w:rPr>
+                <w:rFonts w:ascii="BRH Malayalam Extra" w:hAnsi="BRH Malayalam Extra" w:cs="BRH Devanagari Extra"/>
+                <w:color w:val="000000"/>
+                <w:szCs w:val="32"/>
+              </w:rPr>
+              <w:t>–</w:t>
+            </w:r>
+            <w:r>
+              <w:rPr>
+                <w:rFonts w:ascii="BRH Devanagari Extra" w:hAnsi="BRH Devanagari Extra" w:cs="BRH Devanagari Extra"/>
+                <w:color w:val="000000"/>
+                <w:sz w:val="32"/>
+                <w:szCs w:val="32"/>
+              </w:rPr>
+              <w:t>ËU</w:t>
+            </w:r>
+            <w:r>
+              <w:rPr>
+                <w:rFonts w:ascii="BRH Malayalam Extra" w:hAnsi="BRH Malayalam Extra" w:cs="BRH Devanagari Extra"/>
+                <w:color w:val="000000"/>
+                <w:szCs w:val="32"/>
+              </w:rPr>
+              <w:t>–</w:t>
+            </w:r>
+            <w:r>
+              <w:rPr>
+                <w:rFonts w:ascii="BRH Devanagari Extra" w:hAnsi="BRH Devanagari Extra" w:cs="BRH Devanagari Extra"/>
+                <w:color w:val="000000"/>
+                <w:sz w:val="32"/>
+                <w:szCs w:val="32"/>
+              </w:rPr>
+              <w:t xml:space="preserve">iÉÉUþÈ | </w:t>
+            </w:r>
+            <w:r>
+              <w:rPr>
+                <w:rFonts w:ascii="BRH Devanagari Extra" w:hAnsi="BRH Devanagari Extra" w:cs="BRH Devanagari Extra"/>
+                <w:color w:val="000000"/>
+                <w:sz w:val="32"/>
+                <w:szCs w:val="32"/>
+                <w:highlight w:val="yellow"/>
+              </w:rPr>
+              <w:t>lÉ</w:t>
+            </w:r>
+            <w:r>
+              <w:rPr>
+                <w:rFonts w:ascii="BRH Malayalam Extra" w:hAnsi="BRH Malayalam Extra" w:cs="BRH Devanagari Extra"/>
+                <w:color w:val="000000"/>
+                <w:szCs w:val="32"/>
+                <w:highlight w:val="yellow"/>
+              </w:rPr>
+              <w:t>–</w:t>
+            </w:r>
+            <w:r>
+              <w:rPr>
+                <w:rFonts w:ascii="BRH Devanagari Extra" w:hAnsi="BRH Devanagari Extra" w:cs="BRH Devanagari Extra"/>
+                <w:color w:val="000000"/>
+                <w:sz w:val="32"/>
+                <w:szCs w:val="32"/>
+              </w:rPr>
+              <w:t xml:space="preserve"> |</w:t>
+            </w:r>
+          </w:p>
+          <w:p>
+            <w:pPr>
+              <w:widowControl w:val="0"/>
+              <w:autoSpaceDE w:val="0"/>
+              <w:autoSpaceDN w:val="0"/>
+              <w:adjustRightInd w:val="0"/>
+              <w:spacing w:before="0" w:line="240" w:lineRule="auto"/>
+              <w:rPr>
+                <w:rFonts w:ascii="BRH Devanagari Extra" w:hAnsi="BRH Devanagari Extra" w:cs="BRH Devanagari Extra"/>
+                <w:color w:val="000000"/>
+                <w:sz w:val="32"/>
+                <w:szCs w:val="32"/>
+              </w:rPr>
+            </w:pPr>
+            <w:r>
+              <w:rPr>
+                <w:rFonts w:ascii="BRH Devanagari Extra" w:hAnsi="BRH Devanagari Extra" w:cs="BRH Devanagari Extra"/>
+                <w:color w:val="000000"/>
+                <w:sz w:val="32"/>
+                <w:szCs w:val="32"/>
+              </w:rPr>
+              <w:t>mÉÔuÉåïþ eÉËU</w:t>
+            </w:r>
+            <w:r>
+              <w:rPr>
+                <w:rFonts w:ascii="BRH Malayalam Extra" w:hAnsi="BRH Malayalam Extra" w:cs="BRH Devanagari Extra"/>
+                <w:color w:val="000000"/>
+                <w:szCs w:val="32"/>
+              </w:rPr>
+              <w:t>–</w:t>
+            </w:r>
+            <w:r>
+              <w:rPr>
+                <w:rFonts w:ascii="BRH Devanagari Extra" w:hAnsi="BRH Devanagari Extra" w:cs="BRH Devanagari Extra"/>
+                <w:color w:val="000000"/>
+                <w:sz w:val="32"/>
+                <w:szCs w:val="32"/>
+              </w:rPr>
+              <w:t>iÉÉUÉåþ eÉËU</w:t>
+            </w:r>
+            <w:r>
+              <w:rPr>
+                <w:rFonts w:ascii="BRH Malayalam Extra" w:hAnsi="BRH Malayalam Extra" w:cs="BRH Devanagari Extra"/>
+                <w:color w:val="000000"/>
+                <w:szCs w:val="32"/>
+              </w:rPr>
+              <w:t>–</w:t>
+            </w:r>
+            <w:r>
+              <w:rPr>
+                <w:rFonts w:ascii="BRH Devanagari Extra" w:hAnsi="BRH Devanagari Extra" w:cs="BRH Devanagari Extra"/>
+                <w:color w:val="000000"/>
+                <w:sz w:val="32"/>
+                <w:szCs w:val="32"/>
+              </w:rPr>
+              <w:t>iÉÉU</w:t>
+            </w:r>
+            <w:r>
+              <w:rPr>
+                <w:rFonts w:ascii="BRH Malayalam Extra" w:hAnsi="BRH Malayalam Extra" w:cs="BRH Devanagari Extra"/>
+                <w:color w:val="000000"/>
+                <w:szCs w:val="32"/>
+              </w:rPr>
+              <w:t>–</w:t>
+            </w:r>
+            <w:r>
+              <w:rPr>
+                <w:rFonts w:ascii="BRH Devanagari Extra" w:hAnsi="BRH Devanagari Extra" w:cs="BRH Devanagari Extra"/>
+                <w:color w:val="000000"/>
+                <w:sz w:val="32"/>
+                <w:szCs w:val="32"/>
+              </w:rPr>
+              <w:t>È mÉÔuÉåï</w:t>
+            </w:r>
+            <w:r>
+              <w:rPr>
+                <w:rFonts w:ascii="BRH Malayalam Extra" w:hAnsi="BRH Malayalam Extra" w:cs="BRH Devanagari Extra"/>
+                <w:color w:val="000000"/>
+                <w:szCs w:val="32"/>
+              </w:rPr>
+              <w:t>–</w:t>
+            </w:r>
+            <w:r>
+              <w:rPr>
+                <w:rFonts w:ascii="BRH Devanagari Extra" w:hAnsi="BRH Devanagari Extra" w:cs="BRH Devanagari Extra"/>
+                <w:color w:val="000000"/>
+                <w:sz w:val="32"/>
+                <w:szCs w:val="32"/>
+              </w:rPr>
+              <w:t xml:space="preserve"> mÉÔuÉåïþ eÉËU</w:t>
+            </w:r>
+            <w:r>
+              <w:rPr>
+                <w:rFonts w:ascii="BRH Malayalam Extra" w:hAnsi="BRH Malayalam Extra" w:cs="BRH Devanagari Extra"/>
+                <w:color w:val="000000"/>
+                <w:szCs w:val="32"/>
+              </w:rPr>
+              <w:t>–</w:t>
+            </w:r>
+            <w:r>
+              <w:rPr>
+                <w:rFonts w:ascii="BRH Devanagari Extra" w:hAnsi="BRH Devanagari Extra" w:cs="BRH Devanagari Extra"/>
+                <w:color w:val="000000"/>
+                <w:sz w:val="32"/>
+                <w:szCs w:val="32"/>
+              </w:rPr>
+              <w:t>iÉÉ</w:t>
+            </w:r>
+            <w:r>
+              <w:rPr>
+                <w:rFonts w:ascii="BRH Devanagari Extra" w:hAnsi="BRH Devanagari Extra" w:cs="BRH Devanagari Extra"/>
+                <w:color w:val="000000"/>
+                <w:sz w:val="32"/>
+                <w:szCs w:val="32"/>
+                <w:highlight w:val="yellow"/>
+              </w:rPr>
+              <w:t>UÉ</w:t>
+            </w:r>
+            <w:r>
+              <w:rPr>
+                <w:rFonts w:ascii="BRH Devanagari Extra" w:hAnsi="BRH Devanagari Extra" w:cs="BRH Devanagari Extra"/>
+                <w:color w:val="000000"/>
+                <w:sz w:val="32"/>
+                <w:szCs w:val="32"/>
+              </w:rPr>
+              <w:t xml:space="preserve">åþ lÉ lÉ </w:t>
+            </w:r>
+            <w:r>
+              <w:rPr>
+                <w:rFonts w:ascii="BRH Devanagari Extra" w:hAnsi="BRH Devanagari Extra" w:cs="BRH Devanagari Extra"/>
+                <w:color w:val="000000"/>
+                <w:sz w:val="32"/>
+                <w:szCs w:val="32"/>
+                <w:highlight w:val="yellow"/>
+              </w:rPr>
+              <w:t>e</w:t>
+            </w:r>
+            <w:r>
+              <w:rPr>
+                <w:rFonts w:ascii="BRH Devanagari Extra" w:hAnsi="BRH Devanagari Extra" w:cs="BRH Devanagari Extra"/>
+                <w:color w:val="000000"/>
+                <w:sz w:val="32"/>
+                <w:szCs w:val="32"/>
+              </w:rPr>
+              <w:t>ÉËU</w:t>
+            </w:r>
+            <w:r>
+              <w:rPr>
+                <w:rFonts w:ascii="BRH Malayalam Extra" w:hAnsi="BRH Malayalam Extra" w:cs="BRH Devanagari Extra"/>
+                <w:color w:val="000000"/>
+                <w:szCs w:val="32"/>
+              </w:rPr>
+              <w:t>–</w:t>
+            </w:r>
+            <w:r>
+              <w:rPr>
+                <w:rFonts w:ascii="BRH Devanagari Extra" w:hAnsi="BRH Devanagari Extra" w:cs="BRH Devanagari Extra"/>
+                <w:color w:val="000000"/>
+                <w:sz w:val="32"/>
+                <w:szCs w:val="32"/>
+              </w:rPr>
+              <w:t>iÉÉU</w:t>
+            </w:r>
+            <w:r>
+              <w:rPr>
+                <w:rFonts w:ascii="BRH Malayalam Extra" w:hAnsi="BRH Malayalam Extra" w:cs="BRH Devanagari Extra"/>
+                <w:color w:val="000000"/>
+                <w:szCs w:val="32"/>
+              </w:rPr>
+              <w:t>–</w:t>
+            </w:r>
+            <w:r>
+              <w:rPr>
+                <w:rFonts w:ascii="BRH Devanagari Extra" w:hAnsi="BRH Devanagari Extra" w:cs="BRH Devanagari Extra"/>
+                <w:color w:val="000000"/>
+                <w:sz w:val="32"/>
+                <w:szCs w:val="32"/>
+              </w:rPr>
+              <w:t>È mÉÔuÉåï</w:t>
+            </w:r>
+            <w:r>
+              <w:rPr>
+                <w:rFonts w:ascii="BRH Malayalam Extra" w:hAnsi="BRH Malayalam Extra" w:cs="BRH Devanagari Extra"/>
+                <w:color w:val="000000"/>
+                <w:szCs w:val="32"/>
+              </w:rPr>
+              <w:t>–</w:t>
+            </w:r>
+            <w:r>
+              <w:rPr>
+                <w:rFonts w:ascii="BRH Devanagari Extra" w:hAnsi="BRH Devanagari Extra" w:cs="BRH Devanagari Extra"/>
+                <w:color w:val="000000"/>
+                <w:sz w:val="32"/>
+                <w:szCs w:val="32"/>
+              </w:rPr>
+              <w:t xml:space="preserve"> mÉÔuÉåïþ eÉËU</w:t>
+            </w:r>
+            <w:r>
+              <w:rPr>
+                <w:rFonts w:ascii="BRH Malayalam Extra" w:hAnsi="BRH Malayalam Extra" w:cs="BRH Devanagari Extra"/>
+                <w:color w:val="000000"/>
+                <w:szCs w:val="32"/>
+              </w:rPr>
+              <w:t>–</w:t>
+            </w:r>
+            <w:r>
+              <w:rPr>
+                <w:rFonts w:ascii="BRH Devanagari Extra" w:hAnsi="BRH Devanagari Extra" w:cs="BRH Devanagari Extra"/>
+                <w:color w:val="000000"/>
+                <w:sz w:val="32"/>
+                <w:szCs w:val="32"/>
+              </w:rPr>
+              <w:t>iÉÉ</w:t>
+            </w:r>
+            <w:r>
+              <w:rPr>
+                <w:rFonts w:ascii="BRH Devanagari Extra" w:hAnsi="BRH Devanagari Extra" w:cs="BRH Devanagari Extra"/>
+                <w:color w:val="000000"/>
+                <w:sz w:val="32"/>
+                <w:szCs w:val="32"/>
+                <w:highlight w:val="yellow"/>
+              </w:rPr>
+              <w:t>UÉ</w:t>
+            </w:r>
+            <w:r>
+              <w:rPr>
+                <w:rFonts w:ascii="BRH Devanagari Extra" w:hAnsi="BRH Devanagari Extra" w:cs="BRH Devanagari Extra"/>
+                <w:color w:val="000000"/>
+                <w:sz w:val="32"/>
+                <w:szCs w:val="32"/>
+              </w:rPr>
+              <w:t xml:space="preserve">åþ lÉ | </w:t>
+            </w:r>
+          </w:p>
+          <w:p>
+            <w:pPr>
+              <w:widowControl w:val="0"/>
+              <w:autoSpaceDE w:val="0"/>
+              <w:autoSpaceDN w:val="0"/>
+              <w:adjustRightInd w:val="0"/>
+              <w:spacing w:before="0" w:line="240" w:lineRule="auto"/>
+              <w:rPr>
+                <w:rFonts w:ascii="BRH Devanagari Extra" w:hAnsi="BRH Devanagari Extra" w:cs="BRH Devanagari Extra"/>
+                <w:color w:val="000000"/>
+                <w:sz w:val="32"/>
+                <w:szCs w:val="32"/>
+              </w:rPr>
+            </w:pPr>
+            <w:r>
+              <w:rPr>
+                <w:rFonts w:ascii="BRH Devanagari Extra" w:hAnsi="BRH Devanagari Extra" w:cs="BRH Devanagari Extra"/>
+                <w:color w:val="000000"/>
+                <w:sz w:val="32"/>
+                <w:szCs w:val="32"/>
+              </w:rPr>
+              <w:t>(</w:t>
+            </w:r>
+            <w:proofErr w:type="gramStart"/>
+            <w:r>
+              <w:rPr>
+                <w:rFonts w:cs="BRH Devanagari Extra"/>
+                <w:color w:val="000000"/>
+                <w:szCs w:val="32"/>
+              </w:rPr>
+              <w:t>21</w:t>
+            </w:r>
+            <w:r>
+              <w:rPr>
+                <w:rFonts w:ascii="BRH Devanagari Extra" w:hAnsi="BRH Devanagari Extra" w:cs="BRH Devanagari Extra"/>
+                <w:color w:val="000000"/>
+                <w:sz w:val="32"/>
+                <w:szCs w:val="32"/>
+              </w:rPr>
+              <w:t>)</w:t>
+            </w:r>
+            <w:r>
+              <w:rPr>
+                <w:rFonts w:cs="BRH Devanagari Extra"/>
+                <w:color w:val="000000"/>
+                <w:szCs w:val="32"/>
+              </w:rPr>
+              <w:t>[</w:t>
+            </w:r>
+            <w:proofErr w:type="gramEnd"/>
+            <w:r>
+              <w:rPr>
+                <w:rFonts w:cs="BRH Devanagari Extra"/>
+                <w:color w:val="000000"/>
+                <w:szCs w:val="32"/>
+              </w:rPr>
+              <w:t>P7</w:t>
+            </w:r>
+            <w:r>
+              <w:rPr>
+                <w:rFonts w:ascii="BRH Devanagari Extra" w:hAnsi="BRH Devanagari Extra" w:cs="BRH Devanagari Extra"/>
+                <w:color w:val="000000"/>
+                <w:sz w:val="32"/>
+                <w:szCs w:val="32"/>
+              </w:rPr>
+              <w:t xml:space="preserve">] </w:t>
+            </w:r>
+            <w:r>
+              <w:rPr>
+                <w:rFonts w:cs="BRH Devanagari Extra"/>
+                <w:color w:val="000000"/>
+                <w:szCs w:val="32"/>
+              </w:rPr>
+              <w:t>4</w:t>
+            </w:r>
+            <w:r>
+              <w:rPr>
+                <w:rFonts w:ascii="BRH Devanagari Extra" w:hAnsi="BRH Devanagari Extra" w:cs="BRH Devanagari Extra"/>
+                <w:color w:val="000000"/>
+                <w:sz w:val="32"/>
+                <w:szCs w:val="32"/>
+              </w:rPr>
+              <w:t>.</w:t>
+            </w:r>
+            <w:r>
+              <w:rPr>
+                <w:rFonts w:cs="BRH Devanagari Extra"/>
+                <w:color w:val="000000"/>
+                <w:szCs w:val="32"/>
+              </w:rPr>
+              <w:t>6</w:t>
+            </w:r>
+            <w:r>
+              <w:rPr>
+                <w:rFonts w:ascii="BRH Devanagari Extra" w:hAnsi="BRH Devanagari Extra" w:cs="BRH Devanagari Extra"/>
+                <w:color w:val="000000"/>
+                <w:sz w:val="32"/>
+                <w:szCs w:val="32"/>
+              </w:rPr>
+              <w:t>.</w:t>
+            </w:r>
+            <w:r>
+              <w:rPr>
+                <w:rFonts w:cs="BRH Devanagari Extra"/>
+                <w:color w:val="000000"/>
+                <w:szCs w:val="32"/>
+              </w:rPr>
+              <w:t>2</w:t>
+            </w:r>
+            <w:r>
+              <w:rPr>
+                <w:rFonts w:ascii="BRH Devanagari Extra" w:hAnsi="BRH Devanagari Extra" w:cs="BRH Devanagari Extra"/>
+                <w:color w:val="000000"/>
+                <w:sz w:val="32"/>
+                <w:szCs w:val="32"/>
+              </w:rPr>
+              <w:t>.</w:t>
+            </w:r>
+            <w:r>
+              <w:rPr>
+                <w:rFonts w:cs="BRH Devanagari Extra"/>
+                <w:color w:val="000000"/>
+                <w:szCs w:val="32"/>
+              </w:rPr>
+              <w:t>2</w:t>
+            </w:r>
+            <w:r>
+              <w:rPr>
+                <w:rFonts w:ascii="BRH Devanagari Extra" w:hAnsi="BRH Devanagari Extra" w:cs="BRH Devanagari Extra"/>
+                <w:color w:val="000000"/>
+                <w:sz w:val="32"/>
+                <w:szCs w:val="32"/>
+              </w:rPr>
+              <w:t>(</w:t>
+            </w:r>
+            <w:r>
+              <w:rPr>
+                <w:rFonts w:cs="BRH Devanagari Extra"/>
+                <w:color w:val="000000"/>
+                <w:szCs w:val="32"/>
+              </w:rPr>
+              <w:t>19</w:t>
+            </w:r>
+            <w:r>
+              <w:rPr>
+                <w:rFonts w:ascii="BRH Devanagari Extra" w:hAnsi="BRH Devanagari Extra" w:cs="BRH Devanagari Extra"/>
+                <w:color w:val="000000"/>
+                <w:sz w:val="32"/>
+                <w:szCs w:val="32"/>
+              </w:rPr>
+              <w:t>)</w:t>
+            </w:r>
+            <w:proofErr w:type="gramStart"/>
+            <w:r>
+              <w:rPr>
+                <w:rFonts w:ascii="BRH Devanagari Extra" w:hAnsi="BRH Devanagari Extra" w:cs="BRH Devanagari Extra"/>
+                <w:color w:val="000000"/>
+                <w:sz w:val="32"/>
+                <w:szCs w:val="32"/>
+              </w:rPr>
+              <w:t>-  eÉ</w:t>
+            </w:r>
+            <w:proofErr w:type="gramEnd"/>
+            <w:r>
+              <w:rPr>
+                <w:rFonts w:ascii="BRH Malayalam Extra" w:hAnsi="BRH Malayalam Extra" w:cs="BRH Devanagari Extra"/>
+                <w:color w:val="000000"/>
+                <w:szCs w:val="32"/>
+              </w:rPr>
+              <w:t>–</w:t>
+            </w:r>
+            <w:r>
+              <w:rPr>
+                <w:rFonts w:ascii="BRH Devanagari Extra" w:hAnsi="BRH Devanagari Extra" w:cs="BRH Devanagari Extra"/>
+                <w:color w:val="000000"/>
+                <w:sz w:val="32"/>
+                <w:szCs w:val="32"/>
+              </w:rPr>
+              <w:t>ËU</w:t>
+            </w:r>
+            <w:r>
+              <w:rPr>
+                <w:rFonts w:ascii="BRH Malayalam Extra" w:hAnsi="BRH Malayalam Extra" w:cs="BRH Devanagari Extra"/>
+                <w:color w:val="000000"/>
+                <w:szCs w:val="32"/>
+              </w:rPr>
+              <w:t>–</w:t>
+            </w:r>
+            <w:r>
+              <w:rPr>
+                <w:rFonts w:ascii="BRH Devanagari Extra" w:hAnsi="BRH Devanagari Extra" w:cs="BRH Devanagari Extra"/>
+                <w:color w:val="000000"/>
+                <w:sz w:val="32"/>
+                <w:szCs w:val="32"/>
+              </w:rPr>
+              <w:t xml:space="preserve">iÉÉUþÈ | </w:t>
+            </w:r>
+            <w:r>
+              <w:rPr>
+                <w:rFonts w:ascii="BRH Devanagari Extra" w:hAnsi="BRH Devanagari Extra" w:cs="BRH Devanagari Extra"/>
+                <w:color w:val="000000"/>
+                <w:sz w:val="32"/>
+                <w:szCs w:val="32"/>
+                <w:highlight w:val="yellow"/>
+              </w:rPr>
+              <w:t>lÉ</w:t>
+            </w:r>
+            <w:r>
+              <w:rPr>
+                <w:rFonts w:ascii="BRH Malayalam Extra" w:hAnsi="BRH Malayalam Extra" w:cs="BRH Devanagari Extra"/>
+                <w:color w:val="000000"/>
+                <w:szCs w:val="32"/>
+                <w:highlight w:val="yellow"/>
+              </w:rPr>
+              <w:t>–</w:t>
+            </w:r>
+            <w:r>
+              <w:rPr>
+                <w:rFonts w:ascii="BRH Devanagari Extra" w:hAnsi="BRH Devanagari Extra" w:cs="BRH Devanagari Extra"/>
+                <w:color w:val="000000"/>
+                <w:sz w:val="32"/>
+                <w:szCs w:val="32"/>
+              </w:rPr>
+              <w:t xml:space="preserve"> | pÉÔ</w:t>
+            </w:r>
+            <w:r>
+              <w:rPr>
+                <w:rFonts w:ascii="BRH Malayalam Extra" w:hAnsi="BRH Malayalam Extra" w:cs="BRH Devanagari Extra"/>
+                <w:color w:val="000000"/>
+                <w:szCs w:val="32"/>
+              </w:rPr>
+              <w:t>–</w:t>
+            </w:r>
+            <w:r>
+              <w:rPr>
+                <w:rFonts w:ascii="BRH Devanagari Extra" w:hAnsi="BRH Devanagari Extra" w:cs="BRH Devanagari Extra"/>
+                <w:color w:val="000000"/>
+                <w:sz w:val="32"/>
+                <w:szCs w:val="32"/>
+              </w:rPr>
+              <w:t>lÉÉ ||</w:t>
+            </w:r>
+          </w:p>
+          <w:p>
+            <w:pPr>
+              <w:widowControl w:val="0"/>
+              <w:autoSpaceDE w:val="0"/>
+              <w:autoSpaceDN w:val="0"/>
+              <w:adjustRightInd w:val="0"/>
+              <w:spacing w:before="0" w:line="240" w:lineRule="auto"/>
+              <w:rPr>
+                <w:rFonts w:ascii="BRH Devanagari Extra" w:hAnsi="BRH Devanagari Extra" w:cs="BRH Devanagari Extra"/>
+                <w:color w:val="000000"/>
+                <w:sz w:val="32"/>
+                <w:szCs w:val="32"/>
+              </w:rPr>
+            </w:pPr>
+            <w:r>
+              <w:rPr>
+                <w:rFonts w:ascii="BRH Devanagari Extra" w:hAnsi="BRH Devanagari Extra" w:cs="BRH Devanagari Extra"/>
+                <w:color w:val="000000"/>
+                <w:sz w:val="32"/>
+                <w:szCs w:val="32"/>
+              </w:rPr>
+              <w:t>eÉ</w:t>
+            </w:r>
+            <w:r>
+              <w:rPr>
+                <w:rFonts w:ascii="BRH Malayalam Extra" w:hAnsi="BRH Malayalam Extra" w:cs="BRH Devanagari Extra"/>
+                <w:color w:val="000000"/>
+                <w:szCs w:val="32"/>
+              </w:rPr>
+              <w:t>–</w:t>
+            </w:r>
+            <w:r>
+              <w:rPr>
+                <w:rFonts w:ascii="BRH Devanagari Extra" w:hAnsi="BRH Devanagari Extra" w:cs="BRH Devanagari Extra"/>
+                <w:color w:val="000000"/>
+                <w:sz w:val="32"/>
+                <w:szCs w:val="32"/>
+              </w:rPr>
+              <w:t>ËU</w:t>
+            </w:r>
+            <w:r>
+              <w:rPr>
+                <w:rFonts w:ascii="BRH Malayalam Extra" w:hAnsi="BRH Malayalam Extra" w:cs="BRH Devanagari Extra"/>
+                <w:color w:val="000000"/>
+                <w:szCs w:val="32"/>
+              </w:rPr>
+              <w:t>–</w:t>
+            </w:r>
+            <w:r>
+              <w:rPr>
+                <w:rFonts w:ascii="BRH Devanagari Extra" w:hAnsi="BRH Devanagari Extra" w:cs="BRH Devanagari Extra"/>
+                <w:color w:val="000000"/>
+                <w:sz w:val="32"/>
+                <w:szCs w:val="32"/>
+              </w:rPr>
+              <w:t>iÉÉ</w:t>
+            </w:r>
+            <w:r>
+              <w:rPr>
+                <w:rFonts w:ascii="BRH Devanagari Extra" w:hAnsi="BRH Devanagari Extra" w:cs="BRH Devanagari Extra"/>
+                <w:color w:val="000000"/>
+                <w:sz w:val="32"/>
+                <w:szCs w:val="32"/>
+                <w:highlight w:val="yellow"/>
+              </w:rPr>
+              <w:t>UÉ</w:t>
+            </w:r>
+            <w:r>
+              <w:rPr>
+                <w:rFonts w:ascii="BRH Devanagari Extra" w:hAnsi="BRH Devanagari Extra" w:cs="BRH Devanagari Extra"/>
+                <w:color w:val="000000"/>
+                <w:sz w:val="32"/>
+                <w:szCs w:val="32"/>
+              </w:rPr>
+              <w:t xml:space="preserve">åþ lÉ lÉ </w:t>
+            </w:r>
+            <w:r>
+              <w:rPr>
+                <w:rFonts w:ascii="BRH Devanagari Extra" w:hAnsi="BRH Devanagari Extra" w:cs="BRH Devanagari Extra"/>
+                <w:color w:val="000000"/>
+                <w:sz w:val="32"/>
+                <w:szCs w:val="32"/>
+                <w:highlight w:val="yellow"/>
+              </w:rPr>
+              <w:t>eÉ</w:t>
+            </w:r>
+            <w:r>
+              <w:rPr>
+                <w:rFonts w:ascii="BRH Devanagari Extra" w:hAnsi="BRH Devanagari Extra" w:cs="BRH Devanagari Extra"/>
+                <w:color w:val="000000"/>
+                <w:sz w:val="32"/>
+                <w:szCs w:val="32"/>
+              </w:rPr>
+              <w:t>ËU</w:t>
+            </w:r>
+            <w:r>
+              <w:rPr>
+                <w:rFonts w:ascii="BRH Malayalam Extra" w:hAnsi="BRH Malayalam Extra" w:cs="BRH Devanagari Extra"/>
+                <w:color w:val="000000"/>
+                <w:szCs w:val="32"/>
+              </w:rPr>
+              <w:t>–</w:t>
+            </w:r>
+            <w:r>
+              <w:rPr>
+                <w:rFonts w:ascii="BRH Devanagari Extra" w:hAnsi="BRH Devanagari Extra" w:cs="BRH Devanagari Extra"/>
+                <w:color w:val="000000"/>
+                <w:sz w:val="32"/>
+                <w:szCs w:val="32"/>
+              </w:rPr>
+              <w:t>iÉÉUÉåþ eÉËU</w:t>
+            </w:r>
+            <w:r>
+              <w:rPr>
+                <w:rFonts w:ascii="BRH Malayalam Extra" w:hAnsi="BRH Malayalam Extra" w:cs="BRH Devanagari Extra"/>
+                <w:color w:val="000000"/>
+                <w:szCs w:val="32"/>
+              </w:rPr>
+              <w:t>–</w:t>
+            </w:r>
+            <w:r>
+              <w:rPr>
+                <w:rFonts w:ascii="BRH Devanagari Extra" w:hAnsi="BRH Devanagari Extra" w:cs="BRH Devanagari Extra"/>
+                <w:color w:val="000000"/>
+                <w:sz w:val="32"/>
+                <w:szCs w:val="32"/>
+              </w:rPr>
+              <w:t>iÉÉ</w:t>
+            </w:r>
+            <w:r>
+              <w:rPr>
+                <w:rFonts w:ascii="BRH Devanagari Extra" w:hAnsi="BRH Devanagari Extra" w:cs="BRH Devanagari Extra"/>
+                <w:color w:val="000000"/>
+                <w:sz w:val="32"/>
+                <w:szCs w:val="32"/>
+                <w:highlight w:val="yellow"/>
+              </w:rPr>
+              <w:t>U</w:t>
+            </w:r>
+            <w:r>
+              <w:rPr>
+                <w:rFonts w:ascii="BRH Devanagari Extra" w:hAnsi="BRH Devanagari Extra" w:cs="BRH Devanagari Extra"/>
+                <w:color w:val="000000"/>
+                <w:sz w:val="32"/>
+                <w:szCs w:val="32"/>
+              </w:rPr>
+              <w:t>Éåþ lÉ pÉÔ</w:t>
+            </w:r>
+            <w:r>
+              <w:rPr>
+                <w:rFonts w:ascii="BRH Malayalam Extra" w:hAnsi="BRH Malayalam Extra" w:cs="BRH Devanagari Extra"/>
+                <w:color w:val="000000"/>
+                <w:szCs w:val="32"/>
+              </w:rPr>
+              <w:t>–</w:t>
+            </w:r>
+            <w:r>
+              <w:rPr>
+                <w:rFonts w:ascii="BRH Devanagari Extra" w:hAnsi="BRH Devanagari Extra" w:cs="BRH Devanagari Extra"/>
+                <w:color w:val="000000"/>
+                <w:sz w:val="32"/>
+                <w:szCs w:val="32"/>
+              </w:rPr>
+              <w:t>lÉÉ pÉÔ</w:t>
+            </w:r>
+            <w:r>
+              <w:rPr>
+                <w:rFonts w:ascii="BRH Malayalam Extra" w:hAnsi="BRH Malayalam Extra" w:cs="BRH Devanagari Extra"/>
+                <w:color w:val="000000"/>
+                <w:szCs w:val="32"/>
+              </w:rPr>
+              <w:t>–</w:t>
+            </w:r>
+            <w:r>
+              <w:rPr>
+                <w:rFonts w:ascii="BRH Devanagari Extra" w:hAnsi="BRH Devanagari Extra" w:cs="BRH Devanagari Extra"/>
+                <w:color w:val="000000"/>
+                <w:sz w:val="32"/>
+                <w:szCs w:val="32"/>
+              </w:rPr>
+              <w:t xml:space="preserve">lÉÉ </w:t>
+            </w:r>
+            <w:r>
+              <w:rPr>
+                <w:rFonts w:ascii="BRH Devanagari Extra" w:hAnsi="BRH Devanagari Extra" w:cs="BRH Devanagari Extra"/>
+                <w:color w:val="000000"/>
+                <w:sz w:val="32"/>
+                <w:szCs w:val="32"/>
+                <w:highlight w:val="yellow"/>
+              </w:rPr>
+              <w:t>lÉ</w:t>
+            </w:r>
+            <w:r>
+              <w:rPr>
+                <w:rFonts w:ascii="BRH Devanagari Extra" w:hAnsi="BRH Devanagari Extra" w:cs="BRH Devanagari Extra"/>
+                <w:color w:val="000000"/>
+                <w:sz w:val="32"/>
+                <w:szCs w:val="32"/>
+              </w:rPr>
+              <w:t xml:space="preserve">þ </w:t>
+            </w:r>
+            <w:r>
+              <w:rPr>
+                <w:rFonts w:ascii="BRH Devanagari Extra" w:hAnsi="BRH Devanagari Extra" w:cs="BRH Devanagari Extra"/>
+                <w:color w:val="000000"/>
+                <w:sz w:val="32"/>
+                <w:szCs w:val="32"/>
+                <w:highlight w:val="yellow"/>
+              </w:rPr>
+              <w:t>eÉ</w:t>
+            </w:r>
+            <w:r>
+              <w:rPr>
+                <w:rFonts w:ascii="BRH Devanagari Extra" w:hAnsi="BRH Devanagari Extra" w:cs="BRH Devanagari Extra"/>
+                <w:color w:val="000000"/>
+                <w:sz w:val="32"/>
+                <w:szCs w:val="32"/>
+              </w:rPr>
+              <w:t>ËU</w:t>
+            </w:r>
+            <w:r>
+              <w:rPr>
+                <w:rFonts w:ascii="BRH Malayalam Extra" w:hAnsi="BRH Malayalam Extra" w:cs="BRH Devanagari Extra"/>
+                <w:color w:val="000000"/>
+                <w:szCs w:val="32"/>
+              </w:rPr>
+              <w:t>–</w:t>
+            </w:r>
+            <w:r>
+              <w:rPr>
+                <w:rFonts w:ascii="BRH Devanagari Extra" w:hAnsi="BRH Devanagari Extra" w:cs="BRH Devanagari Extra"/>
+                <w:color w:val="000000"/>
+                <w:sz w:val="32"/>
+                <w:szCs w:val="32"/>
+              </w:rPr>
+              <w:t xml:space="preserve">iÉÉUÉåþ </w:t>
+            </w:r>
+          </w:p>
+          <w:p>
+            <w:pPr>
+              <w:widowControl w:val="0"/>
+              <w:autoSpaceDE w:val="0"/>
+              <w:autoSpaceDN w:val="0"/>
+              <w:adjustRightInd w:val="0"/>
+              <w:spacing w:before="0" w:line="240" w:lineRule="auto"/>
+              <w:rPr>
+                <w:rFonts w:ascii="BRH Devanagari Extra" w:hAnsi="BRH Devanagari Extra" w:cs="BRH Devanagari Extra"/>
+                <w:color w:val="000000"/>
+                <w:sz w:val="32"/>
+                <w:szCs w:val="32"/>
+              </w:rPr>
+            </w:pPr>
+            <w:r>
+              <w:rPr>
+                <w:rFonts w:ascii="BRH Devanagari Extra" w:hAnsi="BRH Devanagari Extra" w:cs="BRH Devanagari Extra"/>
+                <w:color w:val="000000"/>
+                <w:sz w:val="32"/>
+                <w:szCs w:val="32"/>
+              </w:rPr>
+              <w:t>eÉËU</w:t>
+            </w:r>
+            <w:r>
+              <w:rPr>
+                <w:rFonts w:ascii="BRH Malayalam Extra" w:hAnsi="BRH Malayalam Extra" w:cs="BRH Devanagari Extra"/>
+                <w:color w:val="000000"/>
+                <w:szCs w:val="32"/>
+              </w:rPr>
+              <w:t>–</w:t>
+            </w:r>
+            <w:r>
+              <w:rPr>
+                <w:rFonts w:ascii="BRH Devanagari Extra" w:hAnsi="BRH Devanagari Extra" w:cs="BRH Devanagari Extra"/>
+                <w:color w:val="000000"/>
+                <w:sz w:val="32"/>
+                <w:szCs w:val="32"/>
+              </w:rPr>
+              <w:t>iÉÉ</w:t>
+            </w:r>
+            <w:r>
+              <w:rPr>
+                <w:rFonts w:ascii="BRH Devanagari Extra" w:hAnsi="BRH Devanagari Extra" w:cs="BRH Devanagari Extra"/>
+                <w:color w:val="000000"/>
+                <w:sz w:val="32"/>
+                <w:szCs w:val="32"/>
+                <w:highlight w:val="yellow"/>
+              </w:rPr>
+              <w:t>UÉ</w:t>
+            </w:r>
+            <w:r>
+              <w:rPr>
+                <w:rFonts w:ascii="BRH Devanagari Extra" w:hAnsi="BRH Devanagari Extra" w:cs="BRH Devanagari Extra"/>
+                <w:color w:val="000000"/>
+                <w:sz w:val="32"/>
+                <w:szCs w:val="32"/>
+              </w:rPr>
+              <w:t>åþ lÉ pÉÔ</w:t>
+            </w:r>
+            <w:r>
+              <w:rPr>
+                <w:rFonts w:ascii="BRH Malayalam Extra" w:hAnsi="BRH Malayalam Extra" w:cs="BRH Devanagari Extra"/>
+                <w:color w:val="000000"/>
+                <w:szCs w:val="32"/>
+              </w:rPr>
+              <w:t>–</w:t>
+            </w:r>
+            <w:r>
+              <w:rPr>
+                <w:rFonts w:ascii="BRH Devanagari Extra" w:hAnsi="BRH Devanagari Extra" w:cs="BRH Devanagari Extra"/>
+                <w:color w:val="000000"/>
+                <w:sz w:val="32"/>
+                <w:szCs w:val="32"/>
+              </w:rPr>
+              <w:t xml:space="preserve">lÉÉ | </w:t>
+            </w:r>
+          </w:p>
+          <w:p>
+            <w:pPr>
+              <w:widowControl w:val="0"/>
+              <w:autoSpaceDE w:val="0"/>
+              <w:autoSpaceDN w:val="0"/>
+              <w:adjustRightInd w:val="0"/>
+              <w:spacing w:before="0" w:line="240" w:lineRule="auto"/>
+              <w:rPr>
+                <w:rFonts w:ascii="BRH Devanagari Extra" w:hAnsi="BRH Devanagari Extra" w:cs="BRH Devanagari Extra"/>
+                <w:color w:val="000000"/>
+                <w:sz w:val="32"/>
+                <w:szCs w:val="32"/>
+              </w:rPr>
+            </w:pPr>
+            <w:r>
+              <w:rPr>
+                <w:rFonts w:ascii="BRH Devanagari Extra" w:hAnsi="BRH Devanagari Extra" w:cs="BRH Devanagari Extra"/>
+                <w:color w:val="000000"/>
+                <w:sz w:val="32"/>
+                <w:szCs w:val="32"/>
+              </w:rPr>
+              <w:t>(</w:t>
+            </w:r>
+            <w:proofErr w:type="gramStart"/>
+            <w:r>
+              <w:rPr>
+                <w:rFonts w:cs="BRH Devanagari Extra"/>
+                <w:color w:val="000000"/>
+                <w:szCs w:val="32"/>
+              </w:rPr>
+              <w:t>22</w:t>
+            </w:r>
+            <w:r>
+              <w:rPr>
+                <w:rFonts w:ascii="BRH Devanagari Extra" w:hAnsi="BRH Devanagari Extra" w:cs="BRH Devanagari Extra"/>
+                <w:color w:val="000000"/>
+                <w:sz w:val="32"/>
+                <w:szCs w:val="32"/>
+              </w:rPr>
+              <w:t>)</w:t>
+            </w:r>
+            <w:r>
+              <w:rPr>
+                <w:rFonts w:cs="BRH Devanagari Extra"/>
+                <w:color w:val="000000"/>
+                <w:szCs w:val="32"/>
+              </w:rPr>
+              <w:t>[</w:t>
+            </w:r>
+            <w:proofErr w:type="gramEnd"/>
+            <w:r>
+              <w:rPr>
+                <w:rFonts w:cs="BRH Devanagari Extra"/>
+                <w:color w:val="000000"/>
+                <w:szCs w:val="32"/>
+              </w:rPr>
+              <w:t>P7</w:t>
+            </w:r>
+            <w:r>
+              <w:rPr>
+                <w:rFonts w:ascii="BRH Devanagari Extra" w:hAnsi="BRH Devanagari Extra" w:cs="BRH Devanagari Extra"/>
+                <w:color w:val="000000"/>
+                <w:sz w:val="32"/>
+                <w:szCs w:val="32"/>
+              </w:rPr>
+              <w:t xml:space="preserve">] </w:t>
+            </w:r>
+            <w:r>
+              <w:rPr>
+                <w:rFonts w:cs="BRH Devanagari Extra"/>
+                <w:color w:val="000000"/>
+                <w:szCs w:val="32"/>
+              </w:rPr>
+              <w:t>4</w:t>
+            </w:r>
+            <w:r>
+              <w:rPr>
+                <w:rFonts w:ascii="BRH Devanagari Extra" w:hAnsi="BRH Devanagari Extra" w:cs="BRH Devanagari Extra"/>
+                <w:color w:val="000000"/>
+                <w:sz w:val="32"/>
+                <w:szCs w:val="32"/>
+              </w:rPr>
+              <w:t>.</w:t>
+            </w:r>
+            <w:r>
+              <w:rPr>
+                <w:rFonts w:cs="BRH Devanagari Extra"/>
+                <w:color w:val="000000"/>
+                <w:szCs w:val="32"/>
+              </w:rPr>
+              <w:t>6</w:t>
+            </w:r>
+            <w:r>
+              <w:rPr>
+                <w:rFonts w:ascii="BRH Devanagari Extra" w:hAnsi="BRH Devanagari Extra" w:cs="BRH Devanagari Extra"/>
+                <w:color w:val="000000"/>
+                <w:sz w:val="32"/>
+                <w:szCs w:val="32"/>
+              </w:rPr>
+              <w:t>.</w:t>
+            </w:r>
+            <w:r>
+              <w:rPr>
+                <w:rFonts w:cs="BRH Devanagari Extra"/>
+                <w:color w:val="000000"/>
+                <w:szCs w:val="32"/>
+              </w:rPr>
+              <w:t>2</w:t>
+            </w:r>
+            <w:r>
+              <w:rPr>
+                <w:rFonts w:ascii="BRH Devanagari Extra" w:hAnsi="BRH Devanagari Extra" w:cs="BRH Devanagari Extra"/>
+                <w:color w:val="000000"/>
+                <w:sz w:val="32"/>
+                <w:szCs w:val="32"/>
+              </w:rPr>
+              <w:t>.</w:t>
+            </w:r>
+            <w:r>
+              <w:rPr>
+                <w:rFonts w:cs="BRH Devanagari Extra"/>
+                <w:color w:val="000000"/>
+                <w:szCs w:val="32"/>
+              </w:rPr>
+              <w:t>2</w:t>
+            </w:r>
+            <w:r>
+              <w:rPr>
+                <w:rFonts w:ascii="BRH Devanagari Extra" w:hAnsi="BRH Devanagari Extra" w:cs="BRH Devanagari Extra"/>
+                <w:color w:val="000000"/>
+                <w:sz w:val="32"/>
+                <w:szCs w:val="32"/>
+              </w:rPr>
+              <w:t>(</w:t>
+            </w:r>
+            <w:r>
+              <w:rPr>
+                <w:rFonts w:cs="BRH Devanagari Extra"/>
+                <w:color w:val="000000"/>
+                <w:szCs w:val="32"/>
+              </w:rPr>
+              <w:t>20</w:t>
+            </w:r>
+            <w:r>
+              <w:rPr>
+                <w:rFonts w:ascii="BRH Devanagari Extra" w:hAnsi="BRH Devanagari Extra" w:cs="BRH Devanagari Extra"/>
+                <w:color w:val="000000"/>
+                <w:sz w:val="32"/>
+                <w:szCs w:val="32"/>
+              </w:rPr>
+              <w:t>)</w:t>
+            </w:r>
+            <w:proofErr w:type="gramStart"/>
+            <w:r>
+              <w:rPr>
+                <w:rFonts w:ascii="BRH Devanagari Extra" w:hAnsi="BRH Devanagari Extra" w:cs="BRH Devanagari Extra"/>
+                <w:color w:val="000000"/>
+                <w:sz w:val="32"/>
+                <w:szCs w:val="32"/>
+              </w:rPr>
+              <w:t xml:space="preserve">-  </w:t>
+            </w:r>
+            <w:r>
+              <w:rPr>
+                <w:rFonts w:ascii="BRH Devanagari Extra" w:hAnsi="BRH Devanagari Extra" w:cs="BRH Devanagari Extra"/>
+                <w:color w:val="000000"/>
+                <w:sz w:val="32"/>
+                <w:szCs w:val="32"/>
+                <w:highlight w:val="yellow"/>
+              </w:rPr>
+              <w:t>lÉ</w:t>
+            </w:r>
+            <w:proofErr w:type="gramEnd"/>
+            <w:r>
+              <w:rPr>
+                <w:rFonts w:ascii="BRH Malayalam Extra" w:hAnsi="BRH Malayalam Extra" w:cs="BRH Devanagari Extra"/>
+                <w:color w:val="000000"/>
+                <w:szCs w:val="32"/>
+                <w:highlight w:val="yellow"/>
+              </w:rPr>
+              <w:t>–</w:t>
+            </w:r>
+            <w:r>
+              <w:rPr>
+                <w:rFonts w:ascii="BRH Devanagari Extra" w:hAnsi="BRH Devanagari Extra" w:cs="BRH Devanagari Extra"/>
+                <w:color w:val="000000"/>
+                <w:sz w:val="32"/>
+                <w:szCs w:val="32"/>
+              </w:rPr>
+              <w:t xml:space="preserve"> | pÉÔ</w:t>
+            </w:r>
+            <w:r>
+              <w:rPr>
+                <w:rFonts w:ascii="BRH Malayalam Extra" w:hAnsi="BRH Malayalam Extra" w:cs="BRH Devanagari Extra"/>
+                <w:color w:val="000000"/>
+                <w:szCs w:val="32"/>
+              </w:rPr>
+              <w:t>–</w:t>
+            </w:r>
+            <w:r>
+              <w:rPr>
+                <w:rFonts w:ascii="BRH Devanagari Extra" w:hAnsi="BRH Devanagari Extra" w:cs="BRH Devanagari Extra"/>
+                <w:color w:val="000000"/>
+                <w:sz w:val="32"/>
+                <w:szCs w:val="32"/>
+              </w:rPr>
+              <w:t>lÉÉ ||</w:t>
+            </w:r>
+          </w:p>
+          <w:p>
+            <w:pPr>
+              <w:widowControl w:val="0"/>
+              <w:autoSpaceDE w:val="0"/>
+              <w:autoSpaceDN w:val="0"/>
+              <w:adjustRightInd w:val="0"/>
+              <w:spacing w:before="0" w:line="240" w:lineRule="auto"/>
+              <w:rPr>
+                <w:rFonts w:ascii="BRH Devanagari Extra" w:hAnsi="BRH Devanagari Extra" w:cs="BRH Devanagari Extra"/>
+                <w:color w:val="000000"/>
+                <w:sz w:val="32"/>
+                <w:szCs w:val="32"/>
+              </w:rPr>
+            </w:pPr>
+            <w:r>
+              <w:rPr>
+                <w:rFonts w:ascii="BRH Devanagari Extra" w:hAnsi="BRH Devanagari Extra" w:cs="BRH Devanagari Extra"/>
+                <w:color w:val="000000"/>
+                <w:sz w:val="32"/>
+                <w:szCs w:val="32"/>
+                <w:highlight w:val="yellow"/>
+              </w:rPr>
+              <w:t>lÉ</w:t>
+            </w:r>
+            <w:r>
+              <w:rPr>
+                <w:rFonts w:ascii="BRH Malayalam Extra" w:hAnsi="BRH Malayalam Extra" w:cs="BRH Devanagari Extra"/>
+                <w:color w:val="000000"/>
+                <w:szCs w:val="32"/>
+              </w:rPr>
+              <w:t>–</w:t>
+            </w:r>
+            <w:r>
+              <w:rPr>
+                <w:rFonts w:ascii="BRH Devanagari Extra" w:hAnsi="BRH Devanagari Extra" w:cs="BRH Devanagari Extra"/>
+                <w:color w:val="000000"/>
+                <w:sz w:val="32"/>
+                <w:szCs w:val="32"/>
+              </w:rPr>
+              <w:t xml:space="preserve"> pÉÔ</w:t>
+            </w:r>
+            <w:r>
+              <w:rPr>
+                <w:rFonts w:ascii="BRH Malayalam Extra" w:hAnsi="BRH Malayalam Extra" w:cs="BRH Devanagari Extra"/>
+                <w:color w:val="000000"/>
+                <w:szCs w:val="32"/>
+              </w:rPr>
+              <w:t>–</w:t>
+            </w:r>
+            <w:r>
+              <w:rPr>
+                <w:rFonts w:ascii="BRH Devanagari Extra" w:hAnsi="BRH Devanagari Extra" w:cs="BRH Devanagari Extra"/>
+                <w:color w:val="000000"/>
+                <w:sz w:val="32"/>
+                <w:szCs w:val="32"/>
+              </w:rPr>
+              <w:t>lÉÉ pÉÔ</w:t>
+            </w:r>
+            <w:r>
+              <w:rPr>
+                <w:rFonts w:ascii="BRH Malayalam Extra" w:hAnsi="BRH Malayalam Extra" w:cs="BRH Devanagari Extra"/>
+                <w:color w:val="000000"/>
+                <w:szCs w:val="32"/>
+              </w:rPr>
+              <w:t>–</w:t>
+            </w:r>
+            <w:r>
+              <w:rPr>
+                <w:rFonts w:ascii="BRH Devanagari Extra" w:hAnsi="BRH Devanagari Extra" w:cs="BRH Devanagari Extra"/>
+                <w:color w:val="000000"/>
+                <w:sz w:val="32"/>
+                <w:szCs w:val="32"/>
+              </w:rPr>
+              <w:t xml:space="preserve">lÉÉ </w:t>
+            </w:r>
+            <w:r>
+              <w:rPr>
+                <w:rFonts w:ascii="BRH Devanagari Extra" w:hAnsi="BRH Devanagari Extra" w:cs="BRH Devanagari Extra"/>
+                <w:color w:val="000000"/>
+                <w:sz w:val="32"/>
+                <w:szCs w:val="32"/>
+                <w:highlight w:val="yellow"/>
+              </w:rPr>
+              <w:t>lÉ</w:t>
+            </w:r>
+            <w:r>
+              <w:rPr>
+                <w:rFonts w:ascii="BRH Devanagari Extra" w:hAnsi="BRH Devanagari Extra" w:cs="BRH Devanagari Extra"/>
+                <w:color w:val="000000"/>
+                <w:sz w:val="32"/>
+                <w:szCs w:val="32"/>
+              </w:rPr>
+              <w:t>þ lÉ pÉÔ</w:t>
+            </w:r>
+            <w:r>
+              <w:rPr>
+                <w:rFonts w:ascii="BRH Malayalam Extra" w:hAnsi="BRH Malayalam Extra" w:cs="BRH Devanagari Extra"/>
+                <w:color w:val="000000"/>
+                <w:szCs w:val="32"/>
+              </w:rPr>
+              <w:t>–</w:t>
+            </w:r>
+            <w:r>
+              <w:rPr>
+                <w:rFonts w:ascii="BRH Devanagari Extra" w:hAnsi="BRH Devanagari Extra" w:cs="BRH Devanagari Extra"/>
+                <w:color w:val="000000"/>
+                <w:sz w:val="32"/>
+                <w:szCs w:val="32"/>
+              </w:rPr>
+              <w:t xml:space="preserve">lÉÉ | </w:t>
+            </w:r>
+          </w:p>
+          <w:p>
+            <w:pPr>
+              <w:widowControl w:val="0"/>
+              <w:autoSpaceDE w:val="0"/>
+              <w:autoSpaceDN w:val="0"/>
+              <w:adjustRightInd w:val="0"/>
+              <w:spacing w:before="0" w:line="240" w:lineRule="auto"/>
+              <w:rPr>
+                <w:rFonts w:cs="BRH Malayalam Extra"/>
+                <w:color w:val="FF0000"/>
+                <w:szCs w:val="40"/>
+              </w:rPr>
+            </w:pPr>
+          </w:p>
+        </w:tc>
+        <w:tc>
+          <w:tcPr>
+            <w:tcW w:w="7371" w:type="dxa"/>
+            <w:tcBorders>
+              <w:top w:val="single" w:sz="4" w:space="0" w:color="000000"/>
+              <w:left w:val="single" w:sz="4" w:space="0" w:color="000000"/>
+              <w:bottom w:val="single" w:sz="4" w:space="0" w:color="000000"/>
+              <w:right w:val="single" w:sz="4" w:space="0" w:color="000000"/>
+            </w:tcBorders>
+          </w:tcPr>
+          <w:p>
+            <w:pPr>
+              <w:widowControl w:val="0"/>
+              <w:autoSpaceDE w:val="0"/>
+              <w:autoSpaceDN w:val="0"/>
+              <w:adjustRightInd w:val="0"/>
+              <w:spacing w:before="0" w:line="240" w:lineRule="auto"/>
+              <w:rPr>
+                <w:rFonts w:ascii="BRH Devanagari Extra" w:hAnsi="BRH Devanagari Extra" w:cs="BRH Devanagari Extra"/>
+                <w:color w:val="000000"/>
+                <w:sz w:val="32"/>
+                <w:szCs w:val="32"/>
+              </w:rPr>
+            </w:pPr>
+            <w:r>
+              <w:rPr>
+                <w:rFonts w:ascii="BRH Devanagari Extra" w:hAnsi="BRH Devanagari Extra" w:cs="BRH Devanagari Extra"/>
+                <w:color w:val="000000"/>
+                <w:sz w:val="32"/>
+                <w:szCs w:val="32"/>
+              </w:rPr>
+              <w:t>(</w:t>
+            </w:r>
+            <w:proofErr w:type="gramStart"/>
+            <w:r>
+              <w:rPr>
+                <w:rFonts w:cs="BRH Devanagari Extra"/>
+                <w:color w:val="000000"/>
+                <w:szCs w:val="32"/>
+              </w:rPr>
+              <w:t>20</w:t>
+            </w:r>
+            <w:r>
+              <w:rPr>
+                <w:rFonts w:ascii="BRH Devanagari Extra" w:hAnsi="BRH Devanagari Extra" w:cs="BRH Devanagari Extra"/>
+                <w:color w:val="000000"/>
+                <w:sz w:val="32"/>
+                <w:szCs w:val="32"/>
+              </w:rPr>
+              <w:t>)</w:t>
+            </w:r>
+            <w:r>
+              <w:rPr>
+                <w:rFonts w:cs="BRH Devanagari Extra"/>
+                <w:color w:val="000000"/>
+                <w:szCs w:val="32"/>
+              </w:rPr>
+              <w:t>[</w:t>
+            </w:r>
+            <w:proofErr w:type="gramEnd"/>
+            <w:r>
+              <w:rPr>
+                <w:rFonts w:cs="BRH Devanagari Extra"/>
+                <w:color w:val="000000"/>
+                <w:szCs w:val="32"/>
+              </w:rPr>
+              <w:t>P7</w:t>
+            </w:r>
+            <w:r>
+              <w:rPr>
+                <w:rFonts w:ascii="BRH Devanagari Extra" w:hAnsi="BRH Devanagari Extra" w:cs="BRH Devanagari Extra"/>
+                <w:color w:val="000000"/>
+                <w:sz w:val="32"/>
+                <w:szCs w:val="32"/>
+              </w:rPr>
+              <w:t xml:space="preserve">] </w:t>
+            </w:r>
+            <w:r>
+              <w:rPr>
+                <w:rFonts w:cs="BRH Devanagari Extra"/>
+                <w:color w:val="000000"/>
+                <w:szCs w:val="32"/>
+              </w:rPr>
+              <w:t>4</w:t>
+            </w:r>
+            <w:r>
+              <w:rPr>
+                <w:rFonts w:ascii="BRH Devanagari Extra" w:hAnsi="BRH Devanagari Extra" w:cs="BRH Devanagari Extra"/>
+                <w:color w:val="000000"/>
+                <w:sz w:val="32"/>
+                <w:szCs w:val="32"/>
+              </w:rPr>
+              <w:t>.</w:t>
+            </w:r>
+            <w:r>
+              <w:rPr>
+                <w:rFonts w:cs="BRH Devanagari Extra"/>
+                <w:color w:val="000000"/>
+                <w:szCs w:val="32"/>
+              </w:rPr>
+              <w:t>6</w:t>
+            </w:r>
+            <w:r>
+              <w:rPr>
+                <w:rFonts w:ascii="BRH Devanagari Extra" w:hAnsi="BRH Devanagari Extra" w:cs="BRH Devanagari Extra"/>
+                <w:color w:val="000000"/>
+                <w:sz w:val="32"/>
+                <w:szCs w:val="32"/>
+              </w:rPr>
+              <w:t>.</w:t>
+            </w:r>
+            <w:r>
+              <w:rPr>
+                <w:rFonts w:cs="BRH Devanagari Extra"/>
+                <w:color w:val="000000"/>
+                <w:szCs w:val="32"/>
+              </w:rPr>
+              <w:t>2</w:t>
+            </w:r>
+            <w:r>
+              <w:rPr>
+                <w:rFonts w:ascii="BRH Devanagari Extra" w:hAnsi="BRH Devanagari Extra" w:cs="BRH Devanagari Extra"/>
+                <w:color w:val="000000"/>
+                <w:sz w:val="32"/>
+                <w:szCs w:val="32"/>
+              </w:rPr>
+              <w:t>.</w:t>
+            </w:r>
+            <w:r>
+              <w:rPr>
+                <w:rFonts w:cs="BRH Devanagari Extra"/>
+                <w:color w:val="000000"/>
+                <w:szCs w:val="32"/>
+              </w:rPr>
+              <w:t>2</w:t>
+            </w:r>
+            <w:r>
+              <w:rPr>
+                <w:rFonts w:ascii="BRH Devanagari Extra" w:hAnsi="BRH Devanagari Extra" w:cs="BRH Devanagari Extra"/>
+                <w:color w:val="000000"/>
+                <w:sz w:val="32"/>
+                <w:szCs w:val="32"/>
+              </w:rPr>
+              <w:t>(</w:t>
+            </w:r>
+            <w:r>
+              <w:rPr>
+                <w:rFonts w:cs="BRH Devanagari Extra"/>
+                <w:color w:val="000000"/>
+                <w:szCs w:val="32"/>
+              </w:rPr>
+              <w:t>18</w:t>
+            </w:r>
+            <w:r>
+              <w:rPr>
+                <w:rFonts w:ascii="BRH Devanagari Extra" w:hAnsi="BRH Devanagari Extra" w:cs="BRH Devanagari Extra"/>
+                <w:color w:val="000000"/>
+                <w:sz w:val="32"/>
+                <w:szCs w:val="32"/>
+              </w:rPr>
+              <w:t>)</w:t>
+            </w:r>
+            <w:proofErr w:type="gramStart"/>
+            <w:r>
+              <w:rPr>
+                <w:rFonts w:ascii="BRH Devanagari Extra" w:hAnsi="BRH Devanagari Extra" w:cs="BRH Devanagari Extra"/>
+                <w:color w:val="000000"/>
+                <w:sz w:val="32"/>
+                <w:szCs w:val="32"/>
+              </w:rPr>
+              <w:t>-  mÉÔuÉåïÿ</w:t>
+            </w:r>
+            <w:proofErr w:type="gramEnd"/>
+            <w:r>
+              <w:rPr>
+                <w:rFonts w:ascii="BRH Devanagari Extra" w:hAnsi="BRH Devanagari Extra" w:cs="BRH Devanagari Extra"/>
+                <w:color w:val="000000"/>
+                <w:sz w:val="32"/>
+                <w:szCs w:val="32"/>
+              </w:rPr>
+              <w:t xml:space="preserve"> | eÉ</w:t>
+            </w:r>
+            <w:r>
+              <w:rPr>
+                <w:rFonts w:ascii="BRH Malayalam Extra" w:hAnsi="BRH Malayalam Extra" w:cs="BRH Devanagari Extra"/>
+                <w:color w:val="000000"/>
+                <w:szCs w:val="32"/>
+              </w:rPr>
+              <w:t>–</w:t>
+            </w:r>
+            <w:r>
+              <w:rPr>
+                <w:rFonts w:ascii="BRH Devanagari Extra" w:hAnsi="BRH Devanagari Extra" w:cs="BRH Devanagari Extra"/>
+                <w:color w:val="000000"/>
+                <w:sz w:val="32"/>
+                <w:szCs w:val="32"/>
+              </w:rPr>
+              <w:t>ËU</w:t>
+            </w:r>
+            <w:r>
+              <w:rPr>
+                <w:rFonts w:ascii="BRH Malayalam Extra" w:hAnsi="BRH Malayalam Extra" w:cs="BRH Devanagari Extra"/>
+                <w:color w:val="000000"/>
+                <w:szCs w:val="32"/>
+              </w:rPr>
+              <w:t>–</w:t>
+            </w:r>
+            <w:r>
+              <w:rPr>
+                <w:rFonts w:ascii="BRH Devanagari Extra" w:hAnsi="BRH Devanagari Extra" w:cs="BRH Devanagari Extra"/>
+                <w:color w:val="000000"/>
+                <w:sz w:val="32"/>
+                <w:szCs w:val="32"/>
+              </w:rPr>
+              <w:t xml:space="preserve">iÉÉUþÈ | </w:t>
+            </w:r>
+            <w:r>
+              <w:rPr>
+                <w:rFonts w:ascii="BRH Devanagari Extra" w:hAnsi="BRH Devanagari Extra" w:cs="BRH Devanagari Extra"/>
+                <w:color w:val="000000"/>
+                <w:sz w:val="32"/>
+                <w:szCs w:val="32"/>
+                <w:highlight w:val="green"/>
+              </w:rPr>
+              <w:t>lÉ</w:t>
+            </w:r>
+            <w:r>
+              <w:rPr>
+                <w:rFonts w:ascii="BRH Devanagari Extra" w:hAnsi="BRH Devanagari Extra" w:cs="BRH Devanagari Extra"/>
+                <w:color w:val="000000"/>
+                <w:sz w:val="32"/>
+                <w:szCs w:val="32"/>
+              </w:rPr>
+              <w:t xml:space="preserve"> |</w:t>
+            </w:r>
+          </w:p>
+          <w:p>
+            <w:pPr>
+              <w:widowControl w:val="0"/>
+              <w:autoSpaceDE w:val="0"/>
+              <w:autoSpaceDN w:val="0"/>
+              <w:adjustRightInd w:val="0"/>
+              <w:spacing w:before="0" w:line="240" w:lineRule="auto"/>
+              <w:rPr>
+                <w:rFonts w:ascii="BRH Devanagari Extra" w:hAnsi="BRH Devanagari Extra" w:cs="BRH Devanagari Extra"/>
+                <w:color w:val="000000"/>
+                <w:sz w:val="32"/>
+                <w:szCs w:val="32"/>
+              </w:rPr>
+            </w:pPr>
+            <w:r>
+              <w:rPr>
+                <w:rFonts w:ascii="BRH Devanagari Extra" w:hAnsi="BRH Devanagari Extra" w:cs="BRH Devanagari Extra"/>
+                <w:color w:val="000000"/>
+                <w:sz w:val="32"/>
+                <w:szCs w:val="32"/>
+              </w:rPr>
+              <w:t>mÉÔuÉåïþ eÉËU</w:t>
+            </w:r>
+            <w:r>
+              <w:rPr>
+                <w:rFonts w:ascii="BRH Malayalam Extra" w:hAnsi="BRH Malayalam Extra" w:cs="BRH Devanagari Extra"/>
+                <w:color w:val="000000"/>
+                <w:szCs w:val="32"/>
+              </w:rPr>
+              <w:t>–</w:t>
+            </w:r>
+            <w:r>
+              <w:rPr>
+                <w:rFonts w:ascii="BRH Devanagari Extra" w:hAnsi="BRH Devanagari Extra" w:cs="BRH Devanagari Extra"/>
+                <w:color w:val="000000"/>
+                <w:sz w:val="32"/>
+                <w:szCs w:val="32"/>
+              </w:rPr>
+              <w:t>iÉÉUÉåþ eÉËU</w:t>
+            </w:r>
+            <w:r>
+              <w:rPr>
+                <w:rFonts w:ascii="BRH Malayalam Extra" w:hAnsi="BRH Malayalam Extra" w:cs="BRH Devanagari Extra"/>
+                <w:color w:val="000000"/>
+                <w:szCs w:val="32"/>
+              </w:rPr>
+              <w:t>–</w:t>
+            </w:r>
+            <w:r>
+              <w:rPr>
+                <w:rFonts w:ascii="BRH Devanagari Extra" w:hAnsi="BRH Devanagari Extra" w:cs="BRH Devanagari Extra"/>
+                <w:color w:val="000000"/>
+                <w:sz w:val="32"/>
+                <w:szCs w:val="32"/>
+              </w:rPr>
+              <w:t>iÉÉU</w:t>
+            </w:r>
+            <w:r>
+              <w:rPr>
+                <w:rFonts w:ascii="BRH Malayalam Extra" w:hAnsi="BRH Malayalam Extra" w:cs="BRH Devanagari Extra"/>
+                <w:color w:val="000000"/>
+                <w:szCs w:val="32"/>
+              </w:rPr>
+              <w:t>–</w:t>
+            </w:r>
+            <w:r>
+              <w:rPr>
+                <w:rFonts w:ascii="BRH Devanagari Extra" w:hAnsi="BRH Devanagari Extra" w:cs="BRH Devanagari Extra"/>
+                <w:color w:val="000000"/>
+                <w:sz w:val="32"/>
+                <w:szCs w:val="32"/>
+              </w:rPr>
+              <w:t>È mÉÔuÉåï</w:t>
+            </w:r>
+            <w:r>
+              <w:rPr>
+                <w:rFonts w:ascii="BRH Malayalam Extra" w:hAnsi="BRH Malayalam Extra" w:cs="BRH Devanagari Extra"/>
+                <w:color w:val="000000"/>
+                <w:szCs w:val="32"/>
+              </w:rPr>
+              <w:t>–</w:t>
+            </w:r>
+            <w:r>
+              <w:rPr>
+                <w:rFonts w:ascii="BRH Devanagari Extra" w:hAnsi="BRH Devanagari Extra" w:cs="BRH Devanagari Extra"/>
+                <w:color w:val="000000"/>
+                <w:sz w:val="32"/>
+                <w:szCs w:val="32"/>
+              </w:rPr>
+              <w:t xml:space="preserve"> mÉÔuÉåïþ eÉËU</w:t>
+            </w:r>
+            <w:r>
+              <w:rPr>
+                <w:rFonts w:ascii="BRH Malayalam Extra" w:hAnsi="BRH Malayalam Extra" w:cs="BRH Devanagari Extra"/>
+                <w:color w:val="000000"/>
+                <w:szCs w:val="32"/>
+              </w:rPr>
+              <w:t>–</w:t>
+            </w:r>
+            <w:r>
+              <w:rPr>
+                <w:rFonts w:ascii="BRH Devanagari Extra" w:hAnsi="BRH Devanagari Extra" w:cs="BRH Devanagari Extra"/>
+                <w:color w:val="000000"/>
+                <w:sz w:val="32"/>
+                <w:szCs w:val="32"/>
+              </w:rPr>
+              <w:t>iÉÉ</w:t>
+            </w:r>
+            <w:r>
+              <w:rPr>
+                <w:rFonts w:ascii="BRH Devanagari Extra" w:hAnsi="BRH Devanagari Extra" w:cs="BRH Devanagari Extra"/>
+                <w:color w:val="000000"/>
+                <w:sz w:val="32"/>
+                <w:szCs w:val="32"/>
+                <w:highlight w:val="green"/>
+              </w:rPr>
+              <w:t>UÉ</w:t>
+            </w:r>
+            <w:r>
+              <w:rPr>
+                <w:rFonts w:ascii="BRH Malayalam Extra" w:hAnsi="BRH Malayalam Extra" w:cs="BRH Devanagari Extra"/>
+                <w:color w:val="000000"/>
+                <w:szCs w:val="32"/>
+              </w:rPr>
+              <w:t>–</w:t>
+            </w:r>
+            <w:r>
+              <w:rPr>
+                <w:rFonts w:ascii="BRH Devanagari Extra" w:hAnsi="BRH Devanagari Extra" w:cs="BRH Devanagari Extra"/>
+                <w:color w:val="000000"/>
+                <w:sz w:val="32"/>
+                <w:szCs w:val="32"/>
+              </w:rPr>
+              <w:t xml:space="preserve">å lÉ lÉ </w:t>
+            </w:r>
+            <w:r>
+              <w:rPr>
+                <w:rFonts w:ascii="BRH Devanagari Extra" w:hAnsi="BRH Devanagari Extra" w:cs="BRH Devanagari Extra"/>
+                <w:color w:val="000000"/>
+                <w:sz w:val="32"/>
+                <w:szCs w:val="32"/>
+                <w:highlight w:val="green"/>
+              </w:rPr>
+              <w:t>eÉþ</w:t>
+            </w:r>
+            <w:r>
+              <w:rPr>
+                <w:rFonts w:ascii="BRH Devanagari Extra" w:hAnsi="BRH Devanagari Extra" w:cs="BRH Devanagari Extra"/>
+                <w:color w:val="000000"/>
+                <w:sz w:val="32"/>
+                <w:szCs w:val="32"/>
+              </w:rPr>
+              <w:t>ËU</w:t>
+            </w:r>
+            <w:r>
+              <w:rPr>
+                <w:rFonts w:ascii="BRH Malayalam Extra" w:hAnsi="BRH Malayalam Extra" w:cs="BRH Devanagari Extra"/>
+                <w:color w:val="000000"/>
+                <w:szCs w:val="32"/>
+              </w:rPr>
+              <w:t>–</w:t>
+            </w:r>
+            <w:r>
+              <w:rPr>
+                <w:rFonts w:ascii="BRH Devanagari Extra" w:hAnsi="BRH Devanagari Extra" w:cs="BRH Devanagari Extra"/>
+                <w:color w:val="000000"/>
+                <w:sz w:val="32"/>
+                <w:szCs w:val="32"/>
+              </w:rPr>
+              <w:t>iÉÉU</w:t>
+            </w:r>
+            <w:r>
+              <w:rPr>
+                <w:rFonts w:ascii="BRH Malayalam Extra" w:hAnsi="BRH Malayalam Extra" w:cs="BRH Devanagari Extra"/>
+                <w:color w:val="000000"/>
+                <w:szCs w:val="32"/>
+              </w:rPr>
+              <w:t>–</w:t>
+            </w:r>
+            <w:r>
+              <w:rPr>
+                <w:rFonts w:ascii="BRH Devanagari Extra" w:hAnsi="BRH Devanagari Extra" w:cs="BRH Devanagari Extra"/>
+                <w:color w:val="000000"/>
+                <w:sz w:val="32"/>
+                <w:szCs w:val="32"/>
+              </w:rPr>
+              <w:t>È mÉÔuÉåï</w:t>
+            </w:r>
+            <w:r>
+              <w:rPr>
+                <w:rFonts w:ascii="BRH Malayalam Extra" w:hAnsi="BRH Malayalam Extra" w:cs="BRH Devanagari Extra"/>
+                <w:color w:val="000000"/>
+                <w:szCs w:val="32"/>
+              </w:rPr>
+              <w:t>–</w:t>
+            </w:r>
+            <w:r>
+              <w:rPr>
+                <w:rFonts w:ascii="BRH Devanagari Extra" w:hAnsi="BRH Devanagari Extra" w:cs="BRH Devanagari Extra"/>
+                <w:color w:val="000000"/>
+                <w:sz w:val="32"/>
+                <w:szCs w:val="32"/>
+              </w:rPr>
+              <w:t xml:space="preserve"> mÉÔuÉåïþ eÉËU</w:t>
+            </w:r>
+            <w:r>
+              <w:rPr>
+                <w:rFonts w:ascii="BRH Malayalam Extra" w:hAnsi="BRH Malayalam Extra" w:cs="BRH Devanagari Extra"/>
+                <w:color w:val="000000"/>
+                <w:szCs w:val="32"/>
+              </w:rPr>
+              <w:t>–</w:t>
+            </w:r>
+            <w:r>
+              <w:rPr>
+                <w:rFonts w:ascii="BRH Devanagari Extra" w:hAnsi="BRH Devanagari Extra" w:cs="BRH Devanagari Extra"/>
+                <w:color w:val="000000"/>
+                <w:sz w:val="32"/>
+                <w:szCs w:val="32"/>
+              </w:rPr>
+              <w:t>iÉÉ</w:t>
+            </w:r>
+            <w:r>
+              <w:rPr>
+                <w:rFonts w:ascii="BRH Devanagari Extra" w:hAnsi="BRH Devanagari Extra" w:cs="BRH Devanagari Extra"/>
+                <w:color w:val="000000"/>
+                <w:sz w:val="32"/>
+                <w:szCs w:val="32"/>
+                <w:highlight w:val="green"/>
+              </w:rPr>
+              <w:t>UÉ</w:t>
+            </w:r>
+            <w:r>
+              <w:rPr>
+                <w:rFonts w:ascii="BRH Devanagari Extra" w:hAnsi="BRH Devanagari Extra" w:cs="BRH Devanagari Extra"/>
+                <w:color w:val="000000"/>
+                <w:sz w:val="32"/>
+                <w:szCs w:val="32"/>
+              </w:rPr>
+              <w:t>å</w:t>
+            </w:r>
+            <w:r>
+              <w:rPr>
+                <w:rFonts w:ascii="BRH Malayalam Extra" w:hAnsi="BRH Malayalam Extra" w:cs="BRH Devanagari Extra"/>
+                <w:color w:val="000000"/>
+                <w:szCs w:val="32"/>
+              </w:rPr>
+              <w:t>–</w:t>
+            </w:r>
+            <w:r>
+              <w:rPr>
+                <w:rFonts w:ascii="BRH Devanagari Extra" w:hAnsi="BRH Devanagari Extra" w:cs="BRH Devanagari Extra"/>
+                <w:color w:val="000000"/>
+                <w:sz w:val="32"/>
+                <w:szCs w:val="32"/>
+              </w:rPr>
+              <w:t xml:space="preserve"> lÉ | </w:t>
+            </w:r>
+          </w:p>
+          <w:p>
+            <w:pPr>
+              <w:widowControl w:val="0"/>
+              <w:autoSpaceDE w:val="0"/>
+              <w:autoSpaceDN w:val="0"/>
+              <w:adjustRightInd w:val="0"/>
+              <w:spacing w:before="0" w:line="240" w:lineRule="auto"/>
+              <w:rPr>
+                <w:rFonts w:ascii="BRH Devanagari Extra" w:hAnsi="BRH Devanagari Extra" w:cs="BRH Devanagari Extra"/>
+                <w:color w:val="000000"/>
+                <w:sz w:val="32"/>
+                <w:szCs w:val="32"/>
+              </w:rPr>
+            </w:pPr>
+            <w:r>
+              <w:rPr>
+                <w:rFonts w:ascii="BRH Devanagari Extra" w:hAnsi="BRH Devanagari Extra" w:cs="BRH Devanagari Extra"/>
+                <w:color w:val="000000"/>
+                <w:sz w:val="32"/>
+                <w:szCs w:val="32"/>
+              </w:rPr>
+              <w:t>(</w:t>
+            </w:r>
+            <w:proofErr w:type="gramStart"/>
+            <w:r>
+              <w:rPr>
+                <w:rFonts w:cs="BRH Devanagari Extra"/>
+                <w:color w:val="000000"/>
+                <w:szCs w:val="32"/>
+              </w:rPr>
+              <w:t>21</w:t>
+            </w:r>
+            <w:r>
+              <w:rPr>
+                <w:rFonts w:ascii="BRH Devanagari Extra" w:hAnsi="BRH Devanagari Extra" w:cs="BRH Devanagari Extra"/>
+                <w:color w:val="000000"/>
+                <w:sz w:val="32"/>
+                <w:szCs w:val="32"/>
+              </w:rPr>
+              <w:t>)</w:t>
+            </w:r>
+            <w:r>
+              <w:rPr>
+                <w:rFonts w:cs="BRH Devanagari Extra"/>
+                <w:color w:val="000000"/>
+                <w:szCs w:val="32"/>
+              </w:rPr>
+              <w:t>[</w:t>
+            </w:r>
+            <w:proofErr w:type="gramEnd"/>
+            <w:r>
+              <w:rPr>
+                <w:rFonts w:cs="BRH Devanagari Extra"/>
+                <w:color w:val="000000"/>
+                <w:szCs w:val="32"/>
+              </w:rPr>
+              <w:t>P7</w:t>
+            </w:r>
+            <w:r>
+              <w:rPr>
+                <w:rFonts w:ascii="BRH Devanagari Extra" w:hAnsi="BRH Devanagari Extra" w:cs="BRH Devanagari Extra"/>
+                <w:color w:val="000000"/>
+                <w:sz w:val="32"/>
+                <w:szCs w:val="32"/>
+              </w:rPr>
+              <w:t xml:space="preserve">] </w:t>
+            </w:r>
+            <w:r>
+              <w:rPr>
+                <w:rFonts w:cs="BRH Devanagari Extra"/>
+                <w:color w:val="000000"/>
+                <w:szCs w:val="32"/>
+              </w:rPr>
+              <w:t>4</w:t>
+            </w:r>
+            <w:r>
+              <w:rPr>
+                <w:rFonts w:ascii="BRH Devanagari Extra" w:hAnsi="BRH Devanagari Extra" w:cs="BRH Devanagari Extra"/>
+                <w:color w:val="000000"/>
+                <w:sz w:val="32"/>
+                <w:szCs w:val="32"/>
+              </w:rPr>
+              <w:t>.</w:t>
+            </w:r>
+            <w:r>
+              <w:rPr>
+                <w:rFonts w:cs="BRH Devanagari Extra"/>
+                <w:color w:val="000000"/>
+                <w:szCs w:val="32"/>
+              </w:rPr>
+              <w:t>6</w:t>
+            </w:r>
+            <w:r>
+              <w:rPr>
+                <w:rFonts w:ascii="BRH Devanagari Extra" w:hAnsi="BRH Devanagari Extra" w:cs="BRH Devanagari Extra"/>
+                <w:color w:val="000000"/>
+                <w:sz w:val="32"/>
+                <w:szCs w:val="32"/>
+              </w:rPr>
+              <w:t>.</w:t>
+            </w:r>
+            <w:r>
+              <w:rPr>
+                <w:rFonts w:cs="BRH Devanagari Extra"/>
+                <w:color w:val="000000"/>
+                <w:szCs w:val="32"/>
+              </w:rPr>
+              <w:t>2</w:t>
+            </w:r>
+            <w:r>
+              <w:rPr>
+                <w:rFonts w:ascii="BRH Devanagari Extra" w:hAnsi="BRH Devanagari Extra" w:cs="BRH Devanagari Extra"/>
+                <w:color w:val="000000"/>
+                <w:sz w:val="32"/>
+                <w:szCs w:val="32"/>
+              </w:rPr>
+              <w:t>.</w:t>
+            </w:r>
+            <w:r>
+              <w:rPr>
+                <w:rFonts w:cs="BRH Devanagari Extra"/>
+                <w:color w:val="000000"/>
+                <w:szCs w:val="32"/>
+              </w:rPr>
+              <w:t>2</w:t>
+            </w:r>
+            <w:r>
+              <w:rPr>
+                <w:rFonts w:ascii="BRH Devanagari Extra" w:hAnsi="BRH Devanagari Extra" w:cs="BRH Devanagari Extra"/>
+                <w:color w:val="000000"/>
+                <w:sz w:val="32"/>
+                <w:szCs w:val="32"/>
+              </w:rPr>
+              <w:t>(</w:t>
+            </w:r>
+            <w:r>
+              <w:rPr>
+                <w:rFonts w:cs="BRH Devanagari Extra"/>
+                <w:color w:val="000000"/>
+                <w:szCs w:val="32"/>
+              </w:rPr>
+              <w:t>19</w:t>
+            </w:r>
+            <w:r>
+              <w:rPr>
+                <w:rFonts w:ascii="BRH Devanagari Extra" w:hAnsi="BRH Devanagari Extra" w:cs="BRH Devanagari Extra"/>
+                <w:color w:val="000000"/>
+                <w:sz w:val="32"/>
+                <w:szCs w:val="32"/>
+              </w:rPr>
+              <w:t>)</w:t>
+            </w:r>
+            <w:proofErr w:type="gramStart"/>
+            <w:r>
+              <w:rPr>
+                <w:rFonts w:ascii="BRH Devanagari Extra" w:hAnsi="BRH Devanagari Extra" w:cs="BRH Devanagari Extra"/>
+                <w:color w:val="000000"/>
+                <w:sz w:val="32"/>
+                <w:szCs w:val="32"/>
+              </w:rPr>
+              <w:t>-  eÉ</w:t>
+            </w:r>
+            <w:proofErr w:type="gramEnd"/>
+            <w:r>
+              <w:rPr>
+                <w:rFonts w:ascii="BRH Malayalam Extra" w:hAnsi="BRH Malayalam Extra" w:cs="BRH Devanagari Extra"/>
+                <w:color w:val="000000"/>
+                <w:szCs w:val="32"/>
+              </w:rPr>
+              <w:t>–</w:t>
+            </w:r>
+            <w:r>
+              <w:rPr>
+                <w:rFonts w:ascii="BRH Devanagari Extra" w:hAnsi="BRH Devanagari Extra" w:cs="BRH Devanagari Extra"/>
+                <w:color w:val="000000"/>
+                <w:sz w:val="32"/>
+                <w:szCs w:val="32"/>
+              </w:rPr>
+              <w:t>ËU</w:t>
+            </w:r>
+            <w:r>
+              <w:rPr>
+                <w:rFonts w:ascii="BRH Malayalam Extra" w:hAnsi="BRH Malayalam Extra" w:cs="BRH Devanagari Extra"/>
+                <w:color w:val="000000"/>
+                <w:szCs w:val="32"/>
+              </w:rPr>
+              <w:t>–</w:t>
+            </w:r>
+            <w:r>
+              <w:rPr>
+                <w:rFonts w:ascii="BRH Devanagari Extra" w:hAnsi="BRH Devanagari Extra" w:cs="BRH Devanagari Extra"/>
+                <w:color w:val="000000"/>
+                <w:sz w:val="32"/>
+                <w:szCs w:val="32"/>
+              </w:rPr>
+              <w:t xml:space="preserve">iÉÉUþÈ | </w:t>
+            </w:r>
+            <w:r>
+              <w:rPr>
+                <w:rFonts w:ascii="BRH Devanagari Extra" w:hAnsi="BRH Devanagari Extra" w:cs="BRH Devanagari Extra"/>
+                <w:color w:val="000000"/>
+                <w:sz w:val="32"/>
+                <w:szCs w:val="32"/>
+                <w:highlight w:val="green"/>
+              </w:rPr>
+              <w:t>lÉ</w:t>
+            </w:r>
+            <w:r>
+              <w:rPr>
+                <w:rFonts w:ascii="BRH Devanagari Extra" w:hAnsi="BRH Devanagari Extra" w:cs="BRH Devanagari Extra"/>
+                <w:color w:val="000000"/>
+                <w:sz w:val="32"/>
+                <w:szCs w:val="32"/>
+              </w:rPr>
+              <w:t xml:space="preserve"> | pÉÔ</w:t>
+            </w:r>
+            <w:r>
+              <w:rPr>
+                <w:rFonts w:ascii="BRH Malayalam Extra" w:hAnsi="BRH Malayalam Extra" w:cs="BRH Devanagari Extra"/>
+                <w:color w:val="000000"/>
+                <w:szCs w:val="32"/>
+              </w:rPr>
+              <w:t>–</w:t>
+            </w:r>
+            <w:r>
+              <w:rPr>
+                <w:rFonts w:ascii="BRH Devanagari Extra" w:hAnsi="BRH Devanagari Extra" w:cs="BRH Devanagari Extra"/>
+                <w:color w:val="000000"/>
+                <w:sz w:val="32"/>
+                <w:szCs w:val="32"/>
+              </w:rPr>
+              <w:t>lÉÉ ||</w:t>
+            </w:r>
+          </w:p>
+          <w:p>
+            <w:pPr>
+              <w:widowControl w:val="0"/>
+              <w:autoSpaceDE w:val="0"/>
+              <w:autoSpaceDN w:val="0"/>
+              <w:adjustRightInd w:val="0"/>
+              <w:spacing w:before="0" w:line="240" w:lineRule="auto"/>
+              <w:rPr>
+                <w:rFonts w:ascii="BRH Devanagari Extra" w:hAnsi="BRH Devanagari Extra" w:cs="BRH Devanagari Extra"/>
+                <w:color w:val="000000"/>
+                <w:sz w:val="32"/>
+                <w:szCs w:val="32"/>
+              </w:rPr>
+            </w:pPr>
+            <w:r>
+              <w:rPr>
+                <w:rFonts w:ascii="BRH Devanagari Extra" w:hAnsi="BRH Devanagari Extra" w:cs="BRH Devanagari Extra"/>
+                <w:color w:val="000000"/>
+                <w:sz w:val="32"/>
+                <w:szCs w:val="32"/>
+              </w:rPr>
+              <w:t>eÉ</w:t>
+            </w:r>
+            <w:r>
+              <w:rPr>
+                <w:rFonts w:ascii="BRH Malayalam Extra" w:hAnsi="BRH Malayalam Extra" w:cs="BRH Devanagari Extra"/>
+                <w:color w:val="000000"/>
+                <w:szCs w:val="32"/>
+              </w:rPr>
+              <w:t>–</w:t>
+            </w:r>
+            <w:r>
+              <w:rPr>
+                <w:rFonts w:ascii="BRH Devanagari Extra" w:hAnsi="BRH Devanagari Extra" w:cs="BRH Devanagari Extra"/>
+                <w:color w:val="000000"/>
+                <w:sz w:val="32"/>
+                <w:szCs w:val="32"/>
+              </w:rPr>
+              <w:t>ËU</w:t>
+            </w:r>
+            <w:r>
+              <w:rPr>
+                <w:rFonts w:ascii="BRH Malayalam Extra" w:hAnsi="BRH Malayalam Extra" w:cs="BRH Devanagari Extra"/>
+                <w:color w:val="000000"/>
+                <w:szCs w:val="32"/>
+              </w:rPr>
+              <w:t>–</w:t>
+            </w:r>
+            <w:r>
+              <w:rPr>
+                <w:rFonts w:ascii="BRH Devanagari Extra" w:hAnsi="BRH Devanagari Extra" w:cs="BRH Devanagari Extra"/>
+                <w:color w:val="000000"/>
+                <w:sz w:val="32"/>
+                <w:szCs w:val="32"/>
+              </w:rPr>
+              <w:t>iÉÉ</w:t>
+            </w:r>
+            <w:r>
+              <w:rPr>
+                <w:rFonts w:ascii="BRH Devanagari Extra" w:hAnsi="BRH Devanagari Extra" w:cs="BRH Devanagari Extra"/>
+                <w:color w:val="000000"/>
+                <w:sz w:val="32"/>
+                <w:szCs w:val="32"/>
+                <w:highlight w:val="green"/>
+              </w:rPr>
+              <w:t>UÉ</w:t>
+            </w:r>
+            <w:r>
+              <w:rPr>
+                <w:rFonts w:ascii="BRH Malayalam Extra" w:hAnsi="BRH Malayalam Extra" w:cs="BRH Devanagari Extra"/>
+                <w:color w:val="000000"/>
+                <w:szCs w:val="32"/>
+              </w:rPr>
+              <w:t>–</w:t>
+            </w:r>
+            <w:r>
+              <w:rPr>
+                <w:rFonts w:ascii="BRH Devanagari Extra" w:hAnsi="BRH Devanagari Extra" w:cs="BRH Devanagari Extra"/>
+                <w:color w:val="000000"/>
+                <w:sz w:val="32"/>
+                <w:szCs w:val="32"/>
+              </w:rPr>
+              <w:t xml:space="preserve">å lÉ lÉ </w:t>
+            </w:r>
+            <w:r>
+              <w:rPr>
+                <w:rFonts w:ascii="BRH Devanagari Extra" w:hAnsi="BRH Devanagari Extra" w:cs="BRH Devanagari Extra"/>
+                <w:color w:val="000000"/>
+                <w:sz w:val="32"/>
+                <w:szCs w:val="32"/>
+                <w:highlight w:val="green"/>
+              </w:rPr>
+              <w:t>eÉ</w:t>
+            </w:r>
+            <w:r>
+              <w:rPr>
+                <w:rFonts w:ascii="BRH Devanagari Extra" w:hAnsi="BRH Devanagari Extra" w:cs="BRH Devanagari Extra"/>
+                <w:color w:val="000000"/>
+                <w:sz w:val="32"/>
+                <w:szCs w:val="32"/>
+              </w:rPr>
+              <w:t>þËU</w:t>
+            </w:r>
+            <w:r>
+              <w:rPr>
+                <w:rFonts w:ascii="BRH Malayalam Extra" w:hAnsi="BRH Malayalam Extra" w:cs="BRH Devanagari Extra"/>
+                <w:color w:val="000000"/>
+                <w:szCs w:val="32"/>
+              </w:rPr>
+              <w:t>–</w:t>
+            </w:r>
+            <w:r>
+              <w:rPr>
+                <w:rFonts w:ascii="BRH Devanagari Extra" w:hAnsi="BRH Devanagari Extra" w:cs="BRH Devanagari Extra"/>
+                <w:color w:val="000000"/>
+                <w:sz w:val="32"/>
+                <w:szCs w:val="32"/>
+              </w:rPr>
+              <w:t>iÉÉUÉåþ eÉËU</w:t>
+            </w:r>
+            <w:r>
+              <w:rPr>
+                <w:rFonts w:ascii="BRH Malayalam Extra" w:hAnsi="BRH Malayalam Extra" w:cs="BRH Devanagari Extra"/>
+                <w:color w:val="000000"/>
+                <w:szCs w:val="32"/>
+              </w:rPr>
+              <w:t>–</w:t>
+            </w:r>
+            <w:r>
+              <w:rPr>
+                <w:rFonts w:ascii="BRH Devanagari Extra" w:hAnsi="BRH Devanagari Extra" w:cs="BRH Devanagari Extra"/>
+                <w:color w:val="000000"/>
+                <w:sz w:val="32"/>
+                <w:szCs w:val="32"/>
+              </w:rPr>
+              <w:t>iÉÉ</w:t>
+            </w:r>
+            <w:r>
+              <w:rPr>
+                <w:rFonts w:ascii="BRH Devanagari Extra" w:hAnsi="BRH Devanagari Extra" w:cs="BRH Devanagari Extra"/>
+                <w:color w:val="000000"/>
+                <w:sz w:val="32"/>
+                <w:szCs w:val="32"/>
+                <w:highlight w:val="green"/>
+              </w:rPr>
+              <w:t>UÉ</w:t>
+            </w:r>
+            <w:r>
+              <w:rPr>
+                <w:rFonts w:ascii="BRH Malayalam Extra" w:hAnsi="BRH Malayalam Extra" w:cs="BRH Devanagari Extra"/>
+                <w:color w:val="000000"/>
+                <w:szCs w:val="32"/>
+              </w:rPr>
+              <w:t>–</w:t>
+            </w:r>
+            <w:r>
+              <w:rPr>
+                <w:rFonts w:ascii="BRH Devanagari Extra" w:hAnsi="BRH Devanagari Extra" w:cs="BRH Devanagari Extra"/>
+                <w:color w:val="000000"/>
+                <w:sz w:val="32"/>
+                <w:szCs w:val="32"/>
+              </w:rPr>
+              <w:t>å lÉ pÉÔ</w:t>
+            </w:r>
+            <w:r>
+              <w:rPr>
+                <w:rFonts w:ascii="BRH Malayalam Extra" w:hAnsi="BRH Malayalam Extra" w:cs="BRH Devanagari Extra"/>
+                <w:color w:val="000000"/>
+                <w:szCs w:val="32"/>
+              </w:rPr>
+              <w:t>–</w:t>
+            </w:r>
+            <w:r>
+              <w:rPr>
+                <w:rFonts w:ascii="BRH Devanagari Extra" w:hAnsi="BRH Devanagari Extra" w:cs="BRH Devanagari Extra"/>
+                <w:color w:val="000000"/>
+                <w:sz w:val="32"/>
+                <w:szCs w:val="32"/>
+              </w:rPr>
+              <w:t>lÉÉ pÉÔ</w:t>
+            </w:r>
+            <w:r>
+              <w:rPr>
+                <w:rFonts w:ascii="BRH Malayalam Extra" w:hAnsi="BRH Malayalam Extra" w:cs="BRH Devanagari Extra"/>
+                <w:color w:val="000000"/>
+                <w:szCs w:val="32"/>
+              </w:rPr>
+              <w:t>–</w:t>
+            </w:r>
+            <w:r>
+              <w:rPr>
+                <w:rFonts w:ascii="BRH Devanagari Extra" w:hAnsi="BRH Devanagari Extra" w:cs="BRH Devanagari Extra"/>
+                <w:color w:val="000000"/>
+                <w:sz w:val="32"/>
+                <w:szCs w:val="32"/>
+              </w:rPr>
+              <w:t xml:space="preserve">lÉÉ </w:t>
+            </w:r>
+            <w:r>
+              <w:rPr>
+                <w:rFonts w:ascii="BRH Devanagari Extra" w:hAnsi="BRH Devanagari Extra" w:cs="BRH Devanagari Extra"/>
+                <w:color w:val="000000"/>
+                <w:sz w:val="32"/>
+                <w:szCs w:val="32"/>
+                <w:highlight w:val="green"/>
+              </w:rPr>
+              <w:t>lÉ</w:t>
+            </w:r>
+            <w:r>
+              <w:rPr>
+                <w:rFonts w:ascii="BRH Devanagari Extra" w:hAnsi="BRH Devanagari Extra" w:cs="BRH Devanagari Extra"/>
+                <w:color w:val="000000"/>
+                <w:sz w:val="32"/>
+                <w:szCs w:val="32"/>
+              </w:rPr>
+              <w:t xml:space="preserve"> </w:t>
+            </w:r>
+            <w:r>
+              <w:rPr>
+                <w:rFonts w:ascii="BRH Devanagari Extra" w:hAnsi="BRH Devanagari Extra" w:cs="BRH Devanagari Extra"/>
+                <w:color w:val="000000"/>
+                <w:sz w:val="32"/>
+                <w:szCs w:val="32"/>
+                <w:highlight w:val="green"/>
+              </w:rPr>
+              <w:t>eÉ</w:t>
+            </w:r>
+            <w:r>
+              <w:rPr>
+                <w:rFonts w:ascii="BRH Devanagari Extra" w:hAnsi="BRH Devanagari Extra" w:cs="BRH Devanagari Extra"/>
+                <w:color w:val="000000"/>
+                <w:sz w:val="32"/>
+                <w:szCs w:val="32"/>
+              </w:rPr>
+              <w:t>þËU</w:t>
+            </w:r>
+            <w:r>
+              <w:rPr>
+                <w:rFonts w:ascii="BRH Malayalam Extra" w:hAnsi="BRH Malayalam Extra" w:cs="BRH Devanagari Extra"/>
+                <w:color w:val="000000"/>
+                <w:szCs w:val="32"/>
+              </w:rPr>
+              <w:t>–</w:t>
+            </w:r>
+            <w:r>
+              <w:rPr>
+                <w:rFonts w:ascii="BRH Devanagari Extra" w:hAnsi="BRH Devanagari Extra" w:cs="BRH Devanagari Extra"/>
+                <w:color w:val="000000"/>
+                <w:sz w:val="32"/>
+                <w:szCs w:val="32"/>
+              </w:rPr>
+              <w:t>iÉÉUÉåþ eÉËU</w:t>
+            </w:r>
+            <w:r>
+              <w:rPr>
+                <w:rFonts w:ascii="BRH Malayalam Extra" w:hAnsi="BRH Malayalam Extra" w:cs="BRH Devanagari Extra"/>
+                <w:color w:val="000000"/>
+                <w:szCs w:val="32"/>
+              </w:rPr>
+              <w:t>–</w:t>
+            </w:r>
+            <w:r>
+              <w:rPr>
+                <w:rFonts w:ascii="BRH Devanagari Extra" w:hAnsi="BRH Devanagari Extra" w:cs="BRH Devanagari Extra"/>
+                <w:color w:val="000000"/>
+                <w:sz w:val="32"/>
+                <w:szCs w:val="32"/>
+              </w:rPr>
+              <w:t>iÉÉ</w:t>
+            </w:r>
+            <w:r>
+              <w:rPr>
+                <w:rFonts w:ascii="BRH Devanagari Extra" w:hAnsi="BRH Devanagari Extra" w:cs="BRH Devanagari Extra"/>
+                <w:color w:val="000000"/>
+                <w:sz w:val="32"/>
+                <w:szCs w:val="32"/>
+                <w:highlight w:val="green"/>
+              </w:rPr>
+              <w:t>UÉ</w:t>
+            </w:r>
+            <w:r>
+              <w:rPr>
+                <w:rFonts w:ascii="BRH Devanagari Extra" w:hAnsi="BRH Devanagari Extra" w:cs="BRH Devanagari Extra"/>
+                <w:color w:val="000000"/>
+                <w:sz w:val="32"/>
+                <w:szCs w:val="32"/>
+              </w:rPr>
+              <w:t>å</w:t>
+            </w:r>
+            <w:r>
+              <w:rPr>
+                <w:rFonts w:ascii="BRH Malayalam Extra" w:hAnsi="BRH Malayalam Extra" w:cs="BRH Devanagari Extra"/>
+                <w:color w:val="000000"/>
+                <w:szCs w:val="32"/>
+              </w:rPr>
+              <w:t>–</w:t>
+            </w:r>
+            <w:r>
+              <w:rPr>
+                <w:rFonts w:ascii="BRH Devanagari Extra" w:hAnsi="BRH Devanagari Extra" w:cs="BRH Devanagari Extra"/>
+                <w:color w:val="000000"/>
+                <w:sz w:val="32"/>
+                <w:szCs w:val="32"/>
+              </w:rPr>
+              <w:t xml:space="preserve"> lÉ pÉÔ</w:t>
+            </w:r>
+            <w:r>
+              <w:rPr>
+                <w:rFonts w:ascii="BRH Malayalam Extra" w:hAnsi="BRH Malayalam Extra" w:cs="BRH Devanagari Extra"/>
+                <w:color w:val="000000"/>
+                <w:szCs w:val="32"/>
+              </w:rPr>
+              <w:t>–</w:t>
+            </w:r>
+            <w:r>
+              <w:rPr>
+                <w:rFonts w:ascii="BRH Devanagari Extra" w:hAnsi="BRH Devanagari Extra" w:cs="BRH Devanagari Extra"/>
+                <w:color w:val="000000"/>
+                <w:sz w:val="32"/>
+                <w:szCs w:val="32"/>
+              </w:rPr>
+              <w:t xml:space="preserve">lÉÉ | </w:t>
+            </w:r>
+          </w:p>
+          <w:p>
+            <w:pPr>
+              <w:widowControl w:val="0"/>
+              <w:autoSpaceDE w:val="0"/>
+              <w:autoSpaceDN w:val="0"/>
+              <w:adjustRightInd w:val="0"/>
+              <w:spacing w:before="0" w:line="240" w:lineRule="auto"/>
+              <w:rPr>
+                <w:rFonts w:ascii="BRH Devanagari Extra" w:hAnsi="BRH Devanagari Extra" w:cs="BRH Devanagari Extra"/>
+                <w:color w:val="000000"/>
+                <w:sz w:val="32"/>
+                <w:szCs w:val="32"/>
+              </w:rPr>
+            </w:pPr>
+            <w:r>
+              <w:rPr>
+                <w:rFonts w:ascii="BRH Devanagari Extra" w:hAnsi="BRH Devanagari Extra" w:cs="BRH Devanagari Extra"/>
+                <w:color w:val="000000"/>
+                <w:sz w:val="32"/>
+                <w:szCs w:val="32"/>
+              </w:rPr>
+              <w:t>(</w:t>
+            </w:r>
+            <w:proofErr w:type="gramStart"/>
+            <w:r>
+              <w:rPr>
+                <w:rFonts w:cs="BRH Devanagari Extra"/>
+                <w:color w:val="000000"/>
+                <w:szCs w:val="32"/>
+              </w:rPr>
+              <w:t>22</w:t>
+            </w:r>
+            <w:r>
+              <w:rPr>
+                <w:rFonts w:ascii="BRH Devanagari Extra" w:hAnsi="BRH Devanagari Extra" w:cs="BRH Devanagari Extra"/>
+                <w:color w:val="000000"/>
+                <w:sz w:val="32"/>
+                <w:szCs w:val="32"/>
+              </w:rPr>
+              <w:t>)</w:t>
+            </w:r>
+            <w:r>
+              <w:rPr>
+                <w:rFonts w:cs="BRH Devanagari Extra"/>
+                <w:color w:val="000000"/>
+                <w:szCs w:val="32"/>
+              </w:rPr>
+              <w:t>[</w:t>
+            </w:r>
+            <w:proofErr w:type="gramEnd"/>
+            <w:r>
+              <w:rPr>
+                <w:rFonts w:cs="BRH Devanagari Extra"/>
+                <w:color w:val="000000"/>
+                <w:szCs w:val="32"/>
+              </w:rPr>
+              <w:t>P7</w:t>
+            </w:r>
+            <w:r>
+              <w:rPr>
+                <w:rFonts w:ascii="BRH Devanagari Extra" w:hAnsi="BRH Devanagari Extra" w:cs="BRH Devanagari Extra"/>
+                <w:color w:val="000000"/>
+                <w:sz w:val="32"/>
+                <w:szCs w:val="32"/>
+              </w:rPr>
+              <w:t xml:space="preserve">] </w:t>
+            </w:r>
+            <w:r>
+              <w:rPr>
+                <w:rFonts w:cs="BRH Devanagari Extra"/>
+                <w:color w:val="000000"/>
+                <w:szCs w:val="32"/>
+              </w:rPr>
+              <w:t>4</w:t>
+            </w:r>
+            <w:r>
+              <w:rPr>
+                <w:rFonts w:ascii="BRH Devanagari Extra" w:hAnsi="BRH Devanagari Extra" w:cs="BRH Devanagari Extra"/>
+                <w:color w:val="000000"/>
+                <w:sz w:val="32"/>
+                <w:szCs w:val="32"/>
+              </w:rPr>
+              <w:t>.</w:t>
+            </w:r>
+            <w:r>
+              <w:rPr>
+                <w:rFonts w:cs="BRH Devanagari Extra"/>
+                <w:color w:val="000000"/>
+                <w:szCs w:val="32"/>
+              </w:rPr>
+              <w:t>6</w:t>
+            </w:r>
+            <w:r>
+              <w:rPr>
+                <w:rFonts w:ascii="BRH Devanagari Extra" w:hAnsi="BRH Devanagari Extra" w:cs="BRH Devanagari Extra"/>
+                <w:color w:val="000000"/>
+                <w:sz w:val="32"/>
+                <w:szCs w:val="32"/>
+              </w:rPr>
+              <w:t>.</w:t>
+            </w:r>
+            <w:r>
+              <w:rPr>
+                <w:rFonts w:cs="BRH Devanagari Extra"/>
+                <w:color w:val="000000"/>
+                <w:szCs w:val="32"/>
+              </w:rPr>
+              <w:t>2</w:t>
+            </w:r>
+            <w:r>
+              <w:rPr>
+                <w:rFonts w:ascii="BRH Devanagari Extra" w:hAnsi="BRH Devanagari Extra" w:cs="BRH Devanagari Extra"/>
+                <w:color w:val="000000"/>
+                <w:sz w:val="32"/>
+                <w:szCs w:val="32"/>
+              </w:rPr>
+              <w:t>.</w:t>
+            </w:r>
+            <w:r>
+              <w:rPr>
+                <w:rFonts w:cs="BRH Devanagari Extra"/>
+                <w:color w:val="000000"/>
+                <w:szCs w:val="32"/>
+              </w:rPr>
+              <w:t>2</w:t>
+            </w:r>
+            <w:r>
+              <w:rPr>
+                <w:rFonts w:ascii="BRH Devanagari Extra" w:hAnsi="BRH Devanagari Extra" w:cs="BRH Devanagari Extra"/>
+                <w:color w:val="000000"/>
+                <w:sz w:val="32"/>
+                <w:szCs w:val="32"/>
+              </w:rPr>
+              <w:t>(</w:t>
+            </w:r>
+            <w:r>
+              <w:rPr>
+                <w:rFonts w:cs="BRH Devanagari Extra"/>
+                <w:color w:val="000000"/>
+                <w:szCs w:val="32"/>
+              </w:rPr>
+              <w:t>20</w:t>
+            </w:r>
+            <w:r>
+              <w:rPr>
+                <w:rFonts w:ascii="BRH Devanagari Extra" w:hAnsi="BRH Devanagari Extra" w:cs="BRH Devanagari Extra"/>
+                <w:color w:val="000000"/>
+                <w:sz w:val="32"/>
+                <w:szCs w:val="32"/>
+              </w:rPr>
+              <w:t>)</w:t>
+            </w:r>
+            <w:proofErr w:type="gramStart"/>
+            <w:r>
+              <w:rPr>
+                <w:rFonts w:ascii="BRH Devanagari Extra" w:hAnsi="BRH Devanagari Extra" w:cs="BRH Devanagari Extra"/>
+                <w:color w:val="000000"/>
+                <w:sz w:val="32"/>
+                <w:szCs w:val="32"/>
+              </w:rPr>
+              <w:t xml:space="preserve">-  </w:t>
+            </w:r>
+            <w:r>
+              <w:rPr>
+                <w:rFonts w:ascii="BRH Devanagari Extra" w:hAnsi="BRH Devanagari Extra" w:cs="BRH Devanagari Extra"/>
+                <w:color w:val="000000"/>
+                <w:sz w:val="32"/>
+                <w:szCs w:val="32"/>
+                <w:highlight w:val="green"/>
+              </w:rPr>
+              <w:t>lÉ</w:t>
+            </w:r>
+            <w:proofErr w:type="gramEnd"/>
+            <w:r>
+              <w:rPr>
+                <w:rFonts w:ascii="BRH Devanagari Extra" w:hAnsi="BRH Devanagari Extra" w:cs="BRH Devanagari Extra"/>
+                <w:color w:val="000000"/>
+                <w:sz w:val="32"/>
+                <w:szCs w:val="32"/>
+              </w:rPr>
+              <w:t xml:space="preserve"> | pÉÔ</w:t>
+            </w:r>
+            <w:r>
+              <w:rPr>
+                <w:rFonts w:ascii="BRH Malayalam Extra" w:hAnsi="BRH Malayalam Extra" w:cs="BRH Devanagari Extra"/>
+                <w:color w:val="000000"/>
+                <w:szCs w:val="32"/>
+              </w:rPr>
+              <w:t>–</w:t>
+            </w:r>
+            <w:r>
+              <w:rPr>
+                <w:rFonts w:ascii="BRH Devanagari Extra" w:hAnsi="BRH Devanagari Extra" w:cs="BRH Devanagari Extra"/>
+                <w:color w:val="000000"/>
+                <w:sz w:val="32"/>
+                <w:szCs w:val="32"/>
+              </w:rPr>
+              <w:t>lÉÉ ||</w:t>
+            </w:r>
+          </w:p>
+          <w:p>
+            <w:pPr>
+              <w:widowControl w:val="0"/>
+              <w:autoSpaceDE w:val="0"/>
+              <w:autoSpaceDN w:val="0"/>
+              <w:adjustRightInd w:val="0"/>
+              <w:spacing w:before="0" w:line="240" w:lineRule="auto"/>
+              <w:rPr>
+                <w:rFonts w:ascii="BRH Devanagari Extra" w:hAnsi="BRH Devanagari Extra" w:cs="BRH Devanagari Extra"/>
+                <w:color w:val="000000"/>
+                <w:sz w:val="32"/>
+                <w:szCs w:val="32"/>
+              </w:rPr>
+            </w:pPr>
+            <w:r>
+              <w:rPr>
+                <w:rFonts w:ascii="BRH Devanagari Extra" w:hAnsi="BRH Devanagari Extra" w:cs="BRH Devanagari Extra"/>
+                <w:color w:val="000000"/>
+                <w:sz w:val="32"/>
+                <w:szCs w:val="32"/>
+                <w:highlight w:val="green"/>
+              </w:rPr>
+              <w:t>lÉ</w:t>
+            </w:r>
+            <w:r>
+              <w:rPr>
+                <w:rFonts w:ascii="BRH Devanagari Extra" w:hAnsi="BRH Devanagari Extra" w:cs="BRH Devanagari Extra"/>
+                <w:color w:val="000000"/>
+                <w:sz w:val="32"/>
+                <w:szCs w:val="32"/>
+              </w:rPr>
+              <w:t xml:space="preserve"> pÉÔ</w:t>
+            </w:r>
+            <w:r>
+              <w:rPr>
+                <w:rFonts w:ascii="BRH Malayalam Extra" w:hAnsi="BRH Malayalam Extra" w:cs="BRH Devanagari Extra"/>
+                <w:color w:val="000000"/>
+                <w:szCs w:val="32"/>
+              </w:rPr>
+              <w:t>–</w:t>
+            </w:r>
+            <w:r>
+              <w:rPr>
+                <w:rFonts w:ascii="BRH Devanagari Extra" w:hAnsi="BRH Devanagari Extra" w:cs="BRH Devanagari Extra"/>
+                <w:color w:val="000000"/>
+                <w:sz w:val="32"/>
+                <w:szCs w:val="32"/>
+              </w:rPr>
+              <w:t>lÉÉ pÉÔ</w:t>
+            </w:r>
+            <w:r>
+              <w:rPr>
+                <w:rFonts w:ascii="BRH Malayalam Extra" w:hAnsi="BRH Malayalam Extra" w:cs="BRH Devanagari Extra"/>
+                <w:color w:val="000000"/>
+                <w:szCs w:val="32"/>
+              </w:rPr>
+              <w:t>–</w:t>
+            </w:r>
+            <w:r>
+              <w:rPr>
+                <w:rFonts w:ascii="BRH Devanagari Extra" w:hAnsi="BRH Devanagari Extra" w:cs="BRH Devanagari Extra"/>
+                <w:color w:val="000000"/>
+                <w:sz w:val="32"/>
+                <w:szCs w:val="32"/>
+              </w:rPr>
+              <w:t xml:space="preserve">lÉÉ </w:t>
+            </w:r>
+            <w:r>
+              <w:rPr>
+                <w:rFonts w:ascii="BRH Devanagari Extra" w:hAnsi="BRH Devanagari Extra" w:cs="BRH Devanagari Extra"/>
+                <w:color w:val="000000"/>
+                <w:sz w:val="32"/>
+                <w:szCs w:val="32"/>
+                <w:highlight w:val="green"/>
+              </w:rPr>
+              <w:t>lÉ</w:t>
+            </w:r>
+            <w:r>
+              <w:rPr>
+                <w:rFonts w:ascii="BRH Devanagari Extra" w:hAnsi="BRH Devanagari Extra" w:cs="BRH Devanagari Extra"/>
+                <w:color w:val="000000"/>
+                <w:sz w:val="32"/>
+                <w:szCs w:val="32"/>
+              </w:rPr>
+              <w:t xml:space="preserve"> lÉ pÉÔ</w:t>
+            </w:r>
+            <w:r>
+              <w:rPr>
+                <w:rFonts w:ascii="BRH Malayalam Extra" w:hAnsi="BRH Malayalam Extra" w:cs="BRH Devanagari Extra"/>
+                <w:color w:val="000000"/>
+                <w:szCs w:val="32"/>
+              </w:rPr>
+              <w:t>–</w:t>
+            </w:r>
+            <w:r>
+              <w:rPr>
+                <w:rFonts w:ascii="BRH Devanagari Extra" w:hAnsi="BRH Devanagari Extra" w:cs="BRH Devanagari Extra"/>
+                <w:color w:val="000000"/>
+                <w:sz w:val="32"/>
+                <w:szCs w:val="32"/>
+              </w:rPr>
+              <w:t xml:space="preserve">lÉÉ | </w:t>
+            </w:r>
+          </w:p>
+          <w:p>
+            <w:pPr>
+              <w:widowControl w:val="0"/>
+              <w:autoSpaceDE w:val="0"/>
+              <w:autoSpaceDN w:val="0"/>
+              <w:adjustRightInd w:val="0"/>
+              <w:spacing w:before="0" w:line="240" w:lineRule="auto"/>
+              <w:rPr>
+                <w:rFonts w:cs="BRH Malayalam Extra"/>
+                <w:color w:val="FF0000"/>
+                <w:szCs w:val="40"/>
+              </w:rPr>
+            </w:pPr>
+          </w:p>
+        </w:tc>
+      </w:tr>
+      <w:tr>
+        <w:trPr>
+          <w:trHeight w:val="1197"/>
+        </w:trPr>
+        <w:tc>
+          <w:tcPr>
+            <w:tcW w:w="7166" w:type="dxa"/>
+            <w:tcBorders>
+              <w:top w:val="single" w:sz="4" w:space="0" w:color="000000"/>
+              <w:left w:val="single" w:sz="4" w:space="0" w:color="000000"/>
+              <w:bottom w:val="single" w:sz="4" w:space="0" w:color="000000"/>
+              <w:right w:val="single" w:sz="4" w:space="0" w:color="000000"/>
+            </w:tcBorders>
+          </w:tcPr>
+          <w:p>
+            <w:pPr>
+              <w:widowControl w:val="0"/>
+              <w:autoSpaceDE w:val="0"/>
+              <w:autoSpaceDN w:val="0"/>
+              <w:adjustRightInd w:val="0"/>
+              <w:spacing w:before="0" w:line="240" w:lineRule="auto"/>
+              <w:rPr>
+                <w:rFonts w:ascii="BRH Devanagari Extra" w:hAnsi="BRH Devanagari Extra" w:cs="BRH Devanagari Extra"/>
+                <w:color w:val="000000"/>
+                <w:sz w:val="32"/>
+                <w:szCs w:val="32"/>
+                <w:lang w:val="it-IT"/>
+              </w:rPr>
+            </w:pPr>
+            <w:r>
+              <w:rPr>
+                <w:rFonts w:ascii="BRH Devanagari Extra" w:hAnsi="BRH Devanagari Extra" w:cs="BRH Devanagari Extra"/>
+                <w:color w:val="000000"/>
+                <w:sz w:val="32"/>
+                <w:szCs w:val="32"/>
+                <w:lang w:val="it-IT"/>
+              </w:rPr>
+              <w:t>(</w:t>
+            </w:r>
+            <w:r>
+              <w:rPr>
+                <w:rFonts w:cs="BRH Devanagari Extra"/>
+                <w:color w:val="000000"/>
+                <w:szCs w:val="32"/>
+                <w:lang w:val="it-IT"/>
+              </w:rPr>
+              <w:t>19</w:t>
+            </w:r>
+            <w:r>
+              <w:rPr>
+                <w:rFonts w:ascii="BRH Devanagari Extra" w:hAnsi="BRH Devanagari Extra" w:cs="BRH Devanagari Extra"/>
+                <w:color w:val="000000"/>
+                <w:sz w:val="32"/>
+                <w:szCs w:val="32"/>
+                <w:lang w:val="it-IT"/>
+              </w:rPr>
+              <w:t>)</w:t>
+            </w:r>
+            <w:r>
+              <w:rPr>
+                <w:rFonts w:cs="BRH Devanagari Extra"/>
+                <w:color w:val="000000"/>
+                <w:szCs w:val="32"/>
+                <w:lang w:val="it-IT"/>
+              </w:rPr>
+              <w:t>[P19</w:t>
+            </w:r>
+            <w:r>
+              <w:rPr>
+                <w:rFonts w:ascii="BRH Devanagari Extra" w:hAnsi="BRH Devanagari Extra" w:cs="BRH Devanagari Extra"/>
+                <w:color w:val="000000"/>
+                <w:sz w:val="32"/>
+                <w:szCs w:val="32"/>
+                <w:lang w:val="it-IT"/>
+              </w:rPr>
+              <w:t xml:space="preserve">] </w:t>
+            </w:r>
+            <w:r>
+              <w:rPr>
+                <w:rFonts w:cs="BRH Devanagari Extra"/>
+                <w:color w:val="000000"/>
+                <w:szCs w:val="32"/>
+                <w:lang w:val="it-IT"/>
+              </w:rPr>
+              <w:t>4</w:t>
+            </w:r>
+            <w:r>
+              <w:rPr>
+                <w:rFonts w:ascii="BRH Devanagari Extra" w:hAnsi="BRH Devanagari Extra" w:cs="BRH Devanagari Extra"/>
+                <w:color w:val="000000"/>
+                <w:sz w:val="32"/>
+                <w:szCs w:val="32"/>
+                <w:lang w:val="it-IT"/>
+              </w:rPr>
+              <w:t>.</w:t>
+            </w:r>
+            <w:r>
+              <w:rPr>
+                <w:rFonts w:cs="BRH Devanagari Extra"/>
+                <w:color w:val="000000"/>
+                <w:szCs w:val="32"/>
+                <w:lang w:val="it-IT"/>
+              </w:rPr>
+              <w:t>6</w:t>
+            </w:r>
+            <w:r>
+              <w:rPr>
+                <w:rFonts w:ascii="BRH Devanagari Extra" w:hAnsi="BRH Devanagari Extra" w:cs="BRH Devanagari Extra"/>
+                <w:color w:val="000000"/>
+                <w:sz w:val="32"/>
+                <w:szCs w:val="32"/>
+                <w:lang w:val="it-IT"/>
+              </w:rPr>
+              <w:t>.</w:t>
+            </w:r>
+            <w:r>
+              <w:rPr>
+                <w:rFonts w:cs="BRH Devanagari Extra"/>
+                <w:color w:val="000000"/>
+                <w:szCs w:val="32"/>
+                <w:lang w:val="it-IT"/>
+              </w:rPr>
+              <w:t>4</w:t>
+            </w:r>
+            <w:r>
+              <w:rPr>
+                <w:rFonts w:ascii="BRH Devanagari Extra" w:hAnsi="BRH Devanagari Extra" w:cs="BRH Devanagari Extra"/>
+                <w:color w:val="000000"/>
+                <w:sz w:val="32"/>
+                <w:szCs w:val="32"/>
+                <w:lang w:val="it-IT"/>
+              </w:rPr>
+              <w:t>.</w:t>
+            </w:r>
+            <w:r>
+              <w:rPr>
+                <w:rFonts w:cs="BRH Devanagari Extra"/>
+                <w:color w:val="000000"/>
+                <w:szCs w:val="32"/>
+                <w:lang w:val="it-IT"/>
+              </w:rPr>
+              <w:t>4</w:t>
+            </w:r>
+            <w:r>
+              <w:rPr>
+                <w:rFonts w:ascii="BRH Devanagari Extra" w:hAnsi="BRH Devanagari Extra" w:cs="BRH Devanagari Extra"/>
+                <w:color w:val="000000"/>
+                <w:sz w:val="32"/>
+                <w:szCs w:val="32"/>
+                <w:lang w:val="it-IT"/>
+              </w:rPr>
+              <w:t>(</w:t>
+            </w:r>
+            <w:r>
+              <w:rPr>
+                <w:rFonts w:cs="BRH Devanagari Extra"/>
+                <w:color w:val="000000"/>
+                <w:szCs w:val="32"/>
+                <w:lang w:val="it-IT"/>
+              </w:rPr>
+              <w:t>17</w:t>
+            </w:r>
+            <w:r>
+              <w:rPr>
+                <w:rFonts w:ascii="BRH Devanagari Extra" w:hAnsi="BRH Devanagari Extra" w:cs="BRH Devanagari Extra"/>
+                <w:color w:val="000000"/>
+                <w:sz w:val="32"/>
+                <w:szCs w:val="32"/>
+                <w:lang w:val="it-IT"/>
+              </w:rPr>
+              <w:t>)-  qÉWûÉ</w:t>
+            </w:r>
+            <w:r>
+              <w:rPr>
+                <w:rFonts w:ascii="BRH Devanagari Extra" w:hAnsi="BRH Devanagari Extra" w:cs="BRH Devanagari Extra"/>
+                <w:color w:val="000000"/>
+                <w:sz w:val="26"/>
+                <w:szCs w:val="32"/>
+                <w:lang w:val="it-IT"/>
+              </w:rPr>
+              <w:t>óè</w:t>
+            </w:r>
+            <w:r>
+              <w:rPr>
+                <w:rFonts w:ascii="BRH Devanagari Extra" w:hAnsi="BRH Devanagari Extra" w:cs="BRH Devanagari Extra"/>
+                <w:color w:val="000000"/>
+                <w:sz w:val="32"/>
+                <w:szCs w:val="32"/>
+                <w:lang w:val="it-IT"/>
+              </w:rPr>
+              <w:t>þÍxÉ ||</w:t>
+            </w:r>
+          </w:p>
+          <w:p>
+            <w:pPr>
+              <w:widowControl w:val="0"/>
+              <w:autoSpaceDE w:val="0"/>
+              <w:autoSpaceDN w:val="0"/>
+              <w:adjustRightInd w:val="0"/>
+              <w:spacing w:before="0" w:line="240" w:lineRule="auto"/>
+              <w:rPr>
+                <w:rFonts w:cs="BRH Malayalam Extra"/>
+                <w:color w:val="FF0000"/>
+                <w:szCs w:val="40"/>
+              </w:rPr>
+            </w:pPr>
+            <w:r>
+              <w:rPr>
+                <w:rFonts w:ascii="BRH Devanagari Extra" w:hAnsi="BRH Devanagari Extra" w:cs="BRH Devanagari Extra"/>
+                <w:color w:val="000000"/>
+                <w:sz w:val="32"/>
+                <w:szCs w:val="32"/>
+                <w:lang w:val="it-IT"/>
+              </w:rPr>
+              <w:t>qÉWûÉ</w:t>
+            </w:r>
+            <w:r>
+              <w:rPr>
+                <w:rFonts w:ascii="BRH Devanagari Extra" w:hAnsi="BRH Devanagari Extra" w:cs="BRH Devanagari Extra"/>
+                <w:color w:val="000000"/>
+                <w:sz w:val="26"/>
+                <w:szCs w:val="32"/>
+                <w:highlight w:val="yellow"/>
+                <w:lang w:val="it-IT"/>
+              </w:rPr>
+              <w:t>ó</w:t>
+            </w:r>
+            <w:r>
+              <w:rPr>
+                <w:rFonts w:ascii="BRH Devanagari Extra" w:hAnsi="BRH Devanagari Extra" w:cs="BRH Devanagari Extra"/>
+                <w:color w:val="000000"/>
+                <w:sz w:val="26"/>
+                <w:szCs w:val="32"/>
+                <w:lang w:val="it-IT"/>
+              </w:rPr>
+              <w:t>è</w:t>
+            </w:r>
+            <w:r>
+              <w:rPr>
+                <w:rFonts w:ascii="BRH Devanagari Extra" w:hAnsi="BRH Devanagari Extra" w:cs="BRH Devanagari Extra"/>
+                <w:color w:val="000000"/>
+                <w:sz w:val="32"/>
+                <w:szCs w:val="32"/>
+                <w:lang w:val="it-IT"/>
+              </w:rPr>
+              <w:t>þxÉÏÌiÉ</w:t>
+            </w:r>
+            <w:r>
+              <w:rPr>
+                <w:rFonts w:ascii="BRH Malayalam Extra" w:hAnsi="BRH Malayalam Extra" w:cs="BRH Devanagari Extra"/>
+                <w:color w:val="000000"/>
+                <w:szCs w:val="32"/>
+                <w:lang w:val="it-IT"/>
+              </w:rPr>
+              <w:t>–</w:t>
+            </w:r>
+            <w:r>
+              <w:rPr>
+                <w:rFonts w:ascii="BRH Devanagari Extra" w:hAnsi="BRH Devanagari Extra" w:cs="BRH Devanagari Extra"/>
+                <w:color w:val="000000"/>
+                <w:sz w:val="32"/>
+                <w:szCs w:val="32"/>
+                <w:lang w:val="it-IT"/>
+              </w:rPr>
+              <w:t xml:space="preserve"> qÉWûÉ</w:t>
+            </w:r>
+            <w:r>
+              <w:rPr>
+                <w:rFonts w:ascii="BRH Devanagari Extra" w:hAnsi="BRH Devanagari Extra" w:cs="BRH Devanagari Extra"/>
+                <w:color w:val="000000"/>
+                <w:sz w:val="26"/>
+                <w:szCs w:val="32"/>
+                <w:lang w:val="it-IT"/>
+              </w:rPr>
+              <w:t>óè</w:t>
+            </w:r>
+            <w:r>
+              <w:rPr>
+                <w:rFonts w:ascii="BRH Devanagari Extra" w:hAnsi="BRH Devanagari Extra" w:cs="BRH Devanagari Extra"/>
+                <w:color w:val="000000"/>
+                <w:sz w:val="32"/>
+                <w:szCs w:val="32"/>
+                <w:lang w:val="it-IT"/>
+              </w:rPr>
+              <w:t xml:space="preserve">þÍxÉ | </w:t>
+            </w:r>
+          </w:p>
+        </w:tc>
+        <w:tc>
+          <w:tcPr>
+            <w:tcW w:w="7371" w:type="dxa"/>
+            <w:tcBorders>
+              <w:top w:val="single" w:sz="4" w:space="0" w:color="000000"/>
+              <w:left w:val="single" w:sz="4" w:space="0" w:color="000000"/>
+              <w:bottom w:val="single" w:sz="4" w:space="0" w:color="000000"/>
+              <w:right w:val="single" w:sz="4" w:space="0" w:color="000000"/>
+            </w:tcBorders>
+          </w:tcPr>
+          <w:p>
+            <w:pPr>
+              <w:widowControl w:val="0"/>
+              <w:autoSpaceDE w:val="0"/>
+              <w:autoSpaceDN w:val="0"/>
+              <w:adjustRightInd w:val="0"/>
+              <w:spacing w:before="0" w:line="240" w:lineRule="auto"/>
+              <w:rPr>
+                <w:rFonts w:ascii="BRH Devanagari Extra" w:hAnsi="BRH Devanagari Extra" w:cs="BRH Devanagari Extra"/>
+                <w:color w:val="000000"/>
+                <w:sz w:val="32"/>
+                <w:szCs w:val="32"/>
+              </w:rPr>
+            </w:pPr>
+            <w:r>
+              <w:rPr>
+                <w:rFonts w:ascii="BRH Devanagari Extra" w:hAnsi="BRH Devanagari Extra" w:cs="BRH Devanagari Extra"/>
+                <w:color w:val="000000"/>
+                <w:sz w:val="32"/>
+                <w:szCs w:val="32"/>
+              </w:rPr>
+              <w:t>(</w:t>
+            </w:r>
+            <w:proofErr w:type="gramStart"/>
+            <w:r>
+              <w:rPr>
+                <w:rFonts w:cs="BRH Devanagari Extra"/>
+                <w:color w:val="000000"/>
+                <w:szCs w:val="32"/>
+              </w:rPr>
+              <w:t>19</w:t>
+            </w:r>
+            <w:r>
+              <w:rPr>
+                <w:rFonts w:ascii="BRH Devanagari Extra" w:hAnsi="BRH Devanagari Extra" w:cs="BRH Devanagari Extra"/>
+                <w:color w:val="000000"/>
+                <w:sz w:val="32"/>
+                <w:szCs w:val="32"/>
+              </w:rPr>
+              <w:t>)</w:t>
+            </w:r>
+            <w:r>
+              <w:rPr>
+                <w:rFonts w:cs="BRH Devanagari Extra"/>
+                <w:color w:val="000000"/>
+                <w:szCs w:val="32"/>
+              </w:rPr>
+              <w:t>[</w:t>
+            </w:r>
+            <w:proofErr w:type="gramEnd"/>
+            <w:r>
+              <w:rPr>
+                <w:rFonts w:cs="BRH Devanagari Extra"/>
+                <w:color w:val="000000"/>
+                <w:szCs w:val="32"/>
+              </w:rPr>
+              <w:t>P19</w:t>
+            </w:r>
+            <w:r>
+              <w:rPr>
+                <w:rFonts w:ascii="BRH Devanagari Extra" w:hAnsi="BRH Devanagari Extra" w:cs="BRH Devanagari Extra"/>
+                <w:color w:val="000000"/>
+                <w:sz w:val="32"/>
+                <w:szCs w:val="32"/>
+              </w:rPr>
+              <w:t xml:space="preserve">] </w:t>
+            </w:r>
+            <w:r>
+              <w:rPr>
+                <w:rFonts w:cs="BRH Devanagari Extra"/>
+                <w:color w:val="000000"/>
+                <w:szCs w:val="32"/>
+              </w:rPr>
+              <w:t>4</w:t>
+            </w:r>
+            <w:r>
+              <w:rPr>
+                <w:rFonts w:ascii="BRH Devanagari Extra" w:hAnsi="BRH Devanagari Extra" w:cs="BRH Devanagari Extra"/>
+                <w:color w:val="000000"/>
+                <w:sz w:val="32"/>
+                <w:szCs w:val="32"/>
+              </w:rPr>
+              <w:t>.</w:t>
+            </w:r>
+            <w:r>
+              <w:rPr>
+                <w:rFonts w:cs="BRH Devanagari Extra"/>
+                <w:color w:val="000000"/>
+                <w:szCs w:val="32"/>
+              </w:rPr>
+              <w:t>6</w:t>
+            </w:r>
+            <w:r>
+              <w:rPr>
+                <w:rFonts w:ascii="BRH Devanagari Extra" w:hAnsi="BRH Devanagari Extra" w:cs="BRH Devanagari Extra"/>
+                <w:color w:val="000000"/>
+                <w:sz w:val="32"/>
+                <w:szCs w:val="32"/>
+              </w:rPr>
+              <w:t>.</w:t>
+            </w:r>
+            <w:r>
+              <w:rPr>
+                <w:rFonts w:cs="BRH Devanagari Extra"/>
+                <w:color w:val="000000"/>
+                <w:szCs w:val="32"/>
+              </w:rPr>
+              <w:t>4</w:t>
+            </w:r>
+            <w:r>
+              <w:rPr>
+                <w:rFonts w:ascii="BRH Devanagari Extra" w:hAnsi="BRH Devanagari Extra" w:cs="BRH Devanagari Extra"/>
+                <w:color w:val="000000"/>
+                <w:sz w:val="32"/>
+                <w:szCs w:val="32"/>
+              </w:rPr>
+              <w:t>.</w:t>
+            </w:r>
+            <w:r>
+              <w:rPr>
+                <w:rFonts w:cs="BRH Devanagari Extra"/>
+                <w:color w:val="000000"/>
+                <w:szCs w:val="32"/>
+              </w:rPr>
+              <w:t>4</w:t>
+            </w:r>
+            <w:r>
+              <w:rPr>
+                <w:rFonts w:ascii="BRH Devanagari Extra" w:hAnsi="BRH Devanagari Extra" w:cs="BRH Devanagari Extra"/>
+                <w:color w:val="000000"/>
+                <w:sz w:val="32"/>
+                <w:szCs w:val="32"/>
+              </w:rPr>
+              <w:t>(</w:t>
+            </w:r>
+            <w:r>
+              <w:rPr>
+                <w:rFonts w:cs="BRH Devanagari Extra"/>
+                <w:color w:val="000000"/>
+                <w:szCs w:val="32"/>
+              </w:rPr>
+              <w:t>17</w:t>
+            </w:r>
+            <w:r>
+              <w:rPr>
+                <w:rFonts w:ascii="BRH Devanagari Extra" w:hAnsi="BRH Devanagari Extra" w:cs="BRH Devanagari Extra"/>
+                <w:color w:val="000000"/>
+                <w:sz w:val="32"/>
+                <w:szCs w:val="32"/>
+              </w:rPr>
+              <w:t>)</w:t>
+            </w:r>
+            <w:proofErr w:type="gramStart"/>
+            <w:r>
+              <w:rPr>
+                <w:rFonts w:ascii="BRH Devanagari Extra" w:hAnsi="BRH Devanagari Extra" w:cs="BRH Devanagari Extra"/>
+                <w:color w:val="000000"/>
+                <w:sz w:val="32"/>
+                <w:szCs w:val="32"/>
+              </w:rPr>
+              <w:t>-  qÉWûÉ</w:t>
+            </w:r>
+            <w:r>
+              <w:rPr>
+                <w:rFonts w:ascii="BRH Devanagari Extra" w:hAnsi="BRH Devanagari Extra" w:cs="BRH Devanagari Extra"/>
+                <w:color w:val="000000"/>
+                <w:sz w:val="26"/>
+                <w:szCs w:val="32"/>
+              </w:rPr>
+              <w:t>óè</w:t>
+            </w:r>
+            <w:r>
+              <w:rPr>
+                <w:rFonts w:ascii="BRH Devanagari Extra" w:hAnsi="BRH Devanagari Extra" w:cs="BRH Devanagari Extra"/>
+                <w:color w:val="000000"/>
+                <w:sz w:val="32"/>
+                <w:szCs w:val="32"/>
+              </w:rPr>
+              <w:t>þÍxÉ</w:t>
+            </w:r>
+            <w:proofErr w:type="gramEnd"/>
+            <w:r>
+              <w:rPr>
+                <w:rFonts w:ascii="BRH Devanagari Extra" w:hAnsi="BRH Devanagari Extra" w:cs="BRH Devanagari Extra"/>
+                <w:color w:val="000000"/>
+                <w:sz w:val="32"/>
+                <w:szCs w:val="32"/>
+              </w:rPr>
+              <w:t xml:space="preserve"> ||</w:t>
+            </w:r>
+          </w:p>
+          <w:p>
+            <w:pPr>
+              <w:widowControl w:val="0"/>
+              <w:autoSpaceDE w:val="0"/>
+              <w:autoSpaceDN w:val="0"/>
+              <w:adjustRightInd w:val="0"/>
+              <w:spacing w:before="0" w:line="240" w:lineRule="auto"/>
+              <w:rPr>
+                <w:rFonts w:cs="BRH Malayalam Extra"/>
+                <w:color w:val="FF0000"/>
+                <w:szCs w:val="40"/>
+              </w:rPr>
+            </w:pPr>
+            <w:r>
+              <w:rPr>
+                <w:rFonts w:ascii="BRH Devanagari Extra" w:hAnsi="BRH Devanagari Extra" w:cs="BRH Devanagari Extra"/>
+                <w:color w:val="000000"/>
+                <w:sz w:val="32"/>
+                <w:szCs w:val="32"/>
+              </w:rPr>
+              <w:t>qÉ</w:t>
+            </w:r>
+            <w:r>
+              <w:rPr>
+                <w:rFonts w:ascii="BRH Devanagari Extra" w:hAnsi="BRH Devanagari Extra" w:cs="BRH Devanagari Extra"/>
+                <w:color w:val="000000"/>
+                <w:sz w:val="32"/>
+                <w:szCs w:val="32"/>
+                <w:highlight w:val="green"/>
+              </w:rPr>
+              <w:t>WûÉ</w:t>
+            </w:r>
+            <w:r>
+              <w:rPr>
+                <w:rFonts w:ascii="BRH Malayalam Extra" w:hAnsi="BRH Malayalam Extra" w:cs="BRH Devanagari Extra"/>
+                <w:color w:val="000000"/>
+                <w:szCs w:val="32"/>
+                <w:highlight w:val="green"/>
+              </w:rPr>
+              <w:t>–</w:t>
+            </w:r>
+            <w:r>
+              <w:rPr>
+                <w:rFonts w:ascii="BRH Devanagari Extra" w:hAnsi="BRH Devanagari Extra" w:cs="BRH Devanagari Extra"/>
+                <w:color w:val="000000"/>
+                <w:sz w:val="26"/>
+                <w:szCs w:val="32"/>
+                <w:highlight w:val="green"/>
+              </w:rPr>
+              <w:t>óè</w:t>
+            </w:r>
+            <w:r>
+              <w:rPr>
+                <w:rFonts w:ascii="BRH Malayalam Extra" w:hAnsi="BRH Malayalam Extra" w:cs="BRH Devanagari Extra"/>
+                <w:color w:val="000000"/>
+                <w:szCs w:val="32"/>
+              </w:rPr>
+              <w:t>–</w:t>
+            </w:r>
+            <w:r>
+              <w:rPr>
+                <w:rFonts w:ascii="BRH Devanagari Extra" w:hAnsi="BRH Devanagari Extra" w:cs="BRH Devanagari Extra"/>
+                <w:color w:val="000000"/>
+                <w:sz w:val="32"/>
+                <w:szCs w:val="32"/>
+              </w:rPr>
+              <w:t>xÉÏÌiÉ</w:t>
+            </w:r>
+            <w:r>
+              <w:rPr>
+                <w:rFonts w:ascii="BRH Malayalam Extra" w:hAnsi="BRH Malayalam Extra" w:cs="BRH Devanagari Extra"/>
+                <w:color w:val="000000"/>
+                <w:szCs w:val="32"/>
+              </w:rPr>
+              <w:t>–</w:t>
+            </w:r>
+            <w:r>
+              <w:rPr>
+                <w:rFonts w:ascii="BRH Devanagari Extra" w:hAnsi="BRH Devanagari Extra" w:cs="BRH Devanagari Extra"/>
+                <w:color w:val="000000"/>
+                <w:sz w:val="32"/>
+                <w:szCs w:val="32"/>
+              </w:rPr>
+              <w:t xml:space="preserve"> qÉWûÉ</w:t>
+            </w:r>
+            <w:r>
+              <w:rPr>
+                <w:rFonts w:ascii="BRH Devanagari Extra" w:hAnsi="BRH Devanagari Extra" w:cs="BRH Devanagari Extra"/>
+                <w:color w:val="000000"/>
+                <w:sz w:val="26"/>
+                <w:szCs w:val="32"/>
+              </w:rPr>
+              <w:t>óè</w:t>
+            </w:r>
+            <w:r>
+              <w:rPr>
+                <w:rFonts w:ascii="BRH Devanagari Extra" w:hAnsi="BRH Devanagari Extra" w:cs="BRH Devanagari Extra"/>
+                <w:color w:val="000000"/>
+                <w:sz w:val="32"/>
+                <w:szCs w:val="32"/>
+              </w:rPr>
+              <w:t xml:space="preserve">þÍxÉ | </w:t>
+            </w:r>
+          </w:p>
+        </w:tc>
+      </w:tr>
+    </w:tbl>
+    <w:p>
+      <w:pPr>
+        <w:spacing w:before="0" w:line="240" w:lineRule="auto"/>
+        <w:jc w:val="center"/>
+        <w:rPr>
+          <w:b/>
+          <w:bCs/>
+          <w:sz w:val="32"/>
+          <w:szCs w:val="32"/>
+          <w:u w:val="single"/>
+        </w:rPr>
+      </w:pPr>
+      <w:r>
+        <w:rPr>
+          <w:b/>
+          <w:bCs/>
+          <w:sz w:val="32"/>
+          <w:szCs w:val="32"/>
+          <w:u w:val="single"/>
+        </w:rPr>
+        <w:t>================</w:t>
+      </w:r>
+    </w:p>
+    <w:p>
+      <w:pPr>
+        <w:spacing w:before="0" w:line="240" w:lineRule="auto"/>
+        <w:jc w:val="center"/>
+        <w:rPr>
+          <w:b/>
+          <w:bCs/>
+          <w:sz w:val="32"/>
+          <w:szCs w:val="32"/>
+          <w:u w:val="single"/>
+        </w:rPr>
+      </w:pPr>
+    </w:p>
+    <w:p>
+      <w:pPr>
+        <w:spacing w:before="0" w:line="240" w:lineRule="auto"/>
+        <w:jc w:val="center"/>
+        <w:rPr>
+          <w:b/>
+          <w:bCs/>
+          <w:sz w:val="32"/>
+          <w:szCs w:val="32"/>
+          <w:u w:val="single"/>
+        </w:rPr>
+      </w:pPr>
+    </w:p>
+    <w:p>
+      <w:pPr>
+        <w:spacing w:before="0" w:line="240" w:lineRule="auto"/>
+        <w:jc w:val="center"/>
+        <w:rPr>
+          <w:b/>
+          <w:bCs/>
+          <w:sz w:val="32"/>
+          <w:szCs w:val="32"/>
+          <w:u w:val="single"/>
+        </w:rPr>
+      </w:pPr>
+      <w:r>
+        <w:rPr>
+          <w:b/>
+          <w:bCs/>
+          <w:sz w:val="32"/>
+          <w:szCs w:val="32"/>
+          <w:u w:val="single"/>
+        </w:rPr>
+        <w:t xml:space="preserve">TS </w:t>
+      </w:r>
+      <w:proofErr w:type="gramStart"/>
       <w:r>
         <w:rPr>
           <w:b/>
@@ -62,7 +7279,18 @@
           <w:szCs w:val="32"/>
           <w:u w:val="single"/>
         </w:rPr>
-        <w:t xml:space="preserve">– TS </w:t>
+        <w:t>–</w:t>
+      </w:r>
+      <w:proofErr w:type="gramEnd"/>
+      <w:r>
+        <w:rPr>
+          <w:b/>
+          <w:bCs/>
+          <w:sz w:val="32"/>
+          <w:szCs w:val="32"/>
+          <w:u w:val="single"/>
+        </w:rPr>
+        <w:t xml:space="preserve"> TS </w:t>
       </w:r>
       <w:r>
         <w:rPr>
@@ -318,6 +7546,7 @@
                 <w:sz w:val="32"/>
                 <w:szCs w:val="32"/>
               </w:rPr>
+              <w:lastRenderedPageBreak/>
               <w:t>(</w:t>
             </w:r>
             <w:proofErr w:type="gramStart"/>
@@ -2932,7 +10161,6 @@
                 <w:sz w:val="32"/>
                 <w:szCs w:val="32"/>
               </w:rPr>
-              <w:lastRenderedPageBreak/>
               <w:t>(</w:t>
             </w:r>
             <w:proofErr w:type="gramStart"/>
@@ -3246,6 +10474,7 @@
                 <w:sz w:val="32"/>
                 <w:szCs w:val="32"/>
               </w:rPr>
+              <w:lastRenderedPageBreak/>
               <w:t>s—Iöe</w:t>
             </w:r>
             <w:r>
@@ -4670,7 +11899,6 @@
                 <w:sz w:val="32"/>
                 <w:szCs w:val="32"/>
               </w:rPr>
-              <w:lastRenderedPageBreak/>
               <w:t>(</w:t>
             </w:r>
             <w:proofErr w:type="gramStart"/>
@@ -5053,6 +12281,7 @@
                 <w:sz w:val="32"/>
                 <w:szCs w:val="32"/>
               </w:rPr>
+              <w:lastRenderedPageBreak/>
               <w:t>s—Iöe</w:t>
             </w:r>
             <w:r>
@@ -7734,7 +14963,6 @@
                 <w:sz w:val="32"/>
                 <w:szCs w:val="32"/>
               </w:rPr>
-              <w:lastRenderedPageBreak/>
               <w:t>(</w:t>
             </w:r>
             <w:proofErr w:type="gramStart"/>
@@ -8005,7 +15233,6 @@
                 <w:sz w:val="32"/>
                 <w:szCs w:val="32"/>
               </w:rPr>
-              <w:lastRenderedPageBreak/>
               <w:t>(</w:t>
             </w:r>
             <w:proofErr w:type="gramStart"/>
@@ -8436,7 +15663,6 @@
                 <w:sz w:val="32"/>
                 <w:szCs w:val="32"/>
               </w:rPr>
-              <w:lastRenderedPageBreak/>
               <w:t>(</w:t>
             </w:r>
             <w:proofErr w:type="gramStart"/>
@@ -21671,7 +28897,7 @@
 </file>
 
 <file path=word/endnotes.xml><?xml version="1.0" encoding="utf-8"?>
-<w:endnotes xmlns:wpc="http://schemas.microsoft.com/office/word/2010/wordprocessingCanvas" xmlns:cx="http://schemas.microsoft.com/office/drawing/2014/chartex" xmlns:cx1="http://schemas.microsoft.com/office/drawing/2015/9/8/chartex" xmlns:cx2="http://schemas.microsoft.com/office/drawing/2015/10/21/chartex" xmlns:cx3="http://schemas.microsoft.com/office/drawing/2016/5/9/chartex" xmlns:cx4="http://schemas.microsoft.com/office/drawing/2016/5/10/chartex" xmlns:cx5="http://schemas.microsoft.com/office/drawing/2016/5/11/chartex" xmlns:cx6="http://schemas.microsoft.com/office/drawing/2016/5/12/chartex" xmlns:cx7="http://schemas.microsoft.com/office/drawing/2016/5/13/chartex" xmlns:cx8="http://schemas.microsoft.com/office/drawing/2016/5/14/chartex" xmlns:mc="http://schemas.openxmlformats.org/markup-compatibility/2006" xmlns:aink="http://schemas.microsoft.com/office/drawing/2016/ink" xmlns:am3d="http://schemas.microsoft.com/office/drawing/2017/model3d" xmlns:o="urn:schemas-microsoft-com:office:office" xmlns:oel="http://schemas.microsoft.com/office/2019/extlst" xmlns:r="http://schemas.openxmlformats.org/officeDocument/2006/relationships" xmlns:m="http://schemas.openxmlformats.org/officeDocument/2006/math" xmlns:v="urn:schemas-microsoft-com:vml" xmlns:wp14="http://schemas.microsoft.com/office/word/2010/wordprocessingDrawing" xmlns:wp="http://schemas.openxmlformats.org/drawingml/2006/wordprocessingDrawing" xmlns:w10="urn:schemas-microsoft-com:office:word" xmlns:w="http://schemas.openxmlformats.org/wordprocessingml/2006/main" xmlns:w14="http://schemas.microsoft.com/office/word/2010/wordml" xmlns:w15="http://schemas.microsoft.com/office/word/2012/wordml" xmlns:w16cex="http://schemas.microsoft.com/office/word/2018/wordml/cex" xmlns:w16cid="http://schemas.microsoft.com/office/word/2016/wordml/cid" xmlns:w16="http://schemas.microsoft.com/office/word/2018/wordml" xmlns:w16du="http://schemas.microsoft.com/office/word/2023/wordml/word16du" xmlns:w16sdtdh="http://schemas.microsoft.com/office/word/2020/wordml/sdtdatahash" xmlns:w16se="http://schemas.microsoft.com/office/word/2015/wordml/symex" xmlns:wpg="http://schemas.microsoft.com/office/word/2010/wordprocessingGroup" xmlns:wpi="http://schemas.microsoft.com/office/word/2010/wordprocessingInk" xmlns:wne="http://schemas.microsoft.com/office/word/2006/wordml" xmlns:wps="http://schemas.microsoft.com/office/word/2010/wordprocessingShape" mc:Ignorable="w14 w15 w16se w16cid w16 w16cex w16sdtdh w16du wp14">
+<w:endnotes xmlns:wpc="http://schemas.microsoft.com/office/word/2010/wordprocessingCanvas" xmlns:cx="http://schemas.microsoft.com/office/drawing/2014/chartex" xmlns:cx1="http://schemas.microsoft.com/office/drawing/2015/9/8/chartex" xmlns:cx2="http://schemas.microsoft.com/office/drawing/2015/10/21/chartex" xmlns:cx3="http://schemas.microsoft.com/office/drawing/2016/5/9/chartex" xmlns:cx4="http://schemas.microsoft.com/office/drawing/2016/5/10/chartex" xmlns:cx5="http://schemas.microsoft.com/office/drawing/2016/5/11/chartex" xmlns:cx6="http://schemas.microsoft.com/office/drawing/2016/5/12/chartex" xmlns:cx7="http://schemas.microsoft.com/office/drawing/2016/5/13/chartex" xmlns:cx8="http://schemas.microsoft.com/office/drawing/2016/5/14/chartex" xmlns:mc="http://schemas.openxmlformats.org/markup-compatibility/2006" xmlns:aink="http://schemas.microsoft.com/office/drawing/2016/ink" xmlns:am3d="http://schemas.microsoft.com/office/drawing/2017/model3d" xmlns:o="urn:schemas-microsoft-com:office:office" xmlns:oel="http://schemas.microsoft.com/office/2019/extlst" xmlns:r="http://schemas.openxmlformats.org/officeDocument/2006/relationships" xmlns:m="http://schemas.openxmlformats.org/officeDocument/2006/math" xmlns:v="urn:schemas-microsoft-com:vml" xmlns:wp14="http://schemas.microsoft.com/office/word/2010/wordprocessingDrawing" xmlns:wp="http://schemas.openxmlformats.org/drawingml/2006/wordprocessingDrawing" xmlns:w10="urn:schemas-microsoft-com:office:word" xmlns:w="http://schemas.openxmlformats.org/wordprocessingml/2006/main" xmlns:w14="http://schemas.microsoft.com/office/word/2010/wordml" xmlns:w15="http://schemas.microsoft.com/office/word/2012/wordml" xmlns:w16cex="http://schemas.microsoft.com/office/word/2018/wordml/cex" xmlns:w16cid="http://schemas.microsoft.com/office/word/2016/wordml/cid" xmlns:w16="http://schemas.microsoft.com/office/word/2018/wordml" xmlns:w16du="http://schemas.microsoft.com/office/word/2023/wordml/word16du" xmlns:w16sdtdh="http://schemas.microsoft.com/office/word/2020/wordml/sdtdatahash" xmlns:w16sdtfl="http://schemas.microsoft.com/office/word/2024/wordml/sdtformatlock" xmlns:w16se="http://schemas.microsoft.com/office/word/2015/wordml/symex" xmlns:wpg="http://schemas.microsoft.com/office/word/2010/wordprocessingGroup" xmlns:wpi="http://schemas.microsoft.com/office/word/2010/wordprocessingInk" xmlns:wne="http://schemas.microsoft.com/office/word/2006/wordml" xmlns:wps="http://schemas.microsoft.com/office/word/2010/wordprocessingShape" mc:Ignorable="w14 w15 w16se w16cid w16 w16cex w16sdtdh w16sdtfl w16du wp14">
   <w:endnote w:type="separator" w:id="-1">
     <w:p>
       <w:pPr>
@@ -21696,7 +28922,7 @@
 </file>
 
 <file path=word/footer1.xml><?xml version="1.0" encoding="utf-8"?>
-<w:ftr xmlns:wpc="http://schemas.microsoft.com/office/word/2010/wordprocessingCanvas" xmlns:cx="http://schemas.microsoft.com/office/drawing/2014/chartex" xmlns:cx1="http://schemas.microsoft.com/office/drawing/2015/9/8/chartex" xmlns:cx2="http://schemas.microsoft.com/office/drawing/2015/10/21/chartex" xmlns:cx3="http://schemas.microsoft.com/office/drawing/2016/5/9/chartex" xmlns:cx4="http://schemas.microsoft.com/office/drawing/2016/5/10/chartex" xmlns:cx5="http://schemas.microsoft.com/office/drawing/2016/5/11/chartex" xmlns:cx6="http://schemas.microsoft.com/office/drawing/2016/5/12/chartex" xmlns:cx7="http://schemas.microsoft.com/office/drawing/2016/5/13/chartex" xmlns:cx8="http://schemas.microsoft.com/office/drawing/2016/5/14/chartex" xmlns:mc="http://schemas.openxmlformats.org/markup-compatibility/2006" xmlns:aink="http://schemas.microsoft.com/office/drawing/2016/ink" xmlns:am3d="http://schemas.microsoft.com/office/drawing/2017/model3d" xmlns:o="urn:schemas-microsoft-com:office:office" xmlns:oel="http://schemas.microsoft.com/office/2019/extlst" xmlns:r="http://schemas.openxmlformats.org/officeDocument/2006/relationships" xmlns:m="http://schemas.openxmlformats.org/officeDocument/2006/math" xmlns:v="urn:schemas-microsoft-com:vml" xmlns:wp14="http://schemas.microsoft.com/office/word/2010/wordprocessingDrawing" xmlns:wp="http://schemas.openxmlformats.org/drawingml/2006/wordprocessingDrawing" xmlns:w10="urn:schemas-microsoft-com:office:word" xmlns:w="http://schemas.openxmlformats.org/wordprocessingml/2006/main" xmlns:w14="http://schemas.microsoft.com/office/word/2010/wordml" xmlns:w15="http://schemas.microsoft.com/office/word/2012/wordml" xmlns:w16cex="http://schemas.microsoft.com/office/word/2018/wordml/cex" xmlns:w16cid="http://schemas.microsoft.com/office/word/2016/wordml/cid" xmlns:w16="http://schemas.microsoft.com/office/word/2018/wordml" xmlns:w16du="http://schemas.microsoft.com/office/word/2023/wordml/word16du" xmlns:w16sdtdh="http://schemas.microsoft.com/office/word/2020/wordml/sdtdatahash" xmlns:w16se="http://schemas.microsoft.com/office/word/2015/wordml/symex" xmlns:wpg="http://schemas.microsoft.com/office/word/2010/wordprocessingGroup" xmlns:wpi="http://schemas.microsoft.com/office/word/2010/wordprocessingInk" xmlns:wne="http://schemas.microsoft.com/office/word/2006/wordml" xmlns:wps="http://schemas.microsoft.com/office/word/2010/wordprocessingShape" mc:Ignorable="w14 w15 w16se w16cid w16 w16cex w16sdtdh w16du wp14">
+<w:ftr xmlns:wpc="http://schemas.microsoft.com/office/word/2010/wordprocessingCanvas" xmlns:cx="http://schemas.microsoft.com/office/drawing/2014/chartex" xmlns:cx1="http://schemas.microsoft.com/office/drawing/2015/9/8/chartex" xmlns:cx2="http://schemas.microsoft.com/office/drawing/2015/10/21/chartex" xmlns:cx3="http://schemas.microsoft.com/office/drawing/2016/5/9/chartex" xmlns:cx4="http://schemas.microsoft.com/office/drawing/2016/5/10/chartex" xmlns:cx5="http://schemas.microsoft.com/office/drawing/2016/5/11/chartex" xmlns:cx6="http://schemas.microsoft.com/office/drawing/2016/5/12/chartex" xmlns:cx7="http://schemas.microsoft.com/office/drawing/2016/5/13/chartex" xmlns:cx8="http://schemas.microsoft.com/office/drawing/2016/5/14/chartex" xmlns:mc="http://schemas.openxmlformats.org/markup-compatibility/2006" xmlns:aink="http://schemas.microsoft.com/office/drawing/2016/ink" xmlns:am3d="http://schemas.microsoft.com/office/drawing/2017/model3d" xmlns:o="urn:schemas-microsoft-com:office:office" xmlns:oel="http://schemas.microsoft.com/office/2019/extlst" xmlns:r="http://schemas.openxmlformats.org/officeDocument/2006/relationships" xmlns:m="http://schemas.openxmlformats.org/officeDocument/2006/math" xmlns:v="urn:schemas-microsoft-com:vml" xmlns:wp14="http://schemas.microsoft.com/office/word/2010/wordprocessingDrawing" xmlns:wp="http://schemas.openxmlformats.org/drawingml/2006/wordprocessingDrawing" xmlns:w10="urn:schemas-microsoft-com:office:word" xmlns:w="http://schemas.openxmlformats.org/wordprocessingml/2006/main" xmlns:w14="http://schemas.microsoft.com/office/word/2010/wordml" xmlns:w15="http://schemas.microsoft.com/office/word/2012/wordml" xmlns:w16cex="http://schemas.microsoft.com/office/word/2018/wordml/cex" xmlns:w16cid="http://schemas.microsoft.com/office/word/2016/wordml/cid" xmlns:w16="http://schemas.microsoft.com/office/word/2018/wordml" xmlns:w16du="http://schemas.microsoft.com/office/word/2023/wordml/word16du" xmlns:w16sdtdh="http://schemas.microsoft.com/office/word/2020/wordml/sdtdatahash" xmlns:w16sdtfl="http://schemas.microsoft.com/office/word/2024/wordml/sdtformatlock" xmlns:w16se="http://schemas.microsoft.com/office/word/2015/wordml/symex" xmlns:wpg="http://schemas.microsoft.com/office/word/2010/wordprocessingGroup" xmlns:wpi="http://schemas.microsoft.com/office/word/2010/wordprocessingInk" xmlns:wne="http://schemas.microsoft.com/office/word/2006/wordml" xmlns:wps="http://schemas.microsoft.com/office/word/2010/wordprocessingShape" mc:Ignorable="w14 w15 w16se w16cid w16 w16cex w16sdtdh w16sdtfl w16du wp14">
   <w:p>
     <w:pPr>
       <w:pBdr>
@@ -21878,7 +29104,7 @@
 </file>
 
 <file path=word/footer2.xml><?xml version="1.0" encoding="utf-8"?>
-<w:ftr xmlns:wpc="http://schemas.microsoft.com/office/word/2010/wordprocessingCanvas" xmlns:cx="http://schemas.microsoft.com/office/drawing/2014/chartex" xmlns:cx1="http://schemas.microsoft.com/office/drawing/2015/9/8/chartex" xmlns:cx2="http://schemas.microsoft.com/office/drawing/2015/10/21/chartex" xmlns:cx3="http://schemas.microsoft.com/office/drawing/2016/5/9/chartex" xmlns:cx4="http://schemas.microsoft.com/office/drawing/2016/5/10/chartex" xmlns:cx5="http://schemas.microsoft.com/office/drawing/2016/5/11/chartex" xmlns:cx6="http://schemas.microsoft.com/office/drawing/2016/5/12/chartex" xmlns:cx7="http://schemas.microsoft.com/office/drawing/2016/5/13/chartex" xmlns:cx8="http://schemas.microsoft.com/office/drawing/2016/5/14/chartex" xmlns:mc="http://schemas.openxmlformats.org/markup-compatibility/2006" xmlns:aink="http://schemas.microsoft.com/office/drawing/2016/ink" xmlns:am3d="http://schemas.microsoft.com/office/drawing/2017/model3d" xmlns:o="urn:schemas-microsoft-com:office:office" xmlns:oel="http://schemas.microsoft.com/office/2019/extlst" xmlns:r="http://schemas.openxmlformats.org/officeDocument/2006/relationships" xmlns:m="http://schemas.openxmlformats.org/officeDocument/2006/math" xmlns:v="urn:schemas-microsoft-com:vml" xmlns:wp14="http://schemas.microsoft.com/office/word/2010/wordprocessingDrawing" xmlns:wp="http://schemas.openxmlformats.org/drawingml/2006/wordprocessingDrawing" xmlns:w10="urn:schemas-microsoft-com:office:word" xmlns:w="http://schemas.openxmlformats.org/wordprocessingml/2006/main" xmlns:w14="http://schemas.microsoft.com/office/word/2010/wordml" xmlns:w15="http://schemas.microsoft.com/office/word/2012/wordml" xmlns:w16cex="http://schemas.microsoft.com/office/word/2018/wordml/cex" xmlns:w16cid="http://schemas.microsoft.com/office/word/2016/wordml/cid" xmlns:w16="http://schemas.microsoft.com/office/word/2018/wordml" xmlns:w16du="http://schemas.microsoft.com/office/word/2023/wordml/word16du" xmlns:w16sdtdh="http://schemas.microsoft.com/office/word/2020/wordml/sdtdatahash" xmlns:w16se="http://schemas.microsoft.com/office/word/2015/wordml/symex" xmlns:wpg="http://schemas.microsoft.com/office/word/2010/wordprocessingGroup" xmlns:wpi="http://schemas.microsoft.com/office/word/2010/wordprocessingInk" xmlns:wne="http://schemas.microsoft.com/office/word/2006/wordml" xmlns:wps="http://schemas.microsoft.com/office/word/2010/wordprocessingShape" mc:Ignorable="w14 w15 w16se w16cid w16 w16cex w16sdtdh w16du wp14">
+<w:ftr xmlns:wpc="http://schemas.microsoft.com/office/word/2010/wordprocessingCanvas" xmlns:cx="http://schemas.microsoft.com/office/drawing/2014/chartex" xmlns:cx1="http://schemas.microsoft.com/office/drawing/2015/9/8/chartex" xmlns:cx2="http://schemas.microsoft.com/office/drawing/2015/10/21/chartex" xmlns:cx3="http://schemas.microsoft.com/office/drawing/2016/5/9/chartex" xmlns:cx4="http://schemas.microsoft.com/office/drawing/2016/5/10/chartex" xmlns:cx5="http://schemas.microsoft.com/office/drawing/2016/5/11/chartex" xmlns:cx6="http://schemas.microsoft.com/office/drawing/2016/5/12/chartex" xmlns:cx7="http://schemas.microsoft.com/office/drawing/2016/5/13/chartex" xmlns:cx8="http://schemas.microsoft.com/office/drawing/2016/5/14/chartex" xmlns:mc="http://schemas.openxmlformats.org/markup-compatibility/2006" xmlns:aink="http://schemas.microsoft.com/office/drawing/2016/ink" xmlns:am3d="http://schemas.microsoft.com/office/drawing/2017/model3d" xmlns:o="urn:schemas-microsoft-com:office:office" xmlns:oel="http://schemas.microsoft.com/office/2019/extlst" xmlns:r="http://schemas.openxmlformats.org/officeDocument/2006/relationships" xmlns:m="http://schemas.openxmlformats.org/officeDocument/2006/math" xmlns:v="urn:schemas-microsoft-com:vml" xmlns:wp14="http://schemas.microsoft.com/office/word/2010/wordprocessingDrawing" xmlns:wp="http://schemas.openxmlformats.org/drawingml/2006/wordprocessingDrawing" xmlns:w10="urn:schemas-microsoft-com:office:word" xmlns:w="http://schemas.openxmlformats.org/wordprocessingml/2006/main" xmlns:w14="http://schemas.microsoft.com/office/word/2010/wordml" xmlns:w15="http://schemas.microsoft.com/office/word/2012/wordml" xmlns:w16cex="http://schemas.microsoft.com/office/word/2018/wordml/cex" xmlns:w16cid="http://schemas.microsoft.com/office/word/2016/wordml/cid" xmlns:w16="http://schemas.microsoft.com/office/word/2018/wordml" xmlns:w16du="http://schemas.microsoft.com/office/word/2023/wordml/word16du" xmlns:w16sdtdh="http://schemas.microsoft.com/office/word/2020/wordml/sdtdatahash" xmlns:w16sdtfl="http://schemas.microsoft.com/office/word/2024/wordml/sdtformatlock" xmlns:w16se="http://schemas.microsoft.com/office/word/2015/wordml/symex" xmlns:wpg="http://schemas.microsoft.com/office/word/2010/wordprocessingGroup" xmlns:wpi="http://schemas.microsoft.com/office/word/2010/wordprocessingInk" xmlns:wne="http://schemas.microsoft.com/office/word/2006/wordml" xmlns:wps="http://schemas.microsoft.com/office/word/2010/wordprocessingShape" mc:Ignorable="w14 w15 w16se w16cid w16 w16cex w16sdtdh w16sdtfl w16du wp14">
   <w:p>
     <w:pPr>
       <w:pBdr>
@@ -22084,7 +29310,7 @@
 </file>
 
 <file path=word/footnotes.xml><?xml version="1.0" encoding="utf-8"?>
-<w:footnotes xmlns:wpc="http://schemas.microsoft.com/office/word/2010/wordprocessingCanvas" xmlns:cx="http://schemas.microsoft.com/office/drawing/2014/chartex" xmlns:cx1="http://schemas.microsoft.com/office/drawing/2015/9/8/chartex" xmlns:cx2="http://schemas.microsoft.com/office/drawing/2015/10/21/chartex" xmlns:cx3="http://schemas.microsoft.com/office/drawing/2016/5/9/chartex" xmlns:cx4="http://schemas.microsoft.com/office/drawing/2016/5/10/chartex" xmlns:cx5="http://schemas.microsoft.com/office/drawing/2016/5/11/chartex" xmlns:cx6="http://schemas.microsoft.com/office/drawing/2016/5/12/chartex" xmlns:cx7="http://schemas.microsoft.com/office/drawing/2016/5/13/chartex" xmlns:cx8="http://schemas.microsoft.com/office/drawing/2016/5/14/chartex" xmlns:mc="http://schemas.openxmlformats.org/markup-compatibility/2006" xmlns:aink="http://schemas.microsoft.com/office/drawing/2016/ink" xmlns:am3d="http://schemas.microsoft.com/office/drawing/2017/model3d" xmlns:o="urn:schemas-microsoft-com:office:office" xmlns:oel="http://schemas.microsoft.com/office/2019/extlst" xmlns:r="http://schemas.openxmlformats.org/officeDocument/2006/relationships" xmlns:m="http://schemas.openxmlformats.org/officeDocument/2006/math" xmlns:v="urn:schemas-microsoft-com:vml" xmlns:wp14="http://schemas.microsoft.com/office/word/2010/wordprocessingDrawing" xmlns:wp="http://schemas.openxmlformats.org/drawingml/2006/wordprocessingDrawing" xmlns:w10="urn:schemas-microsoft-com:office:word" xmlns:w="http://schemas.openxmlformats.org/wordprocessingml/2006/main" xmlns:w14="http://schemas.microsoft.com/office/word/2010/wordml" xmlns:w15="http://schemas.microsoft.com/office/word/2012/wordml" xmlns:w16cex="http://schemas.microsoft.com/office/word/2018/wordml/cex" xmlns:w16cid="http://schemas.microsoft.com/office/word/2016/wordml/cid" xmlns:w16="http://schemas.microsoft.com/office/word/2018/wordml" xmlns:w16du="http://schemas.microsoft.com/office/word/2023/wordml/word16du" xmlns:w16sdtdh="http://schemas.microsoft.com/office/word/2020/wordml/sdtdatahash" xmlns:w16se="http://schemas.microsoft.com/office/word/2015/wordml/symex" xmlns:wpg="http://schemas.microsoft.com/office/word/2010/wordprocessingGroup" xmlns:wpi="http://schemas.microsoft.com/office/word/2010/wordprocessingInk" xmlns:wne="http://schemas.microsoft.com/office/word/2006/wordml" xmlns:wps="http://schemas.microsoft.com/office/word/2010/wordprocessingShape" mc:Ignorable="w14 w15 w16se w16cid w16 w16cex w16sdtdh w16du wp14">
+<w:footnotes xmlns:wpc="http://schemas.microsoft.com/office/word/2010/wordprocessingCanvas" xmlns:cx="http://schemas.microsoft.com/office/drawing/2014/chartex" xmlns:cx1="http://schemas.microsoft.com/office/drawing/2015/9/8/chartex" xmlns:cx2="http://schemas.microsoft.com/office/drawing/2015/10/21/chartex" xmlns:cx3="http://schemas.microsoft.com/office/drawing/2016/5/9/chartex" xmlns:cx4="http://schemas.microsoft.com/office/drawing/2016/5/10/chartex" xmlns:cx5="http://schemas.microsoft.com/office/drawing/2016/5/11/chartex" xmlns:cx6="http://schemas.microsoft.com/office/drawing/2016/5/12/chartex" xmlns:cx7="http://schemas.microsoft.com/office/drawing/2016/5/13/chartex" xmlns:cx8="http://schemas.microsoft.com/office/drawing/2016/5/14/chartex" xmlns:mc="http://schemas.openxmlformats.org/markup-compatibility/2006" xmlns:aink="http://schemas.microsoft.com/office/drawing/2016/ink" xmlns:am3d="http://schemas.microsoft.com/office/drawing/2017/model3d" xmlns:o="urn:schemas-microsoft-com:office:office" xmlns:oel="http://schemas.microsoft.com/office/2019/extlst" xmlns:r="http://schemas.openxmlformats.org/officeDocument/2006/relationships" xmlns:m="http://schemas.openxmlformats.org/officeDocument/2006/math" xmlns:v="urn:schemas-microsoft-com:vml" xmlns:wp14="http://schemas.microsoft.com/office/word/2010/wordprocessingDrawing" xmlns:wp="http://schemas.openxmlformats.org/drawingml/2006/wordprocessingDrawing" xmlns:w10="urn:schemas-microsoft-com:office:word" xmlns:w="http://schemas.openxmlformats.org/wordprocessingml/2006/main" xmlns:w14="http://schemas.microsoft.com/office/word/2010/wordml" xmlns:w15="http://schemas.microsoft.com/office/word/2012/wordml" xmlns:w16cex="http://schemas.microsoft.com/office/word/2018/wordml/cex" xmlns:w16cid="http://schemas.microsoft.com/office/word/2016/wordml/cid" xmlns:w16="http://schemas.microsoft.com/office/word/2018/wordml" xmlns:w16du="http://schemas.microsoft.com/office/word/2023/wordml/word16du" xmlns:w16sdtdh="http://schemas.microsoft.com/office/word/2020/wordml/sdtdatahash" xmlns:w16sdtfl="http://schemas.microsoft.com/office/word/2024/wordml/sdtformatlock" xmlns:w16se="http://schemas.microsoft.com/office/word/2015/wordml/symex" xmlns:wpg="http://schemas.microsoft.com/office/word/2010/wordprocessingGroup" xmlns:wpi="http://schemas.microsoft.com/office/word/2010/wordprocessingInk" xmlns:wne="http://schemas.microsoft.com/office/word/2006/wordml" xmlns:wps="http://schemas.microsoft.com/office/word/2010/wordprocessingShape" mc:Ignorable="w14 w15 w16se w16cid w16 w16cex w16sdtdh w16sdtfl w16du wp14">
   <w:footnote w:type="separator" w:id="-1">
     <w:p>
       <w:pPr>
@@ -22109,7 +29335,7 @@
 </file>
 
 <file path=word/header1.xml><?xml version="1.0" encoding="utf-8"?>
-<w:hdr xmlns:wpc="http://schemas.microsoft.com/office/word/2010/wordprocessingCanvas" xmlns:cx="http://schemas.microsoft.com/office/drawing/2014/chartex" xmlns:cx1="http://schemas.microsoft.com/office/drawing/2015/9/8/chartex" xmlns:cx2="http://schemas.microsoft.com/office/drawing/2015/10/21/chartex" xmlns:cx3="http://schemas.microsoft.com/office/drawing/2016/5/9/chartex" xmlns:cx4="http://schemas.microsoft.com/office/drawing/2016/5/10/chartex" xmlns:cx5="http://schemas.microsoft.com/office/drawing/2016/5/11/chartex" xmlns:cx6="http://schemas.microsoft.com/office/drawing/2016/5/12/chartex" xmlns:cx7="http://schemas.microsoft.com/office/drawing/2016/5/13/chartex" xmlns:cx8="http://schemas.microsoft.com/office/drawing/2016/5/14/chartex" xmlns:mc="http://schemas.openxmlformats.org/markup-compatibility/2006" xmlns:aink="http://schemas.microsoft.com/office/drawing/2016/ink" xmlns:am3d="http://schemas.microsoft.com/office/drawing/2017/model3d" xmlns:o="urn:schemas-microsoft-com:office:office" xmlns:oel="http://schemas.microsoft.com/office/2019/extlst" xmlns:r="http://schemas.openxmlformats.org/officeDocument/2006/relationships" xmlns:m="http://schemas.openxmlformats.org/officeDocument/2006/math" xmlns:v="urn:schemas-microsoft-com:vml" xmlns:wp14="http://schemas.microsoft.com/office/word/2010/wordprocessingDrawing" xmlns:wp="http://schemas.openxmlformats.org/drawingml/2006/wordprocessingDrawing" xmlns:w10="urn:schemas-microsoft-com:office:word" xmlns:w="http://schemas.openxmlformats.org/wordprocessingml/2006/main" xmlns:w14="http://schemas.microsoft.com/office/word/2010/wordml" xmlns:w15="http://schemas.microsoft.com/office/word/2012/wordml" xmlns:w16cex="http://schemas.microsoft.com/office/word/2018/wordml/cex" xmlns:w16cid="http://schemas.microsoft.com/office/word/2016/wordml/cid" xmlns:w16="http://schemas.microsoft.com/office/word/2018/wordml" xmlns:w16du="http://schemas.microsoft.com/office/word/2023/wordml/word16du" xmlns:w16sdtdh="http://schemas.microsoft.com/office/word/2020/wordml/sdtdatahash" xmlns:w16se="http://schemas.microsoft.com/office/word/2015/wordml/symex" xmlns:wpg="http://schemas.microsoft.com/office/word/2010/wordprocessingGroup" xmlns:wpi="http://schemas.microsoft.com/office/word/2010/wordprocessingInk" xmlns:wne="http://schemas.microsoft.com/office/word/2006/wordml" xmlns:wps="http://schemas.microsoft.com/office/word/2010/wordprocessingShape" mc:Ignorable="w14 w15 w16se w16cid w16 w16cex w16sdtdh w16du wp14">
+<w:hdr xmlns:wpc="http://schemas.microsoft.com/office/word/2010/wordprocessingCanvas" xmlns:cx="http://schemas.microsoft.com/office/drawing/2014/chartex" xmlns:cx1="http://schemas.microsoft.com/office/drawing/2015/9/8/chartex" xmlns:cx2="http://schemas.microsoft.com/office/drawing/2015/10/21/chartex" xmlns:cx3="http://schemas.microsoft.com/office/drawing/2016/5/9/chartex" xmlns:cx4="http://schemas.microsoft.com/office/drawing/2016/5/10/chartex" xmlns:cx5="http://schemas.microsoft.com/office/drawing/2016/5/11/chartex" xmlns:cx6="http://schemas.microsoft.com/office/drawing/2016/5/12/chartex" xmlns:cx7="http://schemas.microsoft.com/office/drawing/2016/5/13/chartex" xmlns:cx8="http://schemas.microsoft.com/office/drawing/2016/5/14/chartex" xmlns:mc="http://schemas.openxmlformats.org/markup-compatibility/2006" xmlns:aink="http://schemas.microsoft.com/office/drawing/2016/ink" xmlns:am3d="http://schemas.microsoft.com/office/drawing/2017/model3d" xmlns:o="urn:schemas-microsoft-com:office:office" xmlns:oel="http://schemas.microsoft.com/office/2019/extlst" xmlns:r="http://schemas.openxmlformats.org/officeDocument/2006/relationships" xmlns:m="http://schemas.openxmlformats.org/officeDocument/2006/math" xmlns:v="urn:schemas-microsoft-com:vml" xmlns:wp14="http://schemas.microsoft.com/office/word/2010/wordprocessingDrawing" xmlns:wp="http://schemas.openxmlformats.org/drawingml/2006/wordprocessingDrawing" xmlns:w10="urn:schemas-microsoft-com:office:word" xmlns:w="http://schemas.openxmlformats.org/wordprocessingml/2006/main" xmlns:w14="http://schemas.microsoft.com/office/word/2010/wordml" xmlns:w15="http://schemas.microsoft.com/office/word/2012/wordml" xmlns:w16cex="http://schemas.microsoft.com/office/word/2018/wordml/cex" xmlns:w16cid="http://schemas.microsoft.com/office/word/2016/wordml/cid" xmlns:w16="http://schemas.microsoft.com/office/word/2018/wordml" xmlns:w16du="http://schemas.microsoft.com/office/word/2023/wordml/word16du" xmlns:w16sdtdh="http://schemas.microsoft.com/office/word/2020/wordml/sdtdatahash" xmlns:w16sdtfl="http://schemas.microsoft.com/office/word/2024/wordml/sdtformatlock" xmlns:w16se="http://schemas.microsoft.com/office/word/2015/wordml/symex" xmlns:wpg="http://schemas.microsoft.com/office/word/2010/wordprocessingGroup" xmlns:wpi="http://schemas.microsoft.com/office/word/2010/wordprocessingInk" xmlns:wne="http://schemas.microsoft.com/office/word/2006/wordml" xmlns:wps="http://schemas.microsoft.com/office/word/2010/wordprocessingShape" mc:Ignorable="w14 w15 w16se w16cid w16 w16cex w16sdtdh w16sdtfl w16du wp14">
   <w:p>
     <w:pPr>
       <w:pStyle w:val="Header"/>
@@ -22130,7 +29356,7 @@
 </file>
 
 <file path=word/header2.xml><?xml version="1.0" encoding="utf-8"?>
-<w:hdr xmlns:wpc="http://schemas.microsoft.com/office/word/2010/wordprocessingCanvas" xmlns:cx="http://schemas.microsoft.com/office/drawing/2014/chartex" xmlns:cx1="http://schemas.microsoft.com/office/drawing/2015/9/8/chartex" xmlns:cx2="http://schemas.microsoft.com/office/drawing/2015/10/21/chartex" xmlns:cx3="http://schemas.microsoft.com/office/drawing/2016/5/9/chartex" xmlns:cx4="http://schemas.microsoft.com/office/drawing/2016/5/10/chartex" xmlns:cx5="http://schemas.microsoft.com/office/drawing/2016/5/11/chartex" xmlns:cx6="http://schemas.microsoft.com/office/drawing/2016/5/12/chartex" xmlns:cx7="http://schemas.microsoft.com/office/drawing/2016/5/13/chartex" xmlns:cx8="http://schemas.microsoft.com/office/drawing/2016/5/14/chartex" xmlns:mc="http://schemas.openxmlformats.org/markup-compatibility/2006" xmlns:aink="http://schemas.microsoft.com/office/drawing/2016/ink" xmlns:am3d="http://schemas.microsoft.com/office/drawing/2017/model3d" xmlns:o="urn:schemas-microsoft-com:office:office" xmlns:oel="http://schemas.microsoft.com/office/2019/extlst" xmlns:r="http://schemas.openxmlformats.org/officeDocument/2006/relationships" xmlns:m="http://schemas.openxmlformats.org/officeDocument/2006/math" xmlns:v="urn:schemas-microsoft-com:vml" xmlns:wp14="http://schemas.microsoft.com/office/word/2010/wordprocessingDrawing" xmlns:wp="http://schemas.openxmlformats.org/drawingml/2006/wordprocessingDrawing" xmlns:w10="urn:schemas-microsoft-com:office:word" xmlns:w="http://schemas.openxmlformats.org/wordprocessingml/2006/main" xmlns:w14="http://schemas.microsoft.com/office/word/2010/wordml" xmlns:w15="http://schemas.microsoft.com/office/word/2012/wordml" xmlns:w16cex="http://schemas.microsoft.com/office/word/2018/wordml/cex" xmlns:w16cid="http://schemas.microsoft.com/office/word/2016/wordml/cid" xmlns:w16="http://schemas.microsoft.com/office/word/2018/wordml" xmlns:w16du="http://schemas.microsoft.com/office/word/2023/wordml/word16du" xmlns:w16sdtdh="http://schemas.microsoft.com/office/word/2020/wordml/sdtdatahash" xmlns:w16se="http://schemas.microsoft.com/office/word/2015/wordml/symex" xmlns:wpg="http://schemas.microsoft.com/office/word/2010/wordprocessingGroup" xmlns:wpi="http://schemas.microsoft.com/office/word/2010/wordprocessingInk" xmlns:wne="http://schemas.microsoft.com/office/word/2006/wordml" xmlns:wps="http://schemas.microsoft.com/office/word/2010/wordprocessingShape" mc:Ignorable="w14 w15 w16se w16cid w16 w16cex w16sdtdh w16du wp14">
+<w:hdr xmlns:wpc="http://schemas.microsoft.com/office/word/2010/wordprocessingCanvas" xmlns:cx="http://schemas.microsoft.com/office/drawing/2014/chartex" xmlns:cx1="http://schemas.microsoft.com/office/drawing/2015/9/8/chartex" xmlns:cx2="http://schemas.microsoft.com/office/drawing/2015/10/21/chartex" xmlns:cx3="http://schemas.microsoft.com/office/drawing/2016/5/9/chartex" xmlns:cx4="http://schemas.microsoft.com/office/drawing/2016/5/10/chartex" xmlns:cx5="http://schemas.microsoft.com/office/drawing/2016/5/11/chartex" xmlns:cx6="http://schemas.microsoft.com/office/drawing/2016/5/12/chartex" xmlns:cx7="http://schemas.microsoft.com/office/drawing/2016/5/13/chartex" xmlns:cx8="http://schemas.microsoft.com/office/drawing/2016/5/14/chartex" xmlns:mc="http://schemas.openxmlformats.org/markup-compatibility/2006" xmlns:aink="http://schemas.microsoft.com/office/drawing/2016/ink" xmlns:am3d="http://schemas.microsoft.com/office/drawing/2017/model3d" xmlns:o="urn:schemas-microsoft-com:office:office" xmlns:oel="http://schemas.microsoft.com/office/2019/extlst" xmlns:r="http://schemas.openxmlformats.org/officeDocument/2006/relationships" xmlns:m="http://schemas.openxmlformats.org/officeDocument/2006/math" xmlns:v="urn:schemas-microsoft-com:vml" xmlns:wp14="http://schemas.microsoft.com/office/word/2010/wordprocessingDrawing" xmlns:wp="http://schemas.openxmlformats.org/drawingml/2006/wordprocessingDrawing" xmlns:w10="urn:schemas-microsoft-com:office:word" xmlns:w="http://schemas.openxmlformats.org/wordprocessingml/2006/main" xmlns:w14="http://schemas.microsoft.com/office/word/2010/wordml" xmlns:w15="http://schemas.microsoft.com/office/word/2012/wordml" xmlns:w16cex="http://schemas.microsoft.com/office/word/2018/wordml/cex" xmlns:w16cid="http://schemas.microsoft.com/office/word/2016/wordml/cid" xmlns:w16="http://schemas.microsoft.com/office/word/2018/wordml" xmlns:w16du="http://schemas.microsoft.com/office/word/2023/wordml/word16du" xmlns:w16sdtdh="http://schemas.microsoft.com/office/word/2020/wordml/sdtdatahash" xmlns:w16sdtfl="http://schemas.microsoft.com/office/word/2024/wordml/sdtformatlock" xmlns:w16se="http://schemas.microsoft.com/office/word/2015/wordml/symex" xmlns:wpg="http://schemas.microsoft.com/office/word/2010/wordprocessingGroup" xmlns:wpi="http://schemas.microsoft.com/office/word/2010/wordprocessingInk" xmlns:wne="http://schemas.microsoft.com/office/word/2006/wordml" xmlns:wps="http://schemas.microsoft.com/office/word/2010/wordprocessingShape" mc:Ignorable="w14 w15 w16se w16cid w16 w16cex w16sdtdh w16sdtfl w16du wp14">
   <w:p>
     <w:pPr>
       <w:pStyle w:val="Header"/>
@@ -22143,7 +29369,7 @@
 </file>
 
 <file path=word/styles.xml><?xml version="1.0" encoding="utf-8"?>
-<w:styles xmlns:mc="http://schemas.openxmlformats.org/markup-compatibility/2006" xmlns:r="http://schemas.openxmlformats.org/officeDocument/2006/relationships" xmlns:w="http://schemas.openxmlformats.org/wordprocessingml/2006/main" xmlns:w14="http://schemas.microsoft.com/office/word/2010/wordml" xmlns:w15="http://schemas.microsoft.com/office/word/2012/wordml" xmlns:w16cex="http://schemas.microsoft.com/office/word/2018/wordml/cex" xmlns:w16cid="http://schemas.microsoft.com/office/word/2016/wordml/cid" xmlns:w16="http://schemas.microsoft.com/office/word/2018/wordml" xmlns:w16du="http://schemas.microsoft.com/office/word/2023/wordml/word16du" xmlns:w16sdtdh="http://schemas.microsoft.com/office/word/2020/wordml/sdtdatahash" xmlns:w16se="http://schemas.microsoft.com/office/word/2015/wordml/symex" mc:Ignorable="w14 w15 w16se w16cid w16 w16cex w16sdtdh w16du">
+<w:styles xmlns:mc="http://schemas.openxmlformats.org/markup-compatibility/2006" xmlns:r="http://schemas.openxmlformats.org/officeDocument/2006/relationships" xmlns:w="http://schemas.openxmlformats.org/wordprocessingml/2006/main" xmlns:w14="http://schemas.microsoft.com/office/word/2010/wordml" xmlns:w15="http://schemas.microsoft.com/office/word/2012/wordml" xmlns:w16cex="http://schemas.microsoft.com/office/word/2018/wordml/cex" xmlns:w16cid="http://schemas.microsoft.com/office/word/2016/wordml/cid" xmlns:w16="http://schemas.microsoft.com/office/word/2018/wordml" xmlns:w16du="http://schemas.microsoft.com/office/word/2023/wordml/word16du" xmlns:w16sdtdh="http://schemas.microsoft.com/office/word/2020/wordml/sdtdatahash" xmlns:w16sdtfl="http://schemas.microsoft.com/office/word/2024/wordml/sdtformatlock" xmlns:w16se="http://schemas.microsoft.com/office/word/2015/wordml/symex" mc:Ignorable="w14 w15 w16se w16cid w16 w16cex w16sdtdh w16sdtfl w16du">
   <w:docDefaults>
     <w:rPrDefault>
       <w:rPr>

--- a/TS Jatai Ghanam Project/TS 4.6/TS 4.6 Ghanam Malayalam Corrections.docx
+++ b/TS Jatai Ghanam Project/TS 4.6/TS 4.6 Ghanam Malayalam Corrections.docx
@@ -260,7 +260,6 @@
               </w:rPr>
               <w:t>(</w:t>
             </w:r>
-            <w:proofErr w:type="gramStart"/>
             <w:r>
               <w:rPr>
                 <w:rFonts w:cs="BRH Malayalam Extra"/>
@@ -284,16 +283,7 @@
                 <w:color w:val="000000"/>
                 <w:szCs w:val="32"/>
               </w:rPr>
-              <w:t>[</w:t>
-            </w:r>
-            <w:proofErr w:type="gramEnd"/>
-            <w:r>
-              <w:rPr>
-                <w:rFonts w:cs="BRH Malayalam Extra"/>
-                <w:color w:val="000000"/>
-                <w:szCs w:val="32"/>
-              </w:rPr>
-              <w:t>P4</w:t>
+              <w:t>[P4</w:t>
             </w:r>
             <w:r>
               <w:rPr>
@@ -443,7 +433,6 @@
               </w:rPr>
               <w:t>ª</w:t>
             </w:r>
-            <w:proofErr w:type="gramStart"/>
             <w:r>
               <w:rPr>
                 <w:rFonts w:ascii="BRH Malayalam Extra" w:hAnsi="BRH Malayalam Extra" w:cs="BRH Malayalam Extra"/>
@@ -462,7 +451,6 @@
               </w:rPr>
               <w:t>.ty</w:t>
             </w:r>
-            <w:proofErr w:type="gramEnd"/>
             <w:r>
               <w:rPr>
                 <w:rFonts w:ascii="BRH Malayalam Extra" w:hAnsi="BRH Malayalam Extra" w:cs="BRH Malayalam Extra"/>
@@ -637,7 +625,6 @@
               </w:rPr>
               <w:t>g—</w:t>
             </w:r>
-            <w:proofErr w:type="gramStart"/>
             <w:r>
               <w:rPr>
                 <w:rFonts w:ascii="BRH Malayalam Extra" w:hAnsi="BRH Malayalam Extra" w:cs="BRH Malayalam Extra"/>
@@ -646,7 +633,124 @@
                 <w:szCs w:val="32"/>
                 <w:highlight w:val="yellow"/>
               </w:rPr>
-              <w:t>ª</w:t>
+              <w:t>ª.</w:t>
+            </w:r>
+            <w:r>
+              <w:rPr>
+                <w:rFonts w:ascii="BRH Malayalam Extra" w:hAnsi="BRH Malayalam Extra" w:cs="BRH Malayalam Extra"/>
+                <w:color w:val="000000"/>
+                <w:sz w:val="32"/>
+                <w:szCs w:val="32"/>
+              </w:rPr>
+              <w:t>ty</w:t>
+            </w:r>
+            <w:r>
+              <w:rPr>
+                <w:rFonts w:ascii="BRH Malayalam Extra" w:hAnsi="BRH Malayalam Extra" w:cs="BRH Malayalam Extra"/>
+                <w:color w:val="000000"/>
+                <w:sz w:val="26"/>
+                <w:szCs w:val="32"/>
+              </w:rPr>
+              <w:t>–</w:t>
+            </w:r>
+            <w:r>
+              <w:rPr>
+                <w:rFonts w:ascii="BRH Malayalam Extra" w:hAnsi="BRH Malayalam Extra" w:cs="BRH Malayalam Extra"/>
+                <w:color w:val="000000"/>
+                <w:sz w:val="32"/>
+                <w:szCs w:val="32"/>
+              </w:rPr>
+              <w:t>r¥b— gª.ty</w:t>
+            </w:r>
+            <w:r>
+              <w:rPr>
+                <w:rFonts w:ascii="BRH Malayalam Extra" w:hAnsi="BRH Malayalam Extra" w:cs="BRH Malayalam Extra"/>
+                <w:color w:val="000000"/>
+                <w:sz w:val="26"/>
+                <w:szCs w:val="32"/>
+              </w:rPr>
+              <w:t>–</w:t>
+            </w:r>
+            <w:r>
+              <w:rPr>
+                <w:rFonts w:ascii="BRH Malayalam Extra" w:hAnsi="BRH Malayalam Extra" w:cs="BRH Malayalam Extra"/>
+                <w:color w:val="000000"/>
+                <w:sz w:val="32"/>
+                <w:szCs w:val="32"/>
+              </w:rPr>
+              <w:t>r¥b</w:t>
+            </w:r>
+            <w:r>
+              <w:rPr>
+                <w:rFonts w:ascii="BRH Malayalam Extra" w:hAnsi="BRH Malayalam Extra" w:cs="BRH Malayalam Extra"/>
+                <w:color w:val="000000"/>
+                <w:sz w:val="26"/>
+                <w:szCs w:val="32"/>
+              </w:rPr>
+              <w:t>–</w:t>
+            </w:r>
+            <w:r>
+              <w:rPr>
+                <w:rFonts w:ascii="BRH Malayalam Extra" w:hAnsi="BRH Malayalam Extra" w:cs="BRH Malayalam Extra"/>
+                <w:color w:val="000000"/>
+                <w:sz w:val="32"/>
+                <w:szCs w:val="32"/>
+              </w:rPr>
+              <w:t xml:space="preserve"> pW§ p—d</w:t>
+            </w:r>
+            <w:r>
+              <w:rPr>
+                <w:rFonts w:ascii="BRH Malayalam Extra" w:hAnsi="BRH Malayalam Extra" w:cs="BRH Malayalam Extra"/>
+                <w:color w:val="000000"/>
+                <w:sz w:val="26"/>
+                <w:szCs w:val="32"/>
+              </w:rPr>
+              <w:t>–</w:t>
+            </w:r>
+            <w:r>
+              <w:rPr>
+                <w:rFonts w:ascii="BRH Malayalam Extra" w:hAnsi="BRH Malayalam Extra" w:cs="BRH Malayalam Extra"/>
+                <w:color w:val="000000"/>
+                <w:sz w:val="32"/>
+                <w:szCs w:val="32"/>
+              </w:rPr>
+              <w:t>s¥b— pd</w:t>
+            </w:r>
+            <w:r>
+              <w:rPr>
+                <w:rFonts w:ascii="BRH Malayalam Extra" w:hAnsi="BRH Malayalam Extra" w:cs="BRH Malayalam Extra"/>
+                <w:color w:val="000000"/>
+                <w:sz w:val="26"/>
+                <w:szCs w:val="32"/>
+              </w:rPr>
+              <w:t>–</w:t>
+            </w:r>
+            <w:r>
+              <w:rPr>
+                <w:rFonts w:ascii="BRH Malayalam Extra" w:hAnsi="BRH Malayalam Extra" w:cs="BRH Malayalam Extra"/>
+                <w:color w:val="000000"/>
+                <w:sz w:val="32"/>
+                <w:szCs w:val="32"/>
+              </w:rPr>
+              <w:t>s¥b</w:t>
+            </w:r>
+            <w:r>
+              <w:rPr>
+                <w:rFonts w:ascii="BRH Malayalam Extra" w:hAnsi="BRH Malayalam Extra" w:cs="BRH Malayalam Extra"/>
+                <w:color w:val="000000"/>
+                <w:sz w:val="26"/>
+                <w:szCs w:val="32"/>
+              </w:rPr>
+              <w:t>–</w:t>
+            </w:r>
+            <w:r>
+              <w:rPr>
+                <w:rFonts w:ascii="BRH Malayalam Extra" w:hAnsi="BRH Malayalam Extra" w:cs="BRH Malayalam Extra"/>
+                <w:color w:val="000000"/>
+                <w:sz w:val="32"/>
+                <w:szCs w:val="32"/>
+              </w:rPr>
+              <w:t xml:space="preserve"> pW§ g</w:t>
             </w:r>
             <w:r>
               <w:rPr>
@@ -656,7 +760,7 @@
                 <w:szCs w:val="32"/>
                 <w:highlight w:val="yellow"/>
               </w:rPr>
-              <w:t>.</w:t>
+              <w:t>—ª.</w:t>
             </w:r>
             <w:r>
               <w:rPr>
@@ -667,167 +771,6 @@
               </w:rPr>
               <w:t>ty</w:t>
             </w:r>
-            <w:proofErr w:type="gramEnd"/>
-            <w:r>
-              <w:rPr>
-                <w:rFonts w:ascii="BRH Malayalam Extra" w:hAnsi="BRH Malayalam Extra" w:cs="BRH Malayalam Extra"/>
-                <w:color w:val="000000"/>
-                <w:sz w:val="26"/>
-                <w:szCs w:val="32"/>
-              </w:rPr>
-              <w:t>–</w:t>
-            </w:r>
-            <w:r>
-              <w:rPr>
-                <w:rFonts w:ascii="BRH Malayalam Extra" w:hAnsi="BRH Malayalam Extra" w:cs="BRH Malayalam Extra"/>
-                <w:color w:val="000000"/>
-                <w:sz w:val="32"/>
-                <w:szCs w:val="32"/>
-              </w:rPr>
-              <w:t xml:space="preserve">r¥b— </w:t>
-            </w:r>
-            <w:proofErr w:type="gramStart"/>
-            <w:r>
-              <w:rPr>
-                <w:rFonts w:ascii="BRH Malayalam Extra" w:hAnsi="BRH Malayalam Extra" w:cs="BRH Malayalam Extra"/>
-                <w:color w:val="000000"/>
-                <w:sz w:val="32"/>
-                <w:szCs w:val="32"/>
-              </w:rPr>
-              <w:t>gª.ty</w:t>
-            </w:r>
-            <w:proofErr w:type="gramEnd"/>
-            <w:r>
-              <w:rPr>
-                <w:rFonts w:ascii="BRH Malayalam Extra" w:hAnsi="BRH Malayalam Extra" w:cs="BRH Malayalam Extra"/>
-                <w:color w:val="000000"/>
-                <w:sz w:val="26"/>
-                <w:szCs w:val="32"/>
-              </w:rPr>
-              <w:t>–</w:t>
-            </w:r>
-            <w:r>
-              <w:rPr>
-                <w:rFonts w:ascii="BRH Malayalam Extra" w:hAnsi="BRH Malayalam Extra" w:cs="BRH Malayalam Extra"/>
-                <w:color w:val="000000"/>
-                <w:sz w:val="32"/>
-                <w:szCs w:val="32"/>
-              </w:rPr>
-              <w:t>r¥b</w:t>
-            </w:r>
-            <w:r>
-              <w:rPr>
-                <w:rFonts w:ascii="BRH Malayalam Extra" w:hAnsi="BRH Malayalam Extra" w:cs="BRH Malayalam Extra"/>
-                <w:color w:val="000000"/>
-                <w:sz w:val="26"/>
-                <w:szCs w:val="32"/>
-              </w:rPr>
-              <w:t>–</w:t>
-            </w:r>
-            <w:r>
-              <w:rPr>
-                <w:rFonts w:ascii="BRH Malayalam Extra" w:hAnsi="BRH Malayalam Extra" w:cs="BRH Malayalam Extra"/>
-                <w:color w:val="000000"/>
-                <w:sz w:val="32"/>
-                <w:szCs w:val="32"/>
-              </w:rPr>
-              <w:t xml:space="preserve"> pW§ p—d</w:t>
-            </w:r>
-            <w:r>
-              <w:rPr>
-                <w:rFonts w:ascii="BRH Malayalam Extra" w:hAnsi="BRH Malayalam Extra" w:cs="BRH Malayalam Extra"/>
-                <w:color w:val="000000"/>
-                <w:sz w:val="26"/>
-                <w:szCs w:val="32"/>
-              </w:rPr>
-              <w:t>–</w:t>
-            </w:r>
-            <w:r>
-              <w:rPr>
-                <w:rFonts w:ascii="BRH Malayalam Extra" w:hAnsi="BRH Malayalam Extra" w:cs="BRH Malayalam Extra"/>
-                <w:color w:val="000000"/>
-                <w:sz w:val="32"/>
-                <w:szCs w:val="32"/>
-              </w:rPr>
-              <w:t>s¥b— pd</w:t>
-            </w:r>
-            <w:r>
-              <w:rPr>
-                <w:rFonts w:ascii="BRH Malayalam Extra" w:hAnsi="BRH Malayalam Extra" w:cs="BRH Malayalam Extra"/>
-                <w:color w:val="000000"/>
-                <w:sz w:val="26"/>
-                <w:szCs w:val="32"/>
-              </w:rPr>
-              <w:t>–</w:t>
-            </w:r>
-            <w:r>
-              <w:rPr>
-                <w:rFonts w:ascii="BRH Malayalam Extra" w:hAnsi="BRH Malayalam Extra" w:cs="BRH Malayalam Extra"/>
-                <w:color w:val="000000"/>
-                <w:sz w:val="32"/>
-                <w:szCs w:val="32"/>
-              </w:rPr>
-              <w:t>s¥b</w:t>
-            </w:r>
-            <w:r>
-              <w:rPr>
-                <w:rFonts w:ascii="BRH Malayalam Extra" w:hAnsi="BRH Malayalam Extra" w:cs="BRH Malayalam Extra"/>
-                <w:color w:val="000000"/>
-                <w:sz w:val="26"/>
-                <w:szCs w:val="32"/>
-              </w:rPr>
-              <w:t>–</w:t>
-            </w:r>
-            <w:r>
-              <w:rPr>
-                <w:rFonts w:ascii="BRH Malayalam Extra" w:hAnsi="BRH Malayalam Extra" w:cs="BRH Malayalam Extra"/>
-                <w:color w:val="000000"/>
-                <w:sz w:val="32"/>
-                <w:szCs w:val="32"/>
-              </w:rPr>
-              <w:t xml:space="preserve"> pW§ g</w:t>
-            </w:r>
-            <w:r>
-              <w:rPr>
-                <w:rFonts w:ascii="BRH Malayalam Extra" w:hAnsi="BRH Malayalam Extra" w:cs="BRH Malayalam Extra"/>
-                <w:color w:val="000000"/>
-                <w:sz w:val="32"/>
-                <w:szCs w:val="32"/>
-                <w:highlight w:val="yellow"/>
-              </w:rPr>
-              <w:t>—</w:t>
-            </w:r>
-            <w:proofErr w:type="gramStart"/>
-            <w:r>
-              <w:rPr>
-                <w:rFonts w:ascii="BRH Malayalam Extra" w:hAnsi="BRH Malayalam Extra" w:cs="BRH Malayalam Extra"/>
-                <w:color w:val="000000"/>
-                <w:sz w:val="32"/>
-                <w:szCs w:val="32"/>
-                <w:highlight w:val="yellow"/>
-              </w:rPr>
-              <w:t>ª</w:t>
-            </w:r>
-            <w:r>
-              <w:rPr>
-                <w:rFonts w:ascii="BRH Malayalam Extra" w:hAnsi="BRH Malayalam Extra" w:cs="BRH Malayalam Extra"/>
-                <w:color w:val="000000"/>
-                <w:sz w:val="32"/>
-                <w:szCs w:val="32"/>
-                <w:highlight w:val="yellow"/>
-              </w:rPr>
-              <w:t>.</w:t>
-            </w:r>
-            <w:r>
-              <w:rPr>
-                <w:rFonts w:ascii="BRH Malayalam Extra" w:hAnsi="BRH Malayalam Extra" w:cs="BRH Malayalam Extra"/>
-                <w:color w:val="000000"/>
-                <w:sz w:val="32"/>
-                <w:szCs w:val="32"/>
-              </w:rPr>
-              <w:t>ty</w:t>
-            </w:r>
-            <w:proofErr w:type="gramEnd"/>
             <w:r>
               <w:rPr>
                 <w:rFonts w:ascii="BRH Malayalam Extra" w:hAnsi="BRH Malayalam Extra" w:cs="BRH Malayalam Extra"/>
@@ -870,7 +813,6 @@
               </w:rPr>
               <w:t>(</w:t>
             </w:r>
-            <w:proofErr w:type="gramStart"/>
             <w:r>
               <w:rPr>
                 <w:rFonts w:cs="BRH Malayalam Extra"/>
@@ -894,16 +836,7 @@
                 <w:color w:val="000000"/>
                 <w:szCs w:val="32"/>
               </w:rPr>
-              <w:t>[</w:t>
-            </w:r>
-            <w:proofErr w:type="gramEnd"/>
-            <w:r>
-              <w:rPr>
-                <w:rFonts w:cs="BRH Malayalam Extra"/>
-                <w:color w:val="000000"/>
-                <w:szCs w:val="32"/>
-              </w:rPr>
-              <w:t>P4</w:t>
+              <w:t>[P4</w:t>
             </w:r>
             <w:r>
               <w:rPr>
@@ -1017,7 +950,6 @@
               </w:rPr>
               <w:t>ª</w:t>
             </w:r>
-            <w:proofErr w:type="gramStart"/>
             <w:r>
               <w:rPr>
                 <w:rFonts w:ascii="BRH Malayalam Extra" w:hAnsi="BRH Malayalam Extra" w:cs="BRH Malayalam Extra"/>
@@ -1036,7 +968,6 @@
               </w:rPr>
               <w:t>.ty</w:t>
             </w:r>
-            <w:proofErr w:type="gramEnd"/>
             <w:r>
               <w:rPr>
                 <w:rFonts w:ascii="BRH Malayalam Extra" w:hAnsi="BRH Malayalam Extra" w:cs="BRH Malayalam Extra"/>
@@ -1087,28 +1018,7 @@
                 <w:szCs w:val="32"/>
                 <w:highlight w:val="yellow"/>
               </w:rPr>
-              <w:t>—</w:t>
-            </w:r>
-            <w:proofErr w:type="gramStart"/>
-            <w:r>
-              <w:rPr>
-                <w:rFonts w:ascii="BRH Malayalam Extra" w:hAnsi="BRH Malayalam Extra" w:cs="BRH Malayalam Extra"/>
-                <w:color w:val="000000"/>
-                <w:sz w:val="32"/>
-                <w:szCs w:val="32"/>
-                <w:highlight w:val="yellow"/>
-              </w:rPr>
-              <w:t>ª</w:t>
-            </w:r>
-            <w:r>
-              <w:rPr>
-                <w:rFonts w:ascii="BRH Malayalam Extra" w:hAnsi="BRH Malayalam Extra" w:cs="BRH Malayalam Extra"/>
-                <w:color w:val="000000"/>
-                <w:sz w:val="32"/>
-                <w:szCs w:val="32"/>
-                <w:highlight w:val="yellow"/>
-              </w:rPr>
-              <w:t>.</w:t>
+              <w:t>—ª.</w:t>
             </w:r>
             <w:r>
               <w:rPr>
@@ -1119,36 +1029,24 @@
               </w:rPr>
               <w:t>ty</w:t>
             </w:r>
-            <w:proofErr w:type="gramEnd"/>
-            <w:r>
-              <w:rPr>
-                <w:rFonts w:ascii="BRH Malayalam Extra" w:hAnsi="BRH Malayalam Extra" w:cs="BRH Malayalam Extra"/>
-                <w:color w:val="000000"/>
-                <w:sz w:val="26"/>
-                <w:szCs w:val="32"/>
-              </w:rPr>
-              <w:t>–</w:t>
-            </w:r>
-            <w:r>
-              <w:rPr>
-                <w:rFonts w:ascii="BRH Malayalam Extra" w:hAnsi="BRH Malayalam Extra" w:cs="BRH Malayalam Extra"/>
-                <w:color w:val="000000"/>
-                <w:sz w:val="32"/>
-                <w:szCs w:val="32"/>
-              </w:rPr>
-              <w:t xml:space="preserve">r¥b— </w:t>
-            </w:r>
-            <w:proofErr w:type="gramStart"/>
-            <w:r>
-              <w:rPr>
-                <w:rFonts w:ascii="BRH Malayalam Extra" w:hAnsi="BRH Malayalam Extra" w:cs="BRH Malayalam Extra"/>
-                <w:color w:val="000000"/>
-                <w:sz w:val="32"/>
-                <w:szCs w:val="32"/>
-              </w:rPr>
-              <w:t>gª.ty</w:t>
-            </w:r>
-            <w:proofErr w:type="gramEnd"/>
+            <w:r>
+              <w:rPr>
+                <w:rFonts w:ascii="BRH Malayalam Extra" w:hAnsi="BRH Malayalam Extra" w:cs="BRH Malayalam Extra"/>
+                <w:color w:val="000000"/>
+                <w:sz w:val="26"/>
+                <w:szCs w:val="32"/>
+              </w:rPr>
+              <w:t>–</w:t>
+            </w:r>
+            <w:r>
+              <w:rPr>
+                <w:rFonts w:ascii="BRH Malayalam Extra" w:hAnsi="BRH Malayalam Extra" w:cs="BRH Malayalam Extra"/>
+                <w:color w:val="000000"/>
+                <w:sz w:val="32"/>
+                <w:szCs w:val="32"/>
+              </w:rPr>
+              <w:t>r¥b— gª.ty</w:t>
+            </w:r>
             <w:r>
               <w:rPr>
                 <w:rFonts w:ascii="BRH Malayalam Extra" w:hAnsi="BRH Malayalam Extra" w:cs="BRH Malayalam Extra"/>
@@ -1209,7 +1107,6 @@
               </w:rPr>
               <w:t>g—</w:t>
             </w:r>
-            <w:proofErr w:type="gramStart"/>
             <w:r>
               <w:rPr>
                 <w:rFonts w:ascii="BRH Malayalam Extra" w:hAnsi="BRH Malayalam Extra" w:cs="BRH Malayalam Extra"/>
@@ -1218,7 +1115,52 @@
                 <w:szCs w:val="32"/>
                 <w:highlight w:val="yellow"/>
               </w:rPr>
-              <w:t>ª</w:t>
+              <w:t>ª.</w:t>
+            </w:r>
+            <w:r>
+              <w:rPr>
+                <w:rFonts w:ascii="BRH Malayalam Extra" w:hAnsi="BRH Malayalam Extra" w:cs="BRH Malayalam Extra"/>
+                <w:color w:val="000000"/>
+                <w:sz w:val="32"/>
+                <w:szCs w:val="32"/>
+              </w:rPr>
+              <w:t>ty</w:t>
+            </w:r>
+            <w:r>
+              <w:rPr>
+                <w:rFonts w:ascii="BRH Malayalam Extra" w:hAnsi="BRH Malayalam Extra" w:cs="BRH Malayalam Extra"/>
+                <w:color w:val="000000"/>
+                <w:sz w:val="26"/>
+                <w:szCs w:val="32"/>
+              </w:rPr>
+              <w:t>–</w:t>
+            </w:r>
+            <w:r>
+              <w:rPr>
+                <w:rFonts w:ascii="BRH Malayalam Extra" w:hAnsi="BRH Malayalam Extra" w:cs="BRH Malayalam Extra"/>
+                <w:color w:val="000000"/>
+                <w:sz w:val="32"/>
+                <w:szCs w:val="32"/>
+              </w:rPr>
+              <w:t>r¥b</w:t>
+            </w:r>
+            <w:r>
+              <w:rPr>
+                <w:rFonts w:ascii="BRH Malayalam Extra" w:hAnsi="BRH Malayalam Extra" w:cs="BRH Malayalam Extra"/>
+                <w:color w:val="000000"/>
+                <w:sz w:val="26"/>
+                <w:szCs w:val="32"/>
+              </w:rPr>
+              <w:t>–</w:t>
+            </w:r>
+            <w:r>
+              <w:rPr>
+                <w:rFonts w:ascii="BRH Malayalam Extra" w:hAnsi="BRH Malayalam Extra" w:cs="BRH Malayalam Extra"/>
+                <w:color w:val="000000"/>
+                <w:sz w:val="32"/>
+                <w:szCs w:val="32"/>
+              </w:rPr>
+              <w:t xml:space="preserve"> pW§ pW§ g</w:t>
             </w:r>
             <w:r>
               <w:rPr>
@@ -1228,7 +1170,7 @@
                 <w:szCs w:val="32"/>
                 <w:highlight w:val="yellow"/>
               </w:rPr>
-              <w:t>.</w:t>
+              <w:t>—ª.</w:t>
             </w:r>
             <w:r>
               <w:rPr>
@@ -1239,84 +1181,6 @@
               </w:rPr>
               <w:t>ty</w:t>
             </w:r>
-            <w:proofErr w:type="gramEnd"/>
-            <w:r>
-              <w:rPr>
-                <w:rFonts w:ascii="BRH Malayalam Extra" w:hAnsi="BRH Malayalam Extra" w:cs="BRH Malayalam Extra"/>
-                <w:color w:val="000000"/>
-                <w:sz w:val="26"/>
-                <w:szCs w:val="32"/>
-              </w:rPr>
-              <w:t>–</w:t>
-            </w:r>
-            <w:r>
-              <w:rPr>
-                <w:rFonts w:ascii="BRH Malayalam Extra" w:hAnsi="BRH Malayalam Extra" w:cs="BRH Malayalam Extra"/>
-                <w:color w:val="000000"/>
-                <w:sz w:val="32"/>
-                <w:szCs w:val="32"/>
-              </w:rPr>
-              <w:t>r¥b</w:t>
-            </w:r>
-            <w:r>
-              <w:rPr>
-                <w:rFonts w:ascii="BRH Malayalam Extra" w:hAnsi="BRH Malayalam Extra" w:cs="BRH Malayalam Extra"/>
-                <w:color w:val="000000"/>
-                <w:sz w:val="26"/>
-                <w:szCs w:val="32"/>
-              </w:rPr>
-              <w:t>–</w:t>
-            </w:r>
-            <w:r>
-              <w:rPr>
-                <w:rFonts w:ascii="BRH Malayalam Extra" w:hAnsi="BRH Malayalam Extra" w:cs="BRH Malayalam Extra"/>
-                <w:color w:val="000000"/>
-                <w:sz w:val="32"/>
-                <w:szCs w:val="32"/>
-              </w:rPr>
-              <w:t xml:space="preserve"> pW§ pW§ g</w:t>
-            </w:r>
-            <w:r>
-              <w:rPr>
-                <w:rFonts w:ascii="BRH Malayalam Extra" w:hAnsi="BRH Malayalam Extra" w:cs="BRH Malayalam Extra"/>
-                <w:color w:val="000000"/>
-                <w:sz w:val="32"/>
-                <w:szCs w:val="32"/>
-                <w:highlight w:val="yellow"/>
-              </w:rPr>
-              <w:t>—</w:t>
-            </w:r>
-            <w:proofErr w:type="gramStart"/>
-            <w:r>
-              <w:rPr>
-                <w:rFonts w:ascii="BRH Malayalam Extra" w:hAnsi="BRH Malayalam Extra" w:cs="BRH Malayalam Extra"/>
-                <w:color w:val="000000"/>
-                <w:sz w:val="32"/>
-                <w:szCs w:val="32"/>
-                <w:highlight w:val="yellow"/>
-              </w:rPr>
-              <w:t>ª</w:t>
-            </w:r>
-            <w:r>
-              <w:rPr>
-                <w:rFonts w:ascii="BRH Malayalam Extra" w:hAnsi="BRH Malayalam Extra" w:cs="BRH Malayalam Extra"/>
-                <w:color w:val="000000"/>
-                <w:sz w:val="32"/>
-                <w:szCs w:val="32"/>
-                <w:highlight w:val="yellow"/>
-              </w:rPr>
-              <w:t>.</w:t>
-            </w:r>
-            <w:r>
-              <w:rPr>
-                <w:rFonts w:ascii="BRH Malayalam Extra" w:hAnsi="BRH Malayalam Extra" w:cs="BRH Malayalam Extra"/>
-                <w:color w:val="000000"/>
-                <w:sz w:val="32"/>
-                <w:szCs w:val="32"/>
-              </w:rPr>
-              <w:t>ty</w:t>
-            </w:r>
-            <w:proofErr w:type="gramEnd"/>
             <w:r>
               <w:rPr>
                 <w:rFonts w:ascii="BRH Malayalam Extra" w:hAnsi="BRH Malayalam Extra" w:cs="BRH Malayalam Extra"/>
@@ -1377,7 +1241,6 @@
               </w:rPr>
               <w:t>g—</w:t>
             </w:r>
-            <w:proofErr w:type="gramStart"/>
             <w:r>
               <w:rPr>
                 <w:rFonts w:ascii="BRH Malayalam Extra" w:hAnsi="BRH Malayalam Extra" w:cs="BRH Malayalam Extra"/>
@@ -1386,17 +1249,7 @@
                 <w:szCs w:val="32"/>
                 <w:highlight w:val="yellow"/>
               </w:rPr>
-              <w:t>ª</w:t>
-            </w:r>
-            <w:r>
-              <w:rPr>
-                <w:rFonts w:ascii="BRH Malayalam Extra" w:hAnsi="BRH Malayalam Extra" w:cs="BRH Malayalam Extra"/>
-                <w:color w:val="000000"/>
-                <w:sz w:val="32"/>
-                <w:szCs w:val="32"/>
-                <w:highlight w:val="yellow"/>
-              </w:rPr>
-              <w:t>.</w:t>
+              <w:t>ª.</w:t>
             </w:r>
             <w:r>
               <w:rPr>
@@ -1407,7 +1260,6 @@
               </w:rPr>
               <w:t>ty</w:t>
             </w:r>
-            <w:proofErr w:type="gramEnd"/>
             <w:r>
               <w:rPr>
                 <w:rFonts w:ascii="BRH Malayalam Extra" w:hAnsi="BRH Malayalam Extra" w:cs="BRH Malayalam Extra"/>
@@ -1468,7 +1320,6 @@
               </w:rPr>
               <w:t>(</w:t>
             </w:r>
-            <w:proofErr w:type="gramStart"/>
             <w:r>
               <w:rPr>
                 <w:rFonts w:cs="BRH Malayalam Extra"/>
@@ -1492,16 +1343,7 @@
                 <w:color w:val="000000"/>
                 <w:szCs w:val="32"/>
               </w:rPr>
-              <w:t>[</w:t>
-            </w:r>
-            <w:proofErr w:type="gramEnd"/>
-            <w:r>
-              <w:rPr>
-                <w:rFonts w:cs="BRH Malayalam Extra"/>
-                <w:color w:val="000000"/>
-                <w:szCs w:val="32"/>
-              </w:rPr>
-              <w:t>P4</w:t>
+              <w:t>[P4</w:t>
             </w:r>
             <w:r>
               <w:rPr>
@@ -1615,7 +1457,6 @@
               </w:rPr>
               <w:t>ª</w:t>
             </w:r>
-            <w:proofErr w:type="gramStart"/>
             <w:r>
               <w:rPr>
                 <w:rFonts w:ascii="BRH Malayalam Extra" w:hAnsi="BRH Malayalam Extra" w:cs="BRH Malayalam Extra"/>
@@ -1634,7 +1475,6 @@
               </w:rPr>
               <w:t>.ty</w:t>
             </w:r>
-            <w:proofErr w:type="gramEnd"/>
             <w:r>
               <w:rPr>
                 <w:rFonts w:ascii="BRH Malayalam Extra" w:hAnsi="BRH Malayalam Extra" w:cs="BRH Malayalam Extra"/>
@@ -1731,7 +1571,6 @@
               </w:rPr>
               <w:t>ª</w:t>
             </w:r>
-            <w:proofErr w:type="gramStart"/>
             <w:r>
               <w:rPr>
                 <w:rFonts w:ascii="BRH Malayalam Extra" w:hAnsi="BRH Malayalam Extra" w:cs="BRH Malayalam Extra"/>
@@ -1750,7 +1589,6 @@
               </w:rPr>
               <w:t>.ty</w:t>
             </w:r>
-            <w:proofErr w:type="gramEnd"/>
             <w:r>
               <w:rPr>
                 <w:rFonts w:ascii="BRH Malayalam Extra" w:hAnsi="BRH Malayalam Extra" w:cs="BRH Malayalam Extra"/>
@@ -1787,7 +1625,6 @@
               </w:rPr>
               <w:t xml:space="preserve"> pW§ pW§ g—</w:t>
             </w:r>
-            <w:proofErr w:type="gramStart"/>
             <w:r>
               <w:rPr>
                 <w:rFonts w:ascii="BRH Malayalam Extra" w:hAnsi="BRH Malayalam Extra" w:cs="BRH Malayalam Extra"/>
@@ -1796,7 +1633,124 @@
                 <w:szCs w:val="32"/>
                 <w:highlight w:val="yellow"/>
               </w:rPr>
-              <w:t>ª</w:t>
+              <w:t>ª.</w:t>
+            </w:r>
+            <w:r>
+              <w:rPr>
+                <w:rFonts w:ascii="BRH Malayalam Extra" w:hAnsi="BRH Malayalam Extra" w:cs="BRH Malayalam Extra"/>
+                <w:color w:val="000000"/>
+                <w:sz w:val="32"/>
+                <w:szCs w:val="32"/>
+              </w:rPr>
+              <w:t>ty</w:t>
+            </w:r>
+            <w:r>
+              <w:rPr>
+                <w:rFonts w:ascii="BRH Malayalam Extra" w:hAnsi="BRH Malayalam Extra" w:cs="BRH Malayalam Extra"/>
+                <w:color w:val="000000"/>
+                <w:sz w:val="26"/>
+                <w:szCs w:val="32"/>
+              </w:rPr>
+              <w:t>–</w:t>
+            </w:r>
+            <w:r>
+              <w:rPr>
+                <w:rFonts w:ascii="BRH Malayalam Extra" w:hAnsi="BRH Malayalam Extra" w:cs="BRH Malayalam Extra"/>
+                <w:color w:val="000000"/>
+                <w:sz w:val="32"/>
+                <w:szCs w:val="32"/>
+              </w:rPr>
+              <w:t>r¥b— gª.ty</w:t>
+            </w:r>
+            <w:r>
+              <w:rPr>
+                <w:rFonts w:ascii="BRH Malayalam Extra" w:hAnsi="BRH Malayalam Extra" w:cs="BRH Malayalam Extra"/>
+                <w:color w:val="000000"/>
+                <w:sz w:val="26"/>
+                <w:szCs w:val="32"/>
+              </w:rPr>
+              <w:t>–</w:t>
+            </w:r>
+            <w:r>
+              <w:rPr>
+                <w:rFonts w:ascii="BRH Malayalam Extra" w:hAnsi="BRH Malayalam Extra" w:cs="BRH Malayalam Extra"/>
+                <w:color w:val="000000"/>
+                <w:sz w:val="32"/>
+                <w:szCs w:val="32"/>
+              </w:rPr>
+              <w:t>r¥b</w:t>
+            </w:r>
+            <w:r>
+              <w:rPr>
+                <w:rFonts w:ascii="BRH Malayalam Extra" w:hAnsi="BRH Malayalam Extra" w:cs="BRH Malayalam Extra"/>
+                <w:color w:val="000000"/>
+                <w:sz w:val="26"/>
+                <w:szCs w:val="32"/>
+              </w:rPr>
+              <w:t>–</w:t>
+            </w:r>
+            <w:r>
+              <w:rPr>
+                <w:rFonts w:ascii="BRH Malayalam Extra" w:hAnsi="BRH Malayalam Extra" w:cs="BRH Malayalam Extra"/>
+                <w:color w:val="000000"/>
+                <w:sz w:val="32"/>
+                <w:szCs w:val="32"/>
+              </w:rPr>
+              <w:t xml:space="preserve"> pU§ a§s¡—p</w:t>
+            </w:r>
+            <w:r>
+              <w:rPr>
+                <w:rFonts w:ascii="BRH Malayalam Extra" w:hAnsi="BRH Malayalam Extra" w:cs="BRH Malayalam Extra"/>
+                <w:color w:val="000000"/>
+                <w:sz w:val="26"/>
+                <w:szCs w:val="32"/>
+              </w:rPr>
+              <w:t>–</w:t>
+            </w:r>
+            <w:r>
+              <w:rPr>
+                <w:rFonts w:ascii="BRH Malayalam Extra" w:hAnsi="BRH Malayalam Extra" w:cs="BRH Malayalam Extra"/>
+                <w:color w:val="000000"/>
+                <w:sz w:val="32"/>
+                <w:szCs w:val="32"/>
+              </w:rPr>
+              <w:t>ªpy¥b— s¡p</w:t>
+            </w:r>
+            <w:r>
+              <w:rPr>
+                <w:rFonts w:ascii="BRH Malayalam Extra" w:hAnsi="BRH Malayalam Extra" w:cs="BRH Malayalam Extra"/>
+                <w:color w:val="000000"/>
+                <w:sz w:val="26"/>
+                <w:szCs w:val="32"/>
+              </w:rPr>
+              <w:t>–</w:t>
+            </w:r>
+            <w:r>
+              <w:rPr>
+                <w:rFonts w:ascii="BRH Malayalam Extra" w:hAnsi="BRH Malayalam Extra" w:cs="BRH Malayalam Extra"/>
+                <w:color w:val="000000"/>
+                <w:sz w:val="32"/>
+                <w:szCs w:val="32"/>
+              </w:rPr>
+              <w:t>ªpy¥b</w:t>
+            </w:r>
+            <w:r>
+              <w:rPr>
+                <w:rFonts w:ascii="BRH Malayalam Extra" w:hAnsi="BRH Malayalam Extra" w:cs="BRH Malayalam Extra"/>
+                <w:color w:val="000000"/>
+                <w:sz w:val="26"/>
+                <w:szCs w:val="32"/>
+              </w:rPr>
+              <w:t>–</w:t>
+            </w:r>
+            <w:r>
+              <w:rPr>
+                <w:rFonts w:ascii="BRH Malayalam Extra" w:hAnsi="BRH Malayalam Extra" w:cs="BRH Malayalam Extra"/>
+                <w:color w:val="000000"/>
+                <w:sz w:val="32"/>
+                <w:szCs w:val="32"/>
+              </w:rPr>
+              <w:t xml:space="preserve"> pW§ g—</w:t>
             </w:r>
             <w:r>
               <w:rPr>
@@ -1806,7 +1760,7 @@
                 <w:szCs w:val="32"/>
                 <w:highlight w:val="yellow"/>
               </w:rPr>
-              <w:t>.</w:t>
+              <w:t>ª.</w:t>
             </w:r>
             <w:r>
               <w:rPr>
@@ -1817,186 +1771,24 @@
               </w:rPr>
               <w:t>ty</w:t>
             </w:r>
-            <w:proofErr w:type="gramEnd"/>
-            <w:r>
-              <w:rPr>
-                <w:rFonts w:ascii="BRH Malayalam Extra" w:hAnsi="BRH Malayalam Extra" w:cs="BRH Malayalam Extra"/>
-                <w:color w:val="000000"/>
-                <w:sz w:val="26"/>
-                <w:szCs w:val="32"/>
-              </w:rPr>
-              <w:t>–</w:t>
-            </w:r>
-            <w:r>
-              <w:rPr>
-                <w:rFonts w:ascii="BRH Malayalam Extra" w:hAnsi="BRH Malayalam Extra" w:cs="BRH Malayalam Extra"/>
-                <w:color w:val="000000"/>
-                <w:sz w:val="32"/>
-                <w:szCs w:val="32"/>
-              </w:rPr>
-              <w:t xml:space="preserve">r¥b— </w:t>
-            </w:r>
-            <w:proofErr w:type="gramStart"/>
-            <w:r>
-              <w:rPr>
-                <w:rFonts w:ascii="BRH Malayalam Extra" w:hAnsi="BRH Malayalam Extra" w:cs="BRH Malayalam Extra"/>
-                <w:color w:val="000000"/>
-                <w:sz w:val="32"/>
-                <w:szCs w:val="32"/>
-              </w:rPr>
-              <w:t>gª.ty</w:t>
-            </w:r>
-            <w:proofErr w:type="gramEnd"/>
-            <w:r>
-              <w:rPr>
-                <w:rFonts w:ascii="BRH Malayalam Extra" w:hAnsi="BRH Malayalam Extra" w:cs="BRH Malayalam Extra"/>
-                <w:color w:val="000000"/>
-                <w:sz w:val="26"/>
-                <w:szCs w:val="32"/>
-              </w:rPr>
-              <w:t>–</w:t>
-            </w:r>
-            <w:r>
-              <w:rPr>
-                <w:rFonts w:ascii="BRH Malayalam Extra" w:hAnsi="BRH Malayalam Extra" w:cs="BRH Malayalam Extra"/>
-                <w:color w:val="000000"/>
-                <w:sz w:val="32"/>
-                <w:szCs w:val="32"/>
-              </w:rPr>
-              <w:t>r¥b</w:t>
-            </w:r>
-            <w:r>
-              <w:rPr>
-                <w:rFonts w:ascii="BRH Malayalam Extra" w:hAnsi="BRH Malayalam Extra" w:cs="BRH Malayalam Extra"/>
-                <w:color w:val="000000"/>
-                <w:sz w:val="26"/>
-                <w:szCs w:val="32"/>
-              </w:rPr>
-              <w:t>–</w:t>
-            </w:r>
-            <w:r>
-              <w:rPr>
-                <w:rFonts w:ascii="BRH Malayalam Extra" w:hAnsi="BRH Malayalam Extra" w:cs="BRH Malayalam Extra"/>
-                <w:color w:val="000000"/>
-                <w:sz w:val="32"/>
-                <w:szCs w:val="32"/>
-              </w:rPr>
-              <w:t xml:space="preserve"> pU§ a§s¡—p</w:t>
-            </w:r>
-            <w:r>
-              <w:rPr>
-                <w:rFonts w:ascii="BRH Malayalam Extra" w:hAnsi="BRH Malayalam Extra" w:cs="BRH Malayalam Extra"/>
-                <w:color w:val="000000"/>
-                <w:sz w:val="26"/>
-                <w:szCs w:val="32"/>
-              </w:rPr>
-              <w:t>–</w:t>
-            </w:r>
-            <w:r>
-              <w:rPr>
-                <w:rFonts w:ascii="BRH Malayalam Extra" w:hAnsi="BRH Malayalam Extra" w:cs="BRH Malayalam Extra"/>
-                <w:color w:val="000000"/>
-                <w:sz w:val="32"/>
-                <w:szCs w:val="32"/>
-              </w:rPr>
-              <w:t>ªpy¥b— s¡p</w:t>
-            </w:r>
-            <w:r>
-              <w:rPr>
-                <w:rFonts w:ascii="BRH Malayalam Extra" w:hAnsi="BRH Malayalam Extra" w:cs="BRH Malayalam Extra"/>
-                <w:color w:val="000000"/>
-                <w:sz w:val="26"/>
-                <w:szCs w:val="32"/>
-              </w:rPr>
-              <w:t>–</w:t>
-            </w:r>
-            <w:r>
-              <w:rPr>
-                <w:rFonts w:ascii="BRH Malayalam Extra" w:hAnsi="BRH Malayalam Extra" w:cs="BRH Malayalam Extra"/>
-                <w:color w:val="000000"/>
-                <w:sz w:val="32"/>
-                <w:szCs w:val="32"/>
-              </w:rPr>
-              <w:t>ªpy¥b</w:t>
-            </w:r>
-            <w:r>
-              <w:rPr>
-                <w:rFonts w:ascii="BRH Malayalam Extra" w:hAnsi="BRH Malayalam Extra" w:cs="BRH Malayalam Extra"/>
-                <w:color w:val="000000"/>
-                <w:sz w:val="26"/>
-                <w:szCs w:val="32"/>
-              </w:rPr>
-              <w:t>–</w:t>
-            </w:r>
-            <w:r>
-              <w:rPr>
-                <w:rFonts w:ascii="BRH Malayalam Extra" w:hAnsi="BRH Malayalam Extra" w:cs="BRH Malayalam Extra"/>
-                <w:color w:val="000000"/>
-                <w:sz w:val="32"/>
-                <w:szCs w:val="32"/>
-              </w:rPr>
-              <w:t xml:space="preserve"> pW§ g—</w:t>
-            </w:r>
-            <w:proofErr w:type="gramStart"/>
-            <w:r>
-              <w:rPr>
-                <w:rFonts w:ascii="BRH Malayalam Extra" w:hAnsi="BRH Malayalam Extra" w:cs="BRH Malayalam Extra"/>
-                <w:color w:val="000000"/>
-                <w:sz w:val="32"/>
-                <w:szCs w:val="32"/>
-                <w:highlight w:val="yellow"/>
-              </w:rPr>
-              <w:t>ª</w:t>
-            </w:r>
-            <w:r>
-              <w:rPr>
-                <w:rFonts w:ascii="BRH Malayalam Extra" w:hAnsi="BRH Malayalam Extra" w:cs="BRH Malayalam Extra"/>
-                <w:color w:val="000000"/>
-                <w:sz w:val="32"/>
-                <w:szCs w:val="32"/>
-                <w:highlight w:val="yellow"/>
-              </w:rPr>
-              <w:t>.</w:t>
-            </w:r>
-            <w:r>
-              <w:rPr>
-                <w:rFonts w:ascii="BRH Malayalam Extra" w:hAnsi="BRH Malayalam Extra" w:cs="BRH Malayalam Extra"/>
-                <w:color w:val="000000"/>
-                <w:sz w:val="32"/>
-                <w:szCs w:val="32"/>
-              </w:rPr>
-              <w:t>ty</w:t>
-            </w:r>
-            <w:proofErr w:type="gramEnd"/>
-            <w:r>
-              <w:rPr>
-                <w:rFonts w:ascii="BRH Malayalam Extra" w:hAnsi="BRH Malayalam Extra" w:cs="BRH Malayalam Extra"/>
-                <w:color w:val="000000"/>
-                <w:sz w:val="26"/>
-                <w:szCs w:val="32"/>
-              </w:rPr>
-              <w:t>–</w:t>
-            </w:r>
-            <w:r>
-              <w:rPr>
-                <w:rFonts w:ascii="BRH Malayalam Extra" w:hAnsi="BRH Malayalam Extra" w:cs="BRH Malayalam Extra"/>
-                <w:color w:val="000000"/>
-                <w:sz w:val="32"/>
-                <w:szCs w:val="32"/>
-              </w:rPr>
-              <w:t xml:space="preserve">r¥b— </w:t>
-            </w:r>
-            <w:proofErr w:type="gramStart"/>
-            <w:r>
-              <w:rPr>
-                <w:rFonts w:ascii="BRH Malayalam Extra" w:hAnsi="BRH Malayalam Extra" w:cs="BRH Malayalam Extra"/>
-                <w:color w:val="000000"/>
-                <w:sz w:val="32"/>
-                <w:szCs w:val="32"/>
-              </w:rPr>
-              <w:t>gª.ty</w:t>
-            </w:r>
-            <w:proofErr w:type="gramEnd"/>
+            <w:r>
+              <w:rPr>
+                <w:rFonts w:ascii="BRH Malayalam Extra" w:hAnsi="BRH Malayalam Extra" w:cs="BRH Malayalam Extra"/>
+                <w:color w:val="000000"/>
+                <w:sz w:val="26"/>
+                <w:szCs w:val="32"/>
+              </w:rPr>
+              <w:t>–</w:t>
+            </w:r>
+            <w:r>
+              <w:rPr>
+                <w:rFonts w:ascii="BRH Malayalam Extra" w:hAnsi="BRH Malayalam Extra" w:cs="BRH Malayalam Extra"/>
+                <w:color w:val="000000"/>
+                <w:sz w:val="32"/>
+                <w:szCs w:val="32"/>
+              </w:rPr>
+              <w:t>r¥b— gª.ty</w:t>
+            </w:r>
             <w:r>
               <w:rPr>
                 <w:rFonts w:ascii="BRH Malayalam Extra" w:hAnsi="BRH Malayalam Extra" w:cs="BRH Malayalam Extra"/>
@@ -2095,7 +1887,6 @@
               </w:rPr>
               <w:t>(</w:t>
             </w:r>
-            <w:proofErr w:type="gramStart"/>
             <w:r>
               <w:rPr>
                 <w:rFonts w:cs="BRH Malayalam Extra"/>
@@ -2119,16 +1910,7 @@
                 <w:color w:val="000000"/>
                 <w:szCs w:val="32"/>
               </w:rPr>
-              <w:t>[</w:t>
-            </w:r>
-            <w:proofErr w:type="gramEnd"/>
-            <w:r>
-              <w:rPr>
-                <w:rFonts w:cs="BRH Malayalam Extra"/>
-                <w:color w:val="000000"/>
-                <w:szCs w:val="32"/>
-              </w:rPr>
-              <w:t>P4</w:t>
+              <w:t>[P4</w:t>
             </w:r>
             <w:r>
               <w:rPr>
@@ -2278,7 +2060,6 @@
               </w:rPr>
               <w:t>ª</w:t>
             </w:r>
-            <w:proofErr w:type="gramStart"/>
             <w:r>
               <w:rPr>
                 <w:rFonts w:ascii="BRH Malayalam Extra" w:hAnsi="BRH Malayalam Extra" w:cs="BRH Malayalam Extra"/>
@@ -2297,7 +2078,6 @@
               </w:rPr>
               <w:t>.ty</w:t>
             </w:r>
-            <w:proofErr w:type="gramEnd"/>
             <w:r>
               <w:rPr>
                 <w:rFonts w:ascii="BRH Malayalam Extra" w:hAnsi="BRH Malayalam Extra" w:cs="BRH Malayalam Extra"/>
@@ -2507,19 +2287,8 @@
                 <w:sz w:val="32"/>
                 <w:szCs w:val="32"/>
               </w:rPr>
-              <w:t xml:space="preserve">r¥b— </w:t>
-            </w:r>
-            <w:proofErr w:type="gramStart"/>
-            <w:r>
-              <w:rPr>
-                <w:rFonts w:ascii="BRH Malayalam Extra" w:hAnsi="BRH Malayalam Extra" w:cs="BRH Malayalam Extra"/>
-                <w:color w:val="000000"/>
-                <w:sz w:val="32"/>
-                <w:szCs w:val="32"/>
-              </w:rPr>
-              <w:t>gª.ty</w:t>
-            </w:r>
-            <w:proofErr w:type="gramEnd"/>
+              <w:t>r¥b— gª.ty</w:t>
+            </w:r>
             <w:r>
               <w:rPr>
                 <w:rFonts w:ascii="BRH Malayalam Extra" w:hAnsi="BRH Malayalam Extra" w:cs="BRH Malayalam Extra"/>
@@ -2671,7 +2440,6 @@
               </w:rPr>
               <w:t xml:space="preserve"> (</w:t>
             </w:r>
-            <w:proofErr w:type="gramStart"/>
             <w:r>
               <w:rPr>
                 <w:rFonts w:cs="BRH Malayalam Extra"/>
@@ -2695,16 +2463,7 @@
                 <w:color w:val="000000"/>
                 <w:szCs w:val="32"/>
               </w:rPr>
-              <w:t>[</w:t>
-            </w:r>
-            <w:proofErr w:type="gramEnd"/>
-            <w:r>
-              <w:rPr>
-                <w:rFonts w:cs="BRH Malayalam Extra"/>
-                <w:color w:val="000000"/>
-                <w:szCs w:val="32"/>
-              </w:rPr>
-              <w:t>P4</w:t>
+              <w:t>[P4</w:t>
             </w:r>
             <w:r>
               <w:rPr>
@@ -2818,7 +2577,6 @@
               </w:rPr>
               <w:t>ª</w:t>
             </w:r>
-            <w:proofErr w:type="gramStart"/>
             <w:r>
               <w:rPr>
                 <w:rFonts w:ascii="BRH Malayalam Extra" w:hAnsi="BRH Malayalam Extra" w:cs="BRH Malayalam Extra"/>
@@ -2837,7 +2595,6 @@
               </w:rPr>
               <w:t>.ty</w:t>
             </w:r>
-            <w:proofErr w:type="gramEnd"/>
             <w:r>
               <w:rPr>
                 <w:rFonts w:ascii="BRH Malayalam Extra" w:hAnsi="BRH Malayalam Extra" w:cs="BRH Malayalam Extra"/>
@@ -2915,19 +2672,8 @@
                 <w:sz w:val="32"/>
                 <w:szCs w:val="32"/>
               </w:rPr>
-              <w:t xml:space="preserve">r¥b— </w:t>
-            </w:r>
-            <w:proofErr w:type="gramStart"/>
-            <w:r>
-              <w:rPr>
-                <w:rFonts w:ascii="BRH Malayalam Extra" w:hAnsi="BRH Malayalam Extra" w:cs="BRH Malayalam Extra"/>
-                <w:color w:val="000000"/>
-                <w:sz w:val="32"/>
-                <w:szCs w:val="32"/>
-              </w:rPr>
-              <w:t>gª.ty</w:t>
-            </w:r>
-            <w:proofErr w:type="gramEnd"/>
+              <w:t>r¥b— gª.ty</w:t>
+            </w:r>
             <w:r>
               <w:rPr>
                 <w:rFonts w:ascii="BRH Malayalam Extra" w:hAnsi="BRH Malayalam Extra" w:cs="BRH Malayalam Extra"/>
@@ -3201,7 +2947,6 @@
               </w:rPr>
               <w:t>(</w:t>
             </w:r>
-            <w:proofErr w:type="gramStart"/>
             <w:r>
               <w:rPr>
                 <w:rFonts w:cs="BRH Malayalam Extra"/>
@@ -3225,16 +2970,7 @@
                 <w:color w:val="000000"/>
                 <w:szCs w:val="32"/>
               </w:rPr>
-              <w:t>[</w:t>
-            </w:r>
-            <w:proofErr w:type="gramEnd"/>
-            <w:r>
-              <w:rPr>
-                <w:rFonts w:cs="BRH Malayalam Extra"/>
-                <w:color w:val="000000"/>
-                <w:szCs w:val="32"/>
-              </w:rPr>
-              <w:t>P4</w:t>
+              <w:t>[P4</w:t>
             </w:r>
             <w:r>
               <w:rPr>
@@ -3348,7 +3084,6 @@
               </w:rPr>
               <w:t>ª</w:t>
             </w:r>
-            <w:proofErr w:type="gramStart"/>
             <w:r>
               <w:rPr>
                 <w:rFonts w:ascii="BRH Malayalam Extra" w:hAnsi="BRH Malayalam Extra" w:cs="BRH Malayalam Extra"/>
@@ -3367,7 +3102,6 @@
               </w:rPr>
               <w:t>.ty</w:t>
             </w:r>
-            <w:proofErr w:type="gramEnd"/>
             <w:r>
               <w:rPr>
                 <w:rFonts w:ascii="BRH Malayalam Extra" w:hAnsi="BRH Malayalam Extra" w:cs="BRH Malayalam Extra"/>
@@ -3464,7 +3198,6 @@
               </w:rPr>
               <w:t>ª</w:t>
             </w:r>
-            <w:proofErr w:type="gramStart"/>
             <w:r>
               <w:rPr>
                 <w:rFonts w:ascii="BRH Malayalam Extra" w:hAnsi="BRH Malayalam Extra" w:cs="BRH Malayalam Extra"/>
@@ -3483,7 +3216,6 @@
               </w:rPr>
               <w:t>.ty</w:t>
             </w:r>
-            <w:proofErr w:type="gramEnd"/>
             <w:r>
               <w:rPr>
                 <w:rFonts w:ascii="BRH Malayalam Extra" w:hAnsi="BRH Malayalam Extra" w:cs="BRH Malayalam Extra"/>
@@ -3555,19 +3287,8 @@
                 <w:sz w:val="32"/>
                 <w:szCs w:val="32"/>
               </w:rPr>
-              <w:t xml:space="preserve">r¥b— </w:t>
-            </w:r>
-            <w:proofErr w:type="gramStart"/>
-            <w:r>
-              <w:rPr>
-                <w:rFonts w:ascii="BRH Malayalam Extra" w:hAnsi="BRH Malayalam Extra" w:cs="BRH Malayalam Extra"/>
-                <w:color w:val="000000"/>
-                <w:sz w:val="32"/>
-                <w:szCs w:val="32"/>
-              </w:rPr>
-              <w:t>gª.ty</w:t>
-            </w:r>
-            <w:proofErr w:type="gramEnd"/>
+              <w:t>r¥b— gª.ty</w:t>
+            </w:r>
             <w:r>
               <w:rPr>
                 <w:rFonts w:ascii="BRH Malayalam Extra" w:hAnsi="BRH Malayalam Extra" w:cs="BRH Malayalam Extra"/>
@@ -3717,19 +3438,8 @@
                 <w:sz w:val="32"/>
                 <w:szCs w:val="32"/>
               </w:rPr>
-              <w:t xml:space="preserve">r¥b— </w:t>
-            </w:r>
-            <w:proofErr w:type="gramStart"/>
-            <w:r>
-              <w:rPr>
-                <w:rFonts w:ascii="BRH Malayalam Extra" w:hAnsi="BRH Malayalam Extra" w:cs="BRH Malayalam Extra"/>
-                <w:color w:val="000000"/>
-                <w:sz w:val="32"/>
-                <w:szCs w:val="32"/>
-              </w:rPr>
-              <w:t>gª.ty</w:t>
-            </w:r>
-            <w:proofErr w:type="gramEnd"/>
+              <w:t>r¥b— gª.ty</w:t>
+            </w:r>
             <w:r>
               <w:rPr>
                 <w:rFonts w:ascii="BRH Malayalam Extra" w:hAnsi="BRH Malayalam Extra" w:cs="BRH Malayalam Extra"/>
@@ -3842,9 +3552,9 @@
               <w:autoSpaceDE w:val="0"/>
               <w:autoSpaceDN w:val="0"/>
               <w:adjustRightInd w:val="0"/>
-              <w:spacing w:before="0" w:line="240" w:lineRule="auto"/>
-              <w:rPr>
-                <w:rFonts w:ascii="BRH Devanagari Extra" w:hAnsi="BRH Devanagari Extra" w:cs="BRH Devanagari Extra"/>
+              <w:spacing w:line="240" w:lineRule="auto"/>
+              <w:rPr>
+                <w:rFonts w:ascii="BRH Malayalam Extra" w:hAnsi="BRH Malayalam Extra" w:cs="BRH Malayalam Extra"/>
                 <w:color w:val="000000"/>
                 <w:sz w:val="32"/>
                 <w:szCs w:val="32"/>
@@ -3852,7 +3562,7 @@
             </w:pPr>
             <w:r>
               <w:rPr>
-                <w:rFonts w:ascii="BRH Devanagari Extra" w:hAnsi="BRH Devanagari Extra" w:cs="BRH Devanagari Extra"/>
+                <w:rFonts w:ascii="BRH Malayalam Extra" w:hAnsi="BRH Malayalam Extra" w:cs="BRH Malayalam Extra"/>
                 <w:color w:val="000000"/>
                 <w:sz w:val="32"/>
                 <w:szCs w:val="32"/>
@@ -3860,10 +3570,9 @@
               <w:lastRenderedPageBreak/>
               <w:t>(</w:t>
             </w:r>
-            <w:proofErr w:type="gramStart"/>
-            <w:r>
-              <w:rPr>
-                <w:rFonts w:cs="BRH Devanagari Extra"/>
+            <w:r>
+              <w:rPr>
+                <w:rFonts w:cs="BRH Malayalam Extra"/>
                 <w:color w:val="000000"/>
                 <w:szCs w:val="32"/>
               </w:rPr>
@@ -3871,7 +3580,7 @@
             </w:r>
             <w:r>
               <w:rPr>
-                <w:rFonts w:ascii="BRH Devanagari Extra" w:hAnsi="BRH Devanagari Extra" w:cs="BRH Devanagari Extra"/>
+                <w:rFonts w:ascii="BRH Malayalam Extra" w:hAnsi="BRH Malayalam Extra" w:cs="BRH Malayalam Extra"/>
                 <w:color w:val="000000"/>
                 <w:sz w:val="32"/>
                 <w:szCs w:val="32"/>
@@ -3880,24 +3589,15 @@
             </w:r>
             <w:r>
               <w:rPr>
-                <w:rFonts w:cs="BRH Devanagari Extra"/>
-                <w:color w:val="000000"/>
-                <w:szCs w:val="32"/>
-              </w:rPr>
-              <w:t>[</w:t>
-            </w:r>
-            <w:proofErr w:type="gramEnd"/>
-            <w:r>
-              <w:rPr>
-                <w:rFonts w:cs="BRH Devanagari Extra"/>
-                <w:color w:val="000000"/>
-                <w:szCs w:val="32"/>
-              </w:rPr>
-              <w:t>P7</w:t>
-            </w:r>
-            <w:r>
-              <w:rPr>
-                <w:rFonts w:ascii="BRH Devanagari Extra" w:hAnsi="BRH Devanagari Extra" w:cs="BRH Devanagari Extra"/>
+                <w:rFonts w:cs="BRH Malayalam Extra"/>
+                <w:color w:val="000000"/>
+                <w:szCs w:val="32"/>
+              </w:rPr>
+              <w:t>[P7</w:t>
+            </w:r>
+            <w:r>
+              <w:rPr>
+                <w:rFonts w:ascii="BRH Malayalam Extra" w:hAnsi="BRH Malayalam Extra" w:cs="BRH Malayalam Extra"/>
                 <w:color w:val="000000"/>
                 <w:sz w:val="32"/>
                 <w:szCs w:val="32"/>
@@ -3906,7 +3606,7 @@
             </w:r>
             <w:r>
               <w:rPr>
-                <w:rFonts w:cs="BRH Devanagari Extra"/>
+                <w:rFonts w:cs="BRH Malayalam Extra"/>
                 <w:color w:val="000000"/>
                 <w:szCs w:val="32"/>
               </w:rPr>
@@ -3914,7 +3614,7 @@
             </w:r>
             <w:r>
               <w:rPr>
-                <w:rFonts w:ascii="BRH Devanagari Extra" w:hAnsi="BRH Devanagari Extra" w:cs="BRH Devanagari Extra"/>
+                <w:rFonts w:ascii="BRH Malayalam Extra" w:hAnsi="BRH Malayalam Extra" w:cs="BRH Malayalam Extra"/>
                 <w:color w:val="000000"/>
                 <w:sz w:val="32"/>
                 <w:szCs w:val="32"/>
@@ -3923,7 +3623,7 @@
             </w:r>
             <w:r>
               <w:rPr>
-                <w:rFonts w:cs="BRH Devanagari Extra"/>
+                <w:rFonts w:cs="BRH Malayalam Extra"/>
                 <w:color w:val="000000"/>
                 <w:szCs w:val="32"/>
               </w:rPr>
@@ -3931,7 +3631,7 @@
             </w:r>
             <w:r>
               <w:rPr>
-                <w:rFonts w:ascii="BRH Devanagari Extra" w:hAnsi="BRH Devanagari Extra" w:cs="BRH Devanagari Extra"/>
+                <w:rFonts w:ascii="BRH Malayalam Extra" w:hAnsi="BRH Malayalam Extra" w:cs="BRH Malayalam Extra"/>
                 <w:color w:val="000000"/>
                 <w:sz w:val="32"/>
                 <w:szCs w:val="32"/>
@@ -3940,7 +3640,7 @@
             </w:r>
             <w:r>
               <w:rPr>
-                <w:rFonts w:cs="BRH Devanagari Extra"/>
+                <w:rFonts w:cs="BRH Malayalam Extra"/>
                 <w:color w:val="000000"/>
                 <w:szCs w:val="32"/>
               </w:rPr>
@@ -3948,7 +3648,7 @@
             </w:r>
             <w:r>
               <w:rPr>
-                <w:rFonts w:ascii="BRH Devanagari Extra" w:hAnsi="BRH Devanagari Extra" w:cs="BRH Devanagari Extra"/>
+                <w:rFonts w:ascii="BRH Malayalam Extra" w:hAnsi="BRH Malayalam Extra" w:cs="BRH Malayalam Extra"/>
                 <w:color w:val="000000"/>
                 <w:sz w:val="32"/>
                 <w:szCs w:val="32"/>
@@ -3957,7 +3657,7 @@
             </w:r>
             <w:r>
               <w:rPr>
-                <w:rFonts w:cs="BRH Devanagari Extra"/>
+                <w:rFonts w:cs="BRH Malayalam Extra"/>
                 <w:color w:val="000000"/>
                 <w:szCs w:val="32"/>
               </w:rPr>
@@ -3965,7 +3665,7 @@
             </w:r>
             <w:r>
               <w:rPr>
-                <w:rFonts w:ascii="BRH Devanagari Extra" w:hAnsi="BRH Devanagari Extra" w:cs="BRH Devanagari Extra"/>
+                <w:rFonts w:ascii="BRH Malayalam Extra" w:hAnsi="BRH Malayalam Extra" w:cs="BRH Malayalam Extra"/>
                 <w:color w:val="000000"/>
                 <w:sz w:val="32"/>
                 <w:szCs w:val="32"/>
@@ -3974,7 +3674,7 @@
             </w:r>
             <w:r>
               <w:rPr>
-                <w:rFonts w:cs="BRH Devanagari Extra"/>
+                <w:rFonts w:cs="BRH Malayalam Extra"/>
                 <w:color w:val="000000"/>
                 <w:szCs w:val="32"/>
               </w:rPr>
@@ -3982,94 +3682,85 @@
             </w:r>
             <w:r>
               <w:rPr>
-                <w:rFonts w:ascii="BRH Devanagari Extra" w:hAnsi="BRH Devanagari Extra" w:cs="BRH Devanagari Extra"/>
-                <w:color w:val="000000"/>
-                <w:sz w:val="32"/>
-                <w:szCs w:val="32"/>
-              </w:rPr>
-              <w:t>)</w:t>
-            </w:r>
-            <w:proofErr w:type="gramStart"/>
-            <w:r>
-              <w:rPr>
-                <w:rFonts w:ascii="BRH Devanagari Extra" w:hAnsi="BRH Devanagari Extra" w:cs="BRH Devanagari Extra"/>
-                <w:color w:val="000000"/>
-                <w:sz w:val="32"/>
-                <w:szCs w:val="32"/>
-              </w:rPr>
-              <w:t>-  mÉÔuÉåïÿ</w:t>
-            </w:r>
-            <w:proofErr w:type="gramEnd"/>
-            <w:r>
-              <w:rPr>
-                <w:rFonts w:ascii="BRH Devanagari Extra" w:hAnsi="BRH Devanagari Extra" w:cs="BRH Devanagari Extra"/>
-                <w:color w:val="000000"/>
-                <w:sz w:val="32"/>
-                <w:szCs w:val="32"/>
-              </w:rPr>
-              <w:t xml:space="preserve"> | eÉ</w:t>
-            </w:r>
-            <w:r>
-              <w:rPr>
-                <w:rFonts w:ascii="BRH Malayalam Extra" w:hAnsi="BRH Malayalam Extra" w:cs="BRH Devanagari Extra"/>
-                <w:color w:val="000000"/>
-                <w:szCs w:val="32"/>
-              </w:rPr>
-              <w:t>–</w:t>
-            </w:r>
-            <w:r>
-              <w:rPr>
-                <w:rFonts w:ascii="BRH Devanagari Extra" w:hAnsi="BRH Devanagari Extra" w:cs="BRH Devanagari Extra"/>
-                <w:color w:val="000000"/>
-                <w:sz w:val="32"/>
-                <w:szCs w:val="32"/>
-              </w:rPr>
-              <w:t>ËU</w:t>
-            </w:r>
-            <w:r>
-              <w:rPr>
-                <w:rFonts w:ascii="BRH Malayalam Extra" w:hAnsi="BRH Malayalam Extra" w:cs="BRH Devanagari Extra"/>
-                <w:color w:val="000000"/>
-                <w:szCs w:val="32"/>
-              </w:rPr>
-              <w:t>–</w:t>
-            </w:r>
-            <w:r>
-              <w:rPr>
-                <w:rFonts w:ascii="BRH Devanagari Extra" w:hAnsi="BRH Devanagari Extra" w:cs="BRH Devanagari Extra"/>
-                <w:color w:val="000000"/>
-                <w:sz w:val="32"/>
-                <w:szCs w:val="32"/>
-              </w:rPr>
-              <w:t xml:space="preserve">iÉÉUþÈ | </w:t>
-            </w:r>
-            <w:r>
-              <w:rPr>
-                <w:rFonts w:ascii="BRH Devanagari Extra" w:hAnsi="BRH Devanagari Extra" w:cs="BRH Devanagari Extra"/>
+                <w:rFonts w:ascii="BRH Malayalam Extra" w:hAnsi="BRH Malayalam Extra" w:cs="BRH Malayalam Extra"/>
+                <w:color w:val="000000"/>
+                <w:sz w:val="32"/>
+                <w:szCs w:val="32"/>
+              </w:rPr>
+              <w:t>)- e¢ª¥p˜ | R</w:t>
+            </w:r>
+            <w:r>
+              <w:rPr>
+                <w:rFonts w:ascii="BRH Malayalam Extra" w:hAnsi="BRH Malayalam Extra" w:cs="BRH Malayalam Extra"/>
+                <w:color w:val="000000"/>
+                <w:sz w:val="26"/>
+                <w:szCs w:val="32"/>
+              </w:rPr>
+              <w:t>–</w:t>
+            </w:r>
+            <w:r>
+              <w:rPr>
+                <w:rFonts w:ascii="BRH Malayalam Extra" w:hAnsi="BRH Malayalam Extra" w:cs="BRH Malayalam Extra"/>
+                <w:color w:val="000000"/>
+                <w:sz w:val="32"/>
+                <w:szCs w:val="32"/>
+              </w:rPr>
+              <w:t>ky</w:t>
+            </w:r>
+            <w:r>
+              <w:rPr>
+                <w:rFonts w:ascii="BRH Malayalam Extra" w:hAnsi="BRH Malayalam Extra" w:cs="BRH Malayalam Extra"/>
+                <w:color w:val="000000"/>
+                <w:sz w:val="26"/>
+                <w:szCs w:val="32"/>
+              </w:rPr>
+              <w:t>–</w:t>
+            </w:r>
+            <w:r>
+              <w:rPr>
+                <w:rFonts w:ascii="BRH Malayalam Extra" w:hAnsi="BRH Malayalam Extra" w:cs="BRH Malayalam Extra"/>
+                <w:color w:val="000000"/>
+                <w:sz w:val="32"/>
+                <w:szCs w:val="32"/>
+              </w:rPr>
+              <w:t xml:space="preserve">Zxk—J | </w:t>
+            </w:r>
+            <w:r>
+              <w:rPr>
+                <w:rFonts w:ascii="BRH Malayalam Extra" w:hAnsi="BRH Malayalam Extra" w:cs="BRH Malayalam Extra"/>
                 <w:color w:val="000000"/>
                 <w:sz w:val="32"/>
                 <w:szCs w:val="32"/>
                 <w:highlight w:val="yellow"/>
               </w:rPr>
-              <w:t>lÉ</w:t>
-            </w:r>
-            <w:r>
-              <w:rPr>
-                <w:rFonts w:ascii="BRH Malayalam Extra" w:hAnsi="BRH Malayalam Extra" w:cs="BRH Devanagari Extra"/>
-                <w:color w:val="000000"/>
-                <w:szCs w:val="32"/>
-                <w:highlight w:val="yellow"/>
-              </w:rPr>
-              <w:t>–</w:t>
-            </w:r>
-            <w:r>
-              <w:rPr>
-                <w:rFonts w:ascii="BRH Devanagari Extra" w:hAnsi="BRH Devanagari Extra" w:cs="BRH Devanagari Extra"/>
+              <w:t>d</w:t>
+            </w:r>
+            <w:r>
+              <w:rPr>
+                <w:rFonts w:ascii="BRH Malayalam Extra" w:hAnsi="BRH Malayalam Extra" w:cs="BRH Malayalam Extra"/>
+                <w:color w:val="000000"/>
+                <w:sz w:val="26"/>
+                <w:szCs w:val="32"/>
+              </w:rPr>
+              <w:t>–</w:t>
+            </w:r>
+            <w:r>
+              <w:rPr>
+                <w:rFonts w:ascii="BRH Malayalam Extra" w:hAnsi="BRH Malayalam Extra" w:cs="BRH Malayalam Extra"/>
                 <w:color w:val="000000"/>
                 <w:sz w:val="32"/>
                 <w:szCs w:val="32"/>
               </w:rPr>
               <w:t xml:space="preserve"> |</w:t>
+            </w:r>
+            <w:r>
+              <w:rPr>
+                <w:rFonts w:ascii="BRH Malayalam Extra" w:hAnsi="BRH Malayalam Extra" w:cs="BRH Malayalam Extra"/>
+                <w:color w:val="000000"/>
+                <w:sz w:val="32"/>
+                <w:szCs w:val="32"/>
+              </w:rPr>
+              <w:t xml:space="preserve"> </w:t>
             </w:r>
           </w:p>
           <w:p>
@@ -4078,9 +3769,9 @@
               <w:autoSpaceDE w:val="0"/>
               <w:autoSpaceDN w:val="0"/>
               <w:adjustRightInd w:val="0"/>
-              <w:spacing w:before="0" w:line="240" w:lineRule="auto"/>
-              <w:rPr>
-                <w:rFonts w:ascii="BRH Devanagari Extra" w:hAnsi="BRH Devanagari Extra" w:cs="BRH Devanagari Extra"/>
+              <w:spacing w:line="240" w:lineRule="auto"/>
+              <w:rPr>
+                <w:rFonts w:ascii="BRH Malayalam Extra" w:hAnsi="BRH Malayalam Extra" w:cs="BRH Malayalam Extra"/>
                 <w:color w:val="000000"/>
                 <w:sz w:val="32"/>
                 <w:szCs w:val="32"/>
@@ -4088,222 +3779,84 @@
             </w:pPr>
             <w:r>
               <w:rPr>
-                <w:rFonts w:ascii="BRH Devanagari Extra" w:hAnsi="BRH Devanagari Extra" w:cs="BRH Devanagari Extra"/>
-                <w:color w:val="000000"/>
-                <w:sz w:val="32"/>
-                <w:szCs w:val="32"/>
-              </w:rPr>
-              <w:t>mÉÔuÉåïþ eÉËU</w:t>
-            </w:r>
-            <w:r>
-              <w:rPr>
-                <w:rFonts w:ascii="BRH Malayalam Extra" w:hAnsi="BRH Malayalam Extra" w:cs="BRH Devanagari Extra"/>
-                <w:color w:val="000000"/>
-                <w:szCs w:val="32"/>
-              </w:rPr>
-              <w:t>–</w:t>
-            </w:r>
-            <w:r>
-              <w:rPr>
-                <w:rFonts w:ascii="BRH Devanagari Extra" w:hAnsi="BRH Devanagari Extra" w:cs="BRH Devanagari Extra"/>
-                <w:color w:val="000000"/>
-                <w:sz w:val="32"/>
-                <w:szCs w:val="32"/>
-              </w:rPr>
-              <w:t>iÉÉUÉåþ eÉËU</w:t>
-            </w:r>
-            <w:r>
-              <w:rPr>
-                <w:rFonts w:ascii="BRH Malayalam Extra" w:hAnsi="BRH Malayalam Extra" w:cs="BRH Devanagari Extra"/>
-                <w:color w:val="000000"/>
-                <w:szCs w:val="32"/>
-              </w:rPr>
-              <w:t>–</w:t>
-            </w:r>
-            <w:r>
-              <w:rPr>
-                <w:rFonts w:ascii="BRH Devanagari Extra" w:hAnsi="BRH Devanagari Extra" w:cs="BRH Devanagari Extra"/>
-                <w:color w:val="000000"/>
-                <w:sz w:val="32"/>
-                <w:szCs w:val="32"/>
-              </w:rPr>
-              <w:t>iÉÉU</w:t>
-            </w:r>
-            <w:r>
-              <w:rPr>
-                <w:rFonts w:ascii="BRH Malayalam Extra" w:hAnsi="BRH Malayalam Extra" w:cs="BRH Devanagari Extra"/>
-                <w:color w:val="000000"/>
-                <w:szCs w:val="32"/>
-              </w:rPr>
-              <w:t>–</w:t>
-            </w:r>
-            <w:r>
-              <w:rPr>
-                <w:rFonts w:ascii="BRH Devanagari Extra" w:hAnsi="BRH Devanagari Extra" w:cs="BRH Devanagari Extra"/>
-                <w:color w:val="000000"/>
-                <w:sz w:val="32"/>
-                <w:szCs w:val="32"/>
-              </w:rPr>
-              <w:t>È mÉÔuÉåï</w:t>
-            </w:r>
-            <w:r>
-              <w:rPr>
-                <w:rFonts w:ascii="BRH Malayalam Extra" w:hAnsi="BRH Malayalam Extra" w:cs="BRH Devanagari Extra"/>
-                <w:color w:val="000000"/>
-                <w:szCs w:val="32"/>
-              </w:rPr>
-              <w:t>–</w:t>
-            </w:r>
-            <w:r>
-              <w:rPr>
-                <w:rFonts w:ascii="BRH Devanagari Extra" w:hAnsi="BRH Devanagari Extra" w:cs="BRH Devanagari Extra"/>
-                <w:color w:val="000000"/>
-                <w:sz w:val="32"/>
-                <w:szCs w:val="32"/>
-              </w:rPr>
-              <w:t xml:space="preserve"> mÉÔuÉåïþ eÉËU</w:t>
-            </w:r>
-            <w:r>
-              <w:rPr>
-                <w:rFonts w:ascii="BRH Malayalam Extra" w:hAnsi="BRH Malayalam Extra" w:cs="BRH Devanagari Extra"/>
-                <w:color w:val="000000"/>
-                <w:szCs w:val="32"/>
-              </w:rPr>
-              <w:t>–</w:t>
-            </w:r>
-            <w:r>
-              <w:rPr>
-                <w:rFonts w:ascii="BRH Devanagari Extra" w:hAnsi="BRH Devanagari Extra" w:cs="BRH Devanagari Extra"/>
-                <w:color w:val="000000"/>
-                <w:sz w:val="32"/>
-                <w:szCs w:val="32"/>
-              </w:rPr>
-              <w:t>iÉÉ</w:t>
-            </w:r>
-            <w:r>
-              <w:rPr>
-                <w:rFonts w:ascii="BRH Devanagari Extra" w:hAnsi="BRH Devanagari Extra" w:cs="BRH Devanagari Extra"/>
-                <w:color w:val="000000"/>
-                <w:sz w:val="32"/>
-                <w:szCs w:val="32"/>
-                <w:highlight w:val="yellow"/>
-              </w:rPr>
-              <w:t>UÉ</w:t>
-            </w:r>
-            <w:r>
-              <w:rPr>
-                <w:rFonts w:ascii="BRH Devanagari Extra" w:hAnsi="BRH Devanagari Extra" w:cs="BRH Devanagari Extra"/>
-                <w:color w:val="000000"/>
-                <w:sz w:val="32"/>
-                <w:szCs w:val="32"/>
-              </w:rPr>
-              <w:t xml:space="preserve">åþ lÉ lÉ </w:t>
-            </w:r>
-            <w:r>
-              <w:rPr>
-                <w:rFonts w:ascii="BRH Devanagari Extra" w:hAnsi="BRH Devanagari Extra" w:cs="BRH Devanagari Extra"/>
-                <w:color w:val="000000"/>
-                <w:sz w:val="32"/>
-                <w:szCs w:val="32"/>
-                <w:highlight w:val="yellow"/>
-              </w:rPr>
-              <w:t>e</w:t>
-            </w:r>
-            <w:r>
-              <w:rPr>
-                <w:rFonts w:ascii="BRH Devanagari Extra" w:hAnsi="BRH Devanagari Extra" w:cs="BRH Devanagari Extra"/>
-                <w:color w:val="000000"/>
-                <w:sz w:val="32"/>
-                <w:szCs w:val="32"/>
-              </w:rPr>
-              <w:t>ÉËU</w:t>
-            </w:r>
-            <w:r>
-              <w:rPr>
-                <w:rFonts w:ascii="BRH Malayalam Extra" w:hAnsi="BRH Malayalam Extra" w:cs="BRH Devanagari Extra"/>
-                <w:color w:val="000000"/>
-                <w:szCs w:val="32"/>
-              </w:rPr>
-              <w:t>–</w:t>
-            </w:r>
-            <w:r>
-              <w:rPr>
-                <w:rFonts w:ascii="BRH Devanagari Extra" w:hAnsi="BRH Devanagari Extra" w:cs="BRH Devanagari Extra"/>
-                <w:color w:val="000000"/>
-                <w:sz w:val="32"/>
-                <w:szCs w:val="32"/>
-              </w:rPr>
-              <w:t>iÉÉU</w:t>
-            </w:r>
-            <w:r>
-              <w:rPr>
-                <w:rFonts w:ascii="BRH Malayalam Extra" w:hAnsi="BRH Malayalam Extra" w:cs="BRH Devanagari Extra"/>
-                <w:color w:val="000000"/>
-                <w:szCs w:val="32"/>
-              </w:rPr>
-              <w:t>–</w:t>
-            </w:r>
-            <w:r>
-              <w:rPr>
-                <w:rFonts w:ascii="BRH Devanagari Extra" w:hAnsi="BRH Devanagari Extra" w:cs="BRH Devanagari Extra"/>
-                <w:color w:val="000000"/>
-                <w:sz w:val="32"/>
-                <w:szCs w:val="32"/>
-              </w:rPr>
-              <w:t>È mÉÔuÉåï</w:t>
-            </w:r>
-            <w:r>
-              <w:rPr>
-                <w:rFonts w:ascii="BRH Malayalam Extra" w:hAnsi="BRH Malayalam Extra" w:cs="BRH Devanagari Extra"/>
-                <w:color w:val="000000"/>
-                <w:szCs w:val="32"/>
-              </w:rPr>
-              <w:t>–</w:t>
-            </w:r>
-            <w:r>
-              <w:rPr>
-                <w:rFonts w:ascii="BRH Devanagari Extra" w:hAnsi="BRH Devanagari Extra" w:cs="BRH Devanagari Extra"/>
-                <w:color w:val="000000"/>
-                <w:sz w:val="32"/>
-                <w:szCs w:val="32"/>
-              </w:rPr>
-              <w:t xml:space="preserve"> mÉÔuÉåïþ eÉËU</w:t>
-            </w:r>
-            <w:r>
-              <w:rPr>
-                <w:rFonts w:ascii="BRH Malayalam Extra" w:hAnsi="BRH Malayalam Extra" w:cs="BRH Devanagari Extra"/>
-                <w:color w:val="000000"/>
-                <w:szCs w:val="32"/>
-              </w:rPr>
-              <w:t>–</w:t>
-            </w:r>
-            <w:r>
-              <w:rPr>
-                <w:rFonts w:ascii="BRH Devanagari Extra" w:hAnsi="BRH Devanagari Extra" w:cs="BRH Devanagari Extra"/>
-                <w:color w:val="000000"/>
-                <w:sz w:val="32"/>
-                <w:szCs w:val="32"/>
-              </w:rPr>
-              <w:t>iÉÉ</w:t>
-            </w:r>
-            <w:r>
-              <w:rPr>
-                <w:rFonts w:ascii="BRH Devanagari Extra" w:hAnsi="BRH Devanagari Extra" w:cs="BRH Devanagari Extra"/>
-                <w:color w:val="000000"/>
-                <w:sz w:val="32"/>
-                <w:szCs w:val="32"/>
-                <w:highlight w:val="yellow"/>
-              </w:rPr>
-              <w:t>UÉ</w:t>
-            </w:r>
-            <w:r>
-              <w:rPr>
-                <w:rFonts w:ascii="BRH Devanagari Extra" w:hAnsi="BRH Devanagari Extra" w:cs="BRH Devanagari Extra"/>
-                <w:color w:val="000000"/>
-                <w:sz w:val="32"/>
-                <w:szCs w:val="32"/>
-              </w:rPr>
-              <w:t xml:space="preserve">åþ lÉ | </w:t>
+                <w:rFonts w:ascii="BRH Malayalam Extra" w:hAnsi="BRH Malayalam Extra" w:cs="BRH Malayalam Extra"/>
+                <w:color w:val="000000"/>
+                <w:sz w:val="32"/>
+                <w:szCs w:val="32"/>
+              </w:rPr>
+              <w:t>e¢ª¥p— Rky</w:t>
+            </w:r>
+            <w:r>
+              <w:rPr>
+                <w:rFonts w:ascii="BRH Malayalam Extra" w:hAnsi="BRH Malayalam Extra" w:cs="BRH Malayalam Extra"/>
+                <w:color w:val="000000"/>
+                <w:sz w:val="26"/>
+                <w:szCs w:val="32"/>
+              </w:rPr>
+              <w:t>–</w:t>
+            </w:r>
+            <w:r>
+              <w:rPr>
+                <w:rFonts w:ascii="BRH Malayalam Extra" w:hAnsi="BRH Malayalam Extra" w:cs="BRH Malayalam Extra"/>
+                <w:color w:val="000000"/>
+                <w:sz w:val="32"/>
+                <w:szCs w:val="32"/>
+              </w:rPr>
+              <w:t>Zx¥kx— Rky</w:t>
+            </w:r>
+            <w:r>
+              <w:rPr>
+                <w:rFonts w:ascii="BRH Malayalam Extra" w:hAnsi="BRH Malayalam Extra" w:cs="BRH Malayalam Extra"/>
+                <w:color w:val="000000"/>
+                <w:sz w:val="26"/>
+                <w:szCs w:val="32"/>
+              </w:rPr>
+              <w:t>–</w:t>
+            </w:r>
+            <w:r>
+              <w:rPr>
+                <w:rFonts w:ascii="BRH Malayalam Extra" w:hAnsi="BRH Malayalam Extra" w:cs="BRH Malayalam Extra"/>
+                <w:color w:val="000000"/>
+                <w:sz w:val="32"/>
+                <w:szCs w:val="32"/>
+              </w:rPr>
+              <w:t>Zxk</w:t>
+            </w:r>
+            <w:r>
+              <w:rPr>
+                <w:rFonts w:ascii="BRH Malayalam Extra" w:hAnsi="BRH Malayalam Extra" w:cs="BRH Malayalam Extra"/>
+                <w:color w:val="000000"/>
+                <w:sz w:val="26"/>
+                <w:szCs w:val="32"/>
+              </w:rPr>
+              <w:t>–</w:t>
+            </w:r>
+            <w:r>
+              <w:rPr>
+                <w:rFonts w:ascii="BRH Malayalam Extra" w:hAnsi="BRH Malayalam Extra" w:cs="BRH Malayalam Extra"/>
+                <w:color w:val="000000"/>
+                <w:sz w:val="32"/>
+                <w:szCs w:val="32"/>
+              </w:rPr>
+              <w:t>J e¢ª¥p</w:t>
+            </w:r>
+            <w:r>
+              <w:rPr>
+                <w:rFonts w:ascii="BRH Malayalam Extra" w:hAnsi="BRH Malayalam Extra" w:cs="BRH Malayalam Extra"/>
+                <w:color w:val="000000"/>
+                <w:sz w:val="26"/>
+                <w:szCs w:val="32"/>
+              </w:rPr>
+              <w:t>–</w:t>
+            </w:r>
+            <w:r>
+              <w:rPr>
+                <w:rFonts w:ascii="BRH Malayalam Extra" w:hAnsi="BRH Malayalam Extra" w:cs="BRH Malayalam Extra"/>
+                <w:color w:val="000000"/>
+                <w:sz w:val="32"/>
+                <w:szCs w:val="32"/>
+              </w:rPr>
+              <w:t xml:space="preserve"> e¢ª¥p— </w:t>
             </w:r>
           </w:p>
           <w:p>
@@ -4312,9 +3865,9 @@
               <w:autoSpaceDE w:val="0"/>
               <w:autoSpaceDN w:val="0"/>
               <w:adjustRightInd w:val="0"/>
-              <w:spacing w:before="0" w:line="240" w:lineRule="auto"/>
-              <w:rPr>
-                <w:rFonts w:ascii="BRH Devanagari Extra" w:hAnsi="BRH Devanagari Extra" w:cs="BRH Devanagari Extra"/>
+              <w:spacing w:line="240" w:lineRule="auto"/>
+              <w:rPr>
+                <w:rFonts w:ascii="BRH Malayalam Extra" w:hAnsi="BRH Malayalam Extra" w:cs="BRH Malayalam Extra"/>
                 <w:color w:val="000000"/>
                 <w:sz w:val="32"/>
                 <w:szCs w:val="32"/>
@@ -4322,231 +3875,122 @@
             </w:pPr>
             <w:r>
               <w:rPr>
-                <w:rFonts w:ascii="BRH Devanagari Extra" w:hAnsi="BRH Devanagari Extra" w:cs="BRH Devanagari Extra"/>
-                <w:color w:val="000000"/>
-                <w:sz w:val="32"/>
-                <w:szCs w:val="32"/>
-              </w:rPr>
-              <w:t>(</w:t>
-            </w:r>
-            <w:proofErr w:type="gramStart"/>
-            <w:r>
-              <w:rPr>
-                <w:rFonts w:cs="BRH Devanagari Extra"/>
-                <w:color w:val="000000"/>
-                <w:szCs w:val="32"/>
-              </w:rPr>
-              <w:t>21</w:t>
-            </w:r>
-            <w:r>
-              <w:rPr>
-                <w:rFonts w:ascii="BRH Devanagari Extra" w:hAnsi="BRH Devanagari Extra" w:cs="BRH Devanagari Extra"/>
-                <w:color w:val="000000"/>
-                <w:sz w:val="32"/>
-                <w:szCs w:val="32"/>
-              </w:rPr>
-              <w:t>)</w:t>
-            </w:r>
-            <w:r>
-              <w:rPr>
-                <w:rFonts w:cs="BRH Devanagari Extra"/>
-                <w:color w:val="000000"/>
-                <w:szCs w:val="32"/>
-              </w:rPr>
-              <w:t>[</w:t>
-            </w:r>
-            <w:proofErr w:type="gramEnd"/>
-            <w:r>
-              <w:rPr>
-                <w:rFonts w:cs="BRH Devanagari Extra"/>
-                <w:color w:val="000000"/>
-                <w:szCs w:val="32"/>
-              </w:rPr>
-              <w:t>P7</w:t>
-            </w:r>
-            <w:r>
-              <w:rPr>
-                <w:rFonts w:ascii="BRH Devanagari Extra" w:hAnsi="BRH Devanagari Extra" w:cs="BRH Devanagari Extra"/>
-                <w:color w:val="000000"/>
-                <w:sz w:val="32"/>
-                <w:szCs w:val="32"/>
-              </w:rPr>
-              <w:t xml:space="preserve">] </w:t>
-            </w:r>
-            <w:r>
-              <w:rPr>
-                <w:rFonts w:cs="BRH Devanagari Extra"/>
-                <w:color w:val="000000"/>
-                <w:szCs w:val="32"/>
-              </w:rPr>
-              <w:t>4</w:t>
-            </w:r>
-            <w:r>
-              <w:rPr>
-                <w:rFonts w:ascii="BRH Devanagari Extra" w:hAnsi="BRH Devanagari Extra" w:cs="BRH Devanagari Extra"/>
-                <w:color w:val="000000"/>
-                <w:sz w:val="32"/>
-                <w:szCs w:val="32"/>
-              </w:rPr>
-              <w:t>.</w:t>
-            </w:r>
-            <w:r>
-              <w:rPr>
-                <w:rFonts w:cs="BRH Devanagari Extra"/>
-                <w:color w:val="000000"/>
-                <w:szCs w:val="32"/>
-              </w:rPr>
-              <w:t>6</w:t>
-            </w:r>
-            <w:r>
-              <w:rPr>
-                <w:rFonts w:ascii="BRH Devanagari Extra" w:hAnsi="BRH Devanagari Extra" w:cs="BRH Devanagari Extra"/>
-                <w:color w:val="000000"/>
-                <w:sz w:val="32"/>
-                <w:szCs w:val="32"/>
-              </w:rPr>
-              <w:t>.</w:t>
-            </w:r>
-            <w:r>
-              <w:rPr>
-                <w:rFonts w:cs="BRH Devanagari Extra"/>
-                <w:color w:val="000000"/>
-                <w:szCs w:val="32"/>
-              </w:rPr>
-              <w:t>2</w:t>
-            </w:r>
-            <w:r>
-              <w:rPr>
-                <w:rFonts w:ascii="BRH Devanagari Extra" w:hAnsi="BRH Devanagari Extra" w:cs="BRH Devanagari Extra"/>
-                <w:color w:val="000000"/>
-                <w:sz w:val="32"/>
-                <w:szCs w:val="32"/>
-              </w:rPr>
-              <w:t>.</w:t>
-            </w:r>
-            <w:r>
-              <w:rPr>
-                <w:rFonts w:cs="BRH Devanagari Extra"/>
-                <w:color w:val="000000"/>
-                <w:szCs w:val="32"/>
-              </w:rPr>
-              <w:t>2</w:t>
-            </w:r>
-            <w:r>
-              <w:rPr>
-                <w:rFonts w:ascii="BRH Devanagari Extra" w:hAnsi="BRH Devanagari Extra" w:cs="BRH Devanagari Extra"/>
-                <w:color w:val="000000"/>
-                <w:sz w:val="32"/>
-                <w:szCs w:val="32"/>
-              </w:rPr>
-              <w:t>(</w:t>
-            </w:r>
-            <w:r>
-              <w:rPr>
-                <w:rFonts w:cs="BRH Devanagari Extra"/>
-                <w:color w:val="000000"/>
-                <w:szCs w:val="32"/>
-              </w:rPr>
-              <w:t>19</w:t>
-            </w:r>
-            <w:r>
-              <w:rPr>
-                <w:rFonts w:ascii="BRH Devanagari Extra" w:hAnsi="BRH Devanagari Extra" w:cs="BRH Devanagari Extra"/>
-                <w:color w:val="000000"/>
-                <w:sz w:val="32"/>
-                <w:szCs w:val="32"/>
-              </w:rPr>
-              <w:t>)</w:t>
-            </w:r>
-            <w:proofErr w:type="gramStart"/>
-            <w:r>
-              <w:rPr>
-                <w:rFonts w:ascii="BRH Devanagari Extra" w:hAnsi="BRH Devanagari Extra" w:cs="BRH Devanagari Extra"/>
-                <w:color w:val="000000"/>
-                <w:sz w:val="32"/>
-                <w:szCs w:val="32"/>
-              </w:rPr>
-              <w:t>-  eÉ</w:t>
-            </w:r>
-            <w:proofErr w:type="gramEnd"/>
-            <w:r>
-              <w:rPr>
-                <w:rFonts w:ascii="BRH Malayalam Extra" w:hAnsi="BRH Malayalam Extra" w:cs="BRH Devanagari Extra"/>
-                <w:color w:val="000000"/>
-                <w:szCs w:val="32"/>
-              </w:rPr>
-              <w:t>–</w:t>
-            </w:r>
-            <w:r>
-              <w:rPr>
-                <w:rFonts w:ascii="BRH Devanagari Extra" w:hAnsi="BRH Devanagari Extra" w:cs="BRH Devanagari Extra"/>
-                <w:color w:val="000000"/>
-                <w:sz w:val="32"/>
-                <w:szCs w:val="32"/>
-              </w:rPr>
-              <w:t>ËU</w:t>
-            </w:r>
-            <w:r>
-              <w:rPr>
-                <w:rFonts w:ascii="BRH Malayalam Extra" w:hAnsi="BRH Malayalam Extra" w:cs="BRH Devanagari Extra"/>
-                <w:color w:val="000000"/>
-                <w:szCs w:val="32"/>
-              </w:rPr>
-              <w:t>–</w:t>
-            </w:r>
-            <w:r>
-              <w:rPr>
-                <w:rFonts w:ascii="BRH Devanagari Extra" w:hAnsi="BRH Devanagari Extra" w:cs="BRH Devanagari Extra"/>
-                <w:color w:val="000000"/>
-                <w:sz w:val="32"/>
-                <w:szCs w:val="32"/>
-              </w:rPr>
-              <w:t xml:space="preserve">iÉÉUþÈ | </w:t>
-            </w:r>
-            <w:r>
-              <w:rPr>
-                <w:rFonts w:ascii="BRH Devanagari Extra" w:hAnsi="BRH Devanagari Extra" w:cs="BRH Devanagari Extra"/>
+                <w:rFonts w:ascii="BRH Malayalam Extra" w:hAnsi="BRH Malayalam Extra" w:cs="BRH Malayalam Extra"/>
+                <w:color w:val="000000"/>
+                <w:sz w:val="32"/>
+                <w:szCs w:val="32"/>
+              </w:rPr>
+              <w:t>Rky</w:t>
+            </w:r>
+            <w:r>
+              <w:rPr>
+                <w:rFonts w:ascii="BRH Malayalam Extra" w:hAnsi="BRH Malayalam Extra" w:cs="BRH Malayalam Extra"/>
+                <w:color w:val="000000"/>
+                <w:sz w:val="26"/>
+                <w:szCs w:val="32"/>
+              </w:rPr>
+              <w:t>–</w:t>
+            </w:r>
+            <w:r>
+              <w:rPr>
+                <w:rFonts w:ascii="BRH Malayalam Extra" w:hAnsi="BRH Malayalam Extra" w:cs="BRH Malayalam Extra"/>
+                <w:color w:val="000000"/>
+                <w:sz w:val="32"/>
+                <w:szCs w:val="32"/>
+              </w:rPr>
+              <w:t>Zx</w:t>
+            </w:r>
+            <w:r>
+              <w:rPr>
+                <w:rFonts w:ascii="BRH Malayalam Extra" w:hAnsi="BRH Malayalam Extra" w:cs="BRH Malayalam Extra"/>
                 <w:color w:val="000000"/>
                 <w:sz w:val="32"/>
                 <w:szCs w:val="32"/>
                 <w:highlight w:val="yellow"/>
               </w:rPr>
-              <w:t>lÉ</w:t>
-            </w:r>
-            <w:r>
-              <w:rPr>
-                <w:rFonts w:ascii="BRH Malayalam Extra" w:hAnsi="BRH Malayalam Extra" w:cs="BRH Devanagari Extra"/>
-                <w:color w:val="000000"/>
+              <w:t>¥kx</w:t>
+            </w:r>
+            <w:r>
+              <w:rPr>
+                <w:rFonts w:ascii="BRH Malayalam Extra" w:hAnsi="BRH Malayalam Extra" w:cs="BRH Malayalam Extra"/>
+                <w:color w:val="000000"/>
+                <w:sz w:val="32"/>
+                <w:szCs w:val="32"/>
+              </w:rPr>
+              <w:t xml:space="preserve">— d d </w:t>
+            </w:r>
+            <w:r>
+              <w:rPr>
+                <w:rFonts w:ascii="BRH Malayalam Extra" w:hAnsi="BRH Malayalam Extra" w:cs="BRH Malayalam Extra"/>
+                <w:color w:val="000000"/>
+                <w:sz w:val="32"/>
                 <w:szCs w:val="32"/>
                 <w:highlight w:val="yellow"/>
               </w:rPr>
-              <w:t>–</w:t>
-            </w:r>
-            <w:r>
-              <w:rPr>
-                <w:rFonts w:ascii="BRH Devanagari Extra" w:hAnsi="BRH Devanagari Extra" w:cs="BRH Devanagari Extra"/>
-                <w:color w:val="000000"/>
-                <w:sz w:val="32"/>
-                <w:szCs w:val="32"/>
-              </w:rPr>
-              <w:t xml:space="preserve"> | pÉÔ</w:t>
-            </w:r>
-            <w:r>
-              <w:rPr>
-                <w:rFonts w:ascii="BRH Malayalam Extra" w:hAnsi="BRH Malayalam Extra" w:cs="BRH Devanagari Extra"/>
-                <w:color w:val="000000"/>
-                <w:szCs w:val="32"/>
-              </w:rPr>
-              <w:t>–</w:t>
-            </w:r>
-            <w:r>
-              <w:rPr>
-                <w:rFonts w:ascii="BRH Devanagari Extra" w:hAnsi="BRH Devanagari Extra" w:cs="BRH Devanagari Extra"/>
-                <w:color w:val="000000"/>
-                <w:sz w:val="32"/>
-                <w:szCs w:val="32"/>
-              </w:rPr>
-              <w:t>lÉÉ ||</w:t>
+              <w:t>R</w:t>
+            </w:r>
+            <w:r>
+              <w:rPr>
+                <w:rFonts w:ascii="BRH Malayalam Extra" w:hAnsi="BRH Malayalam Extra" w:cs="BRH Malayalam Extra"/>
+                <w:color w:val="000000"/>
+                <w:sz w:val="32"/>
+                <w:szCs w:val="32"/>
+              </w:rPr>
+              <w:t>ky</w:t>
+            </w:r>
+            <w:r>
+              <w:rPr>
+                <w:rFonts w:ascii="BRH Malayalam Extra" w:hAnsi="BRH Malayalam Extra" w:cs="BRH Malayalam Extra"/>
+                <w:color w:val="000000"/>
+                <w:sz w:val="26"/>
+                <w:szCs w:val="32"/>
+              </w:rPr>
+              <w:t>–</w:t>
+            </w:r>
+            <w:r>
+              <w:rPr>
+                <w:rFonts w:ascii="BRH Malayalam Extra" w:hAnsi="BRH Malayalam Extra" w:cs="BRH Malayalam Extra"/>
+                <w:color w:val="000000"/>
+                <w:sz w:val="32"/>
+                <w:szCs w:val="32"/>
+              </w:rPr>
+              <w:t>Zxk</w:t>
+            </w:r>
+            <w:r>
+              <w:rPr>
+                <w:rFonts w:ascii="BRH Malayalam Extra" w:hAnsi="BRH Malayalam Extra" w:cs="BRH Malayalam Extra"/>
+                <w:color w:val="000000"/>
+                <w:sz w:val="26"/>
+                <w:szCs w:val="32"/>
+              </w:rPr>
+              <w:t>–</w:t>
+            </w:r>
+            <w:r>
+              <w:rPr>
+                <w:rFonts w:ascii="BRH Malayalam Extra" w:hAnsi="BRH Malayalam Extra" w:cs="BRH Malayalam Extra"/>
+                <w:color w:val="000000"/>
+                <w:sz w:val="32"/>
+                <w:szCs w:val="32"/>
+              </w:rPr>
+              <w:t>J e¢ª¥p</w:t>
+            </w:r>
+            <w:r>
+              <w:rPr>
+                <w:rFonts w:ascii="BRH Malayalam Extra" w:hAnsi="BRH Malayalam Extra" w:cs="BRH Malayalam Extra"/>
+                <w:color w:val="000000"/>
+                <w:sz w:val="26"/>
+                <w:szCs w:val="32"/>
+              </w:rPr>
+              <w:t>–</w:t>
+            </w:r>
+            <w:r>
+              <w:rPr>
+                <w:rFonts w:ascii="BRH Malayalam Extra" w:hAnsi="BRH Malayalam Extra" w:cs="BRH Malayalam Extra"/>
+                <w:color w:val="000000"/>
+                <w:sz w:val="32"/>
+                <w:szCs w:val="32"/>
+              </w:rPr>
+              <w:t xml:space="preserve"> e¢ª¥p— </w:t>
             </w:r>
           </w:p>
           <w:p>
@@ -4555,9 +3999,9 @@
               <w:autoSpaceDE w:val="0"/>
               <w:autoSpaceDN w:val="0"/>
               <w:adjustRightInd w:val="0"/>
-              <w:spacing w:before="0" w:line="240" w:lineRule="auto"/>
-              <w:rPr>
-                <w:rFonts w:ascii="BRH Devanagari Extra" w:hAnsi="BRH Devanagari Extra" w:cs="BRH Devanagari Extra"/>
+              <w:spacing w:line="240" w:lineRule="auto"/>
+              <w:rPr>
+                <w:rFonts w:ascii="BRH Malayalam Extra" w:hAnsi="BRH Malayalam Extra" w:cs="BRH Malayalam Extra"/>
                 <w:color w:val="000000"/>
                 <w:sz w:val="32"/>
                 <w:szCs w:val="32"/>
@@ -4565,226 +4009,49 @@
             </w:pPr>
             <w:r>
               <w:rPr>
-                <w:rFonts w:ascii="BRH Devanagari Extra" w:hAnsi="BRH Devanagari Extra" w:cs="BRH Devanagari Extra"/>
-                <w:color w:val="000000"/>
-                <w:sz w:val="32"/>
-                <w:szCs w:val="32"/>
-              </w:rPr>
-              <w:t>eÉ</w:t>
-            </w:r>
-            <w:r>
-              <w:rPr>
-                <w:rFonts w:ascii="BRH Malayalam Extra" w:hAnsi="BRH Malayalam Extra" w:cs="BRH Devanagari Extra"/>
-                <w:color w:val="000000"/>
-                <w:szCs w:val="32"/>
-              </w:rPr>
-              <w:t>–</w:t>
-            </w:r>
-            <w:r>
-              <w:rPr>
-                <w:rFonts w:ascii="BRH Devanagari Extra" w:hAnsi="BRH Devanagari Extra" w:cs="BRH Devanagari Extra"/>
-                <w:color w:val="000000"/>
-                <w:sz w:val="32"/>
-                <w:szCs w:val="32"/>
-              </w:rPr>
-              <w:t>ËU</w:t>
-            </w:r>
-            <w:r>
-              <w:rPr>
-                <w:rFonts w:ascii="BRH Malayalam Extra" w:hAnsi="BRH Malayalam Extra" w:cs="BRH Devanagari Extra"/>
-                <w:color w:val="000000"/>
-                <w:szCs w:val="32"/>
-              </w:rPr>
-              <w:t>–</w:t>
-            </w:r>
-            <w:r>
-              <w:rPr>
-                <w:rFonts w:ascii="BRH Devanagari Extra" w:hAnsi="BRH Devanagari Extra" w:cs="BRH Devanagari Extra"/>
-                <w:color w:val="000000"/>
-                <w:sz w:val="32"/>
-                <w:szCs w:val="32"/>
-              </w:rPr>
-              <w:t>iÉÉ</w:t>
-            </w:r>
-            <w:r>
-              <w:rPr>
-                <w:rFonts w:ascii="BRH Devanagari Extra" w:hAnsi="BRH Devanagari Extra" w:cs="BRH Devanagari Extra"/>
+                <w:rFonts w:ascii="BRH Malayalam Extra" w:hAnsi="BRH Malayalam Extra" w:cs="BRH Malayalam Extra"/>
+                <w:color w:val="000000"/>
+                <w:sz w:val="32"/>
+                <w:szCs w:val="32"/>
+              </w:rPr>
+              <w:t>Rky</w:t>
+            </w:r>
+            <w:r>
+              <w:rPr>
+                <w:rFonts w:ascii="BRH Malayalam Extra" w:hAnsi="BRH Malayalam Extra" w:cs="BRH Malayalam Extra"/>
+                <w:color w:val="000000"/>
+                <w:sz w:val="26"/>
+                <w:szCs w:val="32"/>
+              </w:rPr>
+              <w:t>–</w:t>
+            </w:r>
+            <w:r>
+              <w:rPr>
+                <w:rFonts w:ascii="BRH Malayalam Extra" w:hAnsi="BRH Malayalam Extra" w:cs="BRH Malayalam Extra"/>
+                <w:color w:val="000000"/>
+                <w:sz w:val="32"/>
+                <w:szCs w:val="32"/>
+              </w:rPr>
+              <w:t>Zx</w:t>
+            </w:r>
+            <w:r>
+              <w:rPr>
+                <w:rFonts w:ascii="BRH Malayalam Extra" w:hAnsi="BRH Malayalam Extra" w:cs="BRH Malayalam Extra"/>
                 <w:color w:val="000000"/>
                 <w:sz w:val="32"/>
                 <w:szCs w:val="32"/>
                 <w:highlight w:val="yellow"/>
               </w:rPr>
-              <w:t>UÉ</w:t>
-            </w:r>
-            <w:r>
-              <w:rPr>
-                <w:rFonts w:ascii="BRH Devanagari Extra" w:hAnsi="BRH Devanagari Extra" w:cs="BRH Devanagari Extra"/>
-                <w:color w:val="000000"/>
-                <w:sz w:val="32"/>
-                <w:szCs w:val="32"/>
-              </w:rPr>
-              <w:t xml:space="preserve">åþ lÉ lÉ </w:t>
-            </w:r>
-            <w:r>
-              <w:rPr>
-                <w:rFonts w:ascii="BRH Devanagari Extra" w:hAnsi="BRH Devanagari Extra" w:cs="BRH Devanagari Extra"/>
-                <w:color w:val="000000"/>
-                <w:sz w:val="32"/>
-                <w:szCs w:val="32"/>
-                <w:highlight w:val="yellow"/>
-              </w:rPr>
-              <w:t>eÉ</w:t>
-            </w:r>
-            <w:r>
-              <w:rPr>
-                <w:rFonts w:ascii="BRH Devanagari Extra" w:hAnsi="BRH Devanagari Extra" w:cs="BRH Devanagari Extra"/>
-                <w:color w:val="000000"/>
-                <w:sz w:val="32"/>
-                <w:szCs w:val="32"/>
-              </w:rPr>
-              <w:t>ËU</w:t>
-            </w:r>
-            <w:r>
-              <w:rPr>
-                <w:rFonts w:ascii="BRH Malayalam Extra" w:hAnsi="BRH Malayalam Extra" w:cs="BRH Devanagari Extra"/>
-                <w:color w:val="000000"/>
-                <w:szCs w:val="32"/>
-              </w:rPr>
-              <w:t>–</w:t>
-            </w:r>
-            <w:r>
-              <w:rPr>
-                <w:rFonts w:ascii="BRH Devanagari Extra" w:hAnsi="BRH Devanagari Extra" w:cs="BRH Devanagari Extra"/>
-                <w:color w:val="000000"/>
-                <w:sz w:val="32"/>
-                <w:szCs w:val="32"/>
-              </w:rPr>
-              <w:t>iÉÉUÉåþ eÉËU</w:t>
-            </w:r>
-            <w:r>
-              <w:rPr>
-                <w:rFonts w:ascii="BRH Malayalam Extra" w:hAnsi="BRH Malayalam Extra" w:cs="BRH Devanagari Extra"/>
-                <w:color w:val="000000"/>
-                <w:szCs w:val="32"/>
-              </w:rPr>
-              <w:t>–</w:t>
-            </w:r>
-            <w:r>
-              <w:rPr>
-                <w:rFonts w:ascii="BRH Devanagari Extra" w:hAnsi="BRH Devanagari Extra" w:cs="BRH Devanagari Extra"/>
-                <w:color w:val="000000"/>
-                <w:sz w:val="32"/>
-                <w:szCs w:val="32"/>
-              </w:rPr>
-              <w:t>iÉÉ</w:t>
-            </w:r>
-            <w:r>
-              <w:rPr>
-                <w:rFonts w:ascii="BRH Devanagari Extra" w:hAnsi="BRH Devanagari Extra" w:cs="BRH Devanagari Extra"/>
-                <w:color w:val="000000"/>
-                <w:sz w:val="32"/>
-                <w:szCs w:val="32"/>
-                <w:highlight w:val="yellow"/>
-              </w:rPr>
-              <w:t>U</w:t>
-            </w:r>
-            <w:r>
-              <w:rPr>
-                <w:rFonts w:ascii="BRH Devanagari Extra" w:hAnsi="BRH Devanagari Extra" w:cs="BRH Devanagari Extra"/>
-                <w:color w:val="000000"/>
-                <w:sz w:val="32"/>
-                <w:szCs w:val="32"/>
-              </w:rPr>
-              <w:t>Éåþ lÉ pÉÔ</w:t>
-            </w:r>
-            <w:r>
-              <w:rPr>
-                <w:rFonts w:ascii="BRH Malayalam Extra" w:hAnsi="BRH Malayalam Extra" w:cs="BRH Devanagari Extra"/>
-                <w:color w:val="000000"/>
-                <w:szCs w:val="32"/>
-              </w:rPr>
-              <w:t>–</w:t>
-            </w:r>
-            <w:r>
-              <w:rPr>
-                <w:rFonts w:ascii="BRH Devanagari Extra" w:hAnsi="BRH Devanagari Extra" w:cs="BRH Devanagari Extra"/>
-                <w:color w:val="000000"/>
-                <w:sz w:val="32"/>
-                <w:szCs w:val="32"/>
-              </w:rPr>
-              <w:t>lÉÉ pÉÔ</w:t>
-            </w:r>
-            <w:r>
-              <w:rPr>
-                <w:rFonts w:ascii="BRH Malayalam Extra" w:hAnsi="BRH Malayalam Extra" w:cs="BRH Devanagari Extra"/>
-                <w:color w:val="000000"/>
-                <w:szCs w:val="32"/>
-              </w:rPr>
-              <w:t>–</w:t>
-            </w:r>
-            <w:r>
-              <w:rPr>
-                <w:rFonts w:ascii="BRH Devanagari Extra" w:hAnsi="BRH Devanagari Extra" w:cs="BRH Devanagari Extra"/>
-                <w:color w:val="000000"/>
-                <w:sz w:val="32"/>
-                <w:szCs w:val="32"/>
-              </w:rPr>
-              <w:t xml:space="preserve">lÉÉ </w:t>
-            </w:r>
-            <w:r>
-              <w:rPr>
-                <w:rFonts w:ascii="BRH Devanagari Extra" w:hAnsi="BRH Devanagari Extra" w:cs="BRH Devanagari Extra"/>
-                <w:color w:val="000000"/>
-                <w:sz w:val="32"/>
-                <w:szCs w:val="32"/>
-                <w:highlight w:val="yellow"/>
-              </w:rPr>
-              <w:t>lÉ</w:t>
-            </w:r>
-            <w:r>
-              <w:rPr>
-                <w:rFonts w:ascii="BRH Devanagari Extra" w:hAnsi="BRH Devanagari Extra" w:cs="BRH Devanagari Extra"/>
-                <w:color w:val="000000"/>
-                <w:sz w:val="32"/>
-                <w:szCs w:val="32"/>
-              </w:rPr>
-              <w:t xml:space="preserve">þ </w:t>
-            </w:r>
-            <w:r>
-              <w:rPr>
-                <w:rFonts w:ascii="BRH Devanagari Extra" w:hAnsi="BRH Devanagari Extra" w:cs="BRH Devanagari Extra"/>
-                <w:color w:val="000000"/>
-                <w:sz w:val="32"/>
-                <w:szCs w:val="32"/>
-                <w:highlight w:val="yellow"/>
-              </w:rPr>
-              <w:t>eÉ</w:t>
-            </w:r>
-            <w:r>
-              <w:rPr>
-                <w:rFonts w:ascii="BRH Devanagari Extra" w:hAnsi="BRH Devanagari Extra" w:cs="BRH Devanagari Extra"/>
-                <w:color w:val="000000"/>
-                <w:sz w:val="32"/>
-                <w:szCs w:val="32"/>
-              </w:rPr>
-              <w:t>ËU</w:t>
-            </w:r>
-            <w:r>
-              <w:rPr>
-                <w:rFonts w:ascii="BRH Malayalam Extra" w:hAnsi="BRH Malayalam Extra" w:cs="BRH Devanagari Extra"/>
-                <w:color w:val="000000"/>
-                <w:szCs w:val="32"/>
-              </w:rPr>
-              <w:t>–</w:t>
-            </w:r>
-            <w:r>
-              <w:rPr>
-                <w:rFonts w:ascii="BRH Devanagari Extra" w:hAnsi="BRH Devanagari Extra" w:cs="BRH Devanagari Extra"/>
-                <w:color w:val="000000"/>
-                <w:sz w:val="32"/>
-                <w:szCs w:val="32"/>
-              </w:rPr>
-              <w:t xml:space="preserve">iÉÉUÉåþ </w:t>
+              <w:t>¥kx</w:t>
+            </w:r>
+            <w:r>
+              <w:rPr>
+                <w:rFonts w:ascii="BRH Malayalam Extra" w:hAnsi="BRH Malayalam Extra" w:cs="BRH Malayalam Extra"/>
+                <w:color w:val="000000"/>
+                <w:sz w:val="32"/>
+                <w:szCs w:val="32"/>
+              </w:rPr>
+              <w:t xml:space="preserve">— d | </w:t>
             </w:r>
           </w:p>
           <w:p>
@@ -4793,9 +4060,9 @@
               <w:autoSpaceDE w:val="0"/>
               <w:autoSpaceDN w:val="0"/>
               <w:adjustRightInd w:val="0"/>
-              <w:spacing w:before="0" w:line="240" w:lineRule="auto"/>
-              <w:rPr>
-                <w:rFonts w:ascii="BRH Devanagari Extra" w:hAnsi="BRH Devanagari Extra" w:cs="BRH Devanagari Extra"/>
+              <w:spacing w:line="240" w:lineRule="auto"/>
+              <w:rPr>
+                <w:rFonts w:ascii="BRH Malayalam Extra" w:hAnsi="BRH Malayalam Extra" w:cs="BRH Malayalam Extra"/>
                 <w:color w:val="000000"/>
                 <w:sz w:val="32"/>
                 <w:szCs w:val="32"/>
@@ -4803,65 +4070,213 @@
             </w:pPr>
             <w:r>
               <w:rPr>
-                <w:rFonts w:ascii="BRH Devanagari Extra" w:hAnsi="BRH Devanagari Extra" w:cs="BRH Devanagari Extra"/>
-                <w:color w:val="000000"/>
-                <w:sz w:val="32"/>
-                <w:szCs w:val="32"/>
-              </w:rPr>
-              <w:t>eÉËU</w:t>
-            </w:r>
-            <w:r>
-              <w:rPr>
-                <w:rFonts w:ascii="BRH Malayalam Extra" w:hAnsi="BRH Malayalam Extra" w:cs="BRH Devanagari Extra"/>
-                <w:color w:val="000000"/>
-                <w:szCs w:val="32"/>
-              </w:rPr>
-              <w:t>–</w:t>
-            </w:r>
-            <w:r>
-              <w:rPr>
-                <w:rFonts w:ascii="BRH Devanagari Extra" w:hAnsi="BRH Devanagari Extra" w:cs="BRH Devanagari Extra"/>
-                <w:color w:val="000000"/>
-                <w:sz w:val="32"/>
-                <w:szCs w:val="32"/>
-              </w:rPr>
-              <w:t>iÉÉ</w:t>
-            </w:r>
-            <w:r>
-              <w:rPr>
-                <w:rFonts w:ascii="BRH Devanagari Extra" w:hAnsi="BRH Devanagari Extra" w:cs="BRH Devanagari Extra"/>
+                <w:rFonts w:ascii="BRH Malayalam Extra" w:hAnsi="BRH Malayalam Extra" w:cs="BRH Malayalam Extra"/>
+                <w:color w:val="000000"/>
+                <w:sz w:val="32"/>
+                <w:szCs w:val="32"/>
+              </w:rPr>
+              <w:t>(</w:t>
+            </w:r>
+            <w:r>
+              <w:rPr>
+                <w:rFonts w:cs="BRH Malayalam Extra"/>
+                <w:color w:val="000000"/>
+                <w:szCs w:val="32"/>
+              </w:rPr>
+              <w:t>21</w:t>
+            </w:r>
+            <w:r>
+              <w:rPr>
+                <w:rFonts w:ascii="BRH Malayalam Extra" w:hAnsi="BRH Malayalam Extra" w:cs="BRH Malayalam Extra"/>
+                <w:color w:val="000000"/>
+                <w:sz w:val="32"/>
+                <w:szCs w:val="32"/>
+              </w:rPr>
+              <w:t>)</w:t>
+            </w:r>
+            <w:r>
+              <w:rPr>
+                <w:rFonts w:cs="BRH Malayalam Extra"/>
+                <w:color w:val="000000"/>
+                <w:szCs w:val="32"/>
+              </w:rPr>
+              <w:t>[P7</w:t>
+            </w:r>
+            <w:r>
+              <w:rPr>
+                <w:rFonts w:ascii="BRH Malayalam Extra" w:hAnsi="BRH Malayalam Extra" w:cs="BRH Malayalam Extra"/>
+                <w:color w:val="000000"/>
+                <w:sz w:val="32"/>
+                <w:szCs w:val="32"/>
+              </w:rPr>
+              <w:t xml:space="preserve">] </w:t>
+            </w:r>
+            <w:r>
+              <w:rPr>
+                <w:rFonts w:cs="BRH Malayalam Extra"/>
+                <w:color w:val="000000"/>
+                <w:szCs w:val="32"/>
+              </w:rPr>
+              <w:t>4</w:t>
+            </w:r>
+            <w:r>
+              <w:rPr>
+                <w:rFonts w:ascii="BRH Malayalam Extra" w:hAnsi="BRH Malayalam Extra" w:cs="BRH Malayalam Extra"/>
+                <w:color w:val="000000"/>
+                <w:sz w:val="32"/>
+                <w:szCs w:val="32"/>
+              </w:rPr>
+              <w:t>.</w:t>
+            </w:r>
+            <w:r>
+              <w:rPr>
+                <w:rFonts w:cs="BRH Malayalam Extra"/>
+                <w:color w:val="000000"/>
+                <w:szCs w:val="32"/>
+              </w:rPr>
+              <w:t>6</w:t>
+            </w:r>
+            <w:r>
+              <w:rPr>
+                <w:rFonts w:ascii="BRH Malayalam Extra" w:hAnsi="BRH Malayalam Extra" w:cs="BRH Malayalam Extra"/>
+                <w:color w:val="000000"/>
+                <w:sz w:val="32"/>
+                <w:szCs w:val="32"/>
+              </w:rPr>
+              <w:t>.</w:t>
+            </w:r>
+            <w:r>
+              <w:rPr>
+                <w:rFonts w:cs="BRH Malayalam Extra"/>
+                <w:color w:val="000000"/>
+                <w:szCs w:val="32"/>
+              </w:rPr>
+              <w:t>2</w:t>
+            </w:r>
+            <w:r>
+              <w:rPr>
+                <w:rFonts w:ascii="BRH Malayalam Extra" w:hAnsi="BRH Malayalam Extra" w:cs="BRH Malayalam Extra"/>
+                <w:color w:val="000000"/>
+                <w:sz w:val="32"/>
+                <w:szCs w:val="32"/>
+              </w:rPr>
+              <w:t>.</w:t>
+            </w:r>
+            <w:r>
+              <w:rPr>
+                <w:rFonts w:cs="BRH Malayalam Extra"/>
+                <w:color w:val="000000"/>
+                <w:szCs w:val="32"/>
+              </w:rPr>
+              <w:t>2</w:t>
+            </w:r>
+            <w:r>
+              <w:rPr>
+                <w:rFonts w:ascii="BRH Malayalam Extra" w:hAnsi="BRH Malayalam Extra" w:cs="BRH Malayalam Extra"/>
+                <w:color w:val="000000"/>
+                <w:sz w:val="32"/>
+                <w:szCs w:val="32"/>
+              </w:rPr>
+              <w:t>(</w:t>
+            </w:r>
+            <w:r>
+              <w:rPr>
+                <w:rFonts w:cs="BRH Malayalam Extra"/>
+                <w:color w:val="000000"/>
+                <w:szCs w:val="32"/>
+              </w:rPr>
+              <w:t>19</w:t>
+            </w:r>
+            <w:r>
+              <w:rPr>
+                <w:rFonts w:ascii="BRH Malayalam Extra" w:hAnsi="BRH Malayalam Extra" w:cs="BRH Malayalam Extra"/>
+                <w:color w:val="000000"/>
+                <w:sz w:val="32"/>
+                <w:szCs w:val="32"/>
+              </w:rPr>
+              <w:t>)- R</w:t>
+            </w:r>
+            <w:r>
+              <w:rPr>
+                <w:rFonts w:ascii="BRH Malayalam Extra" w:hAnsi="BRH Malayalam Extra" w:cs="BRH Malayalam Extra"/>
+                <w:color w:val="000000"/>
+                <w:sz w:val="26"/>
+                <w:szCs w:val="32"/>
+              </w:rPr>
+              <w:t>–</w:t>
+            </w:r>
+            <w:r>
+              <w:rPr>
+                <w:rFonts w:ascii="BRH Malayalam Extra" w:hAnsi="BRH Malayalam Extra" w:cs="BRH Malayalam Extra"/>
+                <w:color w:val="000000"/>
+                <w:sz w:val="32"/>
+                <w:szCs w:val="32"/>
+              </w:rPr>
+              <w:t>ky</w:t>
+            </w:r>
+            <w:r>
+              <w:rPr>
+                <w:rFonts w:ascii="BRH Malayalam Extra" w:hAnsi="BRH Malayalam Extra" w:cs="BRH Malayalam Extra"/>
+                <w:color w:val="000000"/>
+                <w:sz w:val="26"/>
+                <w:szCs w:val="32"/>
+              </w:rPr>
+              <w:t>–</w:t>
+            </w:r>
+            <w:r>
+              <w:rPr>
+                <w:rFonts w:ascii="BRH Malayalam Extra" w:hAnsi="BRH Malayalam Extra" w:cs="BRH Malayalam Extra"/>
+                <w:color w:val="000000"/>
+                <w:sz w:val="32"/>
+                <w:szCs w:val="32"/>
+              </w:rPr>
+              <w:t xml:space="preserve">Zxk—J | </w:t>
+            </w:r>
+            <w:r>
+              <w:rPr>
+                <w:rFonts w:ascii="BRH Malayalam Extra" w:hAnsi="BRH Malayalam Extra" w:cs="BRH Malayalam Extra"/>
                 <w:color w:val="000000"/>
                 <w:sz w:val="32"/>
                 <w:szCs w:val="32"/>
                 <w:highlight w:val="yellow"/>
               </w:rPr>
-              <w:t>UÉ</w:t>
-            </w:r>
-            <w:r>
-              <w:rPr>
-                <w:rFonts w:ascii="BRH Devanagari Extra" w:hAnsi="BRH Devanagari Extra" w:cs="BRH Devanagari Extra"/>
-                <w:color w:val="000000"/>
-                <w:sz w:val="32"/>
-                <w:szCs w:val="32"/>
-              </w:rPr>
-              <w:t>åþ lÉ pÉÔ</w:t>
-            </w:r>
-            <w:r>
-              <w:rPr>
-                <w:rFonts w:ascii="BRH Malayalam Extra" w:hAnsi="BRH Malayalam Extra" w:cs="BRH Devanagari Extra"/>
-                <w:color w:val="000000"/>
-                <w:szCs w:val="32"/>
-              </w:rPr>
-              <w:t>–</w:t>
-            </w:r>
-            <w:r>
-              <w:rPr>
-                <w:rFonts w:ascii="BRH Devanagari Extra" w:hAnsi="BRH Devanagari Extra" w:cs="BRH Devanagari Extra"/>
-                <w:color w:val="000000"/>
-                <w:sz w:val="32"/>
-                <w:szCs w:val="32"/>
-              </w:rPr>
-              <w:t xml:space="preserve">lÉÉ | </w:t>
+              <w:t>d</w:t>
+            </w:r>
+            <w:r>
+              <w:rPr>
+                <w:rFonts w:ascii="BRH Malayalam Extra" w:hAnsi="BRH Malayalam Extra" w:cs="BRH Malayalam Extra"/>
+                <w:color w:val="000000"/>
+                <w:sz w:val="26"/>
+                <w:szCs w:val="32"/>
+              </w:rPr>
+              <w:t>–</w:t>
+            </w:r>
+            <w:r>
+              <w:rPr>
+                <w:rFonts w:ascii="BRH Malayalam Extra" w:hAnsi="BRH Malayalam Extra" w:cs="BRH Malayalam Extra"/>
+                <w:color w:val="000000"/>
+                <w:sz w:val="32"/>
+                <w:szCs w:val="32"/>
+              </w:rPr>
+              <w:t xml:space="preserve"> | h¢</w:t>
+            </w:r>
+            <w:r>
+              <w:rPr>
+                <w:rFonts w:ascii="BRH Malayalam Extra" w:hAnsi="BRH Malayalam Extra" w:cs="BRH Malayalam Extra"/>
+                <w:color w:val="000000"/>
+                <w:sz w:val="26"/>
+                <w:szCs w:val="32"/>
+              </w:rPr>
+              <w:t>–</w:t>
+            </w:r>
+            <w:r>
+              <w:rPr>
+                <w:rFonts w:ascii="BRH Malayalam Extra" w:hAnsi="BRH Malayalam Extra" w:cs="BRH Malayalam Extra"/>
+                <w:color w:val="000000"/>
+                <w:sz w:val="32"/>
+                <w:szCs w:val="32"/>
+              </w:rPr>
+              <w:t>dx ||</w:t>
             </w:r>
           </w:p>
           <w:p>
@@ -4870,9 +4285,9 @@
               <w:autoSpaceDE w:val="0"/>
               <w:autoSpaceDN w:val="0"/>
               <w:adjustRightInd w:val="0"/>
-              <w:spacing w:before="0" w:line="240" w:lineRule="auto"/>
-              <w:rPr>
-                <w:rFonts w:ascii="BRH Devanagari Extra" w:hAnsi="BRH Devanagari Extra" w:cs="BRH Devanagari Extra"/>
+              <w:spacing w:line="240" w:lineRule="auto"/>
+              <w:rPr>
+                <w:rFonts w:ascii="BRH Malayalam Extra" w:hAnsi="BRH Malayalam Extra" w:cs="BRH Malayalam Extra"/>
                 <w:color w:val="000000"/>
                 <w:sz w:val="32"/>
                 <w:szCs w:val="32"/>
@@ -4880,197 +4295,159 @@
             </w:pPr>
             <w:r>
               <w:rPr>
-                <w:rFonts w:ascii="BRH Devanagari Extra" w:hAnsi="BRH Devanagari Extra" w:cs="BRH Devanagari Extra"/>
-                <w:color w:val="000000"/>
-                <w:sz w:val="32"/>
-                <w:szCs w:val="32"/>
-              </w:rPr>
-              <w:t>(</w:t>
-            </w:r>
-            <w:proofErr w:type="gramStart"/>
-            <w:r>
-              <w:rPr>
-                <w:rFonts w:cs="BRH Devanagari Extra"/>
-                <w:color w:val="000000"/>
-                <w:szCs w:val="32"/>
-              </w:rPr>
-              <w:t>22</w:t>
-            </w:r>
-            <w:r>
-              <w:rPr>
-                <w:rFonts w:ascii="BRH Devanagari Extra" w:hAnsi="BRH Devanagari Extra" w:cs="BRH Devanagari Extra"/>
-                <w:color w:val="000000"/>
-                <w:sz w:val="32"/>
-                <w:szCs w:val="32"/>
-              </w:rPr>
-              <w:t>)</w:t>
-            </w:r>
-            <w:r>
-              <w:rPr>
-                <w:rFonts w:cs="BRH Devanagari Extra"/>
-                <w:color w:val="000000"/>
-                <w:szCs w:val="32"/>
-              </w:rPr>
-              <w:t>[</w:t>
-            </w:r>
-            <w:proofErr w:type="gramEnd"/>
-            <w:r>
-              <w:rPr>
-                <w:rFonts w:cs="BRH Devanagari Extra"/>
-                <w:color w:val="000000"/>
-                <w:szCs w:val="32"/>
-              </w:rPr>
-              <w:t>P7</w:t>
-            </w:r>
-            <w:r>
-              <w:rPr>
-                <w:rFonts w:ascii="BRH Devanagari Extra" w:hAnsi="BRH Devanagari Extra" w:cs="BRH Devanagari Extra"/>
-                <w:color w:val="000000"/>
-                <w:sz w:val="32"/>
-                <w:szCs w:val="32"/>
-              </w:rPr>
-              <w:t xml:space="preserve">] </w:t>
-            </w:r>
-            <w:r>
-              <w:rPr>
-                <w:rFonts w:cs="BRH Devanagari Extra"/>
-                <w:color w:val="000000"/>
-                <w:szCs w:val="32"/>
-              </w:rPr>
-              <w:t>4</w:t>
-            </w:r>
-            <w:r>
-              <w:rPr>
-                <w:rFonts w:ascii="BRH Devanagari Extra" w:hAnsi="BRH Devanagari Extra" w:cs="BRH Devanagari Extra"/>
-                <w:color w:val="000000"/>
-                <w:sz w:val="32"/>
-                <w:szCs w:val="32"/>
-              </w:rPr>
-              <w:t>.</w:t>
-            </w:r>
-            <w:r>
-              <w:rPr>
-                <w:rFonts w:cs="BRH Devanagari Extra"/>
-                <w:color w:val="000000"/>
-                <w:szCs w:val="32"/>
-              </w:rPr>
-              <w:t>6</w:t>
-            </w:r>
-            <w:r>
-              <w:rPr>
-                <w:rFonts w:ascii="BRH Devanagari Extra" w:hAnsi="BRH Devanagari Extra" w:cs="BRH Devanagari Extra"/>
-                <w:color w:val="000000"/>
-                <w:sz w:val="32"/>
-                <w:szCs w:val="32"/>
-              </w:rPr>
-              <w:t>.</w:t>
-            </w:r>
-            <w:r>
-              <w:rPr>
-                <w:rFonts w:cs="BRH Devanagari Extra"/>
-                <w:color w:val="000000"/>
-                <w:szCs w:val="32"/>
-              </w:rPr>
-              <w:t>2</w:t>
-            </w:r>
-            <w:r>
-              <w:rPr>
-                <w:rFonts w:ascii="BRH Devanagari Extra" w:hAnsi="BRH Devanagari Extra" w:cs="BRH Devanagari Extra"/>
-                <w:color w:val="000000"/>
-                <w:sz w:val="32"/>
-                <w:szCs w:val="32"/>
-              </w:rPr>
-              <w:t>.</w:t>
-            </w:r>
-            <w:r>
-              <w:rPr>
-                <w:rFonts w:cs="BRH Devanagari Extra"/>
-                <w:color w:val="000000"/>
-                <w:szCs w:val="32"/>
-              </w:rPr>
-              <w:t>2</w:t>
-            </w:r>
-            <w:r>
-              <w:rPr>
-                <w:rFonts w:ascii="BRH Devanagari Extra" w:hAnsi="BRH Devanagari Extra" w:cs="BRH Devanagari Extra"/>
-                <w:color w:val="000000"/>
-                <w:sz w:val="32"/>
-                <w:szCs w:val="32"/>
-              </w:rPr>
-              <w:t>(</w:t>
-            </w:r>
-            <w:r>
-              <w:rPr>
-                <w:rFonts w:cs="BRH Devanagari Extra"/>
-                <w:color w:val="000000"/>
-                <w:szCs w:val="32"/>
-              </w:rPr>
-              <w:t>20</w:t>
-            </w:r>
-            <w:r>
-              <w:rPr>
-                <w:rFonts w:ascii="BRH Devanagari Extra" w:hAnsi="BRH Devanagari Extra" w:cs="BRH Devanagari Extra"/>
-                <w:color w:val="000000"/>
-                <w:sz w:val="32"/>
-                <w:szCs w:val="32"/>
-              </w:rPr>
-              <w:t>)</w:t>
-            </w:r>
-            <w:proofErr w:type="gramStart"/>
-            <w:r>
-              <w:rPr>
-                <w:rFonts w:ascii="BRH Devanagari Extra" w:hAnsi="BRH Devanagari Extra" w:cs="BRH Devanagari Extra"/>
-                <w:color w:val="000000"/>
-                <w:sz w:val="32"/>
-                <w:szCs w:val="32"/>
-              </w:rPr>
-              <w:t xml:space="preserve">-  </w:t>
-            </w:r>
-            <w:r>
-              <w:rPr>
-                <w:rFonts w:ascii="BRH Devanagari Extra" w:hAnsi="BRH Devanagari Extra" w:cs="BRH Devanagari Extra"/>
+                <w:rFonts w:ascii="BRH Malayalam Extra" w:hAnsi="BRH Malayalam Extra" w:cs="BRH Malayalam Extra"/>
+                <w:color w:val="000000"/>
+                <w:sz w:val="32"/>
+                <w:szCs w:val="32"/>
+              </w:rPr>
+              <w:t>R</w:t>
+            </w:r>
+            <w:r>
+              <w:rPr>
+                <w:rFonts w:ascii="BRH Malayalam Extra" w:hAnsi="BRH Malayalam Extra" w:cs="BRH Malayalam Extra"/>
+                <w:color w:val="000000"/>
+                <w:sz w:val="26"/>
+                <w:szCs w:val="32"/>
+              </w:rPr>
+              <w:t>–</w:t>
+            </w:r>
+            <w:r>
+              <w:rPr>
+                <w:rFonts w:ascii="BRH Malayalam Extra" w:hAnsi="BRH Malayalam Extra" w:cs="BRH Malayalam Extra"/>
+                <w:color w:val="000000"/>
+                <w:sz w:val="32"/>
+                <w:szCs w:val="32"/>
+              </w:rPr>
+              <w:t>ky</w:t>
+            </w:r>
+            <w:r>
+              <w:rPr>
+                <w:rFonts w:ascii="BRH Malayalam Extra" w:hAnsi="BRH Malayalam Extra" w:cs="BRH Malayalam Extra"/>
+                <w:color w:val="000000"/>
+                <w:sz w:val="26"/>
+                <w:szCs w:val="32"/>
+              </w:rPr>
+              <w:t>–</w:t>
+            </w:r>
+            <w:r>
+              <w:rPr>
+                <w:rFonts w:ascii="BRH Malayalam Extra" w:hAnsi="BRH Malayalam Extra" w:cs="BRH Malayalam Extra"/>
+                <w:color w:val="000000"/>
+                <w:sz w:val="32"/>
+                <w:szCs w:val="32"/>
+              </w:rPr>
+              <w:t>Zx</w:t>
+            </w:r>
+            <w:r>
+              <w:rPr>
+                <w:rFonts w:ascii="BRH Malayalam Extra" w:hAnsi="BRH Malayalam Extra" w:cs="BRH Malayalam Extra"/>
                 <w:color w:val="000000"/>
                 <w:sz w:val="32"/>
                 <w:szCs w:val="32"/>
                 <w:highlight w:val="yellow"/>
               </w:rPr>
-              <w:t>lÉ</w:t>
-            </w:r>
-            <w:proofErr w:type="gramEnd"/>
-            <w:r>
-              <w:rPr>
-                <w:rFonts w:ascii="BRH Malayalam Extra" w:hAnsi="BRH Malayalam Extra" w:cs="BRH Devanagari Extra"/>
-                <w:color w:val="000000"/>
+              <w:t>¥kx</w:t>
+            </w:r>
+            <w:r>
+              <w:rPr>
+                <w:rFonts w:ascii="BRH Malayalam Extra" w:hAnsi="BRH Malayalam Extra" w:cs="BRH Malayalam Extra"/>
+                <w:color w:val="000000"/>
+                <w:sz w:val="32"/>
+                <w:szCs w:val="32"/>
+              </w:rPr>
+              <w:t xml:space="preserve">— d d </w:t>
+            </w:r>
+            <w:r>
+              <w:rPr>
+                <w:rFonts w:ascii="BRH Malayalam Extra" w:hAnsi="BRH Malayalam Extra" w:cs="BRH Malayalam Extra"/>
+                <w:color w:val="000000"/>
+                <w:sz w:val="32"/>
                 <w:szCs w:val="32"/>
                 <w:highlight w:val="yellow"/>
               </w:rPr>
-              <w:t>–</w:t>
-            </w:r>
-            <w:r>
-              <w:rPr>
-                <w:rFonts w:ascii="BRH Devanagari Extra" w:hAnsi="BRH Devanagari Extra" w:cs="BRH Devanagari Extra"/>
-                <w:color w:val="000000"/>
-                <w:sz w:val="32"/>
-                <w:szCs w:val="32"/>
-              </w:rPr>
-              <w:t xml:space="preserve"> | pÉÔ</w:t>
-            </w:r>
-            <w:r>
-              <w:rPr>
-                <w:rFonts w:ascii="BRH Malayalam Extra" w:hAnsi="BRH Malayalam Extra" w:cs="BRH Devanagari Extra"/>
-                <w:color w:val="000000"/>
-                <w:szCs w:val="32"/>
-              </w:rPr>
-              <w:t>–</w:t>
-            </w:r>
-            <w:r>
-              <w:rPr>
-                <w:rFonts w:ascii="BRH Devanagari Extra" w:hAnsi="BRH Devanagari Extra" w:cs="BRH Devanagari Extra"/>
-                <w:color w:val="000000"/>
-                <w:sz w:val="32"/>
-                <w:szCs w:val="32"/>
-              </w:rPr>
-              <w:t>lÉÉ ||</w:t>
+              <w:t>R</w:t>
+            </w:r>
+            <w:r>
+              <w:rPr>
+                <w:rFonts w:ascii="BRH Malayalam Extra" w:hAnsi="BRH Malayalam Extra" w:cs="BRH Malayalam Extra"/>
+                <w:color w:val="000000"/>
+                <w:sz w:val="32"/>
+                <w:szCs w:val="32"/>
+              </w:rPr>
+              <w:t>ky</w:t>
+            </w:r>
+            <w:r>
+              <w:rPr>
+                <w:rFonts w:ascii="BRH Malayalam Extra" w:hAnsi="BRH Malayalam Extra" w:cs="BRH Malayalam Extra"/>
+                <w:color w:val="000000"/>
+                <w:sz w:val="26"/>
+                <w:szCs w:val="32"/>
+              </w:rPr>
+              <w:t>–</w:t>
+            </w:r>
+            <w:r>
+              <w:rPr>
+                <w:rFonts w:ascii="BRH Malayalam Extra" w:hAnsi="BRH Malayalam Extra" w:cs="BRH Malayalam Extra"/>
+                <w:color w:val="000000"/>
+                <w:sz w:val="32"/>
+                <w:szCs w:val="32"/>
+              </w:rPr>
+              <w:t>Zx¥kx— Rky</w:t>
+            </w:r>
+            <w:r>
+              <w:rPr>
+                <w:rFonts w:ascii="BRH Malayalam Extra" w:hAnsi="BRH Malayalam Extra" w:cs="BRH Malayalam Extra"/>
+                <w:color w:val="000000"/>
+                <w:sz w:val="26"/>
+                <w:szCs w:val="32"/>
+              </w:rPr>
+              <w:t>–</w:t>
+            </w:r>
+            <w:r>
+              <w:rPr>
+                <w:rFonts w:ascii="BRH Malayalam Extra" w:hAnsi="BRH Malayalam Extra" w:cs="BRH Malayalam Extra"/>
+                <w:color w:val="000000"/>
+                <w:sz w:val="32"/>
+                <w:szCs w:val="32"/>
+              </w:rPr>
+              <w:t>Zx</w:t>
+            </w:r>
+            <w:r>
+              <w:rPr>
+                <w:rFonts w:ascii="BRH Malayalam Extra" w:hAnsi="BRH Malayalam Extra" w:cs="BRH Malayalam Extra"/>
+                <w:color w:val="000000"/>
+                <w:sz w:val="32"/>
+                <w:szCs w:val="32"/>
+                <w:highlight w:val="yellow"/>
+              </w:rPr>
+              <w:t>¥kx</w:t>
+            </w:r>
+            <w:r>
+              <w:rPr>
+                <w:rFonts w:ascii="BRH Malayalam Extra" w:hAnsi="BRH Malayalam Extra" w:cs="BRH Malayalam Extra"/>
+                <w:color w:val="000000"/>
+                <w:sz w:val="32"/>
+                <w:szCs w:val="32"/>
+              </w:rPr>
+              <w:t>— d h¢</w:t>
+            </w:r>
+            <w:r>
+              <w:rPr>
+                <w:rFonts w:ascii="BRH Malayalam Extra" w:hAnsi="BRH Malayalam Extra" w:cs="BRH Malayalam Extra"/>
+                <w:color w:val="000000"/>
+                <w:sz w:val="26"/>
+                <w:szCs w:val="32"/>
+              </w:rPr>
+              <w:t>–</w:t>
+            </w:r>
+            <w:r>
+              <w:rPr>
+                <w:rFonts w:ascii="BRH Malayalam Extra" w:hAnsi="BRH Malayalam Extra" w:cs="BRH Malayalam Extra"/>
+                <w:color w:val="000000"/>
+                <w:sz w:val="32"/>
+                <w:szCs w:val="32"/>
+              </w:rPr>
+              <w:t xml:space="preserve">dx </w:t>
             </w:r>
           </w:p>
           <w:p>
@@ -5079,9 +4456,9 @@
               <w:autoSpaceDE w:val="0"/>
               <w:autoSpaceDN w:val="0"/>
               <w:adjustRightInd w:val="0"/>
-              <w:spacing w:before="0" w:line="240" w:lineRule="auto"/>
-              <w:rPr>
-                <w:rFonts w:ascii="BRH Devanagari Extra" w:hAnsi="BRH Devanagari Extra" w:cs="BRH Devanagari Extra"/>
+              <w:spacing w:line="240" w:lineRule="auto"/>
+              <w:rPr>
+                <w:rFonts w:ascii="BRH Malayalam Extra" w:hAnsi="BRH Malayalam Extra" w:cs="BRH Malayalam Extra"/>
                 <w:color w:val="000000"/>
                 <w:sz w:val="32"/>
                 <w:szCs w:val="32"/>
@@ -5089,100 +4466,456 @@
             </w:pPr>
             <w:r>
               <w:rPr>
-                <w:rFonts w:ascii="BRH Devanagari Extra" w:hAnsi="BRH Devanagari Extra" w:cs="BRH Devanagari Extra"/>
+                <w:rFonts w:ascii="BRH Malayalam Extra" w:hAnsi="BRH Malayalam Extra" w:cs="BRH Malayalam Extra"/>
+                <w:color w:val="000000"/>
+                <w:sz w:val="32"/>
+                <w:szCs w:val="32"/>
+              </w:rPr>
+              <w:t>h¢</w:t>
+            </w:r>
+            <w:r>
+              <w:rPr>
+                <w:rFonts w:ascii="BRH Malayalam Extra" w:hAnsi="BRH Malayalam Extra" w:cs="BRH Malayalam Extra"/>
+                <w:color w:val="000000"/>
+                <w:sz w:val="26"/>
+                <w:szCs w:val="32"/>
+              </w:rPr>
+              <w:t>–</w:t>
+            </w:r>
+            <w:r>
+              <w:rPr>
+                <w:rFonts w:ascii="BRH Malayalam Extra" w:hAnsi="BRH Malayalam Extra" w:cs="BRH Malayalam Extra"/>
+                <w:color w:val="000000"/>
+                <w:sz w:val="32"/>
+                <w:szCs w:val="32"/>
+              </w:rPr>
+              <w:t xml:space="preserve">dx </w:t>
+            </w:r>
+            <w:r>
+              <w:rPr>
+                <w:rFonts w:ascii="BRH Malayalam Extra" w:hAnsi="BRH Malayalam Extra" w:cs="BRH Malayalam Extra"/>
                 <w:color w:val="000000"/>
                 <w:sz w:val="32"/>
                 <w:szCs w:val="32"/>
                 <w:highlight w:val="yellow"/>
               </w:rPr>
-              <w:t>lÉ</w:t>
-            </w:r>
-            <w:r>
-              <w:rPr>
-                <w:rFonts w:ascii="BRH Malayalam Extra" w:hAnsi="BRH Malayalam Extra" w:cs="BRH Devanagari Extra"/>
-                <w:color w:val="000000"/>
-                <w:szCs w:val="32"/>
-              </w:rPr>
-              <w:t>–</w:t>
-            </w:r>
-            <w:r>
-              <w:rPr>
-                <w:rFonts w:ascii="BRH Devanagari Extra" w:hAnsi="BRH Devanagari Extra" w:cs="BRH Devanagari Extra"/>
-                <w:color w:val="000000"/>
-                <w:sz w:val="32"/>
-                <w:szCs w:val="32"/>
-              </w:rPr>
-              <w:t xml:space="preserve"> pÉÔ</w:t>
-            </w:r>
-            <w:r>
-              <w:rPr>
-                <w:rFonts w:ascii="BRH Malayalam Extra" w:hAnsi="BRH Malayalam Extra" w:cs="BRH Devanagari Extra"/>
-                <w:color w:val="000000"/>
-                <w:szCs w:val="32"/>
-              </w:rPr>
-              <w:t>–</w:t>
-            </w:r>
-            <w:r>
-              <w:rPr>
-                <w:rFonts w:ascii="BRH Devanagari Extra" w:hAnsi="BRH Devanagari Extra" w:cs="BRH Devanagari Extra"/>
-                <w:color w:val="000000"/>
-                <w:sz w:val="32"/>
-                <w:szCs w:val="32"/>
-              </w:rPr>
-              <w:t>lÉÉ pÉÔ</w:t>
-            </w:r>
-            <w:r>
-              <w:rPr>
-                <w:rFonts w:ascii="BRH Malayalam Extra" w:hAnsi="BRH Malayalam Extra" w:cs="BRH Devanagari Extra"/>
-                <w:color w:val="000000"/>
-                <w:szCs w:val="32"/>
-              </w:rPr>
-              <w:t>–</w:t>
-            </w:r>
-            <w:r>
-              <w:rPr>
-                <w:rFonts w:ascii="BRH Devanagari Extra" w:hAnsi="BRH Devanagari Extra" w:cs="BRH Devanagari Extra"/>
-                <w:color w:val="000000"/>
-                <w:sz w:val="32"/>
-                <w:szCs w:val="32"/>
-              </w:rPr>
-              <w:t xml:space="preserve">lÉÉ </w:t>
-            </w:r>
-            <w:r>
-              <w:rPr>
-                <w:rFonts w:ascii="BRH Devanagari Extra" w:hAnsi="BRH Devanagari Extra" w:cs="BRH Devanagari Extra"/>
+              <w:t>d</w:t>
+            </w:r>
+            <w:r>
+              <w:rPr>
+                <w:rFonts w:ascii="BRH Malayalam Extra" w:hAnsi="BRH Malayalam Extra" w:cs="BRH Malayalam Extra"/>
+                <w:color w:val="000000"/>
+                <w:sz w:val="32"/>
+                <w:szCs w:val="32"/>
+              </w:rPr>
+              <w:t xml:space="preserve">— </w:t>
+            </w:r>
+            <w:r>
+              <w:rPr>
+                <w:rFonts w:ascii="BRH Malayalam Extra" w:hAnsi="BRH Malayalam Extra" w:cs="BRH Malayalam Extra"/>
                 <w:color w:val="000000"/>
                 <w:sz w:val="32"/>
                 <w:szCs w:val="32"/>
                 <w:highlight w:val="yellow"/>
               </w:rPr>
-              <w:t>lÉ</w:t>
-            </w:r>
-            <w:r>
-              <w:rPr>
-                <w:rFonts w:ascii="BRH Devanagari Extra" w:hAnsi="BRH Devanagari Extra" w:cs="BRH Devanagari Extra"/>
-                <w:color w:val="000000"/>
-                <w:sz w:val="32"/>
-                <w:szCs w:val="32"/>
-              </w:rPr>
-              <w:t>þ lÉ pÉÔ</w:t>
-            </w:r>
-            <w:r>
-              <w:rPr>
-                <w:rFonts w:ascii="BRH Malayalam Extra" w:hAnsi="BRH Malayalam Extra" w:cs="BRH Devanagari Extra"/>
-                <w:color w:val="000000"/>
-                <w:szCs w:val="32"/>
-              </w:rPr>
-              <w:t>–</w:t>
-            </w:r>
-            <w:r>
-              <w:rPr>
-                <w:rFonts w:ascii="BRH Devanagari Extra" w:hAnsi="BRH Devanagari Extra" w:cs="BRH Devanagari Extra"/>
-                <w:color w:val="000000"/>
-                <w:sz w:val="32"/>
-                <w:szCs w:val="32"/>
-              </w:rPr>
-              <w:t xml:space="preserve">lÉÉ | </w:t>
+              <w:t>R</w:t>
+            </w:r>
+            <w:r>
+              <w:rPr>
+                <w:rFonts w:ascii="BRH Malayalam Extra" w:hAnsi="BRH Malayalam Extra" w:cs="BRH Malayalam Extra"/>
+                <w:color w:val="000000"/>
+                <w:sz w:val="32"/>
+                <w:szCs w:val="32"/>
+              </w:rPr>
+              <w:t>ky</w:t>
+            </w:r>
+            <w:r>
+              <w:rPr>
+                <w:rFonts w:ascii="BRH Malayalam Extra" w:hAnsi="BRH Malayalam Extra" w:cs="BRH Malayalam Extra"/>
+                <w:color w:val="000000"/>
+                <w:sz w:val="26"/>
+                <w:szCs w:val="32"/>
+              </w:rPr>
+              <w:t>–</w:t>
+            </w:r>
+            <w:r>
+              <w:rPr>
+                <w:rFonts w:ascii="BRH Malayalam Extra" w:hAnsi="BRH Malayalam Extra" w:cs="BRH Malayalam Extra"/>
+                <w:color w:val="000000"/>
+                <w:sz w:val="32"/>
+                <w:szCs w:val="32"/>
+              </w:rPr>
+              <w:t xml:space="preserve">Zx¥kx— </w:t>
+            </w:r>
+            <w:r>
+              <w:rPr>
+                <w:rFonts w:ascii="BRH Malayalam Extra" w:hAnsi="BRH Malayalam Extra" w:cs="BRH Malayalam Extra"/>
+                <w:color w:val="000000"/>
+                <w:sz w:val="32"/>
+                <w:szCs w:val="32"/>
+              </w:rPr>
+              <w:t>Rky</w:t>
+            </w:r>
+            <w:r>
+              <w:rPr>
+                <w:rFonts w:ascii="BRH Malayalam Extra" w:hAnsi="BRH Malayalam Extra" w:cs="BRH Malayalam Extra"/>
+                <w:color w:val="000000"/>
+                <w:sz w:val="26"/>
+                <w:szCs w:val="32"/>
+              </w:rPr>
+              <w:t>–</w:t>
+            </w:r>
+            <w:r>
+              <w:rPr>
+                <w:rFonts w:ascii="BRH Malayalam Extra" w:hAnsi="BRH Malayalam Extra" w:cs="BRH Malayalam Extra"/>
+                <w:color w:val="000000"/>
+                <w:sz w:val="32"/>
+                <w:szCs w:val="32"/>
+              </w:rPr>
+              <w:t>Zx¥</w:t>
+            </w:r>
+            <w:r>
+              <w:rPr>
+                <w:rFonts w:ascii="BRH Malayalam Extra" w:hAnsi="BRH Malayalam Extra" w:cs="BRH Malayalam Extra"/>
+                <w:color w:val="000000"/>
+                <w:sz w:val="32"/>
+                <w:szCs w:val="32"/>
+                <w:highlight w:val="yellow"/>
+              </w:rPr>
+              <w:t>kx—</w:t>
+            </w:r>
+            <w:r>
+              <w:rPr>
+                <w:rFonts w:ascii="BRH Malayalam Extra" w:hAnsi="BRH Malayalam Extra" w:cs="BRH Malayalam Extra"/>
+                <w:color w:val="000000"/>
+                <w:sz w:val="32"/>
+                <w:szCs w:val="32"/>
+              </w:rPr>
+              <w:t xml:space="preserve"> d h¢</w:t>
+            </w:r>
+            <w:r>
+              <w:rPr>
+                <w:rFonts w:ascii="BRH Malayalam Extra" w:hAnsi="BRH Malayalam Extra" w:cs="BRH Malayalam Extra"/>
+                <w:color w:val="000000"/>
+                <w:sz w:val="26"/>
+                <w:szCs w:val="32"/>
+              </w:rPr>
+              <w:t>–</w:t>
+            </w:r>
+            <w:r>
+              <w:rPr>
+                <w:rFonts w:ascii="BRH Malayalam Extra" w:hAnsi="BRH Malayalam Extra" w:cs="BRH Malayalam Extra"/>
+                <w:color w:val="000000"/>
+                <w:sz w:val="32"/>
+                <w:szCs w:val="32"/>
+              </w:rPr>
+              <w:t xml:space="preserve">dx | </w:t>
+            </w:r>
+          </w:p>
+          <w:p>
+            <w:pPr>
+              <w:widowControl w:val="0"/>
+              <w:autoSpaceDE w:val="0"/>
+              <w:autoSpaceDN w:val="0"/>
+              <w:adjustRightInd w:val="0"/>
+              <w:spacing w:line="240" w:lineRule="auto"/>
+              <w:rPr>
+                <w:rFonts w:ascii="BRH Malayalam Extra" w:hAnsi="BRH Malayalam Extra" w:cs="BRH Malayalam Extra"/>
+                <w:color w:val="000000"/>
+                <w:sz w:val="32"/>
+                <w:szCs w:val="32"/>
+              </w:rPr>
+            </w:pPr>
+            <w:r>
+              <w:rPr>
+                <w:rFonts w:ascii="BRH Malayalam Extra" w:hAnsi="BRH Malayalam Extra" w:cs="BRH Malayalam Extra"/>
+                <w:color w:val="000000"/>
+                <w:sz w:val="32"/>
+                <w:szCs w:val="32"/>
+              </w:rPr>
+              <w:t>(</w:t>
+            </w:r>
+            <w:r>
+              <w:rPr>
+                <w:rFonts w:cs="BRH Malayalam Extra"/>
+                <w:color w:val="000000"/>
+                <w:szCs w:val="32"/>
+              </w:rPr>
+              <w:t>22</w:t>
+            </w:r>
+            <w:r>
+              <w:rPr>
+                <w:rFonts w:ascii="BRH Malayalam Extra" w:hAnsi="BRH Malayalam Extra" w:cs="BRH Malayalam Extra"/>
+                <w:color w:val="000000"/>
+                <w:sz w:val="32"/>
+                <w:szCs w:val="32"/>
+              </w:rPr>
+              <w:t>)</w:t>
+            </w:r>
+            <w:r>
+              <w:rPr>
+                <w:rFonts w:cs="BRH Malayalam Extra"/>
+                <w:color w:val="000000"/>
+                <w:szCs w:val="32"/>
+              </w:rPr>
+              <w:t>[P7</w:t>
+            </w:r>
+            <w:r>
+              <w:rPr>
+                <w:rFonts w:ascii="BRH Malayalam Extra" w:hAnsi="BRH Malayalam Extra" w:cs="BRH Malayalam Extra"/>
+                <w:color w:val="000000"/>
+                <w:sz w:val="32"/>
+                <w:szCs w:val="32"/>
+              </w:rPr>
+              <w:t xml:space="preserve">] </w:t>
+            </w:r>
+            <w:r>
+              <w:rPr>
+                <w:rFonts w:cs="BRH Malayalam Extra"/>
+                <w:color w:val="000000"/>
+                <w:szCs w:val="32"/>
+              </w:rPr>
+              <w:t>4</w:t>
+            </w:r>
+            <w:r>
+              <w:rPr>
+                <w:rFonts w:ascii="BRH Malayalam Extra" w:hAnsi="BRH Malayalam Extra" w:cs="BRH Malayalam Extra"/>
+                <w:color w:val="000000"/>
+                <w:sz w:val="32"/>
+                <w:szCs w:val="32"/>
+              </w:rPr>
+              <w:t>.</w:t>
+            </w:r>
+            <w:r>
+              <w:rPr>
+                <w:rFonts w:cs="BRH Malayalam Extra"/>
+                <w:color w:val="000000"/>
+                <w:szCs w:val="32"/>
+              </w:rPr>
+              <w:t>6</w:t>
+            </w:r>
+            <w:r>
+              <w:rPr>
+                <w:rFonts w:ascii="BRH Malayalam Extra" w:hAnsi="BRH Malayalam Extra" w:cs="BRH Malayalam Extra"/>
+                <w:color w:val="000000"/>
+                <w:sz w:val="32"/>
+                <w:szCs w:val="32"/>
+              </w:rPr>
+              <w:t>.</w:t>
+            </w:r>
+            <w:r>
+              <w:rPr>
+                <w:rFonts w:cs="BRH Malayalam Extra"/>
+                <w:color w:val="000000"/>
+                <w:szCs w:val="32"/>
+              </w:rPr>
+              <w:t>2</w:t>
+            </w:r>
+            <w:r>
+              <w:rPr>
+                <w:rFonts w:ascii="BRH Malayalam Extra" w:hAnsi="BRH Malayalam Extra" w:cs="BRH Malayalam Extra"/>
+                <w:color w:val="000000"/>
+                <w:sz w:val="32"/>
+                <w:szCs w:val="32"/>
+              </w:rPr>
+              <w:t>.</w:t>
+            </w:r>
+            <w:r>
+              <w:rPr>
+                <w:rFonts w:cs="BRH Malayalam Extra"/>
+                <w:color w:val="000000"/>
+                <w:szCs w:val="32"/>
+              </w:rPr>
+              <w:t>2</w:t>
+            </w:r>
+            <w:r>
+              <w:rPr>
+                <w:rFonts w:ascii="BRH Malayalam Extra" w:hAnsi="BRH Malayalam Extra" w:cs="BRH Malayalam Extra"/>
+                <w:color w:val="000000"/>
+                <w:sz w:val="32"/>
+                <w:szCs w:val="32"/>
+              </w:rPr>
+              <w:t>(</w:t>
+            </w:r>
+            <w:r>
+              <w:rPr>
+                <w:rFonts w:cs="BRH Malayalam Extra"/>
+                <w:color w:val="000000"/>
+                <w:szCs w:val="32"/>
+              </w:rPr>
+              <w:t>20</w:t>
+            </w:r>
+            <w:r>
+              <w:rPr>
+                <w:rFonts w:ascii="BRH Malayalam Extra" w:hAnsi="BRH Malayalam Extra" w:cs="BRH Malayalam Extra"/>
+                <w:color w:val="000000"/>
+                <w:sz w:val="32"/>
+                <w:szCs w:val="32"/>
+              </w:rPr>
+              <w:t xml:space="preserve">)- </w:t>
+            </w:r>
+            <w:r>
+              <w:rPr>
+                <w:rFonts w:ascii="BRH Malayalam Extra" w:hAnsi="BRH Malayalam Extra" w:cs="BRH Malayalam Extra"/>
+                <w:color w:val="000000"/>
+                <w:sz w:val="32"/>
+                <w:szCs w:val="32"/>
+                <w:highlight w:val="yellow"/>
+              </w:rPr>
+              <w:t>d</w:t>
+            </w:r>
+            <w:r>
+              <w:rPr>
+                <w:rFonts w:ascii="BRH Malayalam Extra" w:hAnsi="BRH Malayalam Extra" w:cs="BRH Malayalam Extra"/>
+                <w:color w:val="000000"/>
+                <w:sz w:val="26"/>
+                <w:szCs w:val="32"/>
+              </w:rPr>
+              <w:t>–</w:t>
+            </w:r>
+            <w:r>
+              <w:rPr>
+                <w:rFonts w:ascii="BRH Malayalam Extra" w:hAnsi="BRH Malayalam Extra" w:cs="BRH Malayalam Extra"/>
+                <w:color w:val="000000"/>
+                <w:sz w:val="32"/>
+                <w:szCs w:val="32"/>
+              </w:rPr>
+              <w:t xml:space="preserve"> | h¢</w:t>
+            </w:r>
+            <w:r>
+              <w:rPr>
+                <w:rFonts w:ascii="BRH Malayalam Extra" w:hAnsi="BRH Malayalam Extra" w:cs="BRH Malayalam Extra"/>
+                <w:color w:val="000000"/>
+                <w:sz w:val="26"/>
+                <w:szCs w:val="32"/>
+              </w:rPr>
+              <w:t>–</w:t>
+            </w:r>
+            <w:r>
+              <w:rPr>
+                <w:rFonts w:ascii="BRH Malayalam Extra" w:hAnsi="BRH Malayalam Extra" w:cs="BRH Malayalam Extra"/>
+                <w:color w:val="000000"/>
+                <w:sz w:val="32"/>
+                <w:szCs w:val="32"/>
+              </w:rPr>
+              <w:t>dx ||</w:t>
+            </w:r>
+          </w:p>
+          <w:p>
+            <w:pPr>
+              <w:widowControl w:val="0"/>
+              <w:autoSpaceDE w:val="0"/>
+              <w:autoSpaceDN w:val="0"/>
+              <w:adjustRightInd w:val="0"/>
+              <w:spacing w:line="240" w:lineRule="auto"/>
+              <w:rPr>
+                <w:rFonts w:ascii="BRH Malayalam Extra" w:hAnsi="BRH Malayalam Extra" w:cs="BRH Malayalam Extra"/>
+                <w:color w:val="000000"/>
+                <w:sz w:val="32"/>
+                <w:szCs w:val="32"/>
+              </w:rPr>
+            </w:pPr>
+            <w:r>
+              <w:rPr>
+                <w:rFonts w:ascii="BRH Malayalam Extra" w:hAnsi="BRH Malayalam Extra" w:cs="BRH Malayalam Extra"/>
+                <w:color w:val="000000"/>
+                <w:sz w:val="32"/>
+                <w:szCs w:val="32"/>
+                <w:highlight w:val="yellow"/>
+              </w:rPr>
+              <w:t>d</w:t>
+            </w:r>
+            <w:r>
+              <w:rPr>
+                <w:rFonts w:ascii="BRH Malayalam Extra" w:hAnsi="BRH Malayalam Extra" w:cs="BRH Malayalam Extra"/>
+                <w:color w:val="000000"/>
+                <w:sz w:val="26"/>
+                <w:szCs w:val="32"/>
+                <w:highlight w:val="yellow"/>
+              </w:rPr>
+              <w:t>–</w:t>
+            </w:r>
+            <w:r>
+              <w:rPr>
+                <w:rFonts w:ascii="BRH Malayalam Extra" w:hAnsi="BRH Malayalam Extra" w:cs="BRH Malayalam Extra"/>
+                <w:color w:val="000000"/>
+                <w:sz w:val="32"/>
+                <w:szCs w:val="32"/>
+              </w:rPr>
+              <w:t xml:space="preserve"> h¢</w:t>
+            </w:r>
+            <w:r>
+              <w:rPr>
+                <w:rFonts w:ascii="BRH Malayalam Extra" w:hAnsi="BRH Malayalam Extra" w:cs="BRH Malayalam Extra"/>
+                <w:color w:val="000000"/>
+                <w:sz w:val="26"/>
+                <w:szCs w:val="32"/>
+              </w:rPr>
+              <w:t>–</w:t>
+            </w:r>
+            <w:r>
+              <w:rPr>
+                <w:rFonts w:ascii="BRH Malayalam Extra" w:hAnsi="BRH Malayalam Extra" w:cs="BRH Malayalam Extra"/>
+                <w:color w:val="000000"/>
+                <w:sz w:val="32"/>
+                <w:szCs w:val="32"/>
+              </w:rPr>
+              <w:t>dx h¢</w:t>
+            </w:r>
+            <w:r>
+              <w:rPr>
+                <w:rFonts w:ascii="BRH Malayalam Extra" w:hAnsi="BRH Malayalam Extra" w:cs="BRH Malayalam Extra"/>
+                <w:color w:val="000000"/>
+                <w:sz w:val="26"/>
+                <w:szCs w:val="32"/>
+              </w:rPr>
+              <w:t>–</w:t>
+            </w:r>
+            <w:r>
+              <w:rPr>
+                <w:rFonts w:ascii="BRH Malayalam Extra" w:hAnsi="BRH Malayalam Extra" w:cs="BRH Malayalam Extra"/>
+                <w:color w:val="000000"/>
+                <w:sz w:val="32"/>
+                <w:szCs w:val="32"/>
+              </w:rPr>
+              <w:t xml:space="preserve">dx </w:t>
+            </w:r>
+            <w:r>
+              <w:rPr>
+                <w:rFonts w:ascii="BRH Malayalam Extra" w:hAnsi="BRH Malayalam Extra" w:cs="BRH Malayalam Extra"/>
+                <w:color w:val="000000"/>
+                <w:sz w:val="32"/>
+                <w:szCs w:val="32"/>
+                <w:highlight w:val="yellow"/>
+              </w:rPr>
+              <w:t>d</w:t>
+            </w:r>
+            <w:r>
+              <w:rPr>
+                <w:rFonts w:ascii="BRH Malayalam Extra" w:hAnsi="BRH Malayalam Extra" w:cs="BRH Malayalam Extra"/>
+                <w:color w:val="000000"/>
+                <w:sz w:val="32"/>
+                <w:szCs w:val="32"/>
+              </w:rPr>
+              <w:t>— d h¢</w:t>
+            </w:r>
+            <w:r>
+              <w:rPr>
+                <w:rFonts w:ascii="BRH Malayalam Extra" w:hAnsi="BRH Malayalam Extra" w:cs="BRH Malayalam Extra"/>
+                <w:color w:val="000000"/>
+                <w:sz w:val="26"/>
+                <w:szCs w:val="32"/>
+              </w:rPr>
+              <w:t>–</w:t>
+            </w:r>
+            <w:r>
+              <w:rPr>
+                <w:rFonts w:ascii="BRH Malayalam Extra" w:hAnsi="BRH Malayalam Extra" w:cs="BRH Malayalam Extra"/>
+                <w:color w:val="000000"/>
+                <w:sz w:val="32"/>
+                <w:szCs w:val="32"/>
+              </w:rPr>
+              <w:t xml:space="preserve">dx | </w:t>
             </w:r>
           </w:p>
           <w:p>
@@ -5216,9 +4949,9 @@
               <w:autoSpaceDE w:val="0"/>
               <w:autoSpaceDN w:val="0"/>
               <w:adjustRightInd w:val="0"/>
-              <w:spacing w:before="0" w:line="240" w:lineRule="auto"/>
-              <w:rPr>
-                <w:rFonts w:ascii="BRH Devanagari Extra" w:hAnsi="BRH Devanagari Extra" w:cs="BRH Devanagari Extra"/>
+              <w:spacing w:line="240" w:lineRule="auto"/>
+              <w:rPr>
+                <w:rFonts w:ascii="BRH Malayalam Extra" w:hAnsi="BRH Malayalam Extra" w:cs="BRH Malayalam Extra"/>
                 <w:color w:val="000000"/>
                 <w:sz w:val="32"/>
                 <w:szCs w:val="32"/>
@@ -5226,17 +4959,16 @@
             </w:pPr>
             <w:r>
               <w:rPr>
-                <w:rFonts w:ascii="BRH Devanagari Extra" w:hAnsi="BRH Devanagari Extra" w:cs="BRH Devanagari Extra"/>
+                <w:rFonts w:ascii="BRH Malayalam Extra" w:hAnsi="BRH Malayalam Extra" w:cs="BRH Malayalam Extra"/>
                 <w:color w:val="000000"/>
                 <w:sz w:val="32"/>
                 <w:szCs w:val="32"/>
               </w:rPr>
               <w:t>(</w:t>
             </w:r>
-            <w:proofErr w:type="gramStart"/>
-            <w:r>
-              <w:rPr>
-                <w:rFonts w:cs="BRH Devanagari Extra"/>
+            <w:r>
+              <w:rPr>
+                <w:rFonts w:cs="BRH Malayalam Extra"/>
                 <w:color w:val="000000"/>
                 <w:szCs w:val="32"/>
               </w:rPr>
@@ -5244,7 +4976,7 @@
             </w:r>
             <w:r>
               <w:rPr>
-                <w:rFonts w:ascii="BRH Devanagari Extra" w:hAnsi="BRH Devanagari Extra" w:cs="BRH Devanagari Extra"/>
+                <w:rFonts w:ascii="BRH Malayalam Extra" w:hAnsi="BRH Malayalam Extra" w:cs="BRH Malayalam Extra"/>
                 <w:color w:val="000000"/>
                 <w:sz w:val="32"/>
                 <w:szCs w:val="32"/>
@@ -5253,24 +4985,15 @@
             </w:r>
             <w:r>
               <w:rPr>
-                <w:rFonts w:cs="BRH Devanagari Extra"/>
-                <w:color w:val="000000"/>
-                <w:szCs w:val="32"/>
-              </w:rPr>
-              <w:t>[</w:t>
-            </w:r>
-            <w:proofErr w:type="gramEnd"/>
-            <w:r>
-              <w:rPr>
-                <w:rFonts w:cs="BRH Devanagari Extra"/>
-                <w:color w:val="000000"/>
-                <w:szCs w:val="32"/>
-              </w:rPr>
-              <w:t>P7</w:t>
-            </w:r>
-            <w:r>
-              <w:rPr>
-                <w:rFonts w:ascii="BRH Devanagari Extra" w:hAnsi="BRH Devanagari Extra" w:cs="BRH Devanagari Extra"/>
+                <w:rFonts w:cs="BRH Malayalam Extra"/>
+                <w:color w:val="000000"/>
+                <w:szCs w:val="32"/>
+              </w:rPr>
+              <w:t>[P7</w:t>
+            </w:r>
+            <w:r>
+              <w:rPr>
+                <w:rFonts w:ascii="BRH Malayalam Extra" w:hAnsi="BRH Malayalam Extra" w:cs="BRH Malayalam Extra"/>
                 <w:color w:val="000000"/>
                 <w:sz w:val="32"/>
                 <w:szCs w:val="32"/>
@@ -5279,7 +5002,7 @@
             </w:r>
             <w:r>
               <w:rPr>
-                <w:rFonts w:cs="BRH Devanagari Extra"/>
+                <w:rFonts w:cs="BRH Malayalam Extra"/>
                 <w:color w:val="000000"/>
                 <w:szCs w:val="32"/>
               </w:rPr>
@@ -5287,7 +5010,7 @@
             </w:r>
             <w:r>
               <w:rPr>
-                <w:rFonts w:ascii="BRH Devanagari Extra" w:hAnsi="BRH Devanagari Extra" w:cs="BRH Devanagari Extra"/>
+                <w:rFonts w:ascii="BRH Malayalam Extra" w:hAnsi="BRH Malayalam Extra" w:cs="BRH Malayalam Extra"/>
                 <w:color w:val="000000"/>
                 <w:sz w:val="32"/>
                 <w:szCs w:val="32"/>
@@ -5296,7 +5019,7 @@
             </w:r>
             <w:r>
               <w:rPr>
-                <w:rFonts w:cs="BRH Devanagari Extra"/>
+                <w:rFonts w:cs="BRH Malayalam Extra"/>
                 <w:color w:val="000000"/>
                 <w:szCs w:val="32"/>
               </w:rPr>
@@ -5304,7 +5027,7 @@
             </w:r>
             <w:r>
               <w:rPr>
-                <w:rFonts w:ascii="BRH Devanagari Extra" w:hAnsi="BRH Devanagari Extra" w:cs="BRH Devanagari Extra"/>
+                <w:rFonts w:ascii="BRH Malayalam Extra" w:hAnsi="BRH Malayalam Extra" w:cs="BRH Malayalam Extra"/>
                 <w:color w:val="000000"/>
                 <w:sz w:val="32"/>
                 <w:szCs w:val="32"/>
@@ -5313,7 +5036,7 @@
             </w:r>
             <w:r>
               <w:rPr>
-                <w:rFonts w:cs="BRH Devanagari Extra"/>
+                <w:rFonts w:cs="BRH Malayalam Extra"/>
                 <w:color w:val="000000"/>
                 <w:szCs w:val="32"/>
               </w:rPr>
@@ -5321,7 +5044,7 @@
             </w:r>
             <w:r>
               <w:rPr>
-                <w:rFonts w:ascii="BRH Devanagari Extra" w:hAnsi="BRH Devanagari Extra" w:cs="BRH Devanagari Extra"/>
+                <w:rFonts w:ascii="BRH Malayalam Extra" w:hAnsi="BRH Malayalam Extra" w:cs="BRH Malayalam Extra"/>
                 <w:color w:val="000000"/>
                 <w:sz w:val="32"/>
                 <w:szCs w:val="32"/>
@@ -5330,7 +5053,7 @@
             </w:r>
             <w:r>
               <w:rPr>
-                <w:rFonts w:cs="BRH Devanagari Extra"/>
+                <w:rFonts w:cs="BRH Malayalam Extra"/>
                 <w:color w:val="000000"/>
                 <w:szCs w:val="32"/>
               </w:rPr>
@@ -5338,7 +5061,7 @@
             </w:r>
             <w:r>
               <w:rPr>
-                <w:rFonts w:ascii="BRH Devanagari Extra" w:hAnsi="BRH Devanagari Extra" w:cs="BRH Devanagari Extra"/>
+                <w:rFonts w:ascii="BRH Malayalam Extra" w:hAnsi="BRH Malayalam Extra" w:cs="BRH Malayalam Extra"/>
                 <w:color w:val="000000"/>
                 <w:sz w:val="32"/>
                 <w:szCs w:val="32"/>
@@ -5347,7 +5070,7 @@
             </w:r>
             <w:r>
               <w:rPr>
-                <w:rFonts w:cs="BRH Devanagari Extra"/>
+                <w:rFonts w:cs="BRH Malayalam Extra"/>
                 <w:color w:val="000000"/>
                 <w:szCs w:val="32"/>
               </w:rPr>
@@ -5355,85 +5078,76 @@
             </w:r>
             <w:r>
               <w:rPr>
-                <w:rFonts w:ascii="BRH Devanagari Extra" w:hAnsi="BRH Devanagari Extra" w:cs="BRH Devanagari Extra"/>
-                <w:color w:val="000000"/>
-                <w:sz w:val="32"/>
-                <w:szCs w:val="32"/>
-              </w:rPr>
-              <w:t>)</w:t>
-            </w:r>
-            <w:proofErr w:type="gramStart"/>
-            <w:r>
-              <w:rPr>
-                <w:rFonts w:ascii="BRH Devanagari Extra" w:hAnsi="BRH Devanagari Extra" w:cs="BRH Devanagari Extra"/>
-                <w:color w:val="000000"/>
-                <w:sz w:val="32"/>
-                <w:szCs w:val="32"/>
-              </w:rPr>
-              <w:t>-  mÉÔuÉåïÿ</w:t>
-            </w:r>
-            <w:proofErr w:type="gramEnd"/>
-            <w:r>
-              <w:rPr>
-                <w:rFonts w:ascii="BRH Devanagari Extra" w:hAnsi="BRH Devanagari Extra" w:cs="BRH Devanagari Extra"/>
-                <w:color w:val="000000"/>
-                <w:sz w:val="32"/>
-                <w:szCs w:val="32"/>
-              </w:rPr>
-              <w:t xml:space="preserve"> | eÉ</w:t>
-            </w:r>
-            <w:r>
-              <w:rPr>
-                <w:rFonts w:ascii="BRH Malayalam Extra" w:hAnsi="BRH Malayalam Extra" w:cs="BRH Devanagari Extra"/>
-                <w:color w:val="000000"/>
-                <w:szCs w:val="32"/>
-              </w:rPr>
-              <w:t>–</w:t>
-            </w:r>
-            <w:r>
-              <w:rPr>
-                <w:rFonts w:ascii="BRH Devanagari Extra" w:hAnsi="BRH Devanagari Extra" w:cs="BRH Devanagari Extra"/>
-                <w:color w:val="000000"/>
-                <w:sz w:val="32"/>
-                <w:szCs w:val="32"/>
-              </w:rPr>
-              <w:t>ËU</w:t>
-            </w:r>
-            <w:r>
-              <w:rPr>
-                <w:rFonts w:ascii="BRH Malayalam Extra" w:hAnsi="BRH Malayalam Extra" w:cs="BRH Devanagari Extra"/>
-                <w:color w:val="000000"/>
-                <w:szCs w:val="32"/>
-              </w:rPr>
-              <w:t>–</w:t>
-            </w:r>
-            <w:r>
-              <w:rPr>
-                <w:rFonts w:ascii="BRH Devanagari Extra" w:hAnsi="BRH Devanagari Extra" w:cs="BRH Devanagari Extra"/>
-                <w:color w:val="000000"/>
-                <w:sz w:val="32"/>
-                <w:szCs w:val="32"/>
-              </w:rPr>
-              <w:t xml:space="preserve">iÉÉUþÈ | </w:t>
-            </w:r>
-            <w:r>
-              <w:rPr>
-                <w:rFonts w:ascii="BRH Devanagari Extra" w:hAnsi="BRH Devanagari Extra" w:cs="BRH Devanagari Extra"/>
+                <w:rFonts w:ascii="BRH Malayalam Extra" w:hAnsi="BRH Malayalam Extra" w:cs="BRH Malayalam Extra"/>
+                <w:color w:val="000000"/>
+                <w:sz w:val="32"/>
+                <w:szCs w:val="32"/>
+              </w:rPr>
+              <w:t>)- e¢ª¥p˜ | R</w:t>
+            </w:r>
+            <w:r>
+              <w:rPr>
+                <w:rFonts w:ascii="BRH Malayalam Extra" w:hAnsi="BRH Malayalam Extra" w:cs="BRH Malayalam Extra"/>
+                <w:color w:val="000000"/>
+                <w:sz w:val="26"/>
+                <w:szCs w:val="32"/>
+              </w:rPr>
+              <w:t>–</w:t>
+            </w:r>
+            <w:r>
+              <w:rPr>
+                <w:rFonts w:ascii="BRH Malayalam Extra" w:hAnsi="BRH Malayalam Extra" w:cs="BRH Malayalam Extra"/>
+                <w:color w:val="000000"/>
+                <w:sz w:val="32"/>
+                <w:szCs w:val="32"/>
+              </w:rPr>
+              <w:t>ky</w:t>
+            </w:r>
+            <w:r>
+              <w:rPr>
+                <w:rFonts w:ascii="BRH Malayalam Extra" w:hAnsi="BRH Malayalam Extra" w:cs="BRH Malayalam Extra"/>
+                <w:color w:val="000000"/>
+                <w:sz w:val="26"/>
+                <w:szCs w:val="32"/>
+              </w:rPr>
+              <w:t>–</w:t>
+            </w:r>
+            <w:r>
+              <w:rPr>
+                <w:rFonts w:ascii="BRH Malayalam Extra" w:hAnsi="BRH Malayalam Extra" w:cs="BRH Malayalam Extra"/>
+                <w:color w:val="000000"/>
+                <w:sz w:val="32"/>
+                <w:szCs w:val="32"/>
+              </w:rPr>
+              <w:t xml:space="preserve">Zxk—J | </w:t>
+            </w:r>
+            <w:r>
+              <w:rPr>
+                <w:rFonts w:ascii="BRH Malayalam Extra" w:hAnsi="BRH Malayalam Extra" w:cs="BRH Malayalam Extra"/>
                 <w:color w:val="000000"/>
                 <w:sz w:val="32"/>
                 <w:szCs w:val="32"/>
                 <w:highlight w:val="green"/>
               </w:rPr>
-              <w:t>lÉ</w:t>
-            </w:r>
-            <w:r>
-              <w:rPr>
-                <w:rFonts w:ascii="BRH Devanagari Extra" w:hAnsi="BRH Devanagari Extra" w:cs="BRH Devanagari Extra"/>
+              <w:t>d</w:t>
+            </w:r>
+            <w:r>
+              <w:rPr>
+                <w:rFonts w:ascii="BRH Malayalam Extra" w:hAnsi="BRH Malayalam Extra" w:cs="BRH Malayalam Extra"/>
                 <w:color w:val="000000"/>
                 <w:sz w:val="32"/>
                 <w:szCs w:val="32"/>
               </w:rPr>
               <w:t xml:space="preserve"> |</w:t>
+            </w:r>
+            <w:r>
+              <w:rPr>
+                <w:rFonts w:ascii="BRH Malayalam Extra" w:hAnsi="BRH Malayalam Extra" w:cs="BRH Malayalam Extra"/>
+                <w:color w:val="000000"/>
+                <w:sz w:val="32"/>
+                <w:szCs w:val="32"/>
+              </w:rPr>
+              <w:t xml:space="preserve"> </w:t>
             </w:r>
           </w:p>
           <w:p>
@@ -5442,9 +5156,9 @@
               <w:autoSpaceDE w:val="0"/>
               <w:autoSpaceDN w:val="0"/>
               <w:adjustRightInd w:val="0"/>
-              <w:spacing w:before="0" w:line="240" w:lineRule="auto"/>
-              <w:rPr>
-                <w:rFonts w:ascii="BRH Devanagari Extra" w:hAnsi="BRH Devanagari Extra" w:cs="BRH Devanagari Extra"/>
+              <w:spacing w:line="240" w:lineRule="auto"/>
+              <w:rPr>
+                <w:rFonts w:ascii="BRH Malayalam Extra" w:hAnsi="BRH Malayalam Extra" w:cs="BRH Malayalam Extra"/>
                 <w:color w:val="000000"/>
                 <w:sz w:val="32"/>
                 <w:szCs w:val="32"/>
@@ -5452,247 +5166,84 @@
             </w:pPr>
             <w:r>
               <w:rPr>
-                <w:rFonts w:ascii="BRH Devanagari Extra" w:hAnsi="BRH Devanagari Extra" w:cs="BRH Devanagari Extra"/>
-                <w:color w:val="000000"/>
-                <w:sz w:val="32"/>
-                <w:szCs w:val="32"/>
-              </w:rPr>
-              <w:t>mÉÔuÉåïþ eÉËU</w:t>
-            </w:r>
-            <w:r>
-              <w:rPr>
-                <w:rFonts w:ascii="BRH Malayalam Extra" w:hAnsi="BRH Malayalam Extra" w:cs="BRH Devanagari Extra"/>
-                <w:color w:val="000000"/>
-                <w:szCs w:val="32"/>
-              </w:rPr>
-              <w:t>–</w:t>
-            </w:r>
-            <w:r>
-              <w:rPr>
-                <w:rFonts w:ascii="BRH Devanagari Extra" w:hAnsi="BRH Devanagari Extra" w:cs="BRH Devanagari Extra"/>
-                <w:color w:val="000000"/>
-                <w:sz w:val="32"/>
-                <w:szCs w:val="32"/>
-              </w:rPr>
-              <w:t>iÉÉUÉåþ eÉËU</w:t>
-            </w:r>
-            <w:r>
-              <w:rPr>
-                <w:rFonts w:ascii="BRH Malayalam Extra" w:hAnsi="BRH Malayalam Extra" w:cs="BRH Devanagari Extra"/>
-                <w:color w:val="000000"/>
-                <w:szCs w:val="32"/>
-              </w:rPr>
-              <w:t>–</w:t>
-            </w:r>
-            <w:r>
-              <w:rPr>
-                <w:rFonts w:ascii="BRH Devanagari Extra" w:hAnsi="BRH Devanagari Extra" w:cs="BRH Devanagari Extra"/>
-                <w:color w:val="000000"/>
-                <w:sz w:val="32"/>
-                <w:szCs w:val="32"/>
-              </w:rPr>
-              <w:t>iÉÉU</w:t>
-            </w:r>
-            <w:r>
-              <w:rPr>
-                <w:rFonts w:ascii="BRH Malayalam Extra" w:hAnsi="BRH Malayalam Extra" w:cs="BRH Devanagari Extra"/>
-                <w:color w:val="000000"/>
-                <w:szCs w:val="32"/>
-              </w:rPr>
-              <w:t>–</w:t>
-            </w:r>
-            <w:r>
-              <w:rPr>
-                <w:rFonts w:ascii="BRH Devanagari Extra" w:hAnsi="BRH Devanagari Extra" w:cs="BRH Devanagari Extra"/>
-                <w:color w:val="000000"/>
-                <w:sz w:val="32"/>
-                <w:szCs w:val="32"/>
-              </w:rPr>
-              <w:t>È mÉÔuÉåï</w:t>
-            </w:r>
-            <w:r>
-              <w:rPr>
-                <w:rFonts w:ascii="BRH Malayalam Extra" w:hAnsi="BRH Malayalam Extra" w:cs="BRH Devanagari Extra"/>
-                <w:color w:val="000000"/>
-                <w:szCs w:val="32"/>
-              </w:rPr>
-              <w:t>–</w:t>
-            </w:r>
-            <w:r>
-              <w:rPr>
-                <w:rFonts w:ascii="BRH Devanagari Extra" w:hAnsi="BRH Devanagari Extra" w:cs="BRH Devanagari Extra"/>
-                <w:color w:val="000000"/>
-                <w:sz w:val="32"/>
-                <w:szCs w:val="32"/>
-              </w:rPr>
-              <w:t xml:space="preserve"> mÉÔuÉåïþ eÉËU</w:t>
-            </w:r>
-            <w:r>
-              <w:rPr>
-                <w:rFonts w:ascii="BRH Malayalam Extra" w:hAnsi="BRH Malayalam Extra" w:cs="BRH Devanagari Extra"/>
-                <w:color w:val="000000"/>
-                <w:szCs w:val="32"/>
-              </w:rPr>
-              <w:t>–</w:t>
-            </w:r>
-            <w:r>
-              <w:rPr>
-                <w:rFonts w:ascii="BRH Devanagari Extra" w:hAnsi="BRH Devanagari Extra" w:cs="BRH Devanagari Extra"/>
-                <w:color w:val="000000"/>
-                <w:sz w:val="32"/>
-                <w:szCs w:val="32"/>
-              </w:rPr>
-              <w:t>iÉÉ</w:t>
-            </w:r>
-            <w:r>
-              <w:rPr>
-                <w:rFonts w:ascii="BRH Devanagari Extra" w:hAnsi="BRH Devanagari Extra" w:cs="BRH Devanagari Extra"/>
-                <w:color w:val="000000"/>
-                <w:sz w:val="32"/>
-                <w:szCs w:val="32"/>
-                <w:highlight w:val="green"/>
-              </w:rPr>
-              <w:t>UÉ</w:t>
-            </w:r>
-            <w:r>
-              <w:rPr>
-                <w:rFonts w:ascii="BRH Malayalam Extra" w:hAnsi="BRH Malayalam Extra" w:cs="BRH Devanagari Extra"/>
-                <w:color w:val="000000"/>
-                <w:szCs w:val="32"/>
-              </w:rPr>
-              <w:t>–</w:t>
-            </w:r>
-            <w:r>
-              <w:rPr>
-                <w:rFonts w:ascii="BRH Devanagari Extra" w:hAnsi="BRH Devanagari Extra" w:cs="BRH Devanagari Extra"/>
-                <w:color w:val="000000"/>
-                <w:sz w:val="32"/>
-                <w:szCs w:val="32"/>
-              </w:rPr>
-              <w:t xml:space="preserve">å lÉ lÉ </w:t>
-            </w:r>
-            <w:r>
-              <w:rPr>
-                <w:rFonts w:ascii="BRH Devanagari Extra" w:hAnsi="BRH Devanagari Extra" w:cs="BRH Devanagari Extra"/>
-                <w:color w:val="000000"/>
-                <w:sz w:val="32"/>
-                <w:szCs w:val="32"/>
-                <w:highlight w:val="green"/>
-              </w:rPr>
-              <w:t>eÉþ</w:t>
-            </w:r>
-            <w:r>
-              <w:rPr>
-                <w:rFonts w:ascii="BRH Devanagari Extra" w:hAnsi="BRH Devanagari Extra" w:cs="BRH Devanagari Extra"/>
-                <w:color w:val="000000"/>
-                <w:sz w:val="32"/>
-                <w:szCs w:val="32"/>
-              </w:rPr>
-              <w:t>ËU</w:t>
-            </w:r>
-            <w:r>
-              <w:rPr>
-                <w:rFonts w:ascii="BRH Malayalam Extra" w:hAnsi="BRH Malayalam Extra" w:cs="BRH Devanagari Extra"/>
-                <w:color w:val="000000"/>
-                <w:szCs w:val="32"/>
-              </w:rPr>
-              <w:t>–</w:t>
-            </w:r>
-            <w:r>
-              <w:rPr>
-                <w:rFonts w:ascii="BRH Devanagari Extra" w:hAnsi="BRH Devanagari Extra" w:cs="BRH Devanagari Extra"/>
-                <w:color w:val="000000"/>
-                <w:sz w:val="32"/>
-                <w:szCs w:val="32"/>
-              </w:rPr>
-              <w:t>iÉÉU</w:t>
-            </w:r>
-            <w:r>
-              <w:rPr>
-                <w:rFonts w:ascii="BRH Malayalam Extra" w:hAnsi="BRH Malayalam Extra" w:cs="BRH Devanagari Extra"/>
-                <w:color w:val="000000"/>
-                <w:szCs w:val="32"/>
-              </w:rPr>
-              <w:t>–</w:t>
-            </w:r>
-            <w:r>
-              <w:rPr>
-                <w:rFonts w:ascii="BRH Devanagari Extra" w:hAnsi="BRH Devanagari Extra" w:cs="BRH Devanagari Extra"/>
-                <w:color w:val="000000"/>
-                <w:sz w:val="32"/>
-                <w:szCs w:val="32"/>
-              </w:rPr>
-              <w:t>È mÉÔuÉåï</w:t>
-            </w:r>
-            <w:r>
-              <w:rPr>
-                <w:rFonts w:ascii="BRH Malayalam Extra" w:hAnsi="BRH Malayalam Extra" w:cs="BRH Devanagari Extra"/>
-                <w:color w:val="000000"/>
-                <w:szCs w:val="32"/>
-              </w:rPr>
-              <w:t>–</w:t>
-            </w:r>
-            <w:r>
-              <w:rPr>
-                <w:rFonts w:ascii="BRH Devanagari Extra" w:hAnsi="BRH Devanagari Extra" w:cs="BRH Devanagari Extra"/>
-                <w:color w:val="000000"/>
-                <w:sz w:val="32"/>
-                <w:szCs w:val="32"/>
-              </w:rPr>
-              <w:t xml:space="preserve"> mÉÔuÉåïþ eÉËU</w:t>
-            </w:r>
-            <w:r>
-              <w:rPr>
-                <w:rFonts w:ascii="BRH Malayalam Extra" w:hAnsi="BRH Malayalam Extra" w:cs="BRH Devanagari Extra"/>
-                <w:color w:val="000000"/>
-                <w:szCs w:val="32"/>
-              </w:rPr>
-              <w:t>–</w:t>
-            </w:r>
-            <w:r>
-              <w:rPr>
-                <w:rFonts w:ascii="BRH Devanagari Extra" w:hAnsi="BRH Devanagari Extra" w:cs="BRH Devanagari Extra"/>
-                <w:color w:val="000000"/>
-                <w:sz w:val="32"/>
-                <w:szCs w:val="32"/>
-              </w:rPr>
-              <w:t>iÉÉ</w:t>
-            </w:r>
-            <w:r>
-              <w:rPr>
-                <w:rFonts w:ascii="BRH Devanagari Extra" w:hAnsi="BRH Devanagari Extra" w:cs="BRH Devanagari Extra"/>
-                <w:color w:val="000000"/>
-                <w:sz w:val="32"/>
-                <w:szCs w:val="32"/>
-                <w:highlight w:val="green"/>
-              </w:rPr>
-              <w:t>UÉ</w:t>
-            </w:r>
-            <w:r>
-              <w:rPr>
-                <w:rFonts w:ascii="BRH Devanagari Extra" w:hAnsi="BRH Devanagari Extra" w:cs="BRH Devanagari Extra"/>
-                <w:color w:val="000000"/>
-                <w:sz w:val="32"/>
-                <w:szCs w:val="32"/>
-              </w:rPr>
-              <w:t>å</w:t>
-            </w:r>
-            <w:r>
-              <w:rPr>
-                <w:rFonts w:ascii="BRH Malayalam Extra" w:hAnsi="BRH Malayalam Extra" w:cs="BRH Devanagari Extra"/>
-                <w:color w:val="000000"/>
-                <w:szCs w:val="32"/>
-              </w:rPr>
-              <w:t>–</w:t>
-            </w:r>
-            <w:r>
-              <w:rPr>
-                <w:rFonts w:ascii="BRH Devanagari Extra" w:hAnsi="BRH Devanagari Extra" w:cs="BRH Devanagari Extra"/>
-                <w:color w:val="000000"/>
-                <w:sz w:val="32"/>
-                <w:szCs w:val="32"/>
-              </w:rPr>
-              <w:t xml:space="preserve"> lÉ | </w:t>
+                <w:rFonts w:ascii="BRH Malayalam Extra" w:hAnsi="BRH Malayalam Extra" w:cs="BRH Malayalam Extra"/>
+                <w:color w:val="000000"/>
+                <w:sz w:val="32"/>
+                <w:szCs w:val="32"/>
+              </w:rPr>
+              <w:t>e¢ª¥p— Rky</w:t>
+            </w:r>
+            <w:r>
+              <w:rPr>
+                <w:rFonts w:ascii="BRH Malayalam Extra" w:hAnsi="BRH Malayalam Extra" w:cs="BRH Malayalam Extra"/>
+                <w:color w:val="000000"/>
+                <w:sz w:val="26"/>
+                <w:szCs w:val="32"/>
+              </w:rPr>
+              <w:t>–</w:t>
+            </w:r>
+            <w:r>
+              <w:rPr>
+                <w:rFonts w:ascii="BRH Malayalam Extra" w:hAnsi="BRH Malayalam Extra" w:cs="BRH Malayalam Extra"/>
+                <w:color w:val="000000"/>
+                <w:sz w:val="32"/>
+                <w:szCs w:val="32"/>
+              </w:rPr>
+              <w:t>Zx¥kx— Rky</w:t>
+            </w:r>
+            <w:r>
+              <w:rPr>
+                <w:rFonts w:ascii="BRH Malayalam Extra" w:hAnsi="BRH Malayalam Extra" w:cs="BRH Malayalam Extra"/>
+                <w:color w:val="000000"/>
+                <w:sz w:val="26"/>
+                <w:szCs w:val="32"/>
+              </w:rPr>
+              <w:t>–</w:t>
+            </w:r>
+            <w:r>
+              <w:rPr>
+                <w:rFonts w:ascii="BRH Malayalam Extra" w:hAnsi="BRH Malayalam Extra" w:cs="BRH Malayalam Extra"/>
+                <w:color w:val="000000"/>
+                <w:sz w:val="32"/>
+                <w:szCs w:val="32"/>
+              </w:rPr>
+              <w:t>Zxk</w:t>
+            </w:r>
+            <w:r>
+              <w:rPr>
+                <w:rFonts w:ascii="BRH Malayalam Extra" w:hAnsi="BRH Malayalam Extra" w:cs="BRH Malayalam Extra"/>
+                <w:color w:val="000000"/>
+                <w:sz w:val="26"/>
+                <w:szCs w:val="32"/>
+              </w:rPr>
+              <w:t>–</w:t>
+            </w:r>
+            <w:r>
+              <w:rPr>
+                <w:rFonts w:ascii="BRH Malayalam Extra" w:hAnsi="BRH Malayalam Extra" w:cs="BRH Malayalam Extra"/>
+                <w:color w:val="000000"/>
+                <w:sz w:val="32"/>
+                <w:szCs w:val="32"/>
+              </w:rPr>
+              <w:t>J e¢ª¥p</w:t>
+            </w:r>
+            <w:r>
+              <w:rPr>
+                <w:rFonts w:ascii="BRH Malayalam Extra" w:hAnsi="BRH Malayalam Extra" w:cs="BRH Malayalam Extra"/>
+                <w:color w:val="000000"/>
+                <w:sz w:val="26"/>
+                <w:szCs w:val="32"/>
+              </w:rPr>
+              <w:t>–</w:t>
+            </w:r>
+            <w:r>
+              <w:rPr>
+                <w:rFonts w:ascii="BRH Malayalam Extra" w:hAnsi="BRH Malayalam Extra" w:cs="BRH Malayalam Extra"/>
+                <w:color w:val="000000"/>
+                <w:sz w:val="32"/>
+                <w:szCs w:val="32"/>
+              </w:rPr>
+              <w:t xml:space="preserve"> e¢ª¥p— </w:t>
             </w:r>
           </w:p>
           <w:p>
@@ -5701,9 +5252,9 @@
               <w:autoSpaceDE w:val="0"/>
               <w:autoSpaceDN w:val="0"/>
               <w:adjustRightInd w:val="0"/>
-              <w:spacing w:before="0" w:line="240" w:lineRule="auto"/>
-              <w:rPr>
-                <w:rFonts w:ascii="BRH Devanagari Extra" w:hAnsi="BRH Devanagari Extra" w:cs="BRH Devanagari Extra"/>
+              <w:spacing w:line="240" w:lineRule="auto"/>
+              <w:rPr>
+                <w:rFonts w:ascii="BRH Malayalam Extra" w:hAnsi="BRH Malayalam Extra" w:cs="BRH Malayalam Extra"/>
                 <w:color w:val="000000"/>
                 <w:sz w:val="32"/>
                 <w:szCs w:val="32"/>
@@ -5711,222 +5262,132 @@
             </w:pPr>
             <w:r>
               <w:rPr>
-                <w:rFonts w:ascii="BRH Devanagari Extra" w:hAnsi="BRH Devanagari Extra" w:cs="BRH Devanagari Extra"/>
-                <w:color w:val="000000"/>
-                <w:sz w:val="32"/>
-                <w:szCs w:val="32"/>
-              </w:rPr>
-              <w:t>(</w:t>
-            </w:r>
-            <w:proofErr w:type="gramStart"/>
-            <w:r>
-              <w:rPr>
-                <w:rFonts w:cs="BRH Devanagari Extra"/>
-                <w:color w:val="000000"/>
-                <w:szCs w:val="32"/>
-              </w:rPr>
-              <w:t>21</w:t>
-            </w:r>
-            <w:r>
-              <w:rPr>
-                <w:rFonts w:ascii="BRH Devanagari Extra" w:hAnsi="BRH Devanagari Extra" w:cs="BRH Devanagari Extra"/>
-                <w:color w:val="000000"/>
-                <w:sz w:val="32"/>
-                <w:szCs w:val="32"/>
-              </w:rPr>
-              <w:t>)</w:t>
-            </w:r>
-            <w:r>
-              <w:rPr>
-                <w:rFonts w:cs="BRH Devanagari Extra"/>
-                <w:color w:val="000000"/>
-                <w:szCs w:val="32"/>
-              </w:rPr>
-              <w:t>[</w:t>
-            </w:r>
-            <w:proofErr w:type="gramEnd"/>
-            <w:r>
-              <w:rPr>
-                <w:rFonts w:cs="BRH Devanagari Extra"/>
-                <w:color w:val="000000"/>
-                <w:szCs w:val="32"/>
-              </w:rPr>
-              <w:t>P7</w:t>
-            </w:r>
-            <w:r>
-              <w:rPr>
-                <w:rFonts w:ascii="BRH Devanagari Extra" w:hAnsi="BRH Devanagari Extra" w:cs="BRH Devanagari Extra"/>
-                <w:color w:val="000000"/>
-                <w:sz w:val="32"/>
-                <w:szCs w:val="32"/>
-              </w:rPr>
-              <w:t xml:space="preserve">] </w:t>
-            </w:r>
-            <w:r>
-              <w:rPr>
-                <w:rFonts w:cs="BRH Devanagari Extra"/>
-                <w:color w:val="000000"/>
-                <w:szCs w:val="32"/>
-              </w:rPr>
-              <w:t>4</w:t>
-            </w:r>
-            <w:r>
-              <w:rPr>
-                <w:rFonts w:ascii="BRH Devanagari Extra" w:hAnsi="BRH Devanagari Extra" w:cs="BRH Devanagari Extra"/>
-                <w:color w:val="000000"/>
-                <w:sz w:val="32"/>
-                <w:szCs w:val="32"/>
-              </w:rPr>
-              <w:t>.</w:t>
-            </w:r>
-            <w:r>
-              <w:rPr>
-                <w:rFonts w:cs="BRH Devanagari Extra"/>
-                <w:color w:val="000000"/>
-                <w:szCs w:val="32"/>
-              </w:rPr>
-              <w:t>6</w:t>
-            </w:r>
-            <w:r>
-              <w:rPr>
-                <w:rFonts w:ascii="BRH Devanagari Extra" w:hAnsi="BRH Devanagari Extra" w:cs="BRH Devanagari Extra"/>
-                <w:color w:val="000000"/>
-                <w:sz w:val="32"/>
-                <w:szCs w:val="32"/>
-              </w:rPr>
-              <w:t>.</w:t>
-            </w:r>
-            <w:r>
-              <w:rPr>
-                <w:rFonts w:cs="BRH Devanagari Extra"/>
-                <w:color w:val="000000"/>
-                <w:szCs w:val="32"/>
-              </w:rPr>
-              <w:t>2</w:t>
-            </w:r>
-            <w:r>
-              <w:rPr>
-                <w:rFonts w:ascii="BRH Devanagari Extra" w:hAnsi="BRH Devanagari Extra" w:cs="BRH Devanagari Extra"/>
-                <w:color w:val="000000"/>
-                <w:sz w:val="32"/>
-                <w:szCs w:val="32"/>
-              </w:rPr>
-              <w:t>.</w:t>
-            </w:r>
-            <w:r>
-              <w:rPr>
-                <w:rFonts w:cs="BRH Devanagari Extra"/>
-                <w:color w:val="000000"/>
-                <w:szCs w:val="32"/>
-              </w:rPr>
-              <w:t>2</w:t>
-            </w:r>
-            <w:r>
-              <w:rPr>
-                <w:rFonts w:ascii="BRH Devanagari Extra" w:hAnsi="BRH Devanagari Extra" w:cs="BRH Devanagari Extra"/>
-                <w:color w:val="000000"/>
-                <w:sz w:val="32"/>
-                <w:szCs w:val="32"/>
-              </w:rPr>
-              <w:t>(</w:t>
-            </w:r>
-            <w:r>
-              <w:rPr>
-                <w:rFonts w:cs="BRH Devanagari Extra"/>
-                <w:color w:val="000000"/>
-                <w:szCs w:val="32"/>
-              </w:rPr>
-              <w:t>19</w:t>
-            </w:r>
-            <w:r>
-              <w:rPr>
-                <w:rFonts w:ascii="BRH Devanagari Extra" w:hAnsi="BRH Devanagari Extra" w:cs="BRH Devanagari Extra"/>
-                <w:color w:val="000000"/>
-                <w:sz w:val="32"/>
-                <w:szCs w:val="32"/>
-              </w:rPr>
-              <w:t>)</w:t>
-            </w:r>
-            <w:proofErr w:type="gramStart"/>
-            <w:r>
-              <w:rPr>
-                <w:rFonts w:ascii="BRH Devanagari Extra" w:hAnsi="BRH Devanagari Extra" w:cs="BRH Devanagari Extra"/>
-                <w:color w:val="000000"/>
-                <w:sz w:val="32"/>
-                <w:szCs w:val="32"/>
-              </w:rPr>
-              <w:t>-  eÉ</w:t>
-            </w:r>
-            <w:proofErr w:type="gramEnd"/>
-            <w:r>
-              <w:rPr>
-                <w:rFonts w:ascii="BRH Malayalam Extra" w:hAnsi="BRH Malayalam Extra" w:cs="BRH Devanagari Extra"/>
-                <w:color w:val="000000"/>
-                <w:szCs w:val="32"/>
-              </w:rPr>
-              <w:t>–</w:t>
-            </w:r>
-            <w:r>
-              <w:rPr>
-                <w:rFonts w:ascii="BRH Devanagari Extra" w:hAnsi="BRH Devanagari Extra" w:cs="BRH Devanagari Extra"/>
-                <w:color w:val="000000"/>
-                <w:sz w:val="32"/>
-                <w:szCs w:val="32"/>
-              </w:rPr>
-              <w:t>ËU</w:t>
-            </w:r>
-            <w:r>
-              <w:rPr>
-                <w:rFonts w:ascii="BRH Malayalam Extra" w:hAnsi="BRH Malayalam Extra" w:cs="BRH Devanagari Extra"/>
-                <w:color w:val="000000"/>
-                <w:szCs w:val="32"/>
-              </w:rPr>
-              <w:t>–</w:t>
-            </w:r>
-            <w:r>
-              <w:rPr>
-                <w:rFonts w:ascii="BRH Devanagari Extra" w:hAnsi="BRH Devanagari Extra" w:cs="BRH Devanagari Extra"/>
-                <w:color w:val="000000"/>
-                <w:sz w:val="32"/>
-                <w:szCs w:val="32"/>
-              </w:rPr>
-              <w:t xml:space="preserve">iÉÉUþÈ | </w:t>
-            </w:r>
-            <w:r>
-              <w:rPr>
-                <w:rFonts w:ascii="BRH Devanagari Extra" w:hAnsi="BRH Devanagari Extra" w:cs="BRH Devanagari Extra"/>
+                <w:rFonts w:ascii="BRH Malayalam Extra" w:hAnsi="BRH Malayalam Extra" w:cs="BRH Malayalam Extra"/>
+                <w:color w:val="000000"/>
+                <w:sz w:val="32"/>
+                <w:szCs w:val="32"/>
+              </w:rPr>
+              <w:t>Rky</w:t>
+            </w:r>
+            <w:r>
+              <w:rPr>
+                <w:rFonts w:ascii="BRH Malayalam Extra" w:hAnsi="BRH Malayalam Extra" w:cs="BRH Malayalam Extra"/>
+                <w:color w:val="000000"/>
+                <w:sz w:val="26"/>
+                <w:szCs w:val="32"/>
+              </w:rPr>
+              <w:t>–</w:t>
+            </w:r>
+            <w:r>
+              <w:rPr>
+                <w:rFonts w:ascii="BRH Malayalam Extra" w:hAnsi="BRH Malayalam Extra" w:cs="BRH Malayalam Extra"/>
+                <w:color w:val="000000"/>
+                <w:sz w:val="32"/>
+                <w:szCs w:val="32"/>
+              </w:rPr>
+              <w:t>Zx</w:t>
+            </w:r>
+            <w:r>
+              <w:rPr>
+                <w:rFonts w:ascii="BRH Malayalam Extra" w:hAnsi="BRH Malayalam Extra" w:cs="BRH Malayalam Extra"/>
                 <w:color w:val="000000"/>
                 <w:sz w:val="32"/>
                 <w:szCs w:val="32"/>
                 <w:highlight w:val="green"/>
               </w:rPr>
-              <w:t>lÉ</w:t>
-            </w:r>
-            <w:r>
-              <w:rPr>
-                <w:rFonts w:ascii="BRH Devanagari Extra" w:hAnsi="BRH Devanagari Extra" w:cs="BRH Devanagari Extra"/>
-                <w:color w:val="000000"/>
-                <w:sz w:val="32"/>
-                <w:szCs w:val="32"/>
-              </w:rPr>
-              <w:t xml:space="preserve"> | pÉÔ</w:t>
-            </w:r>
-            <w:r>
-              <w:rPr>
-                <w:rFonts w:ascii="BRH Malayalam Extra" w:hAnsi="BRH Malayalam Extra" w:cs="BRH Devanagari Extra"/>
-                <w:color w:val="000000"/>
-                <w:szCs w:val="32"/>
-              </w:rPr>
-              <w:t>–</w:t>
-            </w:r>
-            <w:r>
-              <w:rPr>
-                <w:rFonts w:ascii="BRH Devanagari Extra" w:hAnsi="BRH Devanagari Extra" w:cs="BRH Devanagari Extra"/>
-                <w:color w:val="000000"/>
-                <w:sz w:val="32"/>
-                <w:szCs w:val="32"/>
-              </w:rPr>
-              <w:t>lÉÉ ||</w:t>
+              <w:t>¥kx</w:t>
+            </w:r>
+            <w:r>
+              <w:rPr>
+                <w:rFonts w:ascii="BRH Malayalam Extra" w:hAnsi="BRH Malayalam Extra" w:cs="BRH Malayalam Extra"/>
+                <w:color w:val="000000"/>
+                <w:sz w:val="26"/>
+                <w:szCs w:val="32"/>
+                <w:highlight w:val="green"/>
+              </w:rPr>
+              <w:t>–</w:t>
+            </w:r>
+            <w:r>
+              <w:rPr>
+                <w:rFonts w:ascii="BRH Malayalam Extra" w:hAnsi="BRH Malayalam Extra" w:cs="BRH Malayalam Extra"/>
+                <w:color w:val="000000"/>
+                <w:sz w:val="32"/>
+                <w:szCs w:val="32"/>
+              </w:rPr>
+              <w:t xml:space="preserve"> d d </w:t>
+            </w:r>
+            <w:r>
+              <w:rPr>
+                <w:rFonts w:ascii="BRH Malayalam Extra" w:hAnsi="BRH Malayalam Extra" w:cs="BRH Malayalam Extra"/>
+                <w:color w:val="000000"/>
+                <w:sz w:val="32"/>
+                <w:szCs w:val="32"/>
+                <w:highlight w:val="green"/>
+              </w:rPr>
+              <w:t>R—</w:t>
+            </w:r>
+            <w:r>
+              <w:rPr>
+                <w:rFonts w:ascii="BRH Malayalam Extra" w:hAnsi="BRH Malayalam Extra" w:cs="BRH Malayalam Extra"/>
+                <w:color w:val="000000"/>
+                <w:sz w:val="32"/>
+                <w:szCs w:val="32"/>
+              </w:rPr>
+              <w:t>ky</w:t>
+            </w:r>
+            <w:r>
+              <w:rPr>
+                <w:rFonts w:ascii="BRH Malayalam Extra" w:hAnsi="BRH Malayalam Extra" w:cs="BRH Malayalam Extra"/>
+                <w:color w:val="000000"/>
+                <w:sz w:val="26"/>
+                <w:szCs w:val="32"/>
+              </w:rPr>
+              <w:t>–</w:t>
+            </w:r>
+            <w:r>
+              <w:rPr>
+                <w:rFonts w:ascii="BRH Malayalam Extra" w:hAnsi="BRH Malayalam Extra" w:cs="BRH Malayalam Extra"/>
+                <w:color w:val="000000"/>
+                <w:sz w:val="32"/>
+                <w:szCs w:val="32"/>
+              </w:rPr>
+              <w:t>Zxk</w:t>
+            </w:r>
+            <w:r>
+              <w:rPr>
+                <w:rFonts w:ascii="BRH Malayalam Extra" w:hAnsi="BRH Malayalam Extra" w:cs="BRH Malayalam Extra"/>
+                <w:color w:val="000000"/>
+                <w:sz w:val="26"/>
+                <w:szCs w:val="32"/>
+              </w:rPr>
+              <w:t>–</w:t>
+            </w:r>
+            <w:r>
+              <w:rPr>
+                <w:rFonts w:ascii="BRH Malayalam Extra" w:hAnsi="BRH Malayalam Extra" w:cs="BRH Malayalam Extra"/>
+                <w:color w:val="000000"/>
+                <w:sz w:val="32"/>
+                <w:szCs w:val="32"/>
+              </w:rPr>
+              <w:t>J e¢ª¥p</w:t>
+            </w:r>
+            <w:r>
+              <w:rPr>
+                <w:rFonts w:ascii="BRH Malayalam Extra" w:hAnsi="BRH Malayalam Extra" w:cs="BRH Malayalam Extra"/>
+                <w:color w:val="000000"/>
+                <w:sz w:val="26"/>
+                <w:szCs w:val="32"/>
+              </w:rPr>
+              <w:t>–</w:t>
+            </w:r>
+            <w:r>
+              <w:rPr>
+                <w:rFonts w:ascii="BRH Malayalam Extra" w:hAnsi="BRH Malayalam Extra" w:cs="BRH Malayalam Extra"/>
+                <w:color w:val="000000"/>
+                <w:sz w:val="32"/>
+                <w:szCs w:val="32"/>
+              </w:rPr>
+              <w:t xml:space="preserve"> e¢ª¥p— </w:t>
             </w:r>
           </w:p>
           <w:p>
@@ -5935,9 +5396,9 @@
               <w:autoSpaceDE w:val="0"/>
               <w:autoSpaceDN w:val="0"/>
               <w:adjustRightInd w:val="0"/>
-              <w:spacing w:before="0" w:line="240" w:lineRule="auto"/>
-              <w:rPr>
-                <w:rFonts w:ascii="BRH Devanagari Extra" w:hAnsi="BRH Devanagari Extra" w:cs="BRH Devanagari Extra"/>
+              <w:spacing w:line="240" w:lineRule="auto"/>
+              <w:rPr>
+                <w:rFonts w:ascii="BRH Malayalam Extra" w:hAnsi="BRH Malayalam Extra" w:cs="BRH Malayalam Extra"/>
                 <w:color w:val="000000"/>
                 <w:sz w:val="32"/>
                 <w:szCs w:val="32"/>
@@ -5945,312 +5406,59 @@
             </w:pPr>
             <w:r>
               <w:rPr>
-                <w:rFonts w:ascii="BRH Devanagari Extra" w:hAnsi="BRH Devanagari Extra" w:cs="BRH Devanagari Extra"/>
-                <w:color w:val="000000"/>
-                <w:sz w:val="32"/>
-                <w:szCs w:val="32"/>
-              </w:rPr>
-              <w:t>eÉ</w:t>
-            </w:r>
-            <w:r>
-              <w:rPr>
-                <w:rFonts w:ascii="BRH Malayalam Extra" w:hAnsi="BRH Malayalam Extra" w:cs="BRH Devanagari Extra"/>
-                <w:color w:val="000000"/>
-                <w:szCs w:val="32"/>
-              </w:rPr>
-              <w:t>–</w:t>
-            </w:r>
-            <w:r>
-              <w:rPr>
-                <w:rFonts w:ascii="BRH Devanagari Extra" w:hAnsi="BRH Devanagari Extra" w:cs="BRH Devanagari Extra"/>
-                <w:color w:val="000000"/>
-                <w:sz w:val="32"/>
-                <w:szCs w:val="32"/>
-              </w:rPr>
-              <w:t>ËU</w:t>
-            </w:r>
-            <w:r>
-              <w:rPr>
-                <w:rFonts w:ascii="BRH Malayalam Extra" w:hAnsi="BRH Malayalam Extra" w:cs="BRH Devanagari Extra"/>
-                <w:color w:val="000000"/>
-                <w:szCs w:val="32"/>
-              </w:rPr>
-              <w:t>–</w:t>
-            </w:r>
-            <w:r>
-              <w:rPr>
-                <w:rFonts w:ascii="BRH Devanagari Extra" w:hAnsi="BRH Devanagari Extra" w:cs="BRH Devanagari Extra"/>
-                <w:color w:val="000000"/>
-                <w:sz w:val="32"/>
-                <w:szCs w:val="32"/>
-              </w:rPr>
-              <w:t>iÉÉ</w:t>
-            </w:r>
-            <w:r>
-              <w:rPr>
-                <w:rFonts w:ascii="BRH Devanagari Extra" w:hAnsi="BRH Devanagari Extra" w:cs="BRH Devanagari Extra"/>
+                <w:rFonts w:ascii="BRH Malayalam Extra" w:hAnsi="BRH Malayalam Extra" w:cs="BRH Malayalam Extra"/>
+                <w:color w:val="000000"/>
+                <w:sz w:val="32"/>
+                <w:szCs w:val="32"/>
+              </w:rPr>
+              <w:t>Rky</w:t>
+            </w:r>
+            <w:r>
+              <w:rPr>
+                <w:rFonts w:ascii="BRH Malayalam Extra" w:hAnsi="BRH Malayalam Extra" w:cs="BRH Malayalam Extra"/>
+                <w:color w:val="000000"/>
+                <w:sz w:val="26"/>
+                <w:szCs w:val="32"/>
+              </w:rPr>
+              <w:t>–</w:t>
+            </w:r>
+            <w:r>
+              <w:rPr>
+                <w:rFonts w:ascii="BRH Malayalam Extra" w:hAnsi="BRH Malayalam Extra" w:cs="BRH Malayalam Extra"/>
+                <w:color w:val="000000"/>
+                <w:sz w:val="32"/>
+                <w:szCs w:val="32"/>
+              </w:rPr>
+              <w:t>Zx</w:t>
+            </w:r>
+            <w:r>
+              <w:rPr>
+                <w:rFonts w:ascii="BRH Malayalam Extra" w:hAnsi="BRH Malayalam Extra" w:cs="BRH Malayalam Extra"/>
                 <w:color w:val="000000"/>
                 <w:sz w:val="32"/>
                 <w:szCs w:val="32"/>
                 <w:highlight w:val="green"/>
               </w:rPr>
-              <w:t>UÉ</w:t>
-            </w:r>
-            <w:r>
-              <w:rPr>
-                <w:rFonts w:ascii="BRH Malayalam Extra" w:hAnsi="BRH Malayalam Extra" w:cs="BRH Devanagari Extra"/>
-                <w:color w:val="000000"/>
-                <w:szCs w:val="32"/>
-              </w:rPr>
-              <w:t>–</w:t>
-            </w:r>
-            <w:r>
-              <w:rPr>
-                <w:rFonts w:ascii="BRH Devanagari Extra" w:hAnsi="BRH Devanagari Extra" w:cs="BRH Devanagari Extra"/>
-                <w:color w:val="000000"/>
-                <w:sz w:val="32"/>
-                <w:szCs w:val="32"/>
-              </w:rPr>
-              <w:t xml:space="preserve">å lÉ lÉ </w:t>
-            </w:r>
-            <w:r>
-              <w:rPr>
-                <w:rFonts w:ascii="BRH Devanagari Extra" w:hAnsi="BRH Devanagari Extra" w:cs="BRH Devanagari Extra"/>
-                <w:color w:val="000000"/>
-                <w:sz w:val="32"/>
+              <w:t>¥kx</w:t>
+            </w:r>
+            <w:r>
+              <w:rPr>
+                <w:rFonts w:ascii="BRH Malayalam Extra" w:hAnsi="BRH Malayalam Extra" w:cs="BRH Malayalam Extra"/>
+                <w:color w:val="000000"/>
+                <w:sz w:val="26"/>
                 <w:szCs w:val="32"/>
                 <w:highlight w:val="green"/>
               </w:rPr>
-              <w:t>eÉ</w:t>
-            </w:r>
-            <w:r>
-              <w:rPr>
-                <w:rFonts w:ascii="BRH Devanagari Extra" w:hAnsi="BRH Devanagari Extra" w:cs="BRH Devanagari Extra"/>
-                <w:color w:val="000000"/>
-                <w:sz w:val="32"/>
-                <w:szCs w:val="32"/>
-              </w:rPr>
-              <w:t>þËU</w:t>
-            </w:r>
-            <w:r>
-              <w:rPr>
-                <w:rFonts w:ascii="BRH Malayalam Extra" w:hAnsi="BRH Malayalam Extra" w:cs="BRH Devanagari Extra"/>
-                <w:color w:val="000000"/>
-                <w:szCs w:val="32"/>
-              </w:rPr>
-              <w:t>–</w:t>
-            </w:r>
-            <w:r>
-              <w:rPr>
-                <w:rFonts w:ascii="BRH Devanagari Extra" w:hAnsi="BRH Devanagari Extra" w:cs="BRH Devanagari Extra"/>
-                <w:color w:val="000000"/>
-                <w:sz w:val="32"/>
-                <w:szCs w:val="32"/>
-              </w:rPr>
-              <w:t>iÉÉUÉåþ eÉËU</w:t>
-            </w:r>
-            <w:r>
-              <w:rPr>
-                <w:rFonts w:ascii="BRH Malayalam Extra" w:hAnsi="BRH Malayalam Extra" w:cs="BRH Devanagari Extra"/>
-                <w:color w:val="000000"/>
-                <w:szCs w:val="32"/>
-              </w:rPr>
-              <w:t>–</w:t>
-            </w:r>
-            <w:r>
-              <w:rPr>
-                <w:rFonts w:ascii="BRH Devanagari Extra" w:hAnsi="BRH Devanagari Extra" w:cs="BRH Devanagari Extra"/>
-                <w:color w:val="000000"/>
-                <w:sz w:val="32"/>
-                <w:szCs w:val="32"/>
-              </w:rPr>
-              <w:t>iÉÉ</w:t>
-            </w:r>
-            <w:r>
-              <w:rPr>
-                <w:rFonts w:ascii="BRH Devanagari Extra" w:hAnsi="BRH Devanagari Extra" w:cs="BRH Devanagari Extra"/>
-                <w:color w:val="000000"/>
-                <w:sz w:val="32"/>
-                <w:szCs w:val="32"/>
-                <w:highlight w:val="green"/>
-              </w:rPr>
-              <w:t>UÉ</w:t>
-            </w:r>
-            <w:r>
-              <w:rPr>
-                <w:rFonts w:ascii="BRH Malayalam Extra" w:hAnsi="BRH Malayalam Extra" w:cs="BRH Devanagari Extra"/>
-                <w:color w:val="000000"/>
-                <w:szCs w:val="32"/>
-              </w:rPr>
-              <w:t>–</w:t>
-            </w:r>
-            <w:r>
-              <w:rPr>
-                <w:rFonts w:ascii="BRH Devanagari Extra" w:hAnsi="BRH Devanagari Extra" w:cs="BRH Devanagari Extra"/>
-                <w:color w:val="000000"/>
-                <w:sz w:val="32"/>
-                <w:szCs w:val="32"/>
-              </w:rPr>
-              <w:t>å lÉ pÉÔ</w:t>
-            </w:r>
-            <w:r>
-              <w:rPr>
-                <w:rFonts w:ascii="BRH Malayalam Extra" w:hAnsi="BRH Malayalam Extra" w:cs="BRH Devanagari Extra"/>
-                <w:color w:val="000000"/>
-                <w:szCs w:val="32"/>
-              </w:rPr>
-              <w:t>–</w:t>
-            </w:r>
-            <w:r>
-              <w:rPr>
-                <w:rFonts w:ascii="BRH Devanagari Extra" w:hAnsi="BRH Devanagari Extra" w:cs="BRH Devanagari Extra"/>
-                <w:color w:val="000000"/>
-                <w:sz w:val="32"/>
-                <w:szCs w:val="32"/>
-              </w:rPr>
-              <w:t>lÉÉ pÉÔ</w:t>
-            </w:r>
-            <w:r>
-              <w:rPr>
-                <w:rFonts w:ascii="BRH Malayalam Extra" w:hAnsi="BRH Malayalam Extra" w:cs="BRH Devanagari Extra"/>
-                <w:color w:val="000000"/>
-                <w:szCs w:val="32"/>
-              </w:rPr>
-              <w:t>–</w:t>
-            </w:r>
-            <w:r>
-              <w:rPr>
-                <w:rFonts w:ascii="BRH Devanagari Extra" w:hAnsi="BRH Devanagari Extra" w:cs="BRH Devanagari Extra"/>
-                <w:color w:val="000000"/>
-                <w:sz w:val="32"/>
-                <w:szCs w:val="32"/>
-              </w:rPr>
-              <w:t xml:space="preserve">lÉÉ </w:t>
-            </w:r>
-            <w:r>
-              <w:rPr>
-                <w:rFonts w:ascii="BRH Devanagari Extra" w:hAnsi="BRH Devanagari Extra" w:cs="BRH Devanagari Extra"/>
-                <w:color w:val="000000"/>
-                <w:sz w:val="32"/>
-                <w:szCs w:val="32"/>
-                <w:highlight w:val="green"/>
-              </w:rPr>
-              <w:t>lÉ</w:t>
-            </w:r>
-            <w:r>
-              <w:rPr>
-                <w:rFonts w:ascii="BRH Devanagari Extra" w:hAnsi="BRH Devanagari Extra" w:cs="BRH Devanagari Extra"/>
-                <w:color w:val="000000"/>
-                <w:sz w:val="32"/>
-                <w:szCs w:val="32"/>
-              </w:rPr>
-              <w:t xml:space="preserve"> </w:t>
-            </w:r>
-            <w:r>
-              <w:rPr>
-                <w:rFonts w:ascii="BRH Devanagari Extra" w:hAnsi="BRH Devanagari Extra" w:cs="BRH Devanagari Extra"/>
-                <w:color w:val="000000"/>
-                <w:sz w:val="32"/>
-                <w:szCs w:val="32"/>
-                <w:highlight w:val="green"/>
-              </w:rPr>
-              <w:t>eÉ</w:t>
-            </w:r>
-            <w:r>
-              <w:rPr>
-                <w:rFonts w:ascii="BRH Devanagari Extra" w:hAnsi="BRH Devanagari Extra" w:cs="BRH Devanagari Extra"/>
-                <w:color w:val="000000"/>
-                <w:sz w:val="32"/>
-                <w:szCs w:val="32"/>
-              </w:rPr>
-              <w:t>þËU</w:t>
-            </w:r>
-            <w:r>
-              <w:rPr>
-                <w:rFonts w:ascii="BRH Malayalam Extra" w:hAnsi="BRH Malayalam Extra" w:cs="BRH Devanagari Extra"/>
-                <w:color w:val="000000"/>
-                <w:szCs w:val="32"/>
-              </w:rPr>
-              <w:t>–</w:t>
-            </w:r>
-            <w:r>
-              <w:rPr>
-                <w:rFonts w:ascii="BRH Devanagari Extra" w:hAnsi="BRH Devanagari Extra" w:cs="BRH Devanagari Extra"/>
-                <w:color w:val="000000"/>
-                <w:sz w:val="32"/>
-                <w:szCs w:val="32"/>
-              </w:rPr>
-              <w:t>iÉÉUÉåþ eÉËU</w:t>
-            </w:r>
-            <w:r>
-              <w:rPr>
-                <w:rFonts w:ascii="BRH Malayalam Extra" w:hAnsi="BRH Malayalam Extra" w:cs="BRH Devanagari Extra"/>
-                <w:color w:val="000000"/>
-                <w:szCs w:val="32"/>
-              </w:rPr>
-              <w:t>–</w:t>
-            </w:r>
-            <w:r>
-              <w:rPr>
-                <w:rFonts w:ascii="BRH Devanagari Extra" w:hAnsi="BRH Devanagari Extra" w:cs="BRH Devanagari Extra"/>
-                <w:color w:val="000000"/>
-                <w:sz w:val="32"/>
-                <w:szCs w:val="32"/>
-              </w:rPr>
-              <w:t>iÉÉ</w:t>
-            </w:r>
-            <w:r>
-              <w:rPr>
-                <w:rFonts w:ascii="BRH Devanagari Extra" w:hAnsi="BRH Devanagari Extra" w:cs="BRH Devanagari Extra"/>
-                <w:color w:val="000000"/>
-                <w:sz w:val="32"/>
-                <w:szCs w:val="32"/>
-                <w:highlight w:val="green"/>
-              </w:rPr>
-              <w:t>UÉ</w:t>
-            </w:r>
-            <w:r>
-              <w:rPr>
-                <w:rFonts w:ascii="BRH Devanagari Extra" w:hAnsi="BRH Devanagari Extra" w:cs="BRH Devanagari Extra"/>
-                <w:color w:val="000000"/>
-                <w:sz w:val="32"/>
-                <w:szCs w:val="32"/>
-              </w:rPr>
-              <w:t>å</w:t>
-            </w:r>
-            <w:r>
-              <w:rPr>
-                <w:rFonts w:ascii="BRH Malayalam Extra" w:hAnsi="BRH Malayalam Extra" w:cs="BRH Devanagari Extra"/>
-                <w:color w:val="000000"/>
-                <w:szCs w:val="32"/>
-              </w:rPr>
-              <w:t>–</w:t>
-            </w:r>
-            <w:r>
-              <w:rPr>
-                <w:rFonts w:ascii="BRH Devanagari Extra" w:hAnsi="BRH Devanagari Extra" w:cs="BRH Devanagari Extra"/>
-                <w:color w:val="000000"/>
-                <w:sz w:val="32"/>
-                <w:szCs w:val="32"/>
-              </w:rPr>
-              <w:t xml:space="preserve"> lÉ pÉÔ</w:t>
-            </w:r>
-            <w:r>
-              <w:rPr>
-                <w:rFonts w:ascii="BRH Malayalam Extra" w:hAnsi="BRH Malayalam Extra" w:cs="BRH Devanagari Extra"/>
-                <w:color w:val="000000"/>
-                <w:szCs w:val="32"/>
-              </w:rPr>
-              <w:t>–</w:t>
-            </w:r>
-            <w:r>
-              <w:rPr>
-                <w:rFonts w:ascii="BRH Devanagari Extra" w:hAnsi="BRH Devanagari Extra" w:cs="BRH Devanagari Extra"/>
-                <w:color w:val="000000"/>
-                <w:sz w:val="32"/>
-                <w:szCs w:val="32"/>
-              </w:rPr>
-              <w:t xml:space="preserve">lÉÉ | </w:t>
+              <w:t>–</w:t>
+            </w:r>
+            <w:r>
+              <w:rPr>
+                <w:rFonts w:ascii="BRH Malayalam Extra" w:hAnsi="BRH Malayalam Extra" w:cs="BRH Malayalam Extra"/>
+                <w:color w:val="000000"/>
+                <w:sz w:val="32"/>
+                <w:szCs w:val="32"/>
+              </w:rPr>
+              <w:t xml:space="preserve"> d | </w:t>
             </w:r>
           </w:p>
           <w:p>
@@ -6259,9 +5467,9 @@
               <w:autoSpaceDE w:val="0"/>
               <w:autoSpaceDN w:val="0"/>
               <w:adjustRightInd w:val="0"/>
-              <w:spacing w:before="0" w:line="240" w:lineRule="auto"/>
-              <w:rPr>
-                <w:rFonts w:ascii="BRH Devanagari Extra" w:hAnsi="BRH Devanagari Extra" w:cs="BRH Devanagari Extra"/>
+              <w:spacing w:line="240" w:lineRule="auto"/>
+              <w:rPr>
+                <w:rFonts w:ascii="BRH Malayalam Extra" w:hAnsi="BRH Malayalam Extra" w:cs="BRH Malayalam Extra"/>
                 <w:color w:val="000000"/>
                 <w:sz w:val="32"/>
                 <w:szCs w:val="32"/>
@@ -6269,25 +5477,24 @@
             </w:pPr>
             <w:r>
               <w:rPr>
-                <w:rFonts w:ascii="BRH Devanagari Extra" w:hAnsi="BRH Devanagari Extra" w:cs="BRH Devanagari Extra"/>
+                <w:rFonts w:ascii="BRH Malayalam Extra" w:hAnsi="BRH Malayalam Extra" w:cs="BRH Malayalam Extra"/>
                 <w:color w:val="000000"/>
                 <w:sz w:val="32"/>
                 <w:szCs w:val="32"/>
               </w:rPr>
               <w:t>(</w:t>
             </w:r>
-            <w:proofErr w:type="gramStart"/>
-            <w:r>
-              <w:rPr>
-                <w:rFonts w:cs="BRH Devanagari Extra"/>
-                <w:color w:val="000000"/>
-                <w:szCs w:val="32"/>
-              </w:rPr>
-              <w:t>22</w:t>
-            </w:r>
-            <w:r>
-              <w:rPr>
-                <w:rFonts w:ascii="BRH Devanagari Extra" w:hAnsi="BRH Devanagari Extra" w:cs="BRH Devanagari Extra"/>
+            <w:r>
+              <w:rPr>
+                <w:rFonts w:cs="BRH Malayalam Extra"/>
+                <w:color w:val="000000"/>
+                <w:szCs w:val="32"/>
+              </w:rPr>
+              <w:t>21</w:t>
+            </w:r>
+            <w:r>
+              <w:rPr>
+                <w:rFonts w:ascii="BRH Malayalam Extra" w:hAnsi="BRH Malayalam Extra" w:cs="BRH Malayalam Extra"/>
                 <w:color w:val="000000"/>
                 <w:sz w:val="32"/>
                 <w:szCs w:val="32"/>
@@ -6296,24 +5503,15 @@
             </w:r>
             <w:r>
               <w:rPr>
-                <w:rFonts w:cs="BRH Devanagari Extra"/>
-                <w:color w:val="000000"/>
-                <w:szCs w:val="32"/>
-              </w:rPr>
-              <w:t>[</w:t>
-            </w:r>
-            <w:proofErr w:type="gramEnd"/>
-            <w:r>
-              <w:rPr>
-                <w:rFonts w:cs="BRH Devanagari Extra"/>
-                <w:color w:val="000000"/>
-                <w:szCs w:val="32"/>
-              </w:rPr>
-              <w:t>P7</w:t>
-            </w:r>
-            <w:r>
-              <w:rPr>
-                <w:rFonts w:ascii="BRH Devanagari Extra" w:hAnsi="BRH Devanagari Extra" w:cs="BRH Devanagari Extra"/>
+                <w:rFonts w:cs="BRH Malayalam Extra"/>
+                <w:color w:val="000000"/>
+                <w:szCs w:val="32"/>
+              </w:rPr>
+              <w:t>[P7</w:t>
+            </w:r>
+            <w:r>
+              <w:rPr>
+                <w:rFonts w:ascii="BRH Malayalam Extra" w:hAnsi="BRH Malayalam Extra" w:cs="BRH Malayalam Extra"/>
                 <w:color w:val="000000"/>
                 <w:sz w:val="32"/>
                 <w:szCs w:val="32"/>
@@ -6322,7 +5520,7 @@
             </w:r>
             <w:r>
               <w:rPr>
-                <w:rFonts w:cs="BRH Devanagari Extra"/>
+                <w:rFonts w:cs="BRH Malayalam Extra"/>
                 <w:color w:val="000000"/>
                 <w:szCs w:val="32"/>
               </w:rPr>
@@ -6330,7 +5528,7 @@
             </w:r>
             <w:r>
               <w:rPr>
-                <w:rFonts w:ascii="BRH Devanagari Extra" w:hAnsi="BRH Devanagari Extra" w:cs="BRH Devanagari Extra"/>
+                <w:rFonts w:ascii="BRH Malayalam Extra" w:hAnsi="BRH Malayalam Extra" w:cs="BRH Malayalam Extra"/>
                 <w:color w:val="000000"/>
                 <w:sz w:val="32"/>
                 <w:szCs w:val="32"/>
@@ -6339,7 +5537,7 @@
             </w:r>
             <w:r>
               <w:rPr>
-                <w:rFonts w:cs="BRH Devanagari Extra"/>
+                <w:rFonts w:cs="BRH Malayalam Extra"/>
                 <w:color w:val="000000"/>
                 <w:szCs w:val="32"/>
               </w:rPr>
@@ -6347,7 +5545,7 @@
             </w:r>
             <w:r>
               <w:rPr>
-                <w:rFonts w:ascii="BRH Devanagari Extra" w:hAnsi="BRH Devanagari Extra" w:cs="BRH Devanagari Extra"/>
+                <w:rFonts w:ascii="BRH Malayalam Extra" w:hAnsi="BRH Malayalam Extra" w:cs="BRH Malayalam Extra"/>
                 <w:color w:val="000000"/>
                 <w:sz w:val="32"/>
                 <w:szCs w:val="32"/>
@@ -6356,7 +5554,7 @@
             </w:r>
             <w:r>
               <w:rPr>
-                <w:rFonts w:cs="BRH Devanagari Extra"/>
+                <w:rFonts w:cs="BRH Malayalam Extra"/>
                 <w:color w:val="000000"/>
                 <w:szCs w:val="32"/>
               </w:rPr>
@@ -6364,7 +5562,7 @@
             </w:r>
             <w:r>
               <w:rPr>
-                <w:rFonts w:ascii="BRH Devanagari Extra" w:hAnsi="BRH Devanagari Extra" w:cs="BRH Devanagari Extra"/>
+                <w:rFonts w:ascii="BRH Malayalam Extra" w:hAnsi="BRH Malayalam Extra" w:cs="BRH Malayalam Extra"/>
                 <w:color w:val="000000"/>
                 <w:sz w:val="32"/>
                 <w:szCs w:val="32"/>
@@ -6373,7 +5571,7 @@
             </w:r>
             <w:r>
               <w:rPr>
-                <w:rFonts w:cs="BRH Devanagari Extra"/>
+                <w:rFonts w:cs="BRH Malayalam Extra"/>
                 <w:color w:val="000000"/>
                 <w:szCs w:val="32"/>
               </w:rPr>
@@ -6381,7 +5579,7 @@
             </w:r>
             <w:r>
               <w:rPr>
-                <w:rFonts w:ascii="BRH Devanagari Extra" w:hAnsi="BRH Devanagari Extra" w:cs="BRH Devanagari Extra"/>
+                <w:rFonts w:ascii="BRH Malayalam Extra" w:hAnsi="BRH Malayalam Extra" w:cs="BRH Malayalam Extra"/>
                 <w:color w:val="000000"/>
                 <w:sz w:val="32"/>
                 <w:szCs w:val="32"/>
@@ -6390,67 +5588,93 @@
             </w:r>
             <w:r>
               <w:rPr>
-                <w:rFonts w:cs="BRH Devanagari Extra"/>
-                <w:color w:val="000000"/>
-                <w:szCs w:val="32"/>
-              </w:rPr>
-              <w:t>20</w:t>
-            </w:r>
-            <w:r>
-              <w:rPr>
-                <w:rFonts w:ascii="BRH Devanagari Extra" w:hAnsi="BRH Devanagari Extra" w:cs="BRH Devanagari Extra"/>
-                <w:color w:val="000000"/>
-                <w:sz w:val="32"/>
-                <w:szCs w:val="32"/>
-              </w:rPr>
-              <w:t>)</w:t>
-            </w:r>
-            <w:proofErr w:type="gramStart"/>
-            <w:r>
-              <w:rPr>
-                <w:rFonts w:ascii="BRH Devanagari Extra" w:hAnsi="BRH Devanagari Extra" w:cs="BRH Devanagari Extra"/>
-                <w:color w:val="000000"/>
-                <w:sz w:val="32"/>
-                <w:szCs w:val="32"/>
-              </w:rPr>
-              <w:t xml:space="preserve">-  </w:t>
-            </w:r>
-            <w:r>
-              <w:rPr>
-                <w:rFonts w:ascii="BRH Devanagari Extra" w:hAnsi="BRH Devanagari Extra" w:cs="BRH Devanagari Extra"/>
+                <w:rFonts w:cs="BRH Malayalam Extra"/>
+                <w:color w:val="000000"/>
+                <w:szCs w:val="32"/>
+              </w:rPr>
+              <w:t>19</w:t>
+            </w:r>
+            <w:r>
+              <w:rPr>
+                <w:rFonts w:ascii="BRH Malayalam Extra" w:hAnsi="BRH Malayalam Extra" w:cs="BRH Malayalam Extra"/>
+                <w:color w:val="000000"/>
+                <w:sz w:val="32"/>
+                <w:szCs w:val="32"/>
+              </w:rPr>
+              <w:t>)- R</w:t>
+            </w:r>
+            <w:r>
+              <w:rPr>
+                <w:rFonts w:ascii="BRH Malayalam Extra" w:hAnsi="BRH Malayalam Extra" w:cs="BRH Malayalam Extra"/>
+                <w:color w:val="000000"/>
+                <w:sz w:val="26"/>
+                <w:szCs w:val="32"/>
+              </w:rPr>
+              <w:t>–</w:t>
+            </w:r>
+            <w:r>
+              <w:rPr>
+                <w:rFonts w:ascii="BRH Malayalam Extra" w:hAnsi="BRH Malayalam Extra" w:cs="BRH Malayalam Extra"/>
+                <w:color w:val="000000"/>
+                <w:sz w:val="32"/>
+                <w:szCs w:val="32"/>
+              </w:rPr>
+              <w:t>ky</w:t>
+            </w:r>
+            <w:r>
+              <w:rPr>
+                <w:rFonts w:ascii="BRH Malayalam Extra" w:hAnsi="BRH Malayalam Extra" w:cs="BRH Malayalam Extra"/>
+                <w:color w:val="000000"/>
+                <w:sz w:val="26"/>
+                <w:szCs w:val="32"/>
+              </w:rPr>
+              <w:t>–</w:t>
+            </w:r>
+            <w:r>
+              <w:rPr>
+                <w:rFonts w:ascii="BRH Malayalam Extra" w:hAnsi="BRH Malayalam Extra" w:cs="BRH Malayalam Extra"/>
+                <w:color w:val="000000"/>
+                <w:sz w:val="32"/>
+                <w:szCs w:val="32"/>
+              </w:rPr>
+              <w:t xml:space="preserve">Zxk—J | </w:t>
+            </w:r>
+            <w:r>
+              <w:rPr>
+                <w:rFonts w:ascii="BRH Malayalam Extra" w:hAnsi="BRH Malayalam Extra" w:cs="BRH Malayalam Extra"/>
                 <w:color w:val="000000"/>
                 <w:sz w:val="32"/>
                 <w:szCs w:val="32"/>
                 <w:highlight w:val="green"/>
               </w:rPr>
-              <w:t>lÉ</w:t>
-            </w:r>
-            <w:proofErr w:type="gramEnd"/>
-            <w:r>
-              <w:rPr>
-                <w:rFonts w:ascii="BRH Devanagari Extra" w:hAnsi="BRH Devanagari Extra" w:cs="BRH Devanagari Extra"/>
-                <w:color w:val="000000"/>
-                <w:sz w:val="32"/>
-                <w:szCs w:val="32"/>
-              </w:rPr>
-              <w:t xml:space="preserve"> | pÉÔ</w:t>
-            </w:r>
-            <w:r>
-              <w:rPr>
-                <w:rFonts w:ascii="BRH Malayalam Extra" w:hAnsi="BRH Malayalam Extra" w:cs="BRH Devanagari Extra"/>
-                <w:color w:val="000000"/>
-                <w:szCs w:val="32"/>
-              </w:rPr>
-              <w:t>–</w:t>
-            </w:r>
-            <w:r>
-              <w:rPr>
-                <w:rFonts w:ascii="BRH Devanagari Extra" w:hAnsi="BRH Devanagari Extra" w:cs="BRH Devanagari Extra"/>
-                <w:color w:val="000000"/>
-                <w:sz w:val="32"/>
-                <w:szCs w:val="32"/>
-              </w:rPr>
-              <w:t>lÉÉ ||</w:t>
+              <w:t>d</w:t>
+            </w:r>
+            <w:r>
+              <w:rPr>
+                <w:rFonts w:ascii="BRH Malayalam Extra" w:hAnsi="BRH Malayalam Extra" w:cs="BRH Malayalam Extra"/>
+                <w:color w:val="000000"/>
+                <w:sz w:val="32"/>
+                <w:szCs w:val="32"/>
+              </w:rPr>
+              <w:t xml:space="preserve"> | h¢</w:t>
+            </w:r>
+            <w:r>
+              <w:rPr>
+                <w:rFonts w:ascii="BRH Malayalam Extra" w:hAnsi="BRH Malayalam Extra" w:cs="BRH Malayalam Extra"/>
+                <w:color w:val="000000"/>
+                <w:sz w:val="26"/>
+                <w:szCs w:val="32"/>
+              </w:rPr>
+              <w:t>–</w:t>
+            </w:r>
+            <w:r>
+              <w:rPr>
+                <w:rFonts w:ascii="BRH Malayalam Extra" w:hAnsi="BRH Malayalam Extra" w:cs="BRH Malayalam Extra"/>
+                <w:color w:val="000000"/>
+                <w:sz w:val="32"/>
+                <w:szCs w:val="32"/>
+              </w:rPr>
+              <w:t>dx ||</w:t>
             </w:r>
           </w:p>
           <w:p>
@@ -6459,9 +5683,9 @@
               <w:autoSpaceDE w:val="0"/>
               <w:autoSpaceDN w:val="0"/>
               <w:adjustRightInd w:val="0"/>
-              <w:spacing w:before="0" w:line="240" w:lineRule="auto"/>
-              <w:rPr>
-                <w:rFonts w:ascii="BRH Devanagari Extra" w:hAnsi="BRH Devanagari Extra" w:cs="BRH Devanagari Extra"/>
+              <w:spacing w:line="240" w:lineRule="auto"/>
+              <w:rPr>
+                <w:rFonts w:ascii="BRH Malayalam Extra" w:hAnsi="BRH Malayalam Extra" w:cs="BRH Malayalam Extra"/>
                 <w:color w:val="000000"/>
                 <w:sz w:val="32"/>
                 <w:szCs w:val="32"/>
@@ -6469,92 +5693,645 @@
             </w:pPr>
             <w:r>
               <w:rPr>
-                <w:rFonts w:ascii="BRH Devanagari Extra" w:hAnsi="BRH Devanagari Extra" w:cs="BRH Devanagari Extra"/>
+                <w:rFonts w:ascii="BRH Malayalam Extra" w:hAnsi="BRH Malayalam Extra" w:cs="BRH Malayalam Extra"/>
+                <w:color w:val="000000"/>
+                <w:sz w:val="32"/>
+                <w:szCs w:val="32"/>
+              </w:rPr>
+              <w:t>R</w:t>
+            </w:r>
+            <w:r>
+              <w:rPr>
+                <w:rFonts w:ascii="BRH Malayalam Extra" w:hAnsi="BRH Malayalam Extra" w:cs="BRH Malayalam Extra"/>
+                <w:color w:val="000000"/>
+                <w:sz w:val="26"/>
+                <w:szCs w:val="32"/>
+              </w:rPr>
+              <w:t>–</w:t>
+            </w:r>
+            <w:r>
+              <w:rPr>
+                <w:rFonts w:ascii="BRH Malayalam Extra" w:hAnsi="BRH Malayalam Extra" w:cs="BRH Malayalam Extra"/>
+                <w:color w:val="000000"/>
+                <w:sz w:val="32"/>
+                <w:szCs w:val="32"/>
+              </w:rPr>
+              <w:t>ky</w:t>
+            </w:r>
+            <w:r>
+              <w:rPr>
+                <w:rFonts w:ascii="BRH Malayalam Extra" w:hAnsi="BRH Malayalam Extra" w:cs="BRH Malayalam Extra"/>
+                <w:color w:val="000000"/>
+                <w:sz w:val="26"/>
+                <w:szCs w:val="32"/>
+              </w:rPr>
+              <w:t>–</w:t>
+            </w:r>
+            <w:r>
+              <w:rPr>
+                <w:rFonts w:ascii="BRH Malayalam Extra" w:hAnsi="BRH Malayalam Extra" w:cs="BRH Malayalam Extra"/>
+                <w:color w:val="000000"/>
+                <w:sz w:val="32"/>
+                <w:szCs w:val="32"/>
+              </w:rPr>
+              <w:t>Zx</w:t>
+            </w:r>
+            <w:r>
+              <w:rPr>
+                <w:rFonts w:ascii="BRH Malayalam Extra" w:hAnsi="BRH Malayalam Extra" w:cs="BRH Malayalam Extra"/>
                 <w:color w:val="000000"/>
                 <w:sz w:val="32"/>
                 <w:szCs w:val="32"/>
                 <w:highlight w:val="green"/>
               </w:rPr>
-              <w:t>lÉ</w:t>
-            </w:r>
-            <w:r>
-              <w:rPr>
-                <w:rFonts w:ascii="BRH Devanagari Extra" w:hAnsi="BRH Devanagari Extra" w:cs="BRH Devanagari Extra"/>
-                <w:color w:val="000000"/>
-                <w:sz w:val="32"/>
-                <w:szCs w:val="32"/>
-              </w:rPr>
-              <w:t xml:space="preserve"> pÉÔ</w:t>
-            </w:r>
-            <w:r>
-              <w:rPr>
-                <w:rFonts w:ascii="BRH Malayalam Extra" w:hAnsi="BRH Malayalam Extra" w:cs="BRH Devanagari Extra"/>
-                <w:color w:val="000000"/>
-                <w:szCs w:val="32"/>
-              </w:rPr>
-              <w:t>–</w:t>
-            </w:r>
-            <w:r>
-              <w:rPr>
-                <w:rFonts w:ascii="BRH Devanagari Extra" w:hAnsi="BRH Devanagari Extra" w:cs="BRH Devanagari Extra"/>
-                <w:color w:val="000000"/>
-                <w:sz w:val="32"/>
-                <w:szCs w:val="32"/>
-              </w:rPr>
-              <w:t>lÉÉ pÉÔ</w:t>
-            </w:r>
-            <w:r>
-              <w:rPr>
-                <w:rFonts w:ascii="BRH Malayalam Extra" w:hAnsi="BRH Malayalam Extra" w:cs="BRH Devanagari Extra"/>
-                <w:color w:val="000000"/>
-                <w:szCs w:val="32"/>
-              </w:rPr>
-              <w:t>–</w:t>
-            </w:r>
-            <w:r>
-              <w:rPr>
-                <w:rFonts w:ascii="BRH Devanagari Extra" w:hAnsi="BRH Devanagari Extra" w:cs="BRH Devanagari Extra"/>
-                <w:color w:val="000000"/>
-                <w:sz w:val="32"/>
-                <w:szCs w:val="32"/>
-              </w:rPr>
-              <w:t xml:space="preserve">lÉÉ </w:t>
-            </w:r>
-            <w:r>
-              <w:rPr>
-                <w:rFonts w:ascii="BRH Devanagari Extra" w:hAnsi="BRH Devanagari Extra" w:cs="BRH Devanagari Extra"/>
+              <w:t>¥kx</w:t>
+            </w:r>
+            <w:r>
+              <w:rPr>
+                <w:rFonts w:ascii="BRH Malayalam Extra" w:hAnsi="BRH Malayalam Extra" w:cs="BRH Malayalam Extra"/>
+                <w:color w:val="000000"/>
+                <w:sz w:val="26"/>
+                <w:szCs w:val="32"/>
+              </w:rPr>
+              <w:t>–</w:t>
+            </w:r>
+            <w:r>
+              <w:rPr>
+                <w:rFonts w:ascii="BRH Malayalam Extra" w:hAnsi="BRH Malayalam Extra" w:cs="BRH Malayalam Extra"/>
+                <w:color w:val="000000"/>
+                <w:sz w:val="32"/>
+                <w:szCs w:val="32"/>
+              </w:rPr>
+              <w:t xml:space="preserve"> d d </w:t>
+            </w:r>
+            <w:r>
+              <w:rPr>
+                <w:rFonts w:ascii="BRH Malayalam Extra" w:hAnsi="BRH Malayalam Extra" w:cs="BRH Malayalam Extra"/>
                 <w:color w:val="000000"/>
                 <w:sz w:val="32"/>
                 <w:szCs w:val="32"/>
                 <w:highlight w:val="green"/>
               </w:rPr>
-              <w:t>lÉ</w:t>
-            </w:r>
-            <w:r>
-              <w:rPr>
-                <w:rFonts w:ascii="BRH Devanagari Extra" w:hAnsi="BRH Devanagari Extra" w:cs="BRH Devanagari Extra"/>
-                <w:color w:val="000000"/>
-                <w:sz w:val="32"/>
-                <w:szCs w:val="32"/>
-              </w:rPr>
-              <w:t xml:space="preserve"> lÉ pÉÔ</w:t>
-            </w:r>
-            <w:r>
-              <w:rPr>
-                <w:rFonts w:ascii="BRH Malayalam Extra" w:hAnsi="BRH Malayalam Extra" w:cs="BRH Devanagari Extra"/>
-                <w:color w:val="000000"/>
-                <w:szCs w:val="32"/>
-              </w:rPr>
-              <w:t>–</w:t>
-            </w:r>
-            <w:r>
-              <w:rPr>
-                <w:rFonts w:ascii="BRH Devanagari Extra" w:hAnsi="BRH Devanagari Extra" w:cs="BRH Devanagari Extra"/>
-                <w:color w:val="000000"/>
-                <w:sz w:val="32"/>
-                <w:szCs w:val="32"/>
-              </w:rPr>
-              <w:t xml:space="preserve">lÉÉ | </w:t>
+              <w:t>R</w:t>
+            </w:r>
+            <w:r>
+              <w:rPr>
+                <w:rFonts w:ascii="BRH Malayalam Extra" w:hAnsi="BRH Malayalam Extra" w:cs="BRH Malayalam Extra"/>
+                <w:color w:val="000000"/>
+                <w:sz w:val="32"/>
+                <w:szCs w:val="32"/>
+              </w:rPr>
+              <w:t>—ky</w:t>
+            </w:r>
+            <w:r>
+              <w:rPr>
+                <w:rFonts w:ascii="BRH Malayalam Extra" w:hAnsi="BRH Malayalam Extra" w:cs="BRH Malayalam Extra"/>
+                <w:color w:val="000000"/>
+                <w:sz w:val="26"/>
+                <w:szCs w:val="32"/>
+              </w:rPr>
+              <w:t>–</w:t>
+            </w:r>
+            <w:r>
+              <w:rPr>
+                <w:rFonts w:ascii="BRH Malayalam Extra" w:hAnsi="BRH Malayalam Extra" w:cs="BRH Malayalam Extra"/>
+                <w:color w:val="000000"/>
+                <w:sz w:val="32"/>
+                <w:szCs w:val="32"/>
+              </w:rPr>
+              <w:t>Zx¥kx Rky</w:t>
+            </w:r>
+            <w:r>
+              <w:rPr>
+                <w:rFonts w:ascii="BRH Malayalam Extra" w:hAnsi="BRH Malayalam Extra" w:cs="BRH Malayalam Extra"/>
+                <w:color w:val="000000"/>
+                <w:sz w:val="26"/>
+                <w:szCs w:val="32"/>
+              </w:rPr>
+              <w:t>–</w:t>
+            </w:r>
+            <w:r>
+              <w:rPr>
+                <w:rFonts w:ascii="BRH Malayalam Extra" w:hAnsi="BRH Malayalam Extra" w:cs="BRH Malayalam Extra"/>
+                <w:color w:val="000000"/>
+                <w:sz w:val="32"/>
+                <w:szCs w:val="32"/>
+              </w:rPr>
+              <w:t>Zx</w:t>
+            </w:r>
+            <w:r>
+              <w:rPr>
+                <w:rFonts w:ascii="BRH Malayalam Extra" w:hAnsi="BRH Malayalam Extra" w:cs="BRH Malayalam Extra"/>
+                <w:color w:val="000000"/>
+                <w:sz w:val="32"/>
+                <w:szCs w:val="32"/>
+                <w:highlight w:val="green"/>
+              </w:rPr>
+              <w:t>¥kx</w:t>
+            </w:r>
+            <w:r>
+              <w:rPr>
+                <w:rFonts w:ascii="BRH Malayalam Extra" w:hAnsi="BRH Malayalam Extra" w:cs="BRH Malayalam Extra"/>
+                <w:color w:val="000000"/>
+                <w:sz w:val="26"/>
+                <w:szCs w:val="32"/>
+                <w:highlight w:val="green"/>
+              </w:rPr>
+              <w:t>–</w:t>
+            </w:r>
+            <w:r>
+              <w:rPr>
+                <w:rFonts w:ascii="BRH Malayalam Extra" w:hAnsi="BRH Malayalam Extra" w:cs="BRH Malayalam Extra"/>
+                <w:color w:val="000000"/>
+                <w:sz w:val="32"/>
+                <w:szCs w:val="32"/>
+              </w:rPr>
+              <w:t xml:space="preserve"> d h¢</w:t>
+            </w:r>
+            <w:r>
+              <w:rPr>
+                <w:rFonts w:ascii="BRH Malayalam Extra" w:hAnsi="BRH Malayalam Extra" w:cs="BRH Malayalam Extra"/>
+                <w:color w:val="000000"/>
+                <w:sz w:val="26"/>
+                <w:szCs w:val="32"/>
+              </w:rPr>
+              <w:t>–</w:t>
+            </w:r>
+            <w:r>
+              <w:rPr>
+                <w:rFonts w:ascii="BRH Malayalam Extra" w:hAnsi="BRH Malayalam Extra" w:cs="BRH Malayalam Extra"/>
+                <w:color w:val="000000"/>
+                <w:sz w:val="32"/>
+                <w:szCs w:val="32"/>
+              </w:rPr>
+              <w:t xml:space="preserve">dx </w:t>
+            </w:r>
+          </w:p>
+          <w:p>
+            <w:pPr>
+              <w:widowControl w:val="0"/>
+              <w:autoSpaceDE w:val="0"/>
+              <w:autoSpaceDN w:val="0"/>
+              <w:adjustRightInd w:val="0"/>
+              <w:spacing w:line="240" w:lineRule="auto"/>
+              <w:rPr>
+                <w:rFonts w:ascii="BRH Malayalam Extra" w:hAnsi="BRH Malayalam Extra" w:cs="BRH Malayalam Extra"/>
+                <w:color w:val="000000"/>
+                <w:sz w:val="32"/>
+                <w:szCs w:val="32"/>
+              </w:rPr>
+            </w:pPr>
+            <w:r>
+              <w:rPr>
+                <w:rFonts w:ascii="BRH Malayalam Extra" w:hAnsi="BRH Malayalam Extra" w:cs="BRH Malayalam Extra"/>
+                <w:color w:val="000000"/>
+                <w:sz w:val="32"/>
+                <w:szCs w:val="32"/>
+              </w:rPr>
+              <w:t>h¢</w:t>
+            </w:r>
+            <w:r>
+              <w:rPr>
+                <w:rFonts w:ascii="BRH Malayalam Extra" w:hAnsi="BRH Malayalam Extra" w:cs="BRH Malayalam Extra"/>
+                <w:color w:val="000000"/>
+                <w:sz w:val="26"/>
+                <w:szCs w:val="32"/>
+              </w:rPr>
+              <w:t>–</w:t>
+            </w:r>
+            <w:r>
+              <w:rPr>
+                <w:rFonts w:ascii="BRH Malayalam Extra" w:hAnsi="BRH Malayalam Extra" w:cs="BRH Malayalam Extra"/>
+                <w:color w:val="000000"/>
+                <w:sz w:val="32"/>
+                <w:szCs w:val="32"/>
+              </w:rPr>
+              <w:t xml:space="preserve">dx </w:t>
+            </w:r>
+            <w:r>
+              <w:rPr>
+                <w:rFonts w:ascii="BRH Malayalam Extra" w:hAnsi="BRH Malayalam Extra" w:cs="BRH Malayalam Extra"/>
+                <w:color w:val="000000"/>
+                <w:sz w:val="32"/>
+                <w:szCs w:val="32"/>
+                <w:highlight w:val="green"/>
+              </w:rPr>
+              <w:t>d</w:t>
+            </w:r>
+            <w:r>
+              <w:rPr>
+                <w:rFonts w:ascii="BRH Malayalam Extra" w:hAnsi="BRH Malayalam Extra" w:cs="BRH Malayalam Extra"/>
+                <w:color w:val="000000"/>
+                <w:sz w:val="32"/>
+                <w:szCs w:val="32"/>
+              </w:rPr>
+              <w:t xml:space="preserve"> </w:t>
+            </w:r>
+            <w:r>
+              <w:rPr>
+                <w:rFonts w:ascii="BRH Malayalam Extra" w:hAnsi="BRH Malayalam Extra" w:cs="BRH Malayalam Extra"/>
+                <w:color w:val="000000"/>
+                <w:sz w:val="32"/>
+                <w:szCs w:val="32"/>
+                <w:highlight w:val="green"/>
+              </w:rPr>
+              <w:t>R</w:t>
+            </w:r>
+            <w:r>
+              <w:rPr>
+                <w:rFonts w:ascii="BRH Malayalam Extra" w:hAnsi="BRH Malayalam Extra" w:cs="BRH Malayalam Extra"/>
+                <w:color w:val="000000"/>
+                <w:sz w:val="32"/>
+                <w:szCs w:val="32"/>
+              </w:rPr>
+              <w:t>—ky</w:t>
+            </w:r>
+            <w:r>
+              <w:rPr>
+                <w:rFonts w:ascii="BRH Malayalam Extra" w:hAnsi="BRH Malayalam Extra" w:cs="BRH Malayalam Extra"/>
+                <w:color w:val="000000"/>
+                <w:sz w:val="26"/>
+                <w:szCs w:val="32"/>
+              </w:rPr>
+              <w:t>–</w:t>
+            </w:r>
+            <w:r>
+              <w:rPr>
+                <w:rFonts w:ascii="BRH Malayalam Extra" w:hAnsi="BRH Malayalam Extra" w:cs="BRH Malayalam Extra"/>
+                <w:color w:val="000000"/>
+                <w:sz w:val="32"/>
+                <w:szCs w:val="32"/>
+              </w:rPr>
+              <w:t xml:space="preserve">Zx¥kx— </w:t>
+            </w:r>
+            <w:r>
+              <w:rPr>
+                <w:rFonts w:ascii="BRH Malayalam Extra" w:hAnsi="BRH Malayalam Extra" w:cs="BRH Malayalam Extra"/>
+                <w:color w:val="000000"/>
+                <w:sz w:val="32"/>
+                <w:szCs w:val="32"/>
+              </w:rPr>
+              <w:t>Rky</w:t>
+            </w:r>
+            <w:r>
+              <w:rPr>
+                <w:rFonts w:ascii="BRH Malayalam Extra" w:hAnsi="BRH Malayalam Extra" w:cs="BRH Malayalam Extra"/>
+                <w:color w:val="000000"/>
+                <w:sz w:val="26"/>
+                <w:szCs w:val="32"/>
+              </w:rPr>
+              <w:t>–</w:t>
+            </w:r>
+            <w:r>
+              <w:rPr>
+                <w:rFonts w:ascii="BRH Malayalam Extra" w:hAnsi="BRH Malayalam Extra" w:cs="BRH Malayalam Extra"/>
+                <w:color w:val="000000"/>
+                <w:sz w:val="32"/>
+                <w:szCs w:val="32"/>
+              </w:rPr>
+              <w:t>Zx¥</w:t>
+            </w:r>
+            <w:r>
+              <w:rPr>
+                <w:rFonts w:ascii="BRH Malayalam Extra" w:hAnsi="BRH Malayalam Extra" w:cs="BRH Malayalam Extra"/>
+                <w:color w:val="000000"/>
+                <w:sz w:val="32"/>
+                <w:szCs w:val="32"/>
+                <w:highlight w:val="green"/>
+              </w:rPr>
+              <w:t>kx</w:t>
+            </w:r>
+            <w:r>
+              <w:rPr>
+                <w:rFonts w:ascii="BRH Malayalam Extra" w:hAnsi="BRH Malayalam Extra" w:cs="BRH Malayalam Extra"/>
+                <w:color w:val="000000"/>
+                <w:sz w:val="26"/>
+                <w:szCs w:val="32"/>
+              </w:rPr>
+              <w:t>–</w:t>
+            </w:r>
+            <w:r>
+              <w:rPr>
+                <w:rFonts w:ascii="BRH Malayalam Extra" w:hAnsi="BRH Malayalam Extra" w:cs="BRH Malayalam Extra"/>
+                <w:color w:val="000000"/>
+                <w:sz w:val="32"/>
+                <w:szCs w:val="32"/>
+              </w:rPr>
+              <w:t xml:space="preserve"> d h¢</w:t>
+            </w:r>
+            <w:r>
+              <w:rPr>
+                <w:rFonts w:ascii="BRH Malayalam Extra" w:hAnsi="BRH Malayalam Extra" w:cs="BRH Malayalam Extra"/>
+                <w:color w:val="000000"/>
+                <w:sz w:val="26"/>
+                <w:szCs w:val="32"/>
+              </w:rPr>
+              <w:t>–</w:t>
+            </w:r>
+            <w:r>
+              <w:rPr>
+                <w:rFonts w:ascii="BRH Malayalam Extra" w:hAnsi="BRH Malayalam Extra" w:cs="BRH Malayalam Extra"/>
+                <w:color w:val="000000"/>
+                <w:sz w:val="32"/>
+                <w:szCs w:val="32"/>
+              </w:rPr>
+              <w:t xml:space="preserve">dx | </w:t>
+            </w:r>
+          </w:p>
+          <w:p>
+            <w:pPr>
+              <w:widowControl w:val="0"/>
+              <w:autoSpaceDE w:val="0"/>
+              <w:autoSpaceDN w:val="0"/>
+              <w:adjustRightInd w:val="0"/>
+              <w:spacing w:line="240" w:lineRule="auto"/>
+              <w:rPr>
+                <w:rFonts w:ascii="BRH Malayalam Extra" w:hAnsi="BRH Malayalam Extra" w:cs="BRH Malayalam Extra"/>
+                <w:color w:val="000000"/>
+                <w:sz w:val="32"/>
+                <w:szCs w:val="32"/>
+              </w:rPr>
+            </w:pPr>
+            <w:r>
+              <w:rPr>
+                <w:rFonts w:ascii="BRH Malayalam Extra" w:hAnsi="BRH Malayalam Extra" w:cs="BRH Malayalam Extra"/>
+                <w:color w:val="000000"/>
+                <w:sz w:val="32"/>
+                <w:szCs w:val="32"/>
+              </w:rPr>
+              <w:t>(</w:t>
+            </w:r>
+            <w:r>
+              <w:rPr>
+                <w:rFonts w:cs="BRH Malayalam Extra"/>
+                <w:color w:val="000000"/>
+                <w:szCs w:val="32"/>
+              </w:rPr>
+              <w:t>22</w:t>
+            </w:r>
+            <w:r>
+              <w:rPr>
+                <w:rFonts w:ascii="BRH Malayalam Extra" w:hAnsi="BRH Malayalam Extra" w:cs="BRH Malayalam Extra"/>
+                <w:color w:val="000000"/>
+                <w:sz w:val="32"/>
+                <w:szCs w:val="32"/>
+              </w:rPr>
+              <w:t>)</w:t>
+            </w:r>
+            <w:r>
+              <w:rPr>
+                <w:rFonts w:cs="BRH Malayalam Extra"/>
+                <w:color w:val="000000"/>
+                <w:szCs w:val="32"/>
+              </w:rPr>
+              <w:t>[P7</w:t>
+            </w:r>
+            <w:r>
+              <w:rPr>
+                <w:rFonts w:ascii="BRH Malayalam Extra" w:hAnsi="BRH Malayalam Extra" w:cs="BRH Malayalam Extra"/>
+                <w:color w:val="000000"/>
+                <w:sz w:val="32"/>
+                <w:szCs w:val="32"/>
+              </w:rPr>
+              <w:t xml:space="preserve">] </w:t>
+            </w:r>
+            <w:r>
+              <w:rPr>
+                <w:rFonts w:cs="BRH Malayalam Extra"/>
+                <w:color w:val="000000"/>
+                <w:szCs w:val="32"/>
+              </w:rPr>
+              <w:t>4</w:t>
+            </w:r>
+            <w:r>
+              <w:rPr>
+                <w:rFonts w:ascii="BRH Malayalam Extra" w:hAnsi="BRH Malayalam Extra" w:cs="BRH Malayalam Extra"/>
+                <w:color w:val="000000"/>
+                <w:sz w:val="32"/>
+                <w:szCs w:val="32"/>
+              </w:rPr>
+              <w:t>.</w:t>
+            </w:r>
+            <w:r>
+              <w:rPr>
+                <w:rFonts w:cs="BRH Malayalam Extra"/>
+                <w:color w:val="000000"/>
+                <w:szCs w:val="32"/>
+              </w:rPr>
+              <w:t>6</w:t>
+            </w:r>
+            <w:r>
+              <w:rPr>
+                <w:rFonts w:ascii="BRH Malayalam Extra" w:hAnsi="BRH Malayalam Extra" w:cs="BRH Malayalam Extra"/>
+                <w:color w:val="000000"/>
+                <w:sz w:val="32"/>
+                <w:szCs w:val="32"/>
+              </w:rPr>
+              <w:t>.</w:t>
+            </w:r>
+            <w:r>
+              <w:rPr>
+                <w:rFonts w:cs="BRH Malayalam Extra"/>
+                <w:color w:val="000000"/>
+                <w:szCs w:val="32"/>
+              </w:rPr>
+              <w:t>2</w:t>
+            </w:r>
+            <w:r>
+              <w:rPr>
+                <w:rFonts w:ascii="BRH Malayalam Extra" w:hAnsi="BRH Malayalam Extra" w:cs="BRH Malayalam Extra"/>
+                <w:color w:val="000000"/>
+                <w:sz w:val="32"/>
+                <w:szCs w:val="32"/>
+              </w:rPr>
+              <w:t>.</w:t>
+            </w:r>
+            <w:r>
+              <w:rPr>
+                <w:rFonts w:cs="BRH Malayalam Extra"/>
+                <w:color w:val="000000"/>
+                <w:szCs w:val="32"/>
+              </w:rPr>
+              <w:t>2</w:t>
+            </w:r>
+            <w:r>
+              <w:rPr>
+                <w:rFonts w:ascii="BRH Malayalam Extra" w:hAnsi="BRH Malayalam Extra" w:cs="BRH Malayalam Extra"/>
+                <w:color w:val="000000"/>
+                <w:sz w:val="32"/>
+                <w:szCs w:val="32"/>
+              </w:rPr>
+              <w:t>(</w:t>
+            </w:r>
+            <w:r>
+              <w:rPr>
+                <w:rFonts w:cs="BRH Malayalam Extra"/>
+                <w:color w:val="000000"/>
+                <w:szCs w:val="32"/>
+              </w:rPr>
+              <w:t>20</w:t>
+            </w:r>
+            <w:r>
+              <w:rPr>
+                <w:rFonts w:ascii="BRH Malayalam Extra" w:hAnsi="BRH Malayalam Extra" w:cs="BRH Malayalam Extra"/>
+                <w:color w:val="000000"/>
+                <w:sz w:val="32"/>
+                <w:szCs w:val="32"/>
+              </w:rPr>
+              <w:t xml:space="preserve">)- </w:t>
+            </w:r>
+            <w:r>
+              <w:rPr>
+                <w:rFonts w:ascii="BRH Malayalam Extra" w:hAnsi="BRH Malayalam Extra" w:cs="BRH Malayalam Extra"/>
+                <w:color w:val="000000"/>
+                <w:sz w:val="32"/>
+                <w:szCs w:val="32"/>
+                <w:highlight w:val="green"/>
+              </w:rPr>
+              <w:t>d</w:t>
+            </w:r>
+            <w:r>
+              <w:rPr>
+                <w:rFonts w:ascii="BRH Malayalam Extra" w:hAnsi="BRH Malayalam Extra" w:cs="BRH Malayalam Extra"/>
+                <w:color w:val="000000"/>
+                <w:sz w:val="26"/>
+                <w:szCs w:val="32"/>
+              </w:rPr>
+              <w:t xml:space="preserve"> –</w:t>
+            </w:r>
+            <w:r>
+              <w:rPr>
+                <w:rFonts w:ascii="BRH Malayalam Extra" w:hAnsi="BRH Malayalam Extra" w:cs="BRH Malayalam Extra"/>
+                <w:color w:val="000000"/>
+                <w:sz w:val="32"/>
+                <w:szCs w:val="32"/>
+              </w:rPr>
+              <w:t xml:space="preserve"> | h¢</w:t>
+            </w:r>
+            <w:r>
+              <w:rPr>
+                <w:rFonts w:ascii="BRH Malayalam Extra" w:hAnsi="BRH Malayalam Extra" w:cs="BRH Malayalam Extra"/>
+                <w:color w:val="000000"/>
+                <w:sz w:val="26"/>
+                <w:szCs w:val="32"/>
+              </w:rPr>
+              <w:t>–</w:t>
+            </w:r>
+            <w:r>
+              <w:rPr>
+                <w:rFonts w:ascii="BRH Malayalam Extra" w:hAnsi="BRH Malayalam Extra" w:cs="BRH Malayalam Extra"/>
+                <w:color w:val="000000"/>
+                <w:sz w:val="32"/>
+                <w:szCs w:val="32"/>
+              </w:rPr>
+              <w:t>dx ||</w:t>
+            </w:r>
+          </w:p>
+          <w:p>
+            <w:pPr>
+              <w:widowControl w:val="0"/>
+              <w:autoSpaceDE w:val="0"/>
+              <w:autoSpaceDN w:val="0"/>
+              <w:adjustRightInd w:val="0"/>
+              <w:spacing w:line="240" w:lineRule="auto"/>
+              <w:rPr>
+                <w:rFonts w:ascii="BRH Malayalam Extra" w:hAnsi="BRH Malayalam Extra" w:cs="BRH Malayalam Extra"/>
+                <w:color w:val="000000"/>
+                <w:sz w:val="32"/>
+                <w:szCs w:val="32"/>
+              </w:rPr>
+            </w:pPr>
+            <w:r>
+              <w:rPr>
+                <w:rFonts w:ascii="BRH Malayalam Extra" w:hAnsi="BRH Malayalam Extra" w:cs="BRH Malayalam Extra"/>
+                <w:color w:val="000000"/>
+                <w:sz w:val="32"/>
+                <w:szCs w:val="32"/>
+                <w:highlight w:val="green"/>
+              </w:rPr>
+              <w:t>d</w:t>
+            </w:r>
+            <w:r>
+              <w:rPr>
+                <w:rFonts w:ascii="BRH Malayalam Extra" w:hAnsi="BRH Malayalam Extra" w:cs="BRH Malayalam Extra"/>
+                <w:color w:val="000000"/>
+                <w:sz w:val="32"/>
+                <w:szCs w:val="32"/>
+              </w:rPr>
+              <w:t xml:space="preserve"> h¢</w:t>
+            </w:r>
+            <w:r>
+              <w:rPr>
+                <w:rFonts w:ascii="BRH Malayalam Extra" w:hAnsi="BRH Malayalam Extra" w:cs="BRH Malayalam Extra"/>
+                <w:color w:val="000000"/>
+                <w:sz w:val="26"/>
+                <w:szCs w:val="32"/>
+              </w:rPr>
+              <w:t>–</w:t>
+            </w:r>
+            <w:r>
+              <w:rPr>
+                <w:rFonts w:ascii="BRH Malayalam Extra" w:hAnsi="BRH Malayalam Extra" w:cs="BRH Malayalam Extra"/>
+                <w:color w:val="000000"/>
+                <w:sz w:val="32"/>
+                <w:szCs w:val="32"/>
+              </w:rPr>
+              <w:t>dx h¢</w:t>
+            </w:r>
+            <w:r>
+              <w:rPr>
+                <w:rFonts w:ascii="BRH Malayalam Extra" w:hAnsi="BRH Malayalam Extra" w:cs="BRH Malayalam Extra"/>
+                <w:color w:val="000000"/>
+                <w:sz w:val="26"/>
+                <w:szCs w:val="32"/>
+              </w:rPr>
+              <w:t>–</w:t>
+            </w:r>
+            <w:r>
+              <w:rPr>
+                <w:rFonts w:ascii="BRH Malayalam Extra" w:hAnsi="BRH Malayalam Extra" w:cs="BRH Malayalam Extra"/>
+                <w:color w:val="000000"/>
+                <w:sz w:val="32"/>
+                <w:szCs w:val="32"/>
+              </w:rPr>
+              <w:t xml:space="preserve">dx </w:t>
+            </w:r>
+            <w:r>
+              <w:rPr>
+                <w:rFonts w:ascii="BRH Malayalam Extra" w:hAnsi="BRH Malayalam Extra" w:cs="BRH Malayalam Extra"/>
+                <w:color w:val="000000"/>
+                <w:sz w:val="32"/>
+                <w:szCs w:val="32"/>
+                <w:highlight w:val="green"/>
+              </w:rPr>
+              <w:t>d</w:t>
+            </w:r>
+            <w:r>
+              <w:rPr>
+                <w:rFonts w:ascii="BRH Malayalam Extra" w:hAnsi="BRH Malayalam Extra" w:cs="BRH Malayalam Extra"/>
+                <w:color w:val="000000"/>
+                <w:sz w:val="32"/>
+                <w:szCs w:val="32"/>
+              </w:rPr>
+              <w:t xml:space="preserve"> d h¢</w:t>
+            </w:r>
+            <w:r>
+              <w:rPr>
+                <w:rFonts w:ascii="BRH Malayalam Extra" w:hAnsi="BRH Malayalam Extra" w:cs="BRH Malayalam Extra"/>
+                <w:color w:val="000000"/>
+                <w:sz w:val="26"/>
+                <w:szCs w:val="32"/>
+              </w:rPr>
+              <w:t>–</w:t>
+            </w:r>
+            <w:r>
+              <w:rPr>
+                <w:rFonts w:ascii="BRH Malayalam Extra" w:hAnsi="BRH Malayalam Extra" w:cs="BRH Malayalam Extra"/>
+                <w:color w:val="000000"/>
+                <w:sz w:val="32"/>
+                <w:szCs w:val="32"/>
+              </w:rPr>
+              <w:t xml:space="preserve">dx | </w:t>
             </w:r>
           </w:p>
           <w:p>
@@ -6593,177 +6370,240 @@
               <w:autoSpaceDE w:val="0"/>
               <w:autoSpaceDN w:val="0"/>
               <w:adjustRightInd w:val="0"/>
-              <w:spacing w:before="0" w:line="240" w:lineRule="auto"/>
-              <w:rPr>
-                <w:rFonts w:ascii="BRH Devanagari Extra" w:hAnsi="BRH Devanagari Extra" w:cs="BRH Devanagari Extra"/>
-                <w:color w:val="000000"/>
-                <w:sz w:val="32"/>
-                <w:szCs w:val="32"/>
-                <w:lang w:val="it-IT"/>
+              <w:spacing w:line="240" w:lineRule="auto"/>
+              <w:rPr>
+                <w:rFonts w:ascii="BRH Malayalam Extra" w:hAnsi="BRH Malayalam Extra" w:cs="BRH Malayalam Extra"/>
+                <w:color w:val="000000"/>
+                <w:sz w:val="32"/>
+                <w:szCs w:val="32"/>
               </w:rPr>
             </w:pPr>
             <w:r>
               <w:rPr>
-                <w:rFonts w:ascii="BRH Devanagari Extra" w:hAnsi="BRH Devanagari Extra" w:cs="BRH Devanagari Extra"/>
-                <w:color w:val="000000"/>
-                <w:sz w:val="32"/>
-                <w:szCs w:val="32"/>
-                <w:lang w:val="it-IT"/>
+                <w:rFonts w:ascii="BRH Malayalam Extra" w:hAnsi="BRH Malayalam Extra" w:cs="BRH Malayalam Extra"/>
+                <w:color w:val="000000"/>
+                <w:sz w:val="32"/>
+                <w:szCs w:val="32"/>
               </w:rPr>
               <w:t>(</w:t>
             </w:r>
             <w:r>
               <w:rPr>
-                <w:rFonts w:cs="BRH Devanagari Extra"/>
-                <w:color w:val="000000"/>
-                <w:szCs w:val="32"/>
-                <w:lang w:val="it-IT"/>
+                <w:rFonts w:cs="BRH Malayalam Extra"/>
+                <w:color w:val="000000"/>
+                <w:szCs w:val="32"/>
               </w:rPr>
               <w:t>19</w:t>
             </w:r>
             <w:r>
               <w:rPr>
-                <w:rFonts w:ascii="BRH Devanagari Extra" w:hAnsi="BRH Devanagari Extra" w:cs="BRH Devanagari Extra"/>
-                <w:color w:val="000000"/>
-                <w:sz w:val="32"/>
-                <w:szCs w:val="32"/>
-                <w:lang w:val="it-IT"/>
+                <w:rFonts w:ascii="BRH Malayalam Extra" w:hAnsi="BRH Malayalam Extra" w:cs="BRH Malayalam Extra"/>
+                <w:color w:val="000000"/>
+                <w:sz w:val="32"/>
+                <w:szCs w:val="32"/>
               </w:rPr>
               <w:t>)</w:t>
             </w:r>
             <w:r>
               <w:rPr>
-                <w:rFonts w:cs="BRH Devanagari Extra"/>
-                <w:color w:val="000000"/>
-                <w:szCs w:val="32"/>
-                <w:lang w:val="it-IT"/>
+                <w:rFonts w:cs="BRH Malayalam Extra"/>
+                <w:color w:val="000000"/>
+                <w:szCs w:val="32"/>
               </w:rPr>
               <w:t>[P19</w:t>
             </w:r>
             <w:r>
               <w:rPr>
-                <w:rFonts w:ascii="BRH Devanagari Extra" w:hAnsi="BRH Devanagari Extra" w:cs="BRH Devanagari Extra"/>
-                <w:color w:val="000000"/>
-                <w:sz w:val="32"/>
-                <w:szCs w:val="32"/>
-                <w:lang w:val="it-IT"/>
+                <w:rFonts w:ascii="BRH Malayalam Extra" w:hAnsi="BRH Malayalam Extra" w:cs="BRH Malayalam Extra"/>
+                <w:color w:val="000000"/>
+                <w:sz w:val="32"/>
+                <w:szCs w:val="32"/>
               </w:rPr>
               <w:t xml:space="preserve">] </w:t>
             </w:r>
             <w:r>
               <w:rPr>
-                <w:rFonts w:cs="BRH Devanagari Extra"/>
-                <w:color w:val="000000"/>
-                <w:szCs w:val="32"/>
-                <w:lang w:val="it-IT"/>
+                <w:rFonts w:cs="BRH Malayalam Extra"/>
+                <w:color w:val="000000"/>
+                <w:szCs w:val="32"/>
               </w:rPr>
               <w:t>4</w:t>
             </w:r>
             <w:r>
               <w:rPr>
-                <w:rFonts w:ascii="BRH Devanagari Extra" w:hAnsi="BRH Devanagari Extra" w:cs="BRH Devanagari Extra"/>
-                <w:color w:val="000000"/>
-                <w:sz w:val="32"/>
-                <w:szCs w:val="32"/>
-                <w:lang w:val="it-IT"/>
+                <w:rFonts w:ascii="BRH Malayalam Extra" w:hAnsi="BRH Malayalam Extra" w:cs="BRH Malayalam Extra"/>
+                <w:color w:val="000000"/>
+                <w:sz w:val="32"/>
+                <w:szCs w:val="32"/>
               </w:rPr>
               <w:t>.</w:t>
             </w:r>
             <w:r>
               <w:rPr>
-                <w:rFonts w:cs="BRH Devanagari Extra"/>
-                <w:color w:val="000000"/>
-                <w:szCs w:val="32"/>
-                <w:lang w:val="it-IT"/>
+                <w:rFonts w:cs="BRH Malayalam Extra"/>
+                <w:color w:val="000000"/>
+                <w:szCs w:val="32"/>
               </w:rPr>
               <w:t>6</w:t>
             </w:r>
             <w:r>
               <w:rPr>
-                <w:rFonts w:ascii="BRH Devanagari Extra" w:hAnsi="BRH Devanagari Extra" w:cs="BRH Devanagari Extra"/>
-                <w:color w:val="000000"/>
-                <w:sz w:val="32"/>
-                <w:szCs w:val="32"/>
-                <w:lang w:val="it-IT"/>
+                <w:rFonts w:ascii="BRH Malayalam Extra" w:hAnsi="BRH Malayalam Extra" w:cs="BRH Malayalam Extra"/>
+                <w:color w:val="000000"/>
+                <w:sz w:val="32"/>
+                <w:szCs w:val="32"/>
               </w:rPr>
               <w:t>.</w:t>
             </w:r>
             <w:r>
               <w:rPr>
-                <w:rFonts w:cs="BRH Devanagari Extra"/>
-                <w:color w:val="000000"/>
-                <w:szCs w:val="32"/>
-                <w:lang w:val="it-IT"/>
+                <w:rFonts w:cs="BRH Malayalam Extra"/>
+                <w:color w:val="000000"/>
+                <w:szCs w:val="32"/>
               </w:rPr>
               <w:t>4</w:t>
             </w:r>
             <w:r>
               <w:rPr>
-                <w:rFonts w:ascii="BRH Devanagari Extra" w:hAnsi="BRH Devanagari Extra" w:cs="BRH Devanagari Extra"/>
-                <w:color w:val="000000"/>
-                <w:sz w:val="32"/>
-                <w:szCs w:val="32"/>
-                <w:lang w:val="it-IT"/>
+                <w:rFonts w:ascii="BRH Malayalam Extra" w:hAnsi="BRH Malayalam Extra" w:cs="BRH Malayalam Extra"/>
+                <w:color w:val="000000"/>
+                <w:sz w:val="32"/>
+                <w:szCs w:val="32"/>
               </w:rPr>
               <w:t>.</w:t>
             </w:r>
             <w:r>
               <w:rPr>
-                <w:rFonts w:cs="BRH Devanagari Extra"/>
-                <w:color w:val="000000"/>
-                <w:szCs w:val="32"/>
-                <w:lang w:val="it-IT"/>
+                <w:rFonts w:cs="BRH Malayalam Extra"/>
+                <w:color w:val="000000"/>
+                <w:szCs w:val="32"/>
               </w:rPr>
               <w:t>4</w:t>
             </w:r>
             <w:r>
               <w:rPr>
-                <w:rFonts w:ascii="BRH Devanagari Extra" w:hAnsi="BRH Devanagari Extra" w:cs="BRH Devanagari Extra"/>
-                <w:color w:val="000000"/>
-                <w:sz w:val="32"/>
-                <w:szCs w:val="32"/>
-                <w:lang w:val="it-IT"/>
+                <w:rFonts w:ascii="BRH Malayalam Extra" w:hAnsi="BRH Malayalam Extra" w:cs="BRH Malayalam Extra"/>
+                <w:color w:val="000000"/>
+                <w:sz w:val="32"/>
+                <w:szCs w:val="32"/>
               </w:rPr>
               <w:t>(</w:t>
             </w:r>
             <w:r>
               <w:rPr>
-                <w:rFonts w:cs="BRH Devanagari Extra"/>
-                <w:color w:val="000000"/>
-                <w:szCs w:val="32"/>
-                <w:lang w:val="it-IT"/>
+                <w:rFonts w:cs="BRH Malayalam Extra"/>
+                <w:color w:val="000000"/>
+                <w:szCs w:val="32"/>
               </w:rPr>
               <w:t>17</w:t>
             </w:r>
             <w:r>
               <w:rPr>
-                <w:rFonts w:ascii="BRH Devanagari Extra" w:hAnsi="BRH Devanagari Extra" w:cs="BRH Devanagari Extra"/>
-                <w:color w:val="000000"/>
-                <w:sz w:val="32"/>
-                <w:szCs w:val="32"/>
-                <w:lang w:val="it-IT"/>
-              </w:rPr>
-              <w:t>)-  qÉWûÉ</w:t>
-            </w:r>
-            <w:r>
-              <w:rPr>
-                <w:rFonts w:ascii="BRH Devanagari Extra" w:hAnsi="BRH Devanagari Extra" w:cs="BRH Devanagari Extra"/>
-                <w:color w:val="000000"/>
-                <w:sz w:val="26"/>
-                <w:szCs w:val="32"/>
-                <w:lang w:val="it-IT"/>
+                <w:rFonts w:ascii="BRH Malayalam Extra" w:hAnsi="BRH Malayalam Extra" w:cs="BRH Malayalam Extra"/>
+                <w:color w:val="000000"/>
+                <w:sz w:val="32"/>
+                <w:szCs w:val="32"/>
+              </w:rPr>
+              <w:t>)- itx</w:t>
+            </w:r>
+            <w:r>
+              <w:rPr>
+                <w:rFonts w:ascii="BRH Devanagari Extra" w:hAnsi="BRH Devanagari Extra" w:cs="BRH Malayalam Extra"/>
+                <w:color w:val="000000"/>
+                <w:sz w:val="26"/>
+                <w:szCs w:val="32"/>
               </w:rPr>
               <w:t>óè</w:t>
             </w:r>
             <w:r>
               <w:rPr>
-                <w:rFonts w:ascii="BRH Devanagari Extra" w:hAnsi="BRH Devanagari Extra" w:cs="BRH Devanagari Extra"/>
-                <w:color w:val="000000"/>
-                <w:sz w:val="32"/>
-                <w:szCs w:val="32"/>
-                <w:lang w:val="it-IT"/>
-              </w:rPr>
-              <w:t>þÍxÉ ||</w:t>
+                <w:rFonts w:ascii="BRH Malayalam Extra" w:hAnsi="BRH Malayalam Extra" w:cs="BRH Malayalam Extra"/>
+                <w:color w:val="000000"/>
+                <w:sz w:val="32"/>
+                <w:szCs w:val="32"/>
+              </w:rPr>
+              <w:t>—sy ||</w:t>
+            </w:r>
+          </w:p>
+          <w:p>
+            <w:pPr>
+              <w:widowControl w:val="0"/>
+              <w:autoSpaceDE w:val="0"/>
+              <w:autoSpaceDN w:val="0"/>
+              <w:adjustRightInd w:val="0"/>
+              <w:spacing w:line="240" w:lineRule="auto"/>
+              <w:rPr>
+                <w:rFonts w:ascii="BRH Malayalam Extra" w:hAnsi="BRH Malayalam Extra" w:cs="BRH Malayalam Extra"/>
+                <w:color w:val="000000"/>
+                <w:sz w:val="32"/>
+                <w:szCs w:val="32"/>
+              </w:rPr>
+            </w:pPr>
+            <w:r>
+              <w:rPr>
+                <w:rFonts w:ascii="BRH Malayalam Extra" w:hAnsi="BRH Malayalam Extra" w:cs="BRH Malayalam Extra"/>
+                <w:color w:val="000000"/>
+                <w:sz w:val="32"/>
+                <w:szCs w:val="32"/>
+                <w:highlight w:val="yellow"/>
+              </w:rPr>
+              <w:t>itx</w:t>
+            </w:r>
+            <w:r>
+              <w:rPr>
+                <w:rFonts w:ascii="BRH Devanagari Extra" w:hAnsi="BRH Devanagari Extra" w:cs="BRH Malayalam Extra"/>
+                <w:color w:val="000000"/>
+                <w:sz w:val="26"/>
+                <w:szCs w:val="32"/>
+                <w:highlight w:val="yellow"/>
+              </w:rPr>
+              <w:t>óè</w:t>
+            </w:r>
+            <w:r>
+              <w:rPr>
+                <w:rFonts w:ascii="BRH Malayalam Extra" w:hAnsi="BRH Malayalam Extra" w:cs="BRH Malayalam Extra"/>
+                <w:color w:val="000000"/>
+                <w:sz w:val="32"/>
+                <w:szCs w:val="32"/>
+                <w:highlight w:val="yellow"/>
+              </w:rPr>
+              <w:t>—szZy</w:t>
+            </w:r>
+            <w:r>
+              <w:rPr>
+                <w:rFonts w:ascii="BRH Malayalam Extra" w:hAnsi="BRH Malayalam Extra" w:cs="BRH Malayalam Extra"/>
+                <w:color w:val="000000"/>
+                <w:sz w:val="26"/>
+                <w:szCs w:val="32"/>
+              </w:rPr>
+              <w:t>–</w:t>
+            </w:r>
+            <w:r>
+              <w:rPr>
+                <w:rFonts w:ascii="BRH Malayalam Extra" w:hAnsi="BRH Malayalam Extra" w:cs="BRH Malayalam Extra"/>
+                <w:color w:val="000000"/>
+                <w:sz w:val="32"/>
+                <w:szCs w:val="32"/>
+              </w:rPr>
+              <w:t xml:space="preserve"> itx</w:t>
+            </w:r>
+            <w:r>
+              <w:rPr>
+                <w:rFonts w:ascii="BRH Devanagari Extra" w:hAnsi="BRH Devanagari Extra" w:cs="BRH Malayalam Extra"/>
+                <w:color w:val="000000"/>
+                <w:sz w:val="26"/>
+                <w:szCs w:val="32"/>
+              </w:rPr>
+              <w:t>óè</w:t>
+            </w:r>
+            <w:r>
+              <w:rPr>
+                <w:rFonts w:ascii="BRH Malayalam Extra" w:hAnsi="BRH Malayalam Extra" w:cs="BRH Malayalam Extra"/>
+                <w:color w:val="000000"/>
+                <w:sz w:val="32"/>
+                <w:szCs w:val="32"/>
+              </w:rPr>
+              <w:t xml:space="preserve">—sy | </w:t>
             </w:r>
           </w:p>
           <w:p>
@@ -6779,86 +6619,6 @@
                 <w:szCs w:val="40"/>
               </w:rPr>
             </w:pPr>
-            <w:r>
-              <w:rPr>
-                <w:rFonts w:ascii="BRH Devanagari Extra" w:hAnsi="BRH Devanagari Extra" w:cs="BRH Devanagari Extra"/>
-                <w:color w:val="000000"/>
-                <w:sz w:val="32"/>
-                <w:szCs w:val="32"/>
-                <w:lang w:val="it-IT"/>
-              </w:rPr>
-              <w:t>qÉWûÉ</w:t>
-            </w:r>
-            <w:r>
-              <w:rPr>
-                <w:rFonts w:ascii="BRH Devanagari Extra" w:hAnsi="BRH Devanagari Extra" w:cs="BRH Devanagari Extra"/>
-                <w:color w:val="000000"/>
-                <w:sz w:val="26"/>
-                <w:szCs w:val="32"/>
-                <w:highlight w:val="yellow"/>
-                <w:lang w:val="it-IT"/>
-              </w:rPr>
-              <w:t>ó</w:t>
-            </w:r>
-            <w:r>
-              <w:rPr>
-                <w:rFonts w:ascii="BRH Devanagari Extra" w:hAnsi="BRH Devanagari Extra" w:cs="BRH Devanagari Extra"/>
-                <w:color w:val="000000"/>
-                <w:sz w:val="26"/>
-                <w:szCs w:val="32"/>
-                <w:lang w:val="it-IT"/>
-              </w:rPr>
-              <w:t>è</w:t>
-            </w:r>
-            <w:r>
-              <w:rPr>
-                <w:rFonts w:ascii="BRH Devanagari Extra" w:hAnsi="BRH Devanagari Extra" w:cs="BRH Devanagari Extra"/>
-                <w:color w:val="000000"/>
-                <w:sz w:val="32"/>
-                <w:szCs w:val="32"/>
-                <w:lang w:val="it-IT"/>
-              </w:rPr>
-              <w:t>þxÉÏÌiÉ</w:t>
-            </w:r>
-            <w:r>
-              <w:rPr>
-                <w:rFonts w:ascii="BRH Malayalam Extra" w:hAnsi="BRH Malayalam Extra" w:cs="BRH Devanagari Extra"/>
-                <w:color w:val="000000"/>
-                <w:szCs w:val="32"/>
-                <w:lang w:val="it-IT"/>
-              </w:rPr>
-              <w:t>–</w:t>
-            </w:r>
-            <w:r>
-              <w:rPr>
-                <w:rFonts w:ascii="BRH Devanagari Extra" w:hAnsi="BRH Devanagari Extra" w:cs="BRH Devanagari Extra"/>
-                <w:color w:val="000000"/>
-                <w:sz w:val="32"/>
-                <w:szCs w:val="32"/>
-                <w:lang w:val="it-IT"/>
-              </w:rPr>
-              <w:t xml:space="preserve"> qÉWûÉ</w:t>
-            </w:r>
-            <w:r>
-              <w:rPr>
-                <w:rFonts w:ascii="BRH Devanagari Extra" w:hAnsi="BRH Devanagari Extra" w:cs="BRH Devanagari Extra"/>
-                <w:color w:val="000000"/>
-                <w:sz w:val="26"/>
-                <w:szCs w:val="32"/>
-                <w:lang w:val="it-IT"/>
-              </w:rPr>
-              <w:t>óè</w:t>
-            </w:r>
-            <w:r>
-              <w:rPr>
-                <w:rFonts w:ascii="BRH Devanagari Extra" w:hAnsi="BRH Devanagari Extra" w:cs="BRH Devanagari Extra"/>
-                <w:color w:val="000000"/>
-                <w:sz w:val="32"/>
-                <w:szCs w:val="32"/>
-                <w:lang w:val="it-IT"/>
-              </w:rPr>
-              <w:t xml:space="preserve">þÍxÉ | </w:t>
-            </w:r>
           </w:p>
         </w:tc>
         <w:tc>
@@ -6877,9 +6637,9 @@
               <w:autoSpaceDE w:val="0"/>
               <w:autoSpaceDN w:val="0"/>
               <w:adjustRightInd w:val="0"/>
-              <w:spacing w:before="0" w:line="240" w:lineRule="auto"/>
-              <w:rPr>
-                <w:rFonts w:ascii="BRH Devanagari Extra" w:hAnsi="BRH Devanagari Extra" w:cs="BRH Devanagari Extra"/>
+              <w:spacing w:line="240" w:lineRule="auto"/>
+              <w:rPr>
+                <w:rFonts w:ascii="BRH Malayalam Extra" w:hAnsi="BRH Malayalam Extra" w:cs="BRH Malayalam Extra"/>
                 <w:color w:val="000000"/>
                 <w:sz w:val="32"/>
                 <w:szCs w:val="32"/>
@@ -6887,17 +6647,16 @@
             </w:pPr>
             <w:r>
               <w:rPr>
-                <w:rFonts w:ascii="BRH Devanagari Extra" w:hAnsi="BRH Devanagari Extra" w:cs="BRH Devanagari Extra"/>
+                <w:rFonts w:ascii="BRH Malayalam Extra" w:hAnsi="BRH Malayalam Extra" w:cs="BRH Malayalam Extra"/>
                 <w:color w:val="000000"/>
                 <w:sz w:val="32"/>
                 <w:szCs w:val="32"/>
               </w:rPr>
               <w:t>(</w:t>
             </w:r>
-            <w:proofErr w:type="gramStart"/>
-            <w:r>
-              <w:rPr>
-                <w:rFonts w:cs="BRH Devanagari Extra"/>
+            <w:r>
+              <w:rPr>
+                <w:rFonts w:cs="BRH Malayalam Extra"/>
                 <w:color w:val="000000"/>
                 <w:szCs w:val="32"/>
               </w:rPr>
@@ -6905,7 +6664,7 @@
             </w:r>
             <w:r>
               <w:rPr>
-                <w:rFonts w:ascii="BRH Devanagari Extra" w:hAnsi="BRH Devanagari Extra" w:cs="BRH Devanagari Extra"/>
+                <w:rFonts w:ascii="BRH Malayalam Extra" w:hAnsi="BRH Malayalam Extra" w:cs="BRH Malayalam Extra"/>
                 <w:color w:val="000000"/>
                 <w:sz w:val="32"/>
                 <w:szCs w:val="32"/>
@@ -6914,24 +6673,15 @@
             </w:r>
             <w:r>
               <w:rPr>
-                <w:rFonts w:cs="BRH Devanagari Extra"/>
-                <w:color w:val="000000"/>
-                <w:szCs w:val="32"/>
-              </w:rPr>
-              <w:t>[</w:t>
-            </w:r>
-            <w:proofErr w:type="gramEnd"/>
-            <w:r>
-              <w:rPr>
-                <w:rFonts w:cs="BRH Devanagari Extra"/>
-                <w:color w:val="000000"/>
-                <w:szCs w:val="32"/>
-              </w:rPr>
-              <w:t>P19</w:t>
-            </w:r>
-            <w:r>
-              <w:rPr>
-                <w:rFonts w:ascii="BRH Devanagari Extra" w:hAnsi="BRH Devanagari Extra" w:cs="BRH Devanagari Extra"/>
+                <w:rFonts w:cs="BRH Malayalam Extra"/>
+                <w:color w:val="000000"/>
+                <w:szCs w:val="32"/>
+              </w:rPr>
+              <w:t>[P19</w:t>
+            </w:r>
+            <w:r>
+              <w:rPr>
+                <w:rFonts w:ascii="BRH Malayalam Extra" w:hAnsi="BRH Malayalam Extra" w:cs="BRH Malayalam Extra"/>
                 <w:color w:val="000000"/>
                 <w:sz w:val="32"/>
                 <w:szCs w:val="32"/>
@@ -6940,7 +6690,7 @@
             </w:r>
             <w:r>
               <w:rPr>
-                <w:rFonts w:cs="BRH Devanagari Extra"/>
+                <w:rFonts w:cs="BRH Malayalam Extra"/>
                 <w:color w:val="000000"/>
                 <w:szCs w:val="32"/>
               </w:rPr>
@@ -6948,7 +6698,7 @@
             </w:r>
             <w:r>
               <w:rPr>
-                <w:rFonts w:ascii="BRH Devanagari Extra" w:hAnsi="BRH Devanagari Extra" w:cs="BRH Devanagari Extra"/>
+                <w:rFonts w:ascii="BRH Malayalam Extra" w:hAnsi="BRH Malayalam Extra" w:cs="BRH Malayalam Extra"/>
                 <w:color w:val="000000"/>
                 <w:sz w:val="32"/>
                 <w:szCs w:val="32"/>
@@ -6957,7 +6707,7 @@
             </w:r>
             <w:r>
               <w:rPr>
-                <w:rFonts w:cs="BRH Devanagari Extra"/>
+                <w:rFonts w:cs="BRH Malayalam Extra"/>
                 <w:color w:val="000000"/>
                 <w:szCs w:val="32"/>
               </w:rPr>
@@ -6965,7 +6715,7 @@
             </w:r>
             <w:r>
               <w:rPr>
-                <w:rFonts w:ascii="BRH Devanagari Extra" w:hAnsi="BRH Devanagari Extra" w:cs="BRH Devanagari Extra"/>
+                <w:rFonts w:ascii="BRH Malayalam Extra" w:hAnsi="BRH Malayalam Extra" w:cs="BRH Malayalam Extra"/>
                 <w:color w:val="000000"/>
                 <w:sz w:val="32"/>
                 <w:szCs w:val="32"/>
@@ -6974,7 +6724,7 @@
             </w:r>
             <w:r>
               <w:rPr>
-                <w:rFonts w:cs="BRH Devanagari Extra"/>
+                <w:rFonts w:cs="BRH Malayalam Extra"/>
                 <w:color w:val="000000"/>
                 <w:szCs w:val="32"/>
               </w:rPr>
@@ -6982,7 +6732,7 @@
             </w:r>
             <w:r>
               <w:rPr>
-                <w:rFonts w:ascii="BRH Devanagari Extra" w:hAnsi="BRH Devanagari Extra" w:cs="BRH Devanagari Extra"/>
+                <w:rFonts w:ascii="BRH Malayalam Extra" w:hAnsi="BRH Malayalam Extra" w:cs="BRH Malayalam Extra"/>
                 <w:color w:val="000000"/>
                 <w:sz w:val="32"/>
                 <w:szCs w:val="32"/>
@@ -6991,7 +6741,7 @@
             </w:r>
             <w:r>
               <w:rPr>
-                <w:rFonts w:cs="BRH Devanagari Extra"/>
+                <w:rFonts w:cs="BRH Malayalam Extra"/>
                 <w:color w:val="000000"/>
                 <w:szCs w:val="32"/>
               </w:rPr>
@@ -6999,7 +6749,7 @@
             </w:r>
             <w:r>
               <w:rPr>
-                <w:rFonts w:ascii="BRH Devanagari Extra" w:hAnsi="BRH Devanagari Extra" w:cs="BRH Devanagari Extra"/>
+                <w:rFonts w:ascii="BRH Malayalam Extra" w:hAnsi="BRH Malayalam Extra" w:cs="BRH Malayalam Extra"/>
                 <w:color w:val="000000"/>
                 <w:sz w:val="32"/>
                 <w:szCs w:val="32"/>
@@ -7008,7 +6758,7 @@
             </w:r>
             <w:r>
               <w:rPr>
-                <w:rFonts w:cs="BRH Devanagari Extra"/>
+                <w:rFonts w:cs="BRH Malayalam Extra"/>
                 <w:color w:val="000000"/>
                 <w:szCs w:val="32"/>
               </w:rPr>
@@ -7016,26 +6766,16 @@
             </w:r>
             <w:r>
               <w:rPr>
-                <w:rFonts w:ascii="BRH Devanagari Extra" w:hAnsi="BRH Devanagari Extra" w:cs="BRH Devanagari Extra"/>
-                <w:color w:val="000000"/>
-                <w:sz w:val="32"/>
-                <w:szCs w:val="32"/>
-              </w:rPr>
-              <w:t>)</w:t>
-            </w:r>
-            <w:proofErr w:type="gramStart"/>
-            <w:r>
-              <w:rPr>
-                <w:rFonts w:ascii="BRH Devanagari Extra" w:hAnsi="BRH Devanagari Extra" w:cs="BRH Devanagari Extra"/>
-                <w:color w:val="000000"/>
-                <w:sz w:val="32"/>
-                <w:szCs w:val="32"/>
-              </w:rPr>
-              <w:t>-  qÉWûÉ</w:t>
-            </w:r>
-            <w:r>
-              <w:rPr>
-                <w:rFonts w:ascii="BRH Devanagari Extra" w:hAnsi="BRH Devanagari Extra" w:cs="BRH Devanagari Extra"/>
+                <w:rFonts w:ascii="BRH Malayalam Extra" w:hAnsi="BRH Malayalam Extra" w:cs="BRH Malayalam Extra"/>
+                <w:color w:val="000000"/>
+                <w:sz w:val="32"/>
+                <w:szCs w:val="32"/>
+              </w:rPr>
+              <w:t>)- itx</w:t>
+            </w:r>
+            <w:r>
+              <w:rPr>
+                <w:rFonts w:ascii="BRH Devanagari Extra" w:hAnsi="BRH Devanagari Extra" w:cs="BRH Malayalam Extra"/>
                 <w:color w:val="000000"/>
                 <w:sz w:val="26"/>
                 <w:szCs w:val="32"/>
@@ -7044,22 +6784,129 @@
             </w:r>
             <w:r>
               <w:rPr>
-                <w:rFonts w:ascii="BRH Devanagari Extra" w:hAnsi="BRH Devanagari Extra" w:cs="BRH Devanagari Extra"/>
-                <w:color w:val="000000"/>
-                <w:sz w:val="32"/>
-                <w:szCs w:val="32"/>
-              </w:rPr>
-              <w:t>þÍxÉ</w:t>
-            </w:r>
-            <w:proofErr w:type="gramEnd"/>
-            <w:r>
-              <w:rPr>
-                <w:rFonts w:ascii="BRH Devanagari Extra" w:hAnsi="BRH Devanagari Extra" w:cs="BRH Devanagari Extra"/>
-                <w:color w:val="000000"/>
-                <w:sz w:val="32"/>
-                <w:szCs w:val="32"/>
-              </w:rPr>
-              <w:t xml:space="preserve"> ||</w:t>
+                <w:rFonts w:ascii="BRH Malayalam Extra" w:hAnsi="BRH Malayalam Extra" w:cs="BRH Malayalam Extra"/>
+                <w:color w:val="000000"/>
+                <w:sz w:val="32"/>
+                <w:szCs w:val="32"/>
+              </w:rPr>
+              <w:t>—sy ||</w:t>
+            </w:r>
+          </w:p>
+          <w:p>
+            <w:pPr>
+              <w:widowControl w:val="0"/>
+              <w:autoSpaceDE w:val="0"/>
+              <w:autoSpaceDN w:val="0"/>
+              <w:adjustRightInd w:val="0"/>
+              <w:spacing w:line="240" w:lineRule="auto"/>
+              <w:rPr>
+                <w:rFonts w:ascii="BRH Malayalam Extra" w:hAnsi="BRH Malayalam Extra" w:cs="BRH Malayalam Extra"/>
+                <w:color w:val="000000"/>
+                <w:sz w:val="32"/>
+                <w:szCs w:val="32"/>
+              </w:rPr>
+            </w:pPr>
+            <w:r>
+              <w:rPr>
+                <w:rFonts w:ascii="BRH Malayalam Extra" w:hAnsi="BRH Malayalam Extra" w:cs="BRH Malayalam Extra"/>
+                <w:color w:val="000000"/>
+                <w:sz w:val="32"/>
+                <w:szCs w:val="32"/>
+              </w:rPr>
+              <w:t>i</w:t>
+            </w:r>
+            <w:r>
+              <w:rPr>
+                <w:rFonts w:ascii="BRH Malayalam Extra" w:hAnsi="BRH Malayalam Extra" w:cs="BRH Malayalam Extra"/>
+                <w:color w:val="000000"/>
+                <w:sz w:val="32"/>
+                <w:szCs w:val="32"/>
+                <w:highlight w:val="green"/>
+              </w:rPr>
+              <w:t>tx</w:t>
+            </w:r>
+            <w:r>
+              <w:rPr>
+                <w:rFonts w:ascii="BRH Malayalam Extra" w:hAnsi="BRH Malayalam Extra" w:cs="BRH Malayalam Extra"/>
+                <w:color w:val="000000"/>
+                <w:sz w:val="26"/>
+                <w:szCs w:val="32"/>
+                <w:highlight w:val="green"/>
+              </w:rPr>
+              <w:t>–</w:t>
+            </w:r>
+            <w:r>
+              <w:rPr>
+                <w:rFonts w:ascii="BRH Devanagari Extra" w:hAnsi="BRH Devanagari Extra" w:cs="BRH Malayalam Extra"/>
+                <w:color w:val="000000"/>
+                <w:sz w:val="26"/>
+                <w:szCs w:val="32"/>
+                <w:highlight w:val="green"/>
+              </w:rPr>
+              <w:t>ó</w:t>
+            </w:r>
+            <w:r>
+              <w:rPr>
+                <w:rFonts w:ascii="BRH Malayalam Extra" w:hAnsi="BRH Malayalam Extra" w:cs="BRH Malayalam Extra"/>
+                <w:color w:val="000000"/>
+                <w:sz w:val="26"/>
+                <w:szCs w:val="32"/>
+              </w:rPr>
+              <w:t>–</w:t>
+            </w:r>
+            <w:r>
+              <w:rPr>
+                <w:rFonts w:ascii="BRH Devanagari Extra" w:hAnsi="BRH Devanagari Extra" w:cs="BRH Malayalam Extra"/>
+                <w:color w:val="000000"/>
+                <w:sz w:val="26"/>
+                <w:szCs w:val="32"/>
+              </w:rPr>
+              <w:t>è</w:t>
+            </w:r>
+            <w:r>
+              <w:rPr>
+                <w:rFonts w:ascii="BRH Malayalam Extra" w:hAnsi="BRH Malayalam Extra" w:cs="BRH Malayalam Extra"/>
+                <w:color w:val="000000"/>
+                <w:sz w:val="32"/>
+                <w:szCs w:val="32"/>
+              </w:rPr>
+              <w:t>szZy</w:t>
+            </w:r>
+            <w:r>
+              <w:rPr>
+                <w:rFonts w:ascii="BRH Malayalam Extra" w:hAnsi="BRH Malayalam Extra" w:cs="BRH Malayalam Extra"/>
+                <w:color w:val="000000"/>
+                <w:sz w:val="26"/>
+                <w:szCs w:val="32"/>
+              </w:rPr>
+              <w:t>–</w:t>
+            </w:r>
+            <w:r>
+              <w:rPr>
+                <w:rFonts w:ascii="BRH Malayalam Extra" w:hAnsi="BRH Malayalam Extra" w:cs="BRH Malayalam Extra"/>
+                <w:color w:val="000000"/>
+                <w:sz w:val="32"/>
+                <w:szCs w:val="32"/>
+              </w:rPr>
+              <w:t xml:space="preserve"> itx</w:t>
+            </w:r>
+            <w:r>
+              <w:rPr>
+                <w:rFonts w:ascii="BRH Devanagari Extra" w:hAnsi="BRH Devanagari Extra" w:cs="BRH Malayalam Extra"/>
+                <w:color w:val="000000"/>
+                <w:sz w:val="26"/>
+                <w:szCs w:val="32"/>
+              </w:rPr>
+              <w:t>óè</w:t>
+            </w:r>
+            <w:r>
+              <w:rPr>
+                <w:rFonts w:ascii="BRH Malayalam Extra" w:hAnsi="BRH Malayalam Extra" w:cs="BRH Malayalam Extra"/>
+                <w:color w:val="000000"/>
+                <w:sz w:val="32"/>
+                <w:szCs w:val="32"/>
+              </w:rPr>
+              <w:t xml:space="preserve">—sy | </w:t>
             </w:r>
           </w:p>
           <w:p>
@@ -7075,96 +6922,6 @@
                 <w:szCs w:val="40"/>
               </w:rPr>
             </w:pPr>
-            <w:r>
-              <w:rPr>
-                <w:rFonts w:ascii="BRH Devanagari Extra" w:hAnsi="BRH Devanagari Extra" w:cs="BRH Devanagari Extra"/>
-                <w:color w:val="000000"/>
-                <w:sz w:val="32"/>
-                <w:szCs w:val="32"/>
-              </w:rPr>
-              <w:t>qÉ</w:t>
-            </w:r>
-            <w:r>
-              <w:rPr>
-                <w:rFonts w:ascii="BRH Devanagari Extra" w:hAnsi="BRH Devanagari Extra" w:cs="BRH Devanagari Extra"/>
-                <w:color w:val="000000"/>
-                <w:sz w:val="32"/>
-                <w:szCs w:val="32"/>
-                <w:highlight w:val="green"/>
-              </w:rPr>
-              <w:t>WûÉ</w:t>
-            </w:r>
-            <w:r>
-              <w:rPr>
-                <w:rFonts w:ascii="BRH Malayalam Extra" w:hAnsi="BRH Malayalam Extra" w:cs="BRH Devanagari Extra"/>
-                <w:color w:val="000000"/>
-                <w:szCs w:val="32"/>
-                <w:highlight w:val="green"/>
-              </w:rPr>
-              <w:t>–</w:t>
-            </w:r>
-            <w:r>
-              <w:rPr>
-                <w:rFonts w:ascii="BRH Devanagari Extra" w:hAnsi="BRH Devanagari Extra" w:cs="BRH Devanagari Extra"/>
-                <w:color w:val="000000"/>
-                <w:sz w:val="26"/>
-                <w:szCs w:val="32"/>
-                <w:highlight w:val="green"/>
-              </w:rPr>
-              <w:t>óè</w:t>
-            </w:r>
-            <w:r>
-              <w:rPr>
-                <w:rFonts w:ascii="BRH Malayalam Extra" w:hAnsi="BRH Malayalam Extra" w:cs="BRH Devanagari Extra"/>
-                <w:color w:val="000000"/>
-                <w:szCs w:val="32"/>
-              </w:rPr>
-              <w:t>–</w:t>
-            </w:r>
-            <w:r>
-              <w:rPr>
-                <w:rFonts w:ascii="BRH Devanagari Extra" w:hAnsi="BRH Devanagari Extra" w:cs="BRH Devanagari Extra"/>
-                <w:color w:val="000000"/>
-                <w:sz w:val="32"/>
-                <w:szCs w:val="32"/>
-              </w:rPr>
-              <w:t>xÉÏÌiÉ</w:t>
-            </w:r>
-            <w:r>
-              <w:rPr>
-                <w:rFonts w:ascii="BRH Malayalam Extra" w:hAnsi="BRH Malayalam Extra" w:cs="BRH Devanagari Extra"/>
-                <w:color w:val="000000"/>
-                <w:szCs w:val="32"/>
-              </w:rPr>
-              <w:t>–</w:t>
-            </w:r>
-            <w:r>
-              <w:rPr>
-                <w:rFonts w:ascii="BRH Devanagari Extra" w:hAnsi="BRH Devanagari Extra" w:cs="BRH Devanagari Extra"/>
-                <w:color w:val="000000"/>
-                <w:sz w:val="32"/>
-                <w:szCs w:val="32"/>
-              </w:rPr>
-              <w:t xml:space="preserve"> qÉWûÉ</w:t>
-            </w:r>
-            <w:r>
-              <w:rPr>
-                <w:rFonts w:ascii="BRH Devanagari Extra" w:hAnsi="BRH Devanagari Extra" w:cs="BRH Devanagari Extra"/>
-                <w:color w:val="000000"/>
-                <w:sz w:val="26"/>
-                <w:szCs w:val="32"/>
-              </w:rPr>
-              <w:t>óè</w:t>
-            </w:r>
-            <w:r>
-              <w:rPr>
-                <w:rFonts w:ascii="BRH Devanagari Extra" w:hAnsi="BRH Devanagari Extra" w:cs="BRH Devanagari Extra"/>
-                <w:color w:val="000000"/>
-                <w:sz w:val="32"/>
-                <w:szCs w:val="32"/>
-              </w:rPr>
-              <w:t xml:space="preserve">þÍxÉ | </w:t>
-            </w:r>
           </w:p>
         </w:tc>
       </w:tr>
@@ -7238,9 +6995,9 @@
           <w:szCs w:val="32"/>
           <w:u w:val="single"/>
         </w:rPr>
+        <w:lastRenderedPageBreak/>
         <w:t xml:space="preserve">TS </w:t>
       </w:r>
-      <w:proofErr w:type="gramStart"/>
       <w:r>
         <w:rPr>
           <w:b/>
@@ -7279,18 +7036,7 @@
           <w:szCs w:val="32"/>
           <w:u w:val="single"/>
         </w:rPr>
-        <w:t>–</w:t>
-      </w:r>
-      <w:proofErr w:type="gramEnd"/>
-      <w:r>
-        <w:rPr>
-          <w:b/>
-          <w:bCs/>
-          <w:sz w:val="32"/>
-          <w:szCs w:val="32"/>
-          <w:u w:val="single"/>
-        </w:rPr>
-        <w:t xml:space="preserve"> TS </w:t>
+        <w:t xml:space="preserve">– TS </w:t>
       </w:r>
       <w:r>
         <w:rPr>
@@ -7546,10 +7292,8 @@
                 <w:sz w:val="32"/>
                 <w:szCs w:val="32"/>
               </w:rPr>
-              <w:lastRenderedPageBreak/>
               <w:t>(</w:t>
             </w:r>
-            <w:proofErr w:type="gramStart"/>
             <w:r>
               <w:rPr>
                 <w:rFonts w:cs="BRH Malayalam Extra"/>
@@ -7573,16 +7317,7 @@
                 <w:color w:val="000000"/>
                 <w:szCs w:val="32"/>
               </w:rPr>
-              <w:t>[</w:t>
-            </w:r>
-            <w:proofErr w:type="gramEnd"/>
-            <w:r>
-              <w:rPr>
-                <w:rFonts w:cs="BRH Malayalam Extra"/>
-                <w:color w:val="000000"/>
-                <w:szCs w:val="32"/>
-              </w:rPr>
-              <w:t>P6</w:t>
+              <w:t>[P6</w:t>
             </w:r>
             <w:r>
               <w:rPr>
@@ -7848,7 +7583,6 @@
               </w:rPr>
               <w:t>(</w:t>
             </w:r>
-            <w:proofErr w:type="gramStart"/>
             <w:r>
               <w:rPr>
                 <w:rFonts w:cs="BRH Malayalam Extra"/>
@@ -7872,16 +7606,7 @@
                 <w:color w:val="000000"/>
                 <w:szCs w:val="32"/>
               </w:rPr>
-              <w:t>[</w:t>
-            </w:r>
-            <w:proofErr w:type="gramEnd"/>
-            <w:r>
-              <w:rPr>
-                <w:rFonts w:cs="BRH Malayalam Extra"/>
-                <w:color w:val="000000"/>
-                <w:szCs w:val="32"/>
-              </w:rPr>
-              <w:t>P6</w:t>
+              <w:t>[P6</w:t>
             </w:r>
             <w:r>
               <w:rPr>
@@ -8147,7 +7872,6 @@
               </w:rPr>
               <w:t>(</w:t>
             </w:r>
-            <w:proofErr w:type="gramStart"/>
             <w:r>
               <w:rPr>
                 <w:rFonts w:cs="BRH Malayalam Extra"/>
@@ -8171,16 +7895,7 @@
                 <w:color w:val="000000"/>
                 <w:szCs w:val="32"/>
               </w:rPr>
-              <w:t>[</w:t>
-            </w:r>
-            <w:proofErr w:type="gramEnd"/>
-            <w:r>
-              <w:rPr>
-                <w:rFonts w:cs="BRH Malayalam Extra"/>
-                <w:color w:val="000000"/>
-                <w:szCs w:val="32"/>
-              </w:rPr>
-              <w:t>P6</w:t>
+              <w:t>[P6</w:t>
             </w:r>
             <w:r>
               <w:rPr>
@@ -8390,7 +8105,6 @@
               </w:rPr>
               <w:t>(</w:t>
             </w:r>
-            <w:proofErr w:type="gramStart"/>
             <w:r>
               <w:rPr>
                 <w:rFonts w:cs="BRH Malayalam Extra"/>
@@ -8414,16 +8128,7 @@
                 <w:color w:val="000000"/>
                 <w:szCs w:val="32"/>
               </w:rPr>
-              <w:t>[</w:t>
-            </w:r>
-            <w:proofErr w:type="gramEnd"/>
-            <w:r>
-              <w:rPr>
-                <w:rFonts w:cs="BRH Malayalam Extra"/>
-                <w:color w:val="000000"/>
-                <w:szCs w:val="32"/>
-              </w:rPr>
-              <w:t>P6</w:t>
+              <w:t>[P6</w:t>
             </w:r>
             <w:r>
               <w:rPr>
@@ -8732,7 +8437,6 @@
               </w:rPr>
               <w:t>(</w:t>
             </w:r>
-            <w:proofErr w:type="gramStart"/>
             <w:r>
               <w:rPr>
                 <w:rFonts w:cs="BRH Malayalam Extra"/>
@@ -8756,16 +8460,7 @@
                 <w:color w:val="000000"/>
                 <w:szCs w:val="32"/>
               </w:rPr>
-              <w:t>[</w:t>
-            </w:r>
-            <w:proofErr w:type="gramEnd"/>
-            <w:r>
-              <w:rPr>
-                <w:rFonts w:cs="BRH Malayalam Extra"/>
-                <w:color w:val="000000"/>
-                <w:szCs w:val="32"/>
-              </w:rPr>
-              <w:t>P6</w:t>
+              <w:t>[P6</w:t>
             </w:r>
             <w:r>
               <w:rPr>
@@ -9060,7 +8755,6 @@
               </w:rPr>
               <w:t>(</w:t>
             </w:r>
-            <w:proofErr w:type="gramStart"/>
             <w:r>
               <w:rPr>
                 <w:rFonts w:cs="BRH Malayalam Extra"/>
@@ -9084,16 +8778,7 @@
                 <w:color w:val="000000"/>
                 <w:szCs w:val="32"/>
               </w:rPr>
-              <w:t>[</w:t>
-            </w:r>
-            <w:proofErr w:type="gramEnd"/>
-            <w:r>
-              <w:rPr>
-                <w:rFonts w:cs="BRH Malayalam Extra"/>
-                <w:color w:val="000000"/>
-                <w:szCs w:val="32"/>
-              </w:rPr>
-              <w:t>P6</w:t>
+              <w:t>[P6</w:t>
             </w:r>
             <w:r>
               <w:rPr>
@@ -9317,7 +9002,6 @@
               </w:rPr>
               <w:t>(</w:t>
             </w:r>
-            <w:proofErr w:type="gramStart"/>
             <w:r>
               <w:rPr>
                 <w:rFonts w:cs="BRH Malayalam Extra"/>
@@ -9341,16 +9025,7 @@
                 <w:color w:val="000000"/>
                 <w:szCs w:val="32"/>
               </w:rPr>
-              <w:t>[</w:t>
-            </w:r>
-            <w:proofErr w:type="gramEnd"/>
-            <w:r>
-              <w:rPr>
-                <w:rFonts w:cs="BRH Malayalam Extra"/>
-                <w:color w:val="000000"/>
-                <w:szCs w:val="32"/>
-              </w:rPr>
-              <w:t>P7</w:t>
+              <w:t>[P7</w:t>
             </w:r>
             <w:r>
               <w:rPr>
@@ -9721,7 +9396,6 @@
               </w:rPr>
               <w:t>(</w:t>
             </w:r>
-            <w:proofErr w:type="gramStart"/>
             <w:r>
               <w:rPr>
                 <w:rFonts w:cs="BRH Malayalam Extra"/>
@@ -9745,16 +9419,7 @@
                 <w:color w:val="000000"/>
                 <w:szCs w:val="32"/>
               </w:rPr>
-              <w:t>[</w:t>
-            </w:r>
-            <w:proofErr w:type="gramEnd"/>
-            <w:r>
-              <w:rPr>
-                <w:rFonts w:cs="BRH Malayalam Extra"/>
-                <w:color w:val="000000"/>
-                <w:szCs w:val="32"/>
-              </w:rPr>
-              <w:t>P7</w:t>
+              <w:t>[P7</w:t>
             </w:r>
             <w:r>
               <w:rPr>
@@ -10161,9 +9826,9 @@
                 <w:sz w:val="32"/>
                 <w:szCs w:val="32"/>
               </w:rPr>
+              <w:lastRenderedPageBreak/>
               <w:t>(</w:t>
             </w:r>
-            <w:proofErr w:type="gramStart"/>
             <w:r>
               <w:rPr>
                 <w:rFonts w:cs="BRH Malayalam Extra"/>
@@ -10184,15 +9849,7 @@
                 <w:rFonts w:cs="BRH Malayalam Extra"/>
                 <w:szCs w:val="32"/>
               </w:rPr>
-              <w:t>[</w:t>
-            </w:r>
-            <w:proofErr w:type="gramEnd"/>
-            <w:r>
-              <w:rPr>
-                <w:rFonts w:cs="BRH Malayalam Extra"/>
-                <w:szCs w:val="32"/>
-              </w:rPr>
-              <w:t>P7</w:t>
+              <w:t>[P7</w:t>
             </w:r>
             <w:r>
               <w:rPr>
@@ -10474,7 +10131,6 @@
                 <w:sz w:val="32"/>
                 <w:szCs w:val="32"/>
               </w:rPr>
-              <w:lastRenderedPageBreak/>
               <w:t>s—Iöe</w:t>
             </w:r>
             <w:r>
@@ -10612,7 +10268,6 @@
               </w:rPr>
               <w:t>(</w:t>
             </w:r>
-            <w:proofErr w:type="gramStart"/>
             <w:r>
               <w:rPr>
                 <w:rFonts w:cs="BRH Malayalam Extra"/>
@@ -10633,15 +10288,7 @@
                 <w:rFonts w:cs="BRH Malayalam Extra"/>
                 <w:szCs w:val="32"/>
               </w:rPr>
-              <w:t>[</w:t>
-            </w:r>
-            <w:proofErr w:type="gramEnd"/>
-            <w:r>
-              <w:rPr>
-                <w:rFonts w:cs="BRH Malayalam Extra"/>
-                <w:szCs w:val="32"/>
-              </w:rPr>
-              <w:t>P7</w:t>
+              <w:t>[P7</w:t>
             </w:r>
             <w:r>
               <w:rPr>
@@ -10892,7 +10539,6 @@
               <w:lastRenderedPageBreak/>
               <w:t>(</w:t>
             </w:r>
-            <w:proofErr w:type="gramStart"/>
             <w:r>
               <w:rPr>
                 <w:rFonts w:cs="BRH Malayalam Extra"/>
@@ -10916,16 +10562,7 @@
                 <w:color w:val="000000"/>
                 <w:szCs w:val="32"/>
               </w:rPr>
-              <w:t>[</w:t>
-            </w:r>
-            <w:proofErr w:type="gramEnd"/>
-            <w:r>
-              <w:rPr>
-                <w:rFonts w:cs="BRH Malayalam Extra"/>
-                <w:color w:val="000000"/>
-                <w:szCs w:val="32"/>
-              </w:rPr>
-              <w:t>P7</w:t>
+              <w:t>[P7</w:t>
             </w:r>
             <w:r>
               <w:rPr>
@@ -11345,7 +10982,6 @@
               </w:rPr>
               <w:t>(</w:t>
             </w:r>
-            <w:proofErr w:type="gramStart"/>
             <w:r>
               <w:rPr>
                 <w:rFonts w:cs="BRH Malayalam Extra"/>
@@ -11369,16 +11005,7 @@
                 <w:color w:val="000000"/>
                 <w:szCs w:val="32"/>
               </w:rPr>
-              <w:t>[</w:t>
-            </w:r>
-            <w:proofErr w:type="gramEnd"/>
-            <w:r>
-              <w:rPr>
-                <w:rFonts w:cs="BRH Malayalam Extra"/>
-                <w:color w:val="000000"/>
-                <w:szCs w:val="32"/>
-              </w:rPr>
-              <w:t>P7</w:t>
+              <w:t>[P7</w:t>
             </w:r>
             <w:r>
               <w:rPr>
@@ -11899,9 +11526,9 @@
                 <w:sz w:val="32"/>
                 <w:szCs w:val="32"/>
               </w:rPr>
+              <w:lastRenderedPageBreak/>
               <w:t>(</w:t>
             </w:r>
-            <w:proofErr w:type="gramStart"/>
             <w:r>
               <w:rPr>
                 <w:rFonts w:cs="BRH Malayalam Extra"/>
@@ -11922,15 +11549,7 @@
                 <w:rFonts w:cs="BRH Malayalam Extra"/>
                 <w:szCs w:val="32"/>
               </w:rPr>
-              <w:t>[</w:t>
-            </w:r>
-            <w:proofErr w:type="gramEnd"/>
-            <w:r>
-              <w:rPr>
-                <w:rFonts w:cs="BRH Malayalam Extra"/>
-                <w:szCs w:val="32"/>
-              </w:rPr>
-              <w:t>P7</w:t>
+              <w:t>[P7</w:t>
             </w:r>
             <w:r>
               <w:rPr>
@@ -12281,7 +11900,6 @@
                 <w:sz w:val="32"/>
                 <w:szCs w:val="32"/>
               </w:rPr>
-              <w:lastRenderedPageBreak/>
               <w:t>s—Iöe</w:t>
             </w:r>
             <w:r>
@@ -12496,7 +12114,6 @@
               </w:rPr>
               <w:t>(</w:t>
             </w:r>
-            <w:proofErr w:type="gramStart"/>
             <w:r>
               <w:rPr>
                 <w:rFonts w:cs="BRH Malayalam Extra"/>
@@ -12517,15 +12134,7 @@
                 <w:rFonts w:cs="BRH Malayalam Extra"/>
                 <w:szCs w:val="32"/>
               </w:rPr>
-              <w:t>[</w:t>
-            </w:r>
-            <w:proofErr w:type="gramEnd"/>
-            <w:r>
-              <w:rPr>
-                <w:rFonts w:cs="BRH Malayalam Extra"/>
-                <w:szCs w:val="32"/>
-              </w:rPr>
-              <w:t>P7</w:t>
+              <w:t>[P7</w:t>
             </w:r>
             <w:r>
               <w:rPr>
@@ -12850,7 +12459,6 @@
               <w:lastRenderedPageBreak/>
               <w:t>(</w:t>
             </w:r>
-            <w:proofErr w:type="gramStart"/>
             <w:r>
               <w:rPr>
                 <w:rFonts w:cs="BRH Malayalam Extra"/>
@@ -12874,16 +12482,7 @@
                 <w:color w:val="000000"/>
                 <w:szCs w:val="32"/>
               </w:rPr>
-              <w:t>[</w:t>
-            </w:r>
-            <w:proofErr w:type="gramEnd"/>
-            <w:r>
-              <w:rPr>
-                <w:rFonts w:cs="BRH Malayalam Extra"/>
-                <w:color w:val="000000"/>
-                <w:szCs w:val="32"/>
-              </w:rPr>
-              <w:t>P13</w:t>
+              <w:t>[P13</w:t>
             </w:r>
             <w:r>
               <w:rPr>
@@ -13383,7 +12982,6 @@
               </w:rPr>
               <w:t>(</w:t>
             </w:r>
-            <w:proofErr w:type="gramStart"/>
             <w:r>
               <w:rPr>
                 <w:rFonts w:cs="BRH Malayalam Extra"/>
@@ -13407,16 +13005,7 @@
                 <w:color w:val="000000"/>
                 <w:szCs w:val="32"/>
               </w:rPr>
-              <w:t>[</w:t>
-            </w:r>
-            <w:proofErr w:type="gramEnd"/>
-            <w:r>
-              <w:rPr>
-                <w:rFonts w:cs="BRH Malayalam Extra"/>
-                <w:color w:val="000000"/>
-                <w:szCs w:val="32"/>
-              </w:rPr>
-              <w:t>P13</w:t>
+              <w:t>[P13</w:t>
             </w:r>
             <w:r>
               <w:rPr>
@@ -13939,7 +13528,6 @@
               </w:rPr>
               <w:t>(</w:t>
             </w:r>
-            <w:proofErr w:type="gramStart"/>
             <w:r>
               <w:rPr>
                 <w:rFonts w:cs="BRH Malayalam Extra"/>
@@ -13963,16 +13551,7 @@
                 <w:color w:val="000000"/>
                 <w:szCs w:val="32"/>
               </w:rPr>
-              <w:t>[</w:t>
-            </w:r>
-            <w:proofErr w:type="gramEnd"/>
-            <w:r>
-              <w:rPr>
-                <w:rFonts w:cs="BRH Malayalam Extra"/>
-                <w:color w:val="000000"/>
-                <w:szCs w:val="32"/>
-              </w:rPr>
-              <w:t>P18</w:t>
+              <w:t>[P18</w:t>
             </w:r>
             <w:r>
               <w:rPr>
@@ -14218,7 +13797,6 @@
               </w:rPr>
               <w:t>(</w:t>
             </w:r>
-            <w:proofErr w:type="gramStart"/>
             <w:r>
               <w:rPr>
                 <w:rFonts w:cs="BRH Malayalam Extra"/>
@@ -14242,16 +13820,7 @@
                 <w:color w:val="000000"/>
                 <w:szCs w:val="32"/>
               </w:rPr>
-              <w:t>[</w:t>
-            </w:r>
-            <w:proofErr w:type="gramEnd"/>
-            <w:r>
-              <w:rPr>
-                <w:rFonts w:cs="BRH Malayalam Extra"/>
-                <w:color w:val="000000"/>
-                <w:szCs w:val="32"/>
-              </w:rPr>
-              <w:t>P18</w:t>
+              <w:t>[P18</w:t>
             </w:r>
             <w:r>
               <w:rPr>
@@ -14511,7 +14080,6 @@
               </w:rPr>
               <w:t>(</w:t>
             </w:r>
-            <w:proofErr w:type="gramStart"/>
             <w:r>
               <w:rPr>
                 <w:rFonts w:cs="BRH Malayalam Extra"/>
@@ -14535,16 +14103,7 @@
                 <w:color w:val="000000"/>
                 <w:szCs w:val="32"/>
               </w:rPr>
-              <w:t>[</w:t>
-            </w:r>
-            <w:proofErr w:type="gramEnd"/>
-            <w:r>
-              <w:rPr>
-                <w:rFonts w:cs="BRH Malayalam Extra"/>
-                <w:color w:val="000000"/>
-                <w:szCs w:val="32"/>
-              </w:rPr>
-              <w:t>P19</w:t>
+              <w:t>[P19</w:t>
             </w:r>
             <w:r>
               <w:rPr>
@@ -14963,9 +14522,9 @@
                 <w:sz w:val="32"/>
                 <w:szCs w:val="32"/>
               </w:rPr>
+              <w:lastRenderedPageBreak/>
               <w:t>(</w:t>
             </w:r>
-            <w:proofErr w:type="gramStart"/>
             <w:r>
               <w:rPr>
                 <w:rFonts w:cs="BRH Malayalam Extra"/>
@@ -14989,16 +14548,7 @@
                 <w:color w:val="000000"/>
                 <w:szCs w:val="32"/>
               </w:rPr>
-              <w:t>[</w:t>
-            </w:r>
-            <w:proofErr w:type="gramEnd"/>
-            <w:r>
-              <w:rPr>
-                <w:rFonts w:cs="BRH Malayalam Extra"/>
-                <w:color w:val="000000"/>
-                <w:szCs w:val="32"/>
-              </w:rPr>
-              <w:t>P19</w:t>
+              <w:t>[P19</w:t>
             </w:r>
             <w:r>
               <w:rPr>
@@ -15233,9 +14783,9 @@
                 <w:sz w:val="32"/>
                 <w:szCs w:val="32"/>
               </w:rPr>
+              <w:lastRenderedPageBreak/>
               <w:t>(</w:t>
             </w:r>
-            <w:proofErr w:type="gramStart"/>
             <w:r>
               <w:rPr>
                 <w:rFonts w:cs="BRH Malayalam Extra"/>
@@ -15259,16 +14809,7 @@
                 <w:color w:val="000000"/>
                 <w:szCs w:val="32"/>
               </w:rPr>
-              <w:t>[</w:t>
-            </w:r>
-            <w:proofErr w:type="gramEnd"/>
-            <w:r>
-              <w:rPr>
-                <w:rFonts w:cs="BRH Malayalam Extra"/>
-                <w:color w:val="000000"/>
-                <w:szCs w:val="32"/>
-              </w:rPr>
-              <w:t>P19</w:t>
+              <w:t>[P19</w:t>
             </w:r>
             <w:r>
               <w:rPr>
@@ -15663,9 +15204,9 @@
                 <w:sz w:val="32"/>
                 <w:szCs w:val="32"/>
               </w:rPr>
+              <w:lastRenderedPageBreak/>
               <w:t>(</w:t>
             </w:r>
-            <w:proofErr w:type="gramStart"/>
             <w:r>
               <w:rPr>
                 <w:rFonts w:cs="BRH Malayalam Extra"/>
@@ -15689,16 +15230,7 @@
                 <w:color w:val="000000"/>
                 <w:szCs w:val="32"/>
               </w:rPr>
-              <w:t>[</w:t>
-            </w:r>
-            <w:proofErr w:type="gramEnd"/>
-            <w:r>
-              <w:rPr>
-                <w:rFonts w:cs="BRH Malayalam Extra"/>
-                <w:color w:val="000000"/>
-                <w:szCs w:val="32"/>
-              </w:rPr>
-              <w:t>P19</w:t>
+              <w:t>[P19</w:t>
             </w:r>
             <w:r>
               <w:rPr>
@@ -19846,7 +19378,6 @@
               </w:rPr>
               <w:t>(</w:t>
             </w:r>
-            <w:proofErr w:type="gramStart"/>
             <w:r>
               <w:rPr>
                 <w:rFonts w:cs="BRH Malayalam Extra"/>
@@ -19870,16 +19401,7 @@
                 <w:color w:val="000000"/>
                 <w:szCs w:val="32"/>
               </w:rPr>
-              <w:t>[</w:t>
-            </w:r>
-            <w:proofErr w:type="gramEnd"/>
-            <w:r>
-              <w:rPr>
-                <w:rFonts w:cs="BRH Malayalam Extra"/>
-                <w:color w:val="000000"/>
-                <w:szCs w:val="32"/>
-              </w:rPr>
-              <w:t>P28</w:t>
+              <w:t>[P28</w:t>
             </w:r>
             <w:r>
               <w:rPr>
@@ -20484,7 +20006,6 @@
               </w:rPr>
               <w:t>(</w:t>
             </w:r>
-            <w:proofErr w:type="gramStart"/>
             <w:r>
               <w:rPr>
                 <w:rFonts w:cs="BRH Malayalam Extra"/>
@@ -20508,16 +20029,7 @@
                 <w:color w:val="000000"/>
                 <w:szCs w:val="32"/>
               </w:rPr>
-              <w:t>[</w:t>
-            </w:r>
-            <w:proofErr w:type="gramEnd"/>
-            <w:r>
-              <w:rPr>
-                <w:rFonts w:cs="BRH Malayalam Extra"/>
-                <w:color w:val="000000"/>
-                <w:szCs w:val="32"/>
-              </w:rPr>
-              <w:t>P28</w:t>
+              <w:t>[P28</w:t>
             </w:r>
             <w:r>
               <w:rPr>
@@ -21191,7 +20703,6 @@
               </w:rPr>
               <w:t>(</w:t>
             </w:r>
-            <w:proofErr w:type="gramStart"/>
             <w:r>
               <w:rPr>
                 <w:rFonts w:cs="BRH Malayalam Extra"/>
@@ -21215,16 +20726,7 @@
                 <w:color w:val="000000"/>
                 <w:szCs w:val="32"/>
               </w:rPr>
-              <w:t>[</w:t>
-            </w:r>
-            <w:proofErr w:type="gramEnd"/>
-            <w:r>
-              <w:rPr>
-                <w:rFonts w:cs="BRH Malayalam Extra"/>
-                <w:color w:val="000000"/>
-                <w:szCs w:val="32"/>
-              </w:rPr>
-              <w:t>P28</w:t>
+              <w:t>[P28</w:t>
             </w:r>
             <w:r>
               <w:rPr>
@@ -21836,7 +21338,6 @@
               </w:rPr>
               <w:t>(</w:t>
             </w:r>
-            <w:proofErr w:type="gramStart"/>
             <w:r>
               <w:rPr>
                 <w:rFonts w:cs="BRH Malayalam Extra"/>
@@ -21860,16 +21361,7 @@
                 <w:color w:val="000000"/>
                 <w:szCs w:val="32"/>
               </w:rPr>
-              <w:t>[</w:t>
-            </w:r>
-            <w:proofErr w:type="gramEnd"/>
-            <w:r>
-              <w:rPr>
-                <w:rFonts w:cs="BRH Malayalam Extra"/>
-                <w:color w:val="000000"/>
-                <w:szCs w:val="32"/>
-              </w:rPr>
-              <w:t>P30</w:t>
+              <w:t>[P30</w:t>
             </w:r>
             <w:r>
               <w:rPr>
@@ -22133,7 +21625,6 @@
               </w:rPr>
               <w:t>(</w:t>
             </w:r>
-            <w:proofErr w:type="gramStart"/>
             <w:r>
               <w:rPr>
                 <w:rFonts w:cs="BRH Malayalam Extra"/>
@@ -22157,16 +21648,7 @@
                 <w:color w:val="000000"/>
                 <w:szCs w:val="32"/>
               </w:rPr>
-              <w:t>[</w:t>
-            </w:r>
-            <w:proofErr w:type="gramEnd"/>
-            <w:r>
-              <w:rPr>
-                <w:rFonts w:cs="BRH Malayalam Extra"/>
-                <w:color w:val="000000"/>
-                <w:szCs w:val="32"/>
-              </w:rPr>
-              <w:t>P30</w:t>
+              <w:t>[P30</w:t>
             </w:r>
             <w:r>
               <w:rPr>
@@ -24375,7 +23857,6 @@
               <w:lastRenderedPageBreak/>
               <w:t>(</w:t>
             </w:r>
-            <w:proofErr w:type="gramStart"/>
             <w:r>
               <w:rPr>
                 <w:rFonts w:cs="BRH Malayalam Extra"/>
@@ -24399,16 +23880,7 @@
                 <w:color w:val="000000"/>
                 <w:szCs w:val="32"/>
               </w:rPr>
-              <w:t>[</w:t>
-            </w:r>
-            <w:proofErr w:type="gramEnd"/>
-            <w:r>
-              <w:rPr>
-                <w:rFonts w:cs="BRH Malayalam Extra"/>
-                <w:color w:val="000000"/>
-                <w:szCs w:val="32"/>
-              </w:rPr>
-              <w:t>P31</w:t>
+              <w:t>[P31</w:t>
             </w:r>
             <w:r>
               <w:rPr>
@@ -24884,7 +24356,6 @@
               </w:rPr>
               <w:t>(</w:t>
             </w:r>
-            <w:proofErr w:type="gramStart"/>
             <w:r>
               <w:rPr>
                 <w:rFonts w:cs="BRH Malayalam Extra"/>
@@ -24908,16 +24379,7 @@
                 <w:color w:val="000000"/>
                 <w:szCs w:val="32"/>
               </w:rPr>
-              <w:t>[</w:t>
-            </w:r>
-            <w:proofErr w:type="gramEnd"/>
-            <w:r>
-              <w:rPr>
-                <w:rFonts w:cs="BRH Malayalam Extra"/>
-                <w:color w:val="000000"/>
-                <w:szCs w:val="32"/>
-              </w:rPr>
-              <w:t>P31</w:t>
+              <w:t>[P31</w:t>
             </w:r>
             <w:r>
               <w:rPr>
@@ -25172,7 +24634,6 @@
               </w:rPr>
               <w:t>(</w:t>
             </w:r>
-            <w:proofErr w:type="gramStart"/>
             <w:r>
               <w:rPr>
                 <w:rFonts w:cs="BRH Malayalam Extra"/>
@@ -25196,16 +24657,7 @@
                 <w:color w:val="000000"/>
                 <w:szCs w:val="32"/>
               </w:rPr>
-              <w:t>[</w:t>
-            </w:r>
-            <w:proofErr w:type="gramEnd"/>
-            <w:r>
-              <w:rPr>
-                <w:rFonts w:cs="BRH Malayalam Extra"/>
-                <w:color w:val="000000"/>
-                <w:szCs w:val="32"/>
-              </w:rPr>
-              <w:t>P31</w:t>
+              <w:t>[P31</w:t>
             </w:r>
             <w:r>
               <w:rPr>
@@ -25674,7 +25126,6 @@
               </w:rPr>
               <w:t>(</w:t>
             </w:r>
-            <w:proofErr w:type="gramStart"/>
             <w:r>
               <w:rPr>
                 <w:rFonts w:cs="BRH Malayalam Extra"/>
@@ -25698,16 +25149,7 @@
                 <w:color w:val="000000"/>
                 <w:szCs w:val="32"/>
               </w:rPr>
-              <w:t>[</w:t>
-            </w:r>
-            <w:proofErr w:type="gramEnd"/>
-            <w:r>
-              <w:rPr>
-                <w:rFonts w:cs="BRH Malayalam Extra"/>
-                <w:color w:val="000000"/>
-                <w:szCs w:val="32"/>
-              </w:rPr>
-              <w:t>P31</w:t>
+              <w:t>[P31</w:t>
             </w:r>
             <w:r>
               <w:rPr>
@@ -25958,7 +25400,6 @@
               </w:rPr>
               <w:t>(</w:t>
             </w:r>
-            <w:proofErr w:type="gramStart"/>
             <w:r>
               <w:rPr>
                 <w:rFonts w:cs="BRH Malayalam Extra"/>
@@ -25982,16 +25423,7 @@
                 <w:color w:val="000000"/>
                 <w:szCs w:val="32"/>
               </w:rPr>
-              <w:t>[</w:t>
-            </w:r>
-            <w:proofErr w:type="gramEnd"/>
-            <w:r>
-              <w:rPr>
-                <w:rFonts w:cs="BRH Malayalam Extra"/>
-                <w:color w:val="000000"/>
-                <w:szCs w:val="32"/>
-              </w:rPr>
-              <w:t>P39</w:t>
+              <w:t>[P39</w:t>
             </w:r>
             <w:r>
               <w:rPr>
@@ -26411,7 +25843,6 @@
               </w:rPr>
               <w:t>(</w:t>
             </w:r>
-            <w:proofErr w:type="gramStart"/>
             <w:r>
               <w:rPr>
                 <w:rFonts w:cs="BRH Malayalam Extra"/>
@@ -26435,16 +25866,7 @@
                 <w:color w:val="000000"/>
                 <w:szCs w:val="32"/>
               </w:rPr>
-              <w:t>[</w:t>
-            </w:r>
-            <w:proofErr w:type="gramEnd"/>
-            <w:r>
-              <w:rPr>
-                <w:rFonts w:cs="BRH Malayalam Extra"/>
-                <w:color w:val="000000"/>
-                <w:szCs w:val="32"/>
-              </w:rPr>
-              <w:t>P39</w:t>
+              <w:t>[P39</w:t>
             </w:r>
             <w:r>
               <w:rPr>
@@ -27347,7 +26769,6 @@
               </w:rPr>
               <w:t>(</w:t>
             </w:r>
-            <w:proofErr w:type="gramStart"/>
             <w:r>
               <w:rPr>
                 <w:rFonts w:cs="BRH Malayalam Extra"/>
@@ -27371,16 +26792,7 @@
                 <w:color w:val="000000"/>
                 <w:szCs w:val="32"/>
               </w:rPr>
-              <w:t>[</w:t>
-            </w:r>
-            <w:proofErr w:type="gramEnd"/>
-            <w:r>
-              <w:rPr>
-                <w:rFonts w:cs="BRH Malayalam Extra"/>
-                <w:color w:val="000000"/>
-                <w:szCs w:val="32"/>
-              </w:rPr>
-              <w:t>P44</w:t>
+              <w:t>[P44</w:t>
             </w:r>
             <w:r>
               <w:rPr>
@@ -27619,7 +27031,6 @@
               </w:rPr>
               <w:t>(</w:t>
             </w:r>
-            <w:proofErr w:type="gramStart"/>
             <w:r>
               <w:rPr>
                 <w:rFonts w:cs="BRH Malayalam Extra"/>
@@ -27643,16 +27054,7 @@
                 <w:color w:val="000000"/>
                 <w:szCs w:val="32"/>
               </w:rPr>
-              <w:t>[</w:t>
-            </w:r>
-            <w:proofErr w:type="gramEnd"/>
-            <w:r>
-              <w:rPr>
-                <w:rFonts w:cs="BRH Malayalam Extra"/>
-                <w:color w:val="000000"/>
-                <w:szCs w:val="32"/>
-              </w:rPr>
-              <w:t>P44</w:t>
+              <w:t>[P44</w:t>
             </w:r>
             <w:r>
               <w:rPr>
@@ -28452,7 +27854,6 @@
         </w:rPr>
         <w:t xml:space="preserve">TS </w:t>
       </w:r>
-      <w:proofErr w:type="gramStart"/>
       <w:r>
         <w:rPr>
           <w:b/>
@@ -28491,18 +27892,7 @@
           <w:szCs w:val="32"/>
           <w:u w:val="single"/>
         </w:rPr>
-        <w:t>–</w:t>
-      </w:r>
-      <w:proofErr w:type="gramEnd"/>
-      <w:r>
-        <w:rPr>
-          <w:b/>
-          <w:bCs/>
-          <w:sz w:val="32"/>
-          <w:szCs w:val="32"/>
-          <w:u w:val="single"/>
-        </w:rPr>
-        <w:t xml:space="preserve"> TS </w:t>
+        <w:t xml:space="preserve">– TS </w:t>
       </w:r>
       <w:r>
         <w:rPr>
